--- a/Database Management/Database Management.docx
+++ b/Database Management/Database Management.docx
@@ -1,6 +1,6 @@
 
 <file path=word/document.xml><?xml version="1.0" encoding="utf-8"?>
-<w:document xmlns:wpc="http://schemas.microsoft.com/office/word/2010/wordprocessingCanvas" xmlns:cx="http://schemas.microsoft.com/office/drawing/2014/chartex" xmlns:cx1="http://schemas.microsoft.com/office/drawing/2015/9/8/chartex" xmlns:cx2="http://schemas.microsoft.com/office/drawing/2015/10/21/chartex" xmlns:cx3="http://schemas.microsoft.com/office/drawing/2016/5/9/chartex" xmlns:cx4="http://schemas.microsoft.com/office/drawing/2016/5/10/chartex" xmlns:cx5="http://schemas.microsoft.com/office/drawing/2016/5/11/chartex" xmlns:cx6="http://schemas.microsoft.com/office/drawing/2016/5/12/chartex" xmlns:cx7="http://schemas.microsoft.com/office/drawing/2016/5/13/chartex" xmlns:cx8="http://schemas.microsoft.com/office/drawing/2016/5/14/chartex" xmlns:mc="http://schemas.openxmlformats.org/markup-compatibility/2006" xmlns:aink="http://schemas.microsoft.com/office/drawing/2016/ink" xmlns:am3d="http://schemas.microsoft.com/office/drawing/2017/model3d" xmlns:o="urn:schemas-microsoft-com:office:office" xmlns:oel="http://schemas.microsoft.com/office/2019/extlst" xmlns:r="http://schemas.openxmlformats.org/officeDocument/2006/relationships" xmlns:m="http://schemas.openxmlformats.org/officeDocument/2006/math" xmlns:v="urn:schemas-microsoft-com:vml" xmlns:wp14="http://schemas.microsoft.com/office/word/2010/wordprocessingDrawing" xmlns:wp="http://schemas.openxmlformats.org/drawingml/2006/wordprocessingDrawing" xmlns:w10="urn:schemas-microsoft-com:office:word" xmlns:w="http://schemas.openxmlformats.org/wordprocessingml/2006/main" xmlns:w14="http://schemas.microsoft.com/office/word/2010/wordml" xmlns:w15="http://schemas.microsoft.com/office/word/2012/wordml" xmlns:w16cex="http://schemas.microsoft.com/office/word/2018/wordml/cex" xmlns:w16cid="http://schemas.microsoft.com/office/word/2016/wordml/cid" xmlns:w16="http://schemas.microsoft.com/office/word/2018/wordml" xmlns:w16sdtdh="http://schemas.microsoft.com/office/word/2020/wordml/sdtdatahash" xmlns:w16se="http://schemas.microsoft.com/office/word/2015/wordml/symex" xmlns:wpg="http://schemas.microsoft.com/office/word/2010/wordprocessingGroup" xmlns:wpi="http://schemas.microsoft.com/office/word/2010/wordprocessingInk" xmlns:wne="http://schemas.microsoft.com/office/word/2006/wordml" xmlns:wps="http://schemas.microsoft.com/office/word/2010/wordprocessingShape" mc:Ignorable="w14 w15 w16se w16cid w16 w16cex w16sdtdh wp14">
+<w:document xmlns:wpc="http://schemas.microsoft.com/office/word/2010/wordprocessingCanvas" xmlns:cx="http://schemas.microsoft.com/office/drawing/2014/chartex" xmlns:cx1="http://schemas.microsoft.com/office/drawing/2015/9/8/chartex" xmlns:cx2="http://schemas.microsoft.com/office/drawing/2015/10/21/chartex" xmlns:cx3="http://schemas.microsoft.com/office/drawing/2016/5/9/chartex" xmlns:cx4="http://schemas.microsoft.com/office/drawing/2016/5/10/chartex" xmlns:cx5="http://schemas.microsoft.com/office/drawing/2016/5/11/chartex" xmlns:cx6="http://schemas.microsoft.com/office/drawing/2016/5/12/chartex" xmlns:cx7="http://schemas.microsoft.com/office/drawing/2016/5/13/chartex" xmlns:cx8="http://schemas.microsoft.com/office/drawing/2016/5/14/chartex" xmlns:mc="http://schemas.openxmlformats.org/markup-compatibility/2006" xmlns:aink="http://schemas.microsoft.com/office/drawing/2016/ink" xmlns:am3d="http://schemas.microsoft.com/office/drawing/2017/model3d" xmlns:o="urn:schemas-microsoft-com:office:office" xmlns:oel="http://schemas.microsoft.com/office/2019/extlst" xmlns:r="http://schemas.openxmlformats.org/officeDocument/2006/relationships" xmlns:m="http://schemas.openxmlformats.org/officeDocument/2006/math" xmlns:v="urn:schemas-microsoft-com:vml" xmlns:wp14="http://schemas.microsoft.com/office/word/2010/wordprocessingDrawing" xmlns:wp="http://schemas.openxmlformats.org/drawingml/2006/wordprocessingDrawing" xmlns:w10="urn:schemas-microsoft-com:office:word" xmlns:w="http://schemas.openxmlformats.org/wordprocessingml/2006/main" xmlns:w14="http://schemas.microsoft.com/office/word/2010/wordml" xmlns:w15="http://schemas.microsoft.com/office/word/2012/wordml" xmlns:w16cex="http://schemas.microsoft.com/office/word/2018/wordml/cex" xmlns:w16cid="http://schemas.microsoft.com/office/word/2016/wordml/cid" xmlns:w16="http://schemas.microsoft.com/office/word/2018/wordml" xmlns:w16du="http://schemas.microsoft.com/office/word/2023/wordml/word16du" xmlns:w16sdtdh="http://schemas.microsoft.com/office/word/2020/wordml/sdtdatahash" xmlns:w16sdtfl="http://schemas.microsoft.com/office/word/2024/wordml/sdtformatlock" xmlns:w16se="http://schemas.microsoft.com/office/word/2015/wordml/symex" xmlns:wpg="http://schemas.microsoft.com/office/word/2010/wordprocessingGroup" xmlns:wpi="http://schemas.microsoft.com/office/word/2010/wordprocessingInk" xmlns:wne="http://schemas.microsoft.com/office/word/2006/wordml" xmlns:wps="http://schemas.microsoft.com/office/word/2010/wordprocessingShape" mc:Ignorable="w14 w15 w16se w16cid w16 w16cex w16sdtdh w16sdtfl w16du wp14">
   <w:body>
     <w:sdt>
       <w:sdtPr>
@@ -5097,6 +5097,13 @@
           </w:hyperlink>
         </w:p>
         <w:p>
+          <w:pPr>
+            <w:rPr>
+              <w:b/>
+              <w:bCs/>
+              <w:noProof/>
+            </w:rPr>
+          </w:pPr>
           <w:r>
             <w:rPr>
               <w:b/>
@@ -5108,2167 +5115,29 @@
         </w:p>
       </w:sdtContent>
     </w:sdt>
-    <w:p/>
-    <w:p>
-      <w:pPr>
-        <w:rPr>
-          <w:rFonts w:eastAsiaTheme="majorEastAsia" w:cstheme="majorBidi"/>
-          <w:b/>
-          <w:szCs w:val="32"/>
-        </w:rPr>
-      </w:pPr>
+    <w:p>
+      <w:r>
+        <w:br w:type="page"/>
+      </w:r>
+    </w:p>
+    <w:p>
+      <w:pPr>
+        <w:pStyle w:val="Heading1"/>
+      </w:pPr>
+      <w:bookmarkStart w:id="0" w:name="_Toc123505640"/>
       <w:r>
         <w:lastRenderedPageBreak/>
-        <w:br w:type="page"/>
-      </w:r>
-    </w:p>
-    <w:p>
-      <w:pPr>
-        <w:pStyle w:val="Heading1"/>
-      </w:pPr>
-      <w:bookmarkStart w:id="0" w:name="_Toc123505614"/>
-      <w:r>
-        <w:lastRenderedPageBreak/>
-        <w:t>Introduction to DBMS</w:t>
+        <w:t>Relationships</w:t>
+      </w:r>
+    </w:p>
+    <w:p>
+      <w:pPr>
+        <w:pStyle w:val="Heading2"/>
+      </w:pPr>
+      <w:r>
+        <w:t>Specialization</w:t>
       </w:r>
       <w:bookmarkEnd w:id="0"/>
-    </w:p>
-    <w:p>
-      <w:pPr>
-        <w:pStyle w:val="Heading2"/>
-      </w:pPr>
-      <w:bookmarkStart w:id="1" w:name="_Toc123505615"/>
-      <w:r>
-        <w:t>Data</w:t>
-      </w:r>
-      <w:bookmarkEnd w:id="1"/>
-    </w:p>
-    <w:p>
-      <w:r>
-        <w:t xml:space="preserve">Any raw and unprocessed fact that we can record is known as data. </w:t>
-      </w:r>
-    </w:p>
-    <w:p>
-      <w:r>
-        <w:t xml:space="preserve">Example - New Delhi, India </w:t>
-      </w:r>
-    </w:p>
-    <w:p>
-      <w:pPr>
-        <w:pStyle w:val="Heading2"/>
-      </w:pPr>
-      <w:bookmarkStart w:id="2" w:name="_Toc123505616"/>
-      <w:r>
-        <w:t>Information</w:t>
-      </w:r>
-      <w:bookmarkEnd w:id="2"/>
-    </w:p>
-    <w:p>
-      <w:r>
-        <w:t>When we process the data to get meaningful facts.</w:t>
-      </w:r>
-    </w:p>
-    <w:p>
-      <w:r>
-        <w:t xml:space="preserve">Example - </w:t>
-      </w:r>
-      <w:r>
-        <w:t>New Delhi is the capital of India.</w:t>
-      </w:r>
-    </w:p>
-    <w:p>
-      <w:pPr>
-        <w:pStyle w:val="Heading2"/>
-      </w:pPr>
-      <w:bookmarkStart w:id="3" w:name="_Toc123505617"/>
-      <w:r>
-        <w:t>Database</w:t>
-      </w:r>
-      <w:bookmarkEnd w:id="3"/>
-    </w:p>
-    <w:p>
-      <w:r>
-        <w:t>A collection of related data organised in a way that data can be easily accessed, managed and updated.</w:t>
-      </w:r>
-    </w:p>
-    <w:p>
-      <w:r>
-        <w:t xml:space="preserve">Database can contain the both structured and unstructed </w:t>
-      </w:r>
-      <w:r>
-        <w:t>data. Relational</w:t>
-      </w:r>
-      <w:r>
-        <w:t xml:space="preserve"> databases contain only structured data (</w:t>
-      </w:r>
-      <w:r>
-        <w:t>MySQL,</w:t>
-      </w:r>
-      <w:r>
-        <w:t xml:space="preserve"> MS SQL) whereas NoSQL (MongoDB) can contain the unstructured data.</w:t>
-      </w:r>
-    </w:p>
-    <w:p>
-      <w:pPr>
-        <w:pStyle w:val="Heading2"/>
-      </w:pPr>
-      <w:bookmarkStart w:id="4" w:name="_Toc123505618"/>
-      <w:r>
-        <w:t>Database Management System</w:t>
-      </w:r>
-      <w:bookmarkEnd w:id="4"/>
-    </w:p>
-    <w:p>
-      <w:r>
-        <w:t>DBMS provides users with an interface or a tool, to perform various operations like creating a database, storing data in it, updating data, creating tables in the database.</w:t>
-      </w:r>
-    </w:p>
-    <w:p>
-      <w:r>
-        <w:t xml:space="preserve">Example - </w:t>
-      </w:r>
-      <w:r>
-        <w:t>MySQL, PostgreSQL, Microsoft Access, Oracle, MongoDB, Cassandra.</w:t>
-      </w:r>
-    </w:p>
-    <w:p>
-      <w:r>
-        <w:t>In DBMS we have users who write queries using some query language for example SQL (Structured Query Language).</w:t>
-      </w:r>
-    </w:p>
-    <w:p>
-      <w:pPr>
-        <w:pStyle w:val="Heading2"/>
-      </w:pPr>
-      <w:bookmarkStart w:id="5" w:name="_Toc123505619"/>
-      <w:r>
-        <w:t>Need for DBMS</w:t>
-      </w:r>
-      <w:bookmarkEnd w:id="5"/>
-    </w:p>
-    <w:p>
-      <w:r>
-        <w:t xml:space="preserve"> </w:t>
-      </w:r>
-      <w:r>
-        <w:t>Before DBMS we were using the file system approach.</w:t>
-      </w:r>
-    </w:p>
-    <w:p>
-      <w:r>
-        <w:t xml:space="preserve">But it has </w:t>
-      </w:r>
-      <w:r>
-        <w:t xml:space="preserve">drwabacks like </w:t>
-      </w:r>
-      <w:r>
-        <w:t>redundancy,</w:t>
-      </w:r>
-      <w:r>
-        <w:t xml:space="preserve"> </w:t>
-      </w:r>
-      <w:r>
-        <w:t>inconsistency,</w:t>
-      </w:r>
-      <w:r>
-        <w:t xml:space="preserve"> </w:t>
-      </w:r>
-      <w:r>
-        <w:t xml:space="preserve">back up and </w:t>
-      </w:r>
-      <w:r>
-        <w:t>recovery,</w:t>
-      </w:r>
-      <w:r>
-        <w:t xml:space="preserve"> unauthorized access.</w:t>
-      </w:r>
-    </w:p>
-    <w:p>
-      <w:pPr>
-        <w:pStyle w:val="Heading1"/>
-      </w:pPr>
-      <w:bookmarkStart w:id="6" w:name="_Toc123505620"/>
-      <w:r>
-        <w:t>Data Models</w:t>
-      </w:r>
-      <w:r>
-        <w:t xml:space="preserve"> and Schema</w:t>
-      </w:r>
-      <w:bookmarkEnd w:id="6"/>
-    </w:p>
-    <w:p>
-      <w:pPr>
-        <w:pStyle w:val="Heading2"/>
-      </w:pPr>
-      <w:bookmarkStart w:id="7" w:name="_Toc123505621"/>
-      <w:r>
-        <w:t>Data Model</w:t>
-      </w:r>
-      <w:bookmarkEnd w:id="7"/>
-    </w:p>
-    <w:p>
-      <w:r>
-        <w:t xml:space="preserve">It describes how data is </w:t>
-      </w:r>
-      <w:r>
-        <w:t>stored, connected, accessed</w:t>
-      </w:r>
-      <w:r>
-        <w:t xml:space="preserve"> and updated.</w:t>
-      </w:r>
-    </w:p>
-    <w:p>
-      <w:r>
-        <w:t>It is classified into 3 types:</w:t>
-      </w:r>
-    </w:p>
-    <w:p>
-      <w:pPr>
-        <w:pStyle w:val="Heading3"/>
-      </w:pPr>
-      <w:bookmarkStart w:id="8" w:name="_Toc123505622"/>
-      <w:r>
-        <w:t>Conceptual Data Model</w:t>
-      </w:r>
-      <w:bookmarkEnd w:id="8"/>
-      <w:r>
-        <w:t xml:space="preserve"> </w:t>
-      </w:r>
-    </w:p>
-    <w:p>
-      <w:r>
-        <w:t>Describes the database at very high level through the E-R diagrams</w:t>
-      </w:r>
-    </w:p>
-    <w:p>
-      <w:pPr>
-        <w:pStyle w:val="Heading3"/>
-      </w:pPr>
-      <w:bookmarkStart w:id="9" w:name="_Toc123505623"/>
-      <w:r>
-        <w:t>Representational Data Model</w:t>
-      </w:r>
-      <w:bookmarkEnd w:id="9"/>
-    </w:p>
-    <w:p>
-      <w:r>
-        <w:cr/>
-      </w:r>
-      <w:r>
-        <w:t>It focuses on the design part (or logic) of the database. (</w:t>
-      </w:r>
-      <w:r>
-        <w:t>Datatypes,</w:t>
-      </w:r>
-      <w:r>
-        <w:t xml:space="preserve"> ranges etc)</w:t>
-      </w:r>
-    </w:p>
-    <w:p>
-      <w:pPr>
-        <w:pStyle w:val="Heading3"/>
-      </w:pPr>
-      <w:bookmarkStart w:id="10" w:name="_Toc123505624"/>
-      <w:r>
-        <w:t>Physical Data Model</w:t>
-      </w:r>
-      <w:bookmarkEnd w:id="10"/>
-    </w:p>
-    <w:p>
-      <w:r>
-        <w:t>Basically, it deals with physically how the data is stored in the device - like disk, drive, or tapes.</w:t>
-      </w:r>
-    </w:p>
-    <w:p>
-      <w:pPr>
-        <w:pStyle w:val="Heading2"/>
-      </w:pPr>
-      <w:bookmarkStart w:id="11" w:name="_Toc123505625"/>
-      <w:r>
-        <w:t>Schema</w:t>
-      </w:r>
-      <w:bookmarkEnd w:id="11"/>
-    </w:p>
-    <w:p>
-      <w:r>
-        <w:t>A database schema is like a blueprint it doesn’t hold the data itself, but instead it describes the data.</w:t>
-      </w:r>
-    </w:p>
-    <w:p>
-      <w:r>
-        <w:t>Difference between Database and Database Schema:</w:t>
-      </w:r>
-    </w:p>
-    <w:tbl>
-      <w:tblPr>
-        <w:tblStyle w:val="TableGrid"/>
-        <w:tblW w:w="0" w:type="auto"/>
-        <w:tblLook w:val="04A0" w:firstRow="1" w:lastRow="0" w:firstColumn="1" w:lastColumn="0" w:noHBand="0" w:noVBand="1"/>
-      </w:tblPr>
-      <w:tblGrid>
-        <w:gridCol w:w="4675"/>
-        <w:gridCol w:w="4675"/>
-      </w:tblGrid>
-      <w:tr>
-        <w:tc>
-          <w:tcPr>
-            <w:tcW w:w="4675" w:type="dxa"/>
-          </w:tcPr>
-          <w:p>
-            <w:r>
-              <w:t>Database Schema</w:t>
-            </w:r>
-          </w:p>
-        </w:tc>
-        <w:tc>
-          <w:tcPr>
-            <w:tcW w:w="4675" w:type="dxa"/>
-          </w:tcPr>
-          <w:p>
-            <w:r>
-              <w:t>Database</w:t>
-            </w:r>
-          </w:p>
-        </w:tc>
-      </w:tr>
-      <w:tr>
-        <w:tc>
-          <w:tcPr>
-            <w:tcW w:w="4675" w:type="dxa"/>
-          </w:tcPr>
-          <w:p>
-            <w:r>
-              <w:t>Does not contain any data of its own</w:t>
-            </w:r>
-          </w:p>
-        </w:tc>
-        <w:tc>
-          <w:tcPr>
-            <w:tcW w:w="4675" w:type="dxa"/>
-          </w:tcPr>
-          <w:p>
-            <w:r>
-              <w:t>Contain the data</w:t>
-            </w:r>
-          </w:p>
-        </w:tc>
-      </w:tr>
-      <w:tr>
-        <w:tc>
-          <w:tcPr>
-            <w:tcW w:w="4675" w:type="dxa"/>
-          </w:tcPr>
-          <w:p>
-            <w:r>
-              <w:t>Schema structure does not change</w:t>
-            </w:r>
-          </w:p>
-        </w:tc>
-        <w:tc>
-          <w:tcPr>
-            <w:tcW w:w="4675" w:type="dxa"/>
-          </w:tcPr>
-          <w:p>
-            <w:r>
-              <w:t>Data changes</w:t>
-            </w:r>
-          </w:p>
-        </w:tc>
-      </w:tr>
-    </w:tbl>
-    <w:p/>
-    <w:p/>
-    <w:p>
-      <w:pPr>
-        <w:pStyle w:val="Heading2"/>
-      </w:pPr>
-      <w:bookmarkStart w:id="12" w:name="_Toc123505626"/>
-      <w:r>
-        <w:lastRenderedPageBreak/>
-        <w:t>Instance</w:t>
-      </w:r>
-      <w:bookmarkEnd w:id="12"/>
-    </w:p>
-    <w:p>
-      <w:r>
-        <w:t>Instance of a database is defined as the data or collection of information stored in a database at a particular moment of time.</w:t>
-      </w:r>
-    </w:p>
-    <w:p>
-      <w:r>
-        <w:t>It contains a snapshot of the database.</w:t>
-      </w:r>
-    </w:p>
-    <w:p>
-      <w:pPr>
-        <w:pStyle w:val="Heading1"/>
-      </w:pPr>
-      <w:bookmarkStart w:id="13" w:name="_Toc123505627"/>
-      <w:r>
-        <w:t>ER Model</w:t>
-      </w:r>
-      <w:bookmarkEnd w:id="13"/>
-    </w:p>
-    <w:p>
-      <w:r>
-        <w:t>Entity Relationship Model is the graphical representation of database design.</w:t>
-      </w:r>
-      <w:r>
-        <w:t xml:space="preserve"> </w:t>
-      </w:r>
-      <w:r>
-        <w:t xml:space="preserve">It is a high level data model that describes data in terms of entities, attributes and relationships. </w:t>
-      </w:r>
-    </w:p>
-    <w:p>
-      <w:pPr>
-        <w:rPr>
-          <w:noProof/>
-        </w:rPr>
-      </w:pPr>
-      <w:r>
-        <w:rPr>
-          <w:noProof/>
-        </w:rPr>
-        <w:drawing>
-          <wp:inline distT="0" distB="0" distL="0" distR="0" wp14:anchorId="44837127" wp14:editId="41331CBB">
-            <wp:extent cx="4762500" cy="2857500"/>
-            <wp:effectExtent l="0" t="0" r="0" b="0"/>
-            <wp:docPr id="1" name="Picture 1" descr="Entity Relationship Diagram - ER Diagram in DBMS"/>
-            <wp:cNvGraphicFramePr>
-              <a:graphicFrameLocks xmlns:a="http://schemas.openxmlformats.org/drawingml/2006/main" noChangeAspect="1"/>
-            </wp:cNvGraphicFramePr>
-            <a:graphic xmlns:a="http://schemas.openxmlformats.org/drawingml/2006/main">
-              <a:graphicData uri="http://schemas.openxmlformats.org/drawingml/2006/picture">
-                <pic:pic xmlns:pic="http://schemas.openxmlformats.org/drawingml/2006/picture">
-                  <pic:nvPicPr>
-                    <pic:cNvPr id="0" name="Picture 1" descr="Entity Relationship Diagram - ER Diagram in DBMS"/>
-                    <pic:cNvPicPr>
-                      <a:picLocks noChangeAspect="1" noChangeArrowheads="1"/>
-                    </pic:cNvPicPr>
-                  </pic:nvPicPr>
-                  <pic:blipFill>
-                    <a:blip r:embed="rId8">
-                      <a:extLst>
-                        <a:ext uri="{28A0092B-C50C-407E-A947-70E740481C1C}">
-                          <a14:useLocalDpi xmlns:a14="http://schemas.microsoft.com/office/drawing/2010/main" val="0"/>
-                        </a:ext>
-                      </a:extLst>
-                    </a:blip>
-                    <a:srcRect/>
-                    <a:stretch>
-                      <a:fillRect/>
-                    </a:stretch>
-                  </pic:blipFill>
-                  <pic:spPr bwMode="auto">
-                    <a:xfrm>
-                      <a:off x="0" y="0"/>
-                      <a:ext cx="4762500" cy="2857500"/>
-                    </a:xfrm>
-                    <a:prstGeom prst="rect">
-                      <a:avLst/>
-                    </a:prstGeom>
-                    <a:noFill/>
-                    <a:ln>
-                      <a:noFill/>
-                    </a:ln>
-                  </pic:spPr>
-                </pic:pic>
-              </a:graphicData>
-            </a:graphic>
-          </wp:inline>
-        </w:drawing>
-      </w:r>
-    </w:p>
-    <w:p>
-      <w:pPr>
-        <w:rPr>
-          <w:noProof/>
-        </w:rPr>
-      </w:pPr>
-    </w:p>
-    <w:p>
-      <w:pPr>
-        <w:pStyle w:val="Heading2"/>
-      </w:pPr>
-      <w:bookmarkStart w:id="14" w:name="_Toc123505628"/>
-      <w:r>
-        <w:t>Entity</w:t>
-      </w:r>
-      <w:bookmarkEnd w:id="14"/>
-    </w:p>
-    <w:p>
-      <w:r>
-        <w:t xml:space="preserve">It is a </w:t>
-      </w:r>
-      <w:r>
-        <w:t>real-world</w:t>
-      </w:r>
-      <w:r>
-        <w:t xml:space="preserve"> </w:t>
-      </w:r>
-      <w:r>
-        <w:t>object, class</w:t>
-      </w:r>
-      <w:r>
-        <w:t>, person or place. Entities can be uniquely identified. It has a physical existence.</w:t>
-      </w:r>
-    </w:p>
-    <w:p>
-      <w:r>
-        <w:t>It is represented by a rectangle</w:t>
-      </w:r>
-      <w:r>
-        <w:t>.</w:t>
-      </w:r>
-    </w:p>
-    <w:p>
-      <w:pPr>
-        <w:pStyle w:val="Heading3"/>
-      </w:pPr>
-      <w:bookmarkStart w:id="15" w:name="_Toc123505629"/>
-      <w:r>
-        <w:t>Types</w:t>
-      </w:r>
-      <w:bookmarkEnd w:id="15"/>
-    </w:p>
-    <w:p>
-      <w:pPr>
-        <w:pStyle w:val="Heading4"/>
-      </w:pPr>
-      <w:r>
-        <w:t>Entity Set</w:t>
-      </w:r>
-      <w:r>
-        <w:t xml:space="preserve"> </w:t>
-      </w:r>
-    </w:p>
-    <w:p>
-      <w:r>
-        <w:t>Set of entities of the same type at a particular point of time is known as the entity set.</w:t>
-      </w:r>
-    </w:p>
-    <w:p>
-      <w:r>
-        <w:rPr>
-          <w:noProof/>
-        </w:rPr>
-        <w:lastRenderedPageBreak/>
-        <w:drawing>
-          <wp:inline distT="0" distB="0" distL="0" distR="0" wp14:anchorId="39C31708" wp14:editId="7719C39B">
-            <wp:extent cx="1266825" cy="2225919"/>
-            <wp:effectExtent l="0" t="0" r="0" b="3175"/>
-            <wp:docPr id="2" name="Picture 2"/>
-            <wp:cNvGraphicFramePr>
-              <a:graphicFrameLocks xmlns:a="http://schemas.openxmlformats.org/drawingml/2006/main" noChangeAspect="1"/>
-            </wp:cNvGraphicFramePr>
-            <a:graphic xmlns:a="http://schemas.openxmlformats.org/drawingml/2006/main">
-              <a:graphicData uri="http://schemas.openxmlformats.org/drawingml/2006/picture">
-                <pic:pic xmlns:pic="http://schemas.openxmlformats.org/drawingml/2006/picture">
-                  <pic:nvPicPr>
-                    <pic:cNvPr id="0" name="Picture 3"/>
-                    <pic:cNvPicPr>
-                      <a:picLocks noChangeAspect="1" noChangeArrowheads="1"/>
-                    </pic:cNvPicPr>
-                  </pic:nvPicPr>
-                  <pic:blipFill>
-                    <a:blip r:embed="rId9">
-                      <a:extLst>
-                        <a:ext uri="{28A0092B-C50C-407E-A947-70E740481C1C}">
-                          <a14:useLocalDpi xmlns:a14="http://schemas.microsoft.com/office/drawing/2010/main" val="0"/>
-                        </a:ext>
-                      </a:extLst>
-                    </a:blip>
-                    <a:srcRect/>
-                    <a:stretch>
-                      <a:fillRect/>
-                    </a:stretch>
-                  </pic:blipFill>
-                  <pic:spPr bwMode="auto">
-                    <a:xfrm>
-                      <a:off x="0" y="0"/>
-                      <a:ext cx="1273350" cy="2237383"/>
-                    </a:xfrm>
-                    <a:prstGeom prst="rect">
-                      <a:avLst/>
-                    </a:prstGeom>
-                    <a:noFill/>
-                    <a:ln>
-                      <a:noFill/>
-                    </a:ln>
-                  </pic:spPr>
-                </pic:pic>
-              </a:graphicData>
-            </a:graphic>
-          </wp:inline>
-        </w:drawing>
-      </w:r>
-    </w:p>
-    <w:p>
-      <w:pPr>
-        <w:pStyle w:val="Heading4"/>
-      </w:pPr>
-      <w:r>
-        <w:t>Str</w:t>
-      </w:r>
-      <w:r>
-        <w:t>o</w:t>
-      </w:r>
-      <w:r>
-        <w:t>ng Entity</w:t>
-      </w:r>
-    </w:p>
-    <w:p>
-      <w:r>
-        <w:t>An entity  which is not dependent on any other entity</w:t>
-      </w:r>
-      <w:r>
-        <w:t>.</w:t>
-      </w:r>
-    </w:p>
-    <w:p>
-      <w:r>
-        <w:t>Strong entity will always have a primary key. It is represented with a rectangle.</w:t>
-      </w:r>
-      <w:r>
-        <w:t xml:space="preserve"> </w:t>
-      </w:r>
-    </w:p>
-    <w:p>
-      <w:pPr>
-        <w:pStyle w:val="Heading4"/>
-      </w:pPr>
-      <w:r>
-        <w:t>Weak Entity</w:t>
-      </w:r>
-    </w:p>
-    <w:p>
-      <w:r>
-        <w:t xml:space="preserve">A weak </w:t>
-      </w:r>
-      <w:r>
-        <w:t>entity is</w:t>
-      </w:r>
-      <w:r>
-        <w:t xml:space="preserve"> usually dependent on a strong </w:t>
-      </w:r>
-      <w:r>
-        <w:t>entity to</w:t>
-      </w:r>
-      <w:r>
-        <w:t xml:space="preserve"> ensure its existence</w:t>
-      </w:r>
-      <w:r>
-        <w:t>.</w:t>
-      </w:r>
-    </w:p>
-    <w:p>
-      <w:r>
-        <w:t>I</w:t>
-      </w:r>
-      <w:r>
-        <w:t xml:space="preserve">t does not have any primary key rather contains a discriminator or a partial key to differentiate between the records present in the weak entity set table. </w:t>
-      </w:r>
-    </w:p>
-    <w:p>
-      <w:r>
-        <w:t>It is represented with a double rectangle. It needs to have participation with strong entity.</w:t>
-      </w:r>
-    </w:p>
-    <w:p>
-      <w:r>
-        <w:t>Example :</w:t>
-      </w:r>
-    </w:p>
-    <w:p>
-      <w:r>
-        <w:t>A company may store the information of dependents (Parents, Children, Spouse) of an Employee. But the dependents don’t have existed without the employee. So Dependent will be a weak entity type and Employee will be Identifying Entity type for Dependent.</w:t>
-      </w:r>
-    </w:p>
-    <w:p>
-      <w:pPr>
-        <w:rPr>
-          <w:noProof/>
-        </w:rPr>
-      </w:pPr>
-      <w:r>
-        <w:rPr>
-          <w:noProof/>
-        </w:rPr>
-        <w:drawing>
-          <wp:inline distT="0" distB="0" distL="0" distR="0" wp14:anchorId="7F13095A" wp14:editId="45F74D6A">
-            <wp:extent cx="5915025" cy="1343025"/>
-            <wp:effectExtent l="0" t="0" r="9525" b="9525"/>
-            <wp:docPr id="3" name="Picture 3"/>
-            <wp:cNvGraphicFramePr>
-              <a:graphicFrameLocks xmlns:a="http://schemas.openxmlformats.org/drawingml/2006/main" noChangeAspect="1"/>
-            </wp:cNvGraphicFramePr>
-            <a:graphic xmlns:a="http://schemas.openxmlformats.org/drawingml/2006/main">
-              <a:graphicData uri="http://schemas.openxmlformats.org/drawingml/2006/picture">
-                <pic:pic xmlns:pic="http://schemas.openxmlformats.org/drawingml/2006/picture">
-                  <pic:nvPicPr>
-                    <pic:cNvPr id="0" name="Picture 5"/>
-                    <pic:cNvPicPr>
-                      <a:picLocks noChangeAspect="1" noChangeArrowheads="1"/>
-                    </pic:cNvPicPr>
-                  </pic:nvPicPr>
-                  <pic:blipFill>
-                    <a:blip r:embed="rId10">
-                      <a:extLst>
-                        <a:ext uri="{28A0092B-C50C-407E-A947-70E740481C1C}">
-                          <a14:useLocalDpi xmlns:a14="http://schemas.microsoft.com/office/drawing/2010/main" val="0"/>
-                        </a:ext>
-                      </a:extLst>
-                    </a:blip>
-                    <a:srcRect/>
-                    <a:stretch>
-                      <a:fillRect/>
-                    </a:stretch>
-                  </pic:blipFill>
-                  <pic:spPr bwMode="auto">
-                    <a:xfrm>
-                      <a:off x="0" y="0"/>
-                      <a:ext cx="5915025" cy="1343025"/>
-                    </a:xfrm>
-                    <a:prstGeom prst="rect">
-                      <a:avLst/>
-                    </a:prstGeom>
-                    <a:noFill/>
-                    <a:ln>
-                      <a:noFill/>
-                    </a:ln>
-                  </pic:spPr>
-                </pic:pic>
-              </a:graphicData>
-            </a:graphic>
-          </wp:inline>
-        </w:drawing>
-      </w:r>
-    </w:p>
-    <w:p/>
-    <w:p>
-      <w:pPr>
-        <w:pStyle w:val="Heading2"/>
-        <w:rPr>
-          <w:noProof/>
-        </w:rPr>
-      </w:pPr>
-      <w:bookmarkStart w:id="16" w:name="_Toc123505630"/>
-      <w:r>
-        <w:rPr>
-          <w:noProof/>
-        </w:rPr>
-        <w:t>Attribute</w:t>
-      </w:r>
-      <w:bookmarkEnd w:id="16"/>
-    </w:p>
-    <w:p>
-      <w:r>
-        <w:t>Attributes are the properties that define the entity</w:t>
-      </w:r>
-      <w:r>
-        <w:t>.</w:t>
-      </w:r>
-    </w:p>
-    <w:p>
-      <w:r>
-        <w:t>For example, Roll_No, Name, DOB, Age, Address, Mobile_No are the attributes that define entity type Student.</w:t>
-      </w:r>
-    </w:p>
-    <w:p>
-      <w:r>
-        <w:t>In ER diagram, the attribute is represented by an oval.</w:t>
-      </w:r>
-    </w:p>
-    <w:p>
-      <w:pPr>
-        <w:rPr>
-          <w:noProof/>
-        </w:rPr>
-      </w:pPr>
-      <w:r>
-        <w:rPr>
-          <w:noProof/>
-        </w:rPr>
-        <w:lastRenderedPageBreak/>
-        <w:drawing>
-          <wp:inline distT="0" distB="0" distL="0" distR="0" wp14:anchorId="63A53878" wp14:editId="54FA2235">
-            <wp:extent cx="2209800" cy="1162050"/>
-            <wp:effectExtent l="0" t="0" r="0" b="0"/>
-            <wp:docPr id="4" name="Picture 4" descr="er2"/>
-            <wp:cNvGraphicFramePr>
-              <a:graphicFrameLocks xmlns:a="http://schemas.openxmlformats.org/drawingml/2006/main" noChangeAspect="1"/>
-            </wp:cNvGraphicFramePr>
-            <a:graphic xmlns:a="http://schemas.openxmlformats.org/drawingml/2006/main">
-              <a:graphicData uri="http://schemas.openxmlformats.org/drawingml/2006/picture">
-                <pic:pic xmlns:pic="http://schemas.openxmlformats.org/drawingml/2006/picture">
-                  <pic:nvPicPr>
-                    <pic:cNvPr id="0" name="Picture 7" descr="er2"/>
-                    <pic:cNvPicPr>
-                      <a:picLocks noChangeAspect="1" noChangeArrowheads="1"/>
-                    </pic:cNvPicPr>
-                  </pic:nvPicPr>
-                  <pic:blipFill>
-                    <a:blip r:embed="rId11">
-                      <a:extLst>
-                        <a:ext uri="{28A0092B-C50C-407E-A947-70E740481C1C}">
-                          <a14:useLocalDpi xmlns:a14="http://schemas.microsoft.com/office/drawing/2010/main" val="0"/>
-                        </a:ext>
-                      </a:extLst>
-                    </a:blip>
-                    <a:srcRect/>
-                    <a:stretch>
-                      <a:fillRect/>
-                    </a:stretch>
-                  </pic:blipFill>
-                  <pic:spPr bwMode="auto">
-                    <a:xfrm>
-                      <a:off x="0" y="0"/>
-                      <a:ext cx="2209800" cy="1162050"/>
-                    </a:xfrm>
-                    <a:prstGeom prst="rect">
-                      <a:avLst/>
-                    </a:prstGeom>
-                    <a:noFill/>
-                    <a:ln>
-                      <a:noFill/>
-                    </a:ln>
-                  </pic:spPr>
-                </pic:pic>
-              </a:graphicData>
-            </a:graphic>
-          </wp:inline>
-        </w:drawing>
-      </w:r>
-    </w:p>
-    <w:p>
-      <w:pPr>
-        <w:rPr>
-          <w:noProof/>
-        </w:rPr>
-      </w:pPr>
-    </w:p>
-    <w:p>
-      <w:r>
-        <w:t>Types of Attributes</w:t>
-      </w:r>
-    </w:p>
-    <w:p>
-      <w:pPr>
-        <w:pStyle w:val="Heading3"/>
-      </w:pPr>
-      <w:bookmarkStart w:id="17" w:name="_Toc123505631"/>
-      <w:r>
-        <w:t>Based on Composition</w:t>
-      </w:r>
-      <w:bookmarkEnd w:id="17"/>
-    </w:p>
-    <w:p>
-      <w:pPr>
-        <w:pStyle w:val="Heading4"/>
-        <w:numPr>
-          <w:ilvl w:val="3"/>
-          <w:numId w:val="7"/>
-        </w:numPr>
-      </w:pPr>
-      <w:r>
-        <w:t xml:space="preserve">Simple </w:t>
-      </w:r>
-      <w:r>
-        <w:t>Attribute</w:t>
-      </w:r>
-    </w:p>
-    <w:p>
-      <w:r>
-        <w:t>If an attribute cannot be divided further</w:t>
-      </w:r>
-    </w:p>
-    <w:p>
-      <w:pPr>
-        <w:pStyle w:val="Heading4"/>
-      </w:pPr>
-      <w:r>
-        <w:t>Composite Attribute</w:t>
-      </w:r>
-    </w:p>
-    <w:p>
-      <w:r>
-        <w:t>If any attribute can be divided into further parts</w:t>
-      </w:r>
-    </w:p>
-    <w:p>
-      <w:pPr>
-        <w:rPr>
-          <w:noProof/>
-        </w:rPr>
-      </w:pPr>
-      <w:r>
-        <w:rPr>
-          <w:noProof/>
-        </w:rPr>
-        <w:drawing>
-          <wp:inline distT="0" distB="0" distL="0" distR="0" wp14:anchorId="14F275DF" wp14:editId="2F95F9A5">
-            <wp:extent cx="5943600" cy="1969135"/>
-            <wp:effectExtent l="0" t="0" r="0" b="0"/>
-            <wp:docPr id="5" name="Picture 5" descr="er22"/>
-            <wp:cNvGraphicFramePr>
-              <a:graphicFrameLocks xmlns:a="http://schemas.openxmlformats.org/drawingml/2006/main" noChangeAspect="1"/>
-            </wp:cNvGraphicFramePr>
-            <a:graphic xmlns:a="http://schemas.openxmlformats.org/drawingml/2006/main">
-              <a:graphicData uri="http://schemas.openxmlformats.org/drawingml/2006/picture">
-                <pic:pic xmlns:pic="http://schemas.openxmlformats.org/drawingml/2006/picture">
-                  <pic:nvPicPr>
-                    <pic:cNvPr id="0" name="Picture 9" descr="er22"/>
-                    <pic:cNvPicPr>
-                      <a:picLocks noChangeAspect="1" noChangeArrowheads="1"/>
-                    </pic:cNvPicPr>
-                  </pic:nvPicPr>
-                  <pic:blipFill>
-                    <a:blip r:embed="rId12">
-                      <a:extLst>
-                        <a:ext uri="{28A0092B-C50C-407E-A947-70E740481C1C}">
-                          <a14:useLocalDpi xmlns:a14="http://schemas.microsoft.com/office/drawing/2010/main" val="0"/>
-                        </a:ext>
-                      </a:extLst>
-                    </a:blip>
-                    <a:srcRect/>
-                    <a:stretch>
-                      <a:fillRect/>
-                    </a:stretch>
-                  </pic:blipFill>
-                  <pic:spPr bwMode="auto">
-                    <a:xfrm>
-                      <a:off x="0" y="0"/>
-                      <a:ext cx="5943600" cy="1969135"/>
-                    </a:xfrm>
-                    <a:prstGeom prst="rect">
-                      <a:avLst/>
-                    </a:prstGeom>
-                    <a:noFill/>
-                    <a:ln>
-                      <a:noFill/>
-                    </a:ln>
-                  </pic:spPr>
-                </pic:pic>
-              </a:graphicData>
-            </a:graphic>
-          </wp:inline>
-        </w:drawing>
-      </w:r>
-    </w:p>
-    <w:p>
-      <w:pPr>
-        <w:rPr>
-          <w:noProof/>
-        </w:rPr>
-      </w:pPr>
-    </w:p>
-    <w:p>
-      <w:pPr>
-        <w:pStyle w:val="Heading3"/>
-      </w:pPr>
-      <w:bookmarkStart w:id="18" w:name="_Toc123505632"/>
-      <w:r>
-        <w:t>Based on count of values that can be stored</w:t>
-      </w:r>
-      <w:bookmarkEnd w:id="18"/>
-    </w:p>
-    <w:p>
-      <w:pPr>
-        <w:pStyle w:val="Heading4"/>
-        <w:numPr>
-          <w:ilvl w:val="3"/>
-          <w:numId w:val="8"/>
-        </w:numPr>
-      </w:pPr>
-      <w:r>
-        <w:t>Single Valued Attribute</w:t>
-      </w:r>
-    </w:p>
-    <w:p>
-      <w:r>
-        <w:t>If a particular attribute has only one value then it is known as a single valued attribute.</w:t>
-      </w:r>
-    </w:p>
-    <w:p>
-      <w:pPr>
-        <w:pStyle w:val="Heading4"/>
-      </w:pPr>
-      <w:r>
-        <w:t xml:space="preserve">Multi Valued Attribute </w:t>
-      </w:r>
-    </w:p>
-    <w:p>
-      <w:r>
-        <w:t>If an attribute has more than one value then it is known as a multivalued attribute. It is represented by a double oval.</w:t>
-      </w:r>
-    </w:p>
-    <w:p>
-      <w:r>
-        <w:t>Phone_No (can be more than one for a given student). In ER diagram, a multivalued attribute is represented by a double oval.</w:t>
-      </w:r>
-    </w:p>
-    <w:p>
-      <w:r>
-        <w:rPr>
-          <w:noProof/>
-        </w:rPr>
-        <w:drawing>
-          <wp:inline distT="0" distB="0" distL="0" distR="0" wp14:anchorId="65D81D49" wp14:editId="0B520B2B">
-            <wp:extent cx="2400300" cy="1352550"/>
-            <wp:effectExtent l="0" t="0" r="0" b="0"/>
-            <wp:docPr id="6" name="Picture 6" descr="pno"/>
-            <wp:cNvGraphicFramePr>
-              <a:graphicFrameLocks xmlns:a="http://schemas.openxmlformats.org/drawingml/2006/main" noChangeAspect="1"/>
-            </wp:cNvGraphicFramePr>
-            <a:graphic xmlns:a="http://schemas.openxmlformats.org/drawingml/2006/main">
-              <a:graphicData uri="http://schemas.openxmlformats.org/drawingml/2006/picture">
-                <pic:pic xmlns:pic="http://schemas.openxmlformats.org/drawingml/2006/picture">
-                  <pic:nvPicPr>
-                    <pic:cNvPr id="0" name="Picture 11" descr="pno"/>
-                    <pic:cNvPicPr>
-                      <a:picLocks noChangeAspect="1" noChangeArrowheads="1"/>
-                    </pic:cNvPicPr>
-                  </pic:nvPicPr>
-                  <pic:blipFill>
-                    <a:blip r:embed="rId13">
-                      <a:extLst>
-                        <a:ext uri="{28A0092B-C50C-407E-A947-70E740481C1C}">
-                          <a14:useLocalDpi xmlns:a14="http://schemas.microsoft.com/office/drawing/2010/main" val="0"/>
-                        </a:ext>
-                      </a:extLst>
-                    </a:blip>
-                    <a:srcRect/>
-                    <a:stretch>
-                      <a:fillRect/>
-                    </a:stretch>
-                  </pic:blipFill>
-                  <pic:spPr bwMode="auto">
-                    <a:xfrm>
-                      <a:off x="0" y="0"/>
-                      <a:ext cx="2400300" cy="1352550"/>
-                    </a:xfrm>
-                    <a:prstGeom prst="rect">
-                      <a:avLst/>
-                    </a:prstGeom>
-                    <a:noFill/>
-                    <a:ln>
-                      <a:noFill/>
-                    </a:ln>
-                  </pic:spPr>
-                </pic:pic>
-              </a:graphicData>
-            </a:graphic>
-          </wp:inline>
-        </w:drawing>
-      </w:r>
-    </w:p>
-    <w:p>
-      <w:pPr>
-        <w:pStyle w:val="Heading3"/>
-      </w:pPr>
-      <w:bookmarkStart w:id="19" w:name="_Toc123505633"/>
-      <w:r>
-        <w:lastRenderedPageBreak/>
-        <w:t>Based on how the attribute value can be stored</w:t>
-      </w:r>
-      <w:bookmarkEnd w:id="19"/>
-    </w:p>
-    <w:p>
-      <w:pPr>
-        <w:pStyle w:val="Heading4"/>
-        <w:numPr>
-          <w:ilvl w:val="3"/>
-          <w:numId w:val="9"/>
-        </w:numPr>
-      </w:pPr>
-      <w:r>
-        <w:t xml:space="preserve">Stored Attribute </w:t>
-      </w:r>
-    </w:p>
-    <w:p>
-      <w:r>
-        <w:t>The initial information which we save in our database is known as a stored attribute.</w:t>
-      </w:r>
-    </w:p>
-    <w:p>
-      <w:r>
-        <w:t>DOB is a stored attribute.</w:t>
-      </w:r>
-    </w:p>
-    <w:p>
-      <w:pPr>
-        <w:pStyle w:val="Heading4"/>
-      </w:pPr>
-      <w:r>
-        <w:t xml:space="preserve">Derived Attribute </w:t>
-      </w:r>
-    </w:p>
-    <w:p>
-      <w:r>
-        <w:t xml:space="preserve">The value which we can derive from stored </w:t>
-      </w:r>
-      <w:r>
-        <w:t>attributes.</w:t>
-      </w:r>
-    </w:p>
-    <w:p>
-      <w:r>
-        <w:t>In ER diagram, the derived attribute is represented by a dashed oval.</w:t>
-      </w:r>
-    </w:p>
-    <w:p>
-      <w:r>
-        <w:t>Example:</w:t>
-      </w:r>
-      <w:r>
-        <w:t xml:space="preserve"> </w:t>
-      </w:r>
-      <w:r>
-        <w:t>Age is a derived attribute because it can be derived from DOB.</w:t>
-      </w:r>
-    </w:p>
-    <w:p>
-      <w:r>
-        <w:rPr>
-          <w:noProof/>
-        </w:rPr>
-        <w:drawing>
-          <wp:inline distT="0" distB="0" distL="0" distR="0" wp14:anchorId="24E377EA" wp14:editId="6414E8E5">
-            <wp:extent cx="1323975" cy="696228"/>
-            <wp:effectExtent l="0" t="0" r="0" b="8890"/>
-            <wp:docPr id="7" name="Picture 7" descr="er6"/>
-            <wp:cNvGraphicFramePr>
-              <a:graphicFrameLocks xmlns:a="http://schemas.openxmlformats.org/drawingml/2006/main" noChangeAspect="1"/>
-            </wp:cNvGraphicFramePr>
-            <a:graphic xmlns:a="http://schemas.openxmlformats.org/drawingml/2006/main">
-              <a:graphicData uri="http://schemas.openxmlformats.org/drawingml/2006/picture">
-                <pic:pic xmlns:pic="http://schemas.openxmlformats.org/drawingml/2006/picture">
-                  <pic:nvPicPr>
-                    <pic:cNvPr id="0" name="Picture 13" descr="er6"/>
-                    <pic:cNvPicPr>
-                      <a:picLocks noChangeAspect="1" noChangeArrowheads="1"/>
-                    </pic:cNvPicPr>
-                  </pic:nvPicPr>
-                  <pic:blipFill>
-                    <a:blip r:embed="rId14">
-                      <a:extLst>
-                        <a:ext uri="{28A0092B-C50C-407E-A947-70E740481C1C}">
-                          <a14:useLocalDpi xmlns:a14="http://schemas.microsoft.com/office/drawing/2010/main" val="0"/>
-                        </a:ext>
-                      </a:extLst>
-                    </a:blip>
-                    <a:srcRect/>
-                    <a:stretch>
-                      <a:fillRect/>
-                    </a:stretch>
-                  </pic:blipFill>
-                  <pic:spPr bwMode="auto">
-                    <a:xfrm>
-                      <a:off x="0" y="0"/>
-                      <a:ext cx="1339230" cy="704250"/>
-                    </a:xfrm>
-                    <a:prstGeom prst="rect">
-                      <a:avLst/>
-                    </a:prstGeom>
-                    <a:noFill/>
-                    <a:ln>
-                      <a:noFill/>
-                    </a:ln>
-                  </pic:spPr>
-                </pic:pic>
-              </a:graphicData>
-            </a:graphic>
-          </wp:inline>
-        </w:drawing>
-      </w:r>
-    </w:p>
-    <w:p/>
-    <w:p>
-      <w:pPr>
-        <w:pStyle w:val="Heading3"/>
-      </w:pPr>
-      <w:bookmarkStart w:id="20" w:name="_Toc123505634"/>
-      <w:r>
-        <w:t>Based on keys</w:t>
-      </w:r>
-      <w:bookmarkEnd w:id="20"/>
-    </w:p>
-    <w:p>
-      <w:pPr>
-        <w:pStyle w:val="Heading4"/>
-        <w:numPr>
-          <w:ilvl w:val="3"/>
-          <w:numId w:val="10"/>
-        </w:numPr>
-      </w:pPr>
-      <w:r>
-        <w:t xml:space="preserve">Key </w:t>
-      </w:r>
-      <w:r>
-        <w:t>Attribute</w:t>
-      </w:r>
-    </w:p>
-    <w:p>
-      <w:r>
-        <w:t>This is an attribute or set of attributes that can uniquely identify each entity in the entity set.</w:t>
-      </w:r>
-    </w:p>
-    <w:p>
-      <w:r>
-        <w:t>In ER diagram, key attribute is represented by an oval with underlying lines.</w:t>
-      </w:r>
-    </w:p>
-    <w:p>
-      <w:r>
-        <w:rPr>
-          <w:noProof/>
-        </w:rPr>
-        <w:drawing>
-          <wp:inline distT="0" distB="0" distL="0" distR="0" wp14:anchorId="5569D885" wp14:editId="0D80DD25">
-            <wp:extent cx="2209800" cy="1162050"/>
-            <wp:effectExtent l="0" t="0" r="0" b="0"/>
-            <wp:docPr id="8" name="Picture 8" descr="rno"/>
-            <wp:cNvGraphicFramePr>
-              <a:graphicFrameLocks xmlns:a="http://schemas.openxmlformats.org/drawingml/2006/main" noChangeAspect="1"/>
-            </wp:cNvGraphicFramePr>
-            <a:graphic xmlns:a="http://schemas.openxmlformats.org/drawingml/2006/main">
-              <a:graphicData uri="http://schemas.openxmlformats.org/drawingml/2006/picture">
-                <pic:pic xmlns:pic="http://schemas.openxmlformats.org/drawingml/2006/picture">
-                  <pic:nvPicPr>
-                    <pic:cNvPr id="0" name="Picture 15" descr="rno"/>
-                    <pic:cNvPicPr>
-                      <a:picLocks noChangeAspect="1" noChangeArrowheads="1"/>
-                    </pic:cNvPicPr>
-                  </pic:nvPicPr>
-                  <pic:blipFill>
-                    <a:blip r:embed="rId15">
-                      <a:extLst>
-                        <a:ext uri="{28A0092B-C50C-407E-A947-70E740481C1C}">
-                          <a14:useLocalDpi xmlns:a14="http://schemas.microsoft.com/office/drawing/2010/main" val="0"/>
-                        </a:ext>
-                      </a:extLst>
-                    </a:blip>
-                    <a:srcRect/>
-                    <a:stretch>
-                      <a:fillRect/>
-                    </a:stretch>
-                  </pic:blipFill>
-                  <pic:spPr bwMode="auto">
-                    <a:xfrm>
-                      <a:off x="0" y="0"/>
-                      <a:ext cx="2209800" cy="1162050"/>
-                    </a:xfrm>
-                    <a:prstGeom prst="rect">
-                      <a:avLst/>
-                    </a:prstGeom>
-                    <a:noFill/>
-                    <a:ln>
-                      <a:noFill/>
-                    </a:ln>
-                  </pic:spPr>
-                </pic:pic>
-              </a:graphicData>
-            </a:graphic>
-          </wp:inline>
-        </w:drawing>
-      </w:r>
-    </w:p>
-    <w:p>
-      <w:pPr>
-        <w:pStyle w:val="Heading4"/>
-      </w:pPr>
-      <w:r>
-        <w:t xml:space="preserve">Foreign Key </w:t>
-      </w:r>
-      <w:r>
-        <w:t>Attribute</w:t>
-      </w:r>
-    </w:p>
-    <w:p>
-      <w:r>
-        <w:t>Whenever there is some relationship between two entities there must be some common attribute between them. This common attribute must be the primary key of an entity set and will become foreign key of another entity set</w:t>
-      </w:r>
-    </w:p>
-    <w:p>
-      <w:r>
-        <w:t xml:space="preserve">Here name is foreign key </w:t>
-      </w:r>
-      <w:r>
-        <w:t>in Do</w:t>
-      </w:r>
-      <w:r>
-        <w:t>g</w:t>
-      </w:r>
-      <w:r>
-        <w:t xml:space="preserve"> entity</w:t>
-      </w:r>
-      <w:r>
-        <w:t xml:space="preserve"> which is a primary key </w:t>
-      </w:r>
-      <w:r>
-        <w:t>of DogOwner</w:t>
-      </w:r>
-    </w:p>
-    <w:p/>
-    <w:p>
-      <w:r>
-        <w:rPr>
-          <w:noProof/>
-        </w:rPr>
-        <w:drawing>
-          <wp:inline distT="0" distB="0" distL="0" distR="0" wp14:anchorId="624FA769" wp14:editId="1812D785">
-            <wp:extent cx="3810000" cy="1171575"/>
-            <wp:effectExtent l="0" t="0" r="0" b="9525"/>
-            <wp:docPr id="9" name="Picture 9"/>
-            <wp:cNvGraphicFramePr>
-              <a:graphicFrameLocks xmlns:a="http://schemas.openxmlformats.org/drawingml/2006/main" noChangeAspect="1"/>
-            </wp:cNvGraphicFramePr>
-            <a:graphic xmlns:a="http://schemas.openxmlformats.org/drawingml/2006/main">
-              <a:graphicData uri="http://schemas.openxmlformats.org/drawingml/2006/picture">
-                <pic:pic xmlns:pic="http://schemas.openxmlformats.org/drawingml/2006/picture">
-                  <pic:nvPicPr>
-                    <pic:cNvPr id="0" name="Picture 17"/>
-                    <pic:cNvPicPr>
-                      <a:picLocks noChangeAspect="1" noChangeArrowheads="1"/>
-                    </pic:cNvPicPr>
-                  </pic:nvPicPr>
-                  <pic:blipFill>
-                    <a:blip r:embed="rId16">
-                      <a:extLst>
-                        <a:ext uri="{28A0092B-C50C-407E-A947-70E740481C1C}">
-                          <a14:useLocalDpi xmlns:a14="http://schemas.microsoft.com/office/drawing/2010/main" val="0"/>
-                        </a:ext>
-                      </a:extLst>
-                    </a:blip>
-                    <a:srcRect/>
-                    <a:stretch>
-                      <a:fillRect/>
-                    </a:stretch>
-                  </pic:blipFill>
-                  <pic:spPr bwMode="auto">
-                    <a:xfrm>
-                      <a:off x="0" y="0"/>
-                      <a:ext cx="3810000" cy="1171575"/>
-                    </a:xfrm>
-                    <a:prstGeom prst="rect">
-                      <a:avLst/>
-                    </a:prstGeom>
-                    <a:noFill/>
-                    <a:ln>
-                      <a:noFill/>
-                    </a:ln>
-                  </pic:spPr>
-                </pic:pic>
-              </a:graphicData>
-            </a:graphic>
-          </wp:inline>
-        </w:drawing>
-      </w:r>
-    </w:p>
-    <w:p>
-      <w:pPr>
-        <w:pStyle w:val="Heading2"/>
-      </w:pPr>
-      <w:bookmarkStart w:id="21" w:name="_Toc123505635"/>
-      <w:r>
-        <w:t>Relationships</w:t>
-      </w:r>
-      <w:bookmarkEnd w:id="21"/>
-    </w:p>
-    <w:p>
-      <w:r>
-        <w:t>It defines how two or more entities are connected with each other. It is an association among two or more entities. It is represented by a diamond operator in the ER diagram.</w:t>
-      </w:r>
-    </w:p>
-    <w:p>
-      <w:r>
-        <w:rPr>
-          <w:noProof/>
-        </w:rPr>
-        <w:lastRenderedPageBreak/>
-        <w:drawing>
-          <wp:inline distT="0" distB="0" distL="0" distR="0" wp14:anchorId="448BDE7E" wp14:editId="79598357">
-            <wp:extent cx="5943600" cy="1104265"/>
-            <wp:effectExtent l="0" t="0" r="0" b="635"/>
-            <wp:docPr id="10" name="Picture 10" descr="er8"/>
-            <wp:cNvGraphicFramePr>
-              <a:graphicFrameLocks xmlns:a="http://schemas.openxmlformats.org/drawingml/2006/main" noChangeAspect="1"/>
-            </wp:cNvGraphicFramePr>
-            <a:graphic xmlns:a="http://schemas.openxmlformats.org/drawingml/2006/main">
-              <a:graphicData uri="http://schemas.openxmlformats.org/drawingml/2006/picture">
-                <pic:pic xmlns:pic="http://schemas.openxmlformats.org/drawingml/2006/picture">
-                  <pic:nvPicPr>
-                    <pic:cNvPr id="0" name="Picture 19" descr="er8"/>
-                    <pic:cNvPicPr>
-                      <a:picLocks noChangeAspect="1" noChangeArrowheads="1"/>
-                    </pic:cNvPicPr>
-                  </pic:nvPicPr>
-                  <pic:blipFill>
-                    <a:blip r:embed="rId17">
-                      <a:extLst>
-                        <a:ext uri="{28A0092B-C50C-407E-A947-70E740481C1C}">
-                          <a14:useLocalDpi xmlns:a14="http://schemas.microsoft.com/office/drawing/2010/main" val="0"/>
-                        </a:ext>
-                      </a:extLst>
-                    </a:blip>
-                    <a:srcRect/>
-                    <a:stretch>
-                      <a:fillRect/>
-                    </a:stretch>
-                  </pic:blipFill>
-                  <pic:spPr bwMode="auto">
-                    <a:xfrm>
-                      <a:off x="0" y="0"/>
-                      <a:ext cx="5943600" cy="1104265"/>
-                    </a:xfrm>
-                    <a:prstGeom prst="rect">
-                      <a:avLst/>
-                    </a:prstGeom>
-                    <a:noFill/>
-                    <a:ln>
-                      <a:noFill/>
-                    </a:ln>
-                  </pic:spPr>
-                </pic:pic>
-              </a:graphicData>
-            </a:graphic>
-          </wp:inline>
-        </w:drawing>
-      </w:r>
-    </w:p>
-    <w:p>
-      <w:pPr>
-        <w:pStyle w:val="Heading3"/>
-      </w:pPr>
-      <w:bookmarkStart w:id="22" w:name="_Toc123505636"/>
-      <w:r>
-        <w:t>Strong Relationship</w:t>
-      </w:r>
-      <w:bookmarkEnd w:id="22"/>
-    </w:p>
-    <w:p>
-      <w:r>
-        <w:t>The relationship between two independent entities is a strong relationship.</w:t>
-      </w:r>
-    </w:p>
-    <w:p>
-      <w:pPr>
-        <w:pStyle w:val="Heading3"/>
-      </w:pPr>
-      <w:bookmarkStart w:id="23" w:name="_Toc123505637"/>
-      <w:r>
-        <w:t>Weak Relationship</w:t>
-      </w:r>
-      <w:bookmarkEnd w:id="23"/>
-    </w:p>
-    <w:p>
-      <w:r>
-        <w:t>When a relationship exists between a weak entity and its owner entity, then it is called a weak relationship.</w:t>
-      </w:r>
-    </w:p>
-    <w:p>
-      <w:pPr>
-        <w:pStyle w:val="Heading3"/>
-      </w:pPr>
-      <w:bookmarkStart w:id="24" w:name="_Toc123505638"/>
-      <w:r>
-        <w:t>Degree of Relationship</w:t>
-      </w:r>
-      <w:bookmarkEnd w:id="24"/>
-    </w:p>
-    <w:p>
-      <w:r>
-        <w:t>Number of entities participating in a single relationship</w:t>
-      </w:r>
-    </w:p>
-    <w:p>
-      <w:pPr>
-        <w:pStyle w:val="Heading4"/>
-        <w:numPr>
-          <w:ilvl w:val="3"/>
-          <w:numId w:val="11"/>
-        </w:numPr>
-      </w:pPr>
-      <w:r>
-        <w:t>Unary Relationship</w:t>
-      </w:r>
-    </w:p>
-    <w:p>
-      <w:r>
-        <w:t xml:space="preserve">It exists when only one entity participates in a relationship. </w:t>
-      </w:r>
-    </w:p>
-    <w:p>
-      <w:r>
-        <w:rPr>
-          <w:noProof/>
-        </w:rPr>
-        <w:drawing>
-          <wp:inline distT="0" distB="0" distL="0" distR="0" wp14:anchorId="16EC1958" wp14:editId="17249E3C">
-            <wp:extent cx="1419225" cy="1247775"/>
-            <wp:effectExtent l="0" t="0" r="9525" b="9525"/>
-            <wp:docPr id="11" name="Picture 11" descr="relational database - How an Entity in ER Diagram can participate in Unary  &amp; Binary Relationship at same time? - Stack Overflow"/>
-            <wp:cNvGraphicFramePr>
-              <a:graphicFrameLocks xmlns:a="http://schemas.openxmlformats.org/drawingml/2006/main" noChangeAspect="1"/>
-            </wp:cNvGraphicFramePr>
-            <a:graphic xmlns:a="http://schemas.openxmlformats.org/drawingml/2006/main">
-              <a:graphicData uri="http://schemas.openxmlformats.org/drawingml/2006/picture">
-                <pic:pic xmlns:pic="http://schemas.openxmlformats.org/drawingml/2006/picture">
-                  <pic:nvPicPr>
-                    <pic:cNvPr id="0" name="Picture 21" descr="relational database - How an Entity in ER Diagram can participate in Unary  &amp; Binary Relationship at same time? - Stack Overflow"/>
-                    <pic:cNvPicPr>
-                      <a:picLocks noChangeAspect="1" noChangeArrowheads="1"/>
-                    </pic:cNvPicPr>
-                  </pic:nvPicPr>
-                  <pic:blipFill>
-                    <a:blip r:embed="rId18">
-                      <a:extLst>
-                        <a:ext uri="{28A0092B-C50C-407E-A947-70E740481C1C}">
-                          <a14:useLocalDpi xmlns:a14="http://schemas.microsoft.com/office/drawing/2010/main" val="0"/>
-                        </a:ext>
-                      </a:extLst>
-                    </a:blip>
-                    <a:srcRect/>
-                    <a:stretch>
-                      <a:fillRect/>
-                    </a:stretch>
-                  </pic:blipFill>
-                  <pic:spPr bwMode="auto">
-                    <a:xfrm>
-                      <a:off x="0" y="0"/>
-                      <a:ext cx="1419225" cy="1247775"/>
-                    </a:xfrm>
-                    <a:prstGeom prst="rect">
-                      <a:avLst/>
-                    </a:prstGeom>
-                    <a:noFill/>
-                    <a:ln>
-                      <a:noFill/>
-                    </a:ln>
-                  </pic:spPr>
-                </pic:pic>
-              </a:graphicData>
-            </a:graphic>
-          </wp:inline>
-        </w:drawing>
-      </w:r>
-    </w:p>
-    <w:p/>
-    <w:p>
-      <w:r>
-        <w:t xml:space="preserve">Example </w:t>
-      </w:r>
-    </w:p>
-    <w:p>
-      <w:r>
-        <w:t>An employee could be a manager also, so the manager manages other employees, and all types of employees are in a single entity.</w:t>
-      </w:r>
-    </w:p>
-    <w:p>
-      <w:pPr>
-        <w:pStyle w:val="Heading4"/>
-      </w:pPr>
-      <w:r>
-        <w:t>Binary Relationship</w:t>
-      </w:r>
-    </w:p>
-    <w:p>
-      <w:r>
-        <w:t>When two entities participate in a relationship then it is known as binary relationship</w:t>
-      </w:r>
-      <w:r>
-        <w:t>.</w:t>
-      </w:r>
-    </w:p>
-    <w:p>
-      <w:r>
-        <w:rPr>
-          <w:noProof/>
-        </w:rPr>
-        <w:drawing>
-          <wp:inline distT="0" distB="0" distL="0" distR="0" wp14:anchorId="4356C33E" wp14:editId="74CB44A2">
-            <wp:extent cx="5943600" cy="1104265"/>
-            <wp:effectExtent l="0" t="0" r="0" b="635"/>
-            <wp:docPr id="12" name="Picture 12" descr="er11"/>
-            <wp:cNvGraphicFramePr>
-              <a:graphicFrameLocks xmlns:a="http://schemas.openxmlformats.org/drawingml/2006/main" noChangeAspect="1"/>
-            </wp:cNvGraphicFramePr>
-            <a:graphic xmlns:a="http://schemas.openxmlformats.org/drawingml/2006/main">
-              <a:graphicData uri="http://schemas.openxmlformats.org/drawingml/2006/picture">
-                <pic:pic xmlns:pic="http://schemas.openxmlformats.org/drawingml/2006/picture">
-                  <pic:nvPicPr>
-                    <pic:cNvPr id="0" name="Picture 23" descr="er11"/>
-                    <pic:cNvPicPr>
-                      <a:picLocks noChangeAspect="1" noChangeArrowheads="1"/>
-                    </pic:cNvPicPr>
-                  </pic:nvPicPr>
-                  <pic:blipFill>
-                    <a:blip r:embed="rId17">
-                      <a:extLst>
-                        <a:ext uri="{28A0092B-C50C-407E-A947-70E740481C1C}">
-                          <a14:useLocalDpi xmlns:a14="http://schemas.microsoft.com/office/drawing/2010/main" val="0"/>
-                        </a:ext>
-                      </a:extLst>
-                    </a:blip>
-                    <a:srcRect/>
-                    <a:stretch>
-                      <a:fillRect/>
-                    </a:stretch>
-                  </pic:blipFill>
-                  <pic:spPr bwMode="auto">
-                    <a:xfrm>
-                      <a:off x="0" y="0"/>
-                      <a:ext cx="5943600" cy="1104265"/>
-                    </a:xfrm>
-                    <a:prstGeom prst="rect">
-                      <a:avLst/>
-                    </a:prstGeom>
-                    <a:noFill/>
-                    <a:ln>
-                      <a:noFill/>
-                    </a:ln>
-                  </pic:spPr>
-                </pic:pic>
-              </a:graphicData>
-            </a:graphic>
-          </wp:inline>
-        </w:drawing>
-      </w:r>
-    </w:p>
-    <w:p>
-      <w:pPr>
-        <w:pStyle w:val="Heading4"/>
-      </w:pPr>
-      <w:r>
-        <w:t>n-ary Relationship</w:t>
-      </w:r>
-    </w:p>
-    <w:p>
-      <w:r>
-        <w:t>When there are n entities set participating in a relation, the relationship is called as n-ary relationship.</w:t>
-      </w:r>
-    </w:p>
-    <w:p>
-      <w:pPr>
-        <w:pStyle w:val="Heading3"/>
-      </w:pPr>
-      <w:bookmarkStart w:id="25" w:name="_Toc123505639"/>
-      <w:r>
-        <w:t>Cardinality</w:t>
-      </w:r>
-      <w:bookmarkEnd w:id="25"/>
-      <w:r>
-        <w:t xml:space="preserve"> </w:t>
-      </w:r>
-    </w:p>
-    <w:p>
-      <w:r>
-        <w:t>In binary relationship cardinality ratio represents how many times the entity/instance of an entity set can participate in a relationship.</w:t>
-      </w:r>
-    </w:p>
-    <w:p>
-      <w:pPr>
-        <w:pStyle w:val="ListParagraph"/>
-        <w:ind w:left="0"/>
-      </w:pPr>
-    </w:p>
-    <w:p>
-      <w:pPr>
-        <w:pStyle w:val="Heading4"/>
-        <w:numPr>
-          <w:ilvl w:val="3"/>
-          <w:numId w:val="12"/>
-        </w:numPr>
-      </w:pPr>
-      <w:r>
-        <w:lastRenderedPageBreak/>
-        <w:t>One to One</w:t>
-      </w:r>
-    </w:p>
-    <w:p>
-      <w:r>
-        <w:t>If only one instance of an entity is associated with only one instance of another entity then it is one to one relationship</w:t>
-      </w:r>
-      <w:r>
-        <w:t>.</w:t>
-      </w:r>
-    </w:p>
-    <w:p>
-      <w:r>
-        <w:t xml:space="preserve">Example </w:t>
-      </w:r>
-    </w:p>
-    <w:p>
-      <w:r>
-        <w:t>one person could only have one Aadhar Card,</w:t>
-      </w:r>
-    </w:p>
-    <w:p/>
-    <w:p>
-      <w:pPr>
-        <w:rPr>
-          <w:noProof/>
-        </w:rPr>
-      </w:pPr>
-      <w:r>
-        <w:rPr>
-          <w:noProof/>
-        </w:rPr>
-        <w:drawing>
-          <wp:anchor distT="0" distB="0" distL="114300" distR="114300" simplePos="0" relativeHeight="251658240" behindDoc="0" locked="0" layoutInCell="1" allowOverlap="1" wp14:anchorId="0125C54D" wp14:editId="684F8BC9">
-            <wp:simplePos x="914400" y="2266950"/>
-            <wp:positionH relativeFrom="column">
-              <wp:align>left</wp:align>
-            </wp:positionH>
-            <wp:positionV relativeFrom="paragraph">
-              <wp:align>top</wp:align>
-            </wp:positionV>
-            <wp:extent cx="4582164" cy="724001"/>
-            <wp:effectExtent l="0" t="0" r="8890" b="0"/>
-            <wp:wrapSquare wrapText="bothSides"/>
-            <wp:docPr id="15" name="Picture 15"/>
-            <wp:cNvGraphicFramePr>
-              <a:graphicFrameLocks xmlns:a="http://schemas.openxmlformats.org/drawingml/2006/main" noChangeAspect="1"/>
-            </wp:cNvGraphicFramePr>
-            <a:graphic xmlns:a="http://schemas.openxmlformats.org/drawingml/2006/main">
-              <a:graphicData uri="http://schemas.openxmlformats.org/drawingml/2006/picture">
-                <pic:pic xmlns:pic="http://schemas.openxmlformats.org/drawingml/2006/picture">
-                  <pic:nvPicPr>
-                    <pic:cNvPr id="1" name=""/>
-                    <pic:cNvPicPr/>
-                  </pic:nvPicPr>
-                  <pic:blipFill>
-                    <a:blip r:embed="rId19">
-                      <a:extLst>
-                        <a:ext uri="{28A0092B-C50C-407E-A947-70E740481C1C}">
-                          <a14:useLocalDpi xmlns:a14="http://schemas.microsoft.com/office/drawing/2010/main" val="0"/>
-                        </a:ext>
-                      </a:extLst>
-                    </a:blip>
-                    <a:stretch>
-                      <a:fillRect/>
-                    </a:stretch>
-                  </pic:blipFill>
-                  <pic:spPr>
-                    <a:xfrm>
-                      <a:off x="0" y="0"/>
-                      <a:ext cx="4582164" cy="724001"/>
-                    </a:xfrm>
-                    <a:prstGeom prst="rect">
-                      <a:avLst/>
-                    </a:prstGeom>
-                  </pic:spPr>
-                </pic:pic>
-              </a:graphicData>
-            </a:graphic>
-          </wp:anchor>
-        </w:drawing>
-      </w:r>
-    </w:p>
-    <w:p>
-      <w:pPr>
-        <w:rPr>
-          <w:noProof/>
-        </w:rPr>
-      </w:pPr>
-    </w:p>
-    <w:p>
-      <w:pPr>
-        <w:ind w:firstLine="720"/>
-        <w:rPr>
-          <w:noProof/>
-        </w:rPr>
-      </w:pPr>
-    </w:p>
-    <w:p>
-      <w:pPr>
-        <w:ind w:firstLine="720"/>
-        <w:rPr>
-          <w:noProof/>
-        </w:rPr>
-      </w:pPr>
-    </w:p>
-    <w:p>
-      <w:pPr>
-        <w:ind w:firstLine="720"/>
-        <w:rPr>
-          <w:noProof/>
-        </w:rPr>
-      </w:pPr>
-      <w:r>
-        <w:rPr>
-          <w:noProof/>
-        </w:rPr>
-        <w:drawing>
-          <wp:inline distT="0" distB="0" distL="0" distR="0" wp14:anchorId="2A1FC835" wp14:editId="20505D97">
-            <wp:extent cx="2676899" cy="1752845"/>
-            <wp:effectExtent l="0" t="0" r="9525" b="0"/>
-            <wp:docPr id="17" name="Picture 17"/>
-            <wp:cNvGraphicFramePr>
-              <a:graphicFrameLocks xmlns:a="http://schemas.openxmlformats.org/drawingml/2006/main" noChangeAspect="1"/>
-            </wp:cNvGraphicFramePr>
-            <a:graphic xmlns:a="http://schemas.openxmlformats.org/drawingml/2006/main">
-              <a:graphicData uri="http://schemas.openxmlformats.org/drawingml/2006/picture">
-                <pic:pic xmlns:pic="http://schemas.openxmlformats.org/drawingml/2006/picture">
-                  <pic:nvPicPr>
-                    <pic:cNvPr id="1" name=""/>
-                    <pic:cNvPicPr/>
-                  </pic:nvPicPr>
-                  <pic:blipFill>
-                    <a:blip r:embed="rId20"/>
-                    <a:stretch>
-                      <a:fillRect/>
-                    </a:stretch>
-                  </pic:blipFill>
-                  <pic:spPr>
-                    <a:xfrm>
-                      <a:off x="0" y="0"/>
-                      <a:ext cx="2676899" cy="1752845"/>
-                    </a:xfrm>
-                    <a:prstGeom prst="rect">
-                      <a:avLst/>
-                    </a:prstGeom>
-                  </pic:spPr>
-                </pic:pic>
-              </a:graphicData>
-            </a:graphic>
-          </wp:inline>
-        </w:drawing>
-      </w:r>
-      <w:r>
-        <w:rPr>
-          <w:noProof/>
-        </w:rPr>
-        <w:br w:type="textWrapping" w:clear="all"/>
-      </w:r>
-    </w:p>
-    <w:p>
-      <w:pPr>
-        <w:pStyle w:val="Heading4"/>
-      </w:pPr>
-      <w:r>
-        <w:t>One to Many</w:t>
-      </w:r>
-    </w:p>
-    <w:p>
-      <w:r>
-        <w:t>If a single instance of an entity is associated with more than one instance of another entity.</w:t>
-      </w:r>
-    </w:p>
-    <w:p>
-      <w:r>
-        <w:t xml:space="preserve"> </w:t>
-      </w:r>
-      <w:r>
-        <w:rPr>
-          <w:noProof/>
-        </w:rPr>
-        <w:drawing>
-          <wp:inline distT="0" distB="0" distL="0" distR="0" wp14:anchorId="7483D653" wp14:editId="00C21D33">
-            <wp:extent cx="5420481" cy="876422"/>
-            <wp:effectExtent l="0" t="0" r="8890" b="0"/>
-            <wp:docPr id="18" name="Picture 18"/>
-            <wp:cNvGraphicFramePr>
-              <a:graphicFrameLocks xmlns:a="http://schemas.openxmlformats.org/drawingml/2006/main" noChangeAspect="1"/>
-            </wp:cNvGraphicFramePr>
-            <a:graphic xmlns:a="http://schemas.openxmlformats.org/drawingml/2006/main">
-              <a:graphicData uri="http://schemas.openxmlformats.org/drawingml/2006/picture">
-                <pic:pic xmlns:pic="http://schemas.openxmlformats.org/drawingml/2006/picture">
-                  <pic:nvPicPr>
-                    <pic:cNvPr id="1" name=""/>
-                    <pic:cNvPicPr/>
-                  </pic:nvPicPr>
-                  <pic:blipFill>
-                    <a:blip r:embed="rId21"/>
-                    <a:stretch>
-                      <a:fillRect/>
-                    </a:stretch>
-                  </pic:blipFill>
-                  <pic:spPr>
-                    <a:xfrm>
-                      <a:off x="0" y="0"/>
-                      <a:ext cx="5420481" cy="876422"/>
-                    </a:xfrm>
-                    <a:prstGeom prst="rect">
-                      <a:avLst/>
-                    </a:prstGeom>
-                  </pic:spPr>
-                </pic:pic>
-              </a:graphicData>
-            </a:graphic>
-          </wp:inline>
-        </w:drawing>
-      </w:r>
-    </w:p>
-    <w:p>
-      <w:r>
-        <w:t xml:space="preserve">In the above example one customer can have multiple bank accounts. </w:t>
-      </w:r>
-    </w:p>
-    <w:p>
-      <w:r>
-        <w:rPr>
-          <w:noProof/>
-        </w:rPr>
-        <w:drawing>
-          <wp:inline distT="0" distB="0" distL="0" distR="0" wp14:anchorId="7E5CCB26" wp14:editId="1ADFD434">
-            <wp:extent cx="2400300" cy="1471763"/>
-            <wp:effectExtent l="0" t="0" r="0" b="0"/>
-            <wp:docPr id="19" name="Picture 19"/>
-            <wp:cNvGraphicFramePr>
-              <a:graphicFrameLocks xmlns:a="http://schemas.openxmlformats.org/drawingml/2006/main" noChangeAspect="1"/>
-            </wp:cNvGraphicFramePr>
-            <a:graphic xmlns:a="http://schemas.openxmlformats.org/drawingml/2006/main">
-              <a:graphicData uri="http://schemas.openxmlformats.org/drawingml/2006/picture">
-                <pic:pic xmlns:pic="http://schemas.openxmlformats.org/drawingml/2006/picture">
-                  <pic:nvPicPr>
-                    <pic:cNvPr id="1" name=""/>
-                    <pic:cNvPicPr/>
-                  </pic:nvPicPr>
-                  <pic:blipFill>
-                    <a:blip r:embed="rId22"/>
-                    <a:stretch>
-                      <a:fillRect/>
-                    </a:stretch>
-                  </pic:blipFill>
-                  <pic:spPr>
-                    <a:xfrm>
-                      <a:off x="0" y="0"/>
-                      <a:ext cx="2421042" cy="1484481"/>
-                    </a:xfrm>
-                    <a:prstGeom prst="rect">
-                      <a:avLst/>
-                    </a:prstGeom>
-                  </pic:spPr>
-                </pic:pic>
-              </a:graphicData>
-            </a:graphic>
-          </wp:inline>
-        </w:drawing>
-      </w:r>
-      <w:r>
-        <w:t xml:space="preserve"> </w:t>
-      </w:r>
-    </w:p>
-    <w:p/>
-    <w:p/>
-    <w:p>
-      <w:pPr>
-        <w:pStyle w:val="Heading4"/>
-      </w:pPr>
-      <w:r>
-        <w:lastRenderedPageBreak/>
-        <w:t>Many to One</w:t>
-      </w:r>
-    </w:p>
-    <w:p>
-      <w:r>
-        <w:t>If more than one instance of an entity is associated with a single instance of another entity</w:t>
-      </w:r>
-    </w:p>
-    <w:p>
-      <w:r>
-        <w:rPr>
-          <w:noProof/>
-        </w:rPr>
-        <w:drawing>
-          <wp:inline distT="0" distB="0" distL="0" distR="0" wp14:anchorId="335AA669" wp14:editId="37AEC9FC">
-            <wp:extent cx="5258534" cy="657317"/>
-            <wp:effectExtent l="0" t="0" r="0" b="9525"/>
-            <wp:docPr id="20" name="Picture 20"/>
-            <wp:cNvGraphicFramePr>
-              <a:graphicFrameLocks xmlns:a="http://schemas.openxmlformats.org/drawingml/2006/main" noChangeAspect="1"/>
-            </wp:cNvGraphicFramePr>
-            <a:graphic xmlns:a="http://schemas.openxmlformats.org/drawingml/2006/main">
-              <a:graphicData uri="http://schemas.openxmlformats.org/drawingml/2006/picture">
-                <pic:pic xmlns:pic="http://schemas.openxmlformats.org/drawingml/2006/picture">
-                  <pic:nvPicPr>
-                    <pic:cNvPr id="1" name=""/>
-                    <pic:cNvPicPr/>
-                  </pic:nvPicPr>
-                  <pic:blipFill>
-                    <a:blip r:embed="rId23"/>
-                    <a:stretch>
-                      <a:fillRect/>
-                    </a:stretch>
-                  </pic:blipFill>
-                  <pic:spPr>
-                    <a:xfrm>
-                      <a:off x="0" y="0"/>
-                      <a:ext cx="5258534" cy="657317"/>
-                    </a:xfrm>
-                    <a:prstGeom prst="rect">
-                      <a:avLst/>
-                    </a:prstGeom>
-                  </pic:spPr>
-                </pic:pic>
-              </a:graphicData>
-            </a:graphic>
-          </wp:inline>
-        </w:drawing>
-      </w:r>
-    </w:p>
-    <w:p>
-      <w:r>
-        <w:rPr>
-          <w:noProof/>
-        </w:rPr>
-        <w:drawing>
-          <wp:inline distT="0" distB="0" distL="0" distR="0" wp14:anchorId="5DB6A878" wp14:editId="4369F868">
-            <wp:extent cx="2886478" cy="2162477"/>
-            <wp:effectExtent l="0" t="0" r="9525" b="9525"/>
-            <wp:docPr id="21" name="Picture 21"/>
-            <wp:cNvGraphicFramePr>
-              <a:graphicFrameLocks xmlns:a="http://schemas.openxmlformats.org/drawingml/2006/main" noChangeAspect="1"/>
-            </wp:cNvGraphicFramePr>
-            <a:graphic xmlns:a="http://schemas.openxmlformats.org/drawingml/2006/main">
-              <a:graphicData uri="http://schemas.openxmlformats.org/drawingml/2006/picture">
-                <pic:pic xmlns:pic="http://schemas.openxmlformats.org/drawingml/2006/picture">
-                  <pic:nvPicPr>
-                    <pic:cNvPr id="1" name=""/>
-                    <pic:cNvPicPr/>
-                  </pic:nvPicPr>
-                  <pic:blipFill>
-                    <a:blip r:embed="rId24"/>
-                    <a:stretch>
-                      <a:fillRect/>
-                    </a:stretch>
-                  </pic:blipFill>
-                  <pic:spPr>
-                    <a:xfrm>
-                      <a:off x="0" y="0"/>
-                      <a:ext cx="2886478" cy="2162477"/>
-                    </a:xfrm>
-                    <a:prstGeom prst="rect">
-                      <a:avLst/>
-                    </a:prstGeom>
-                  </pic:spPr>
-                </pic:pic>
-              </a:graphicData>
-            </a:graphic>
-          </wp:inline>
-        </w:drawing>
-      </w:r>
-    </w:p>
-    <w:p/>
-    <w:p>
-      <w:r>
-        <w:t>one product could have multiple orders</w:t>
-      </w:r>
-    </w:p>
-    <w:p>
-      <w:pPr>
-        <w:pStyle w:val="Heading4"/>
-      </w:pPr>
-      <w:r>
-        <w:t>Many to Many</w:t>
-      </w:r>
-    </w:p>
-    <w:p>
-      <w:r>
-        <w:t>If more than one instance of an entity set is associated with more than one instance of another entity.</w:t>
-      </w:r>
-    </w:p>
-    <w:p>
-      <w:r>
-        <w:rPr>
-          <w:noProof/>
-        </w:rPr>
-        <w:drawing>
-          <wp:inline distT="0" distB="0" distL="0" distR="0" wp14:anchorId="6FE39A09" wp14:editId="099939CB">
-            <wp:extent cx="5334744" cy="695422"/>
-            <wp:effectExtent l="0" t="0" r="0" b="9525"/>
-            <wp:docPr id="22" name="Picture 22"/>
-            <wp:cNvGraphicFramePr>
-              <a:graphicFrameLocks xmlns:a="http://schemas.openxmlformats.org/drawingml/2006/main" noChangeAspect="1"/>
-            </wp:cNvGraphicFramePr>
-            <a:graphic xmlns:a="http://schemas.openxmlformats.org/drawingml/2006/main">
-              <a:graphicData uri="http://schemas.openxmlformats.org/drawingml/2006/picture">
-                <pic:pic xmlns:pic="http://schemas.openxmlformats.org/drawingml/2006/picture">
-                  <pic:nvPicPr>
-                    <pic:cNvPr id="1" name=""/>
-                    <pic:cNvPicPr/>
-                  </pic:nvPicPr>
-                  <pic:blipFill>
-                    <a:blip r:embed="rId25"/>
-                    <a:stretch>
-                      <a:fillRect/>
-                    </a:stretch>
-                  </pic:blipFill>
-                  <pic:spPr>
-                    <a:xfrm>
-                      <a:off x="0" y="0"/>
-                      <a:ext cx="5334744" cy="695422"/>
-                    </a:xfrm>
-                    <a:prstGeom prst="rect">
-                      <a:avLst/>
-                    </a:prstGeom>
-                  </pic:spPr>
-                </pic:pic>
-              </a:graphicData>
-            </a:graphic>
-          </wp:inline>
-        </w:drawing>
-      </w:r>
-    </w:p>
-    <w:p>
-      <w:r>
-        <w:rPr>
-          <w:noProof/>
-        </w:rPr>
-        <w:drawing>
-          <wp:inline distT="0" distB="0" distL="0" distR="0" wp14:anchorId="771BAB3C" wp14:editId="7B8523E4">
-            <wp:extent cx="4163006" cy="2524477"/>
-            <wp:effectExtent l="0" t="0" r="9525" b="9525"/>
-            <wp:docPr id="23" name="Picture 23"/>
-            <wp:cNvGraphicFramePr>
-              <a:graphicFrameLocks xmlns:a="http://schemas.openxmlformats.org/drawingml/2006/main" noChangeAspect="1"/>
-            </wp:cNvGraphicFramePr>
-            <a:graphic xmlns:a="http://schemas.openxmlformats.org/drawingml/2006/main">
-              <a:graphicData uri="http://schemas.openxmlformats.org/drawingml/2006/picture">
-                <pic:pic xmlns:pic="http://schemas.openxmlformats.org/drawingml/2006/picture">
-                  <pic:nvPicPr>
-                    <pic:cNvPr id="1" name=""/>
-                    <pic:cNvPicPr/>
-                  </pic:nvPicPr>
-                  <pic:blipFill>
-                    <a:blip r:embed="rId26"/>
-                    <a:stretch>
-                      <a:fillRect/>
-                    </a:stretch>
-                  </pic:blipFill>
-                  <pic:spPr>
-                    <a:xfrm>
-                      <a:off x="0" y="0"/>
-                      <a:ext cx="4163006" cy="2524477"/>
-                    </a:xfrm>
-                    <a:prstGeom prst="rect">
-                      <a:avLst/>
-                    </a:prstGeom>
-                  </pic:spPr>
-                </pic:pic>
-              </a:graphicData>
-            </a:graphic>
-          </wp:inline>
-        </w:drawing>
-      </w:r>
-    </w:p>
-    <w:p>
-      <w:r>
-        <w:t>one customer can place many orders and one product can be ordered by multiple customers.</w:t>
-      </w:r>
-    </w:p>
-    <w:p>
-      <w:pPr>
-        <w:pStyle w:val="Heading3"/>
-      </w:pPr>
-      <w:bookmarkStart w:id="26" w:name="_Toc123505640"/>
-      <w:r>
-        <w:lastRenderedPageBreak/>
-        <w:t>Specialization</w:t>
-      </w:r>
-      <w:bookmarkEnd w:id="26"/>
     </w:p>
     <w:p>
       <w:r>
@@ -7314,7 +5183,7 @@
                     </pic:cNvPicPr>
                   </pic:nvPicPr>
                   <pic:blipFill>
-                    <a:blip r:embed="rId27">
+                    <a:blip r:embed="rId8">
                       <a:extLst>
                         <a:ext uri="{28A0092B-C50C-407E-A947-70E740481C1C}">
                           <a14:useLocalDpi xmlns:a14="http://schemas.microsoft.com/office/drawing/2010/main" val="0"/>
@@ -7349,13 +5218,13 @@
     <w:p/>
     <w:p>
       <w:pPr>
-        <w:pStyle w:val="Heading3"/>
-      </w:pPr>
-      <w:bookmarkStart w:id="27" w:name="_Toc123505641"/>
+        <w:pStyle w:val="Heading2"/>
+      </w:pPr>
+      <w:bookmarkStart w:id="1" w:name="_Toc123505641"/>
       <w:r>
         <w:t>Generalization</w:t>
       </w:r>
-      <w:bookmarkEnd w:id="27"/>
+      <w:bookmarkEnd w:id="1"/>
     </w:p>
     <w:p>
       <w:r>
@@ -7370,7 +5239,15 @@
     </w:p>
     <w:p>
       <w:r>
-        <w:t>It is a bottom-up approach . It is the reverse process of Specialization.</w:t>
+        <w:t xml:space="preserve">It is a bottom-up </w:t>
+      </w:r>
+      <w:proofErr w:type="gramStart"/>
+      <w:r>
+        <w:t>approach .</w:t>
+      </w:r>
+      <w:proofErr w:type="gramEnd"/>
+      <w:r>
+        <w:t xml:space="preserve"> It is the reverse process of Specialization.</w:t>
       </w:r>
     </w:p>
     <w:p>
@@ -7378,6 +5255,7 @@
         <w:rPr>
           <w:noProof/>
         </w:rPr>
+        <w:lastRenderedPageBreak/>
         <w:drawing>
           <wp:inline distT="0" distB="0" distL="0" distR="0" wp14:anchorId="54D808B1" wp14:editId="43A96FF5">
             <wp:extent cx="4343400" cy="2767525"/>
@@ -7396,7 +5274,7 @@
                     </pic:cNvPicPr>
                   </pic:nvPicPr>
                   <pic:blipFill>
-                    <a:blip r:embed="rId28">
+                    <a:blip r:embed="rId9">
                       <a:extLst>
                         <a:ext uri="{28A0092B-C50C-407E-A947-70E740481C1C}">
                           <a14:useLocalDpi xmlns:a14="http://schemas.microsoft.com/office/drawing/2010/main" val="0"/>
@@ -7430,149 +5308,246 @@
     </w:p>
     <w:p>
       <w:pPr>
-        <w:pStyle w:val="Heading3"/>
-      </w:pPr>
-      <w:bookmarkStart w:id="28" w:name="_Toc123505642"/>
-      <w:r>
+        <w:pStyle w:val="Heading2"/>
+        <w:rPr>
+          <w:shd w:val="clear" w:color="auto" w:fill="FFFFFF"/>
+        </w:rPr>
+      </w:pPr>
+      <w:r>
+        <w:rPr>
+          <w:shd w:val="clear" w:color="auto" w:fill="FFFFFF"/>
+        </w:rPr>
+        <w:t>Association</w:t>
+      </w:r>
+    </w:p>
+    <w:p>
+      <w:r>
+        <w:t xml:space="preserve">Association is a general relationship </w:t>
+      </w:r>
+      <w:r>
+        <w:t xml:space="preserve">(uses-a) </w:t>
+      </w:r>
+      <w:r>
+        <w:t>between two independent classes. The objects in the relationship have their own lifecycles and no ownership is implied. </w:t>
+      </w:r>
+    </w:p>
+    <w:p>
+      <w:pPr>
+        <w:rPr>
+          <w:noProof/>
+        </w:rPr>
+      </w:pPr>
+      <w:r>
+        <w:rPr>
+          <w:noProof/>
+        </w:rPr>
+        <w:t xml:space="preserve">Example : </w:t>
+      </w:r>
+      <w:r>
+        <w:rPr>
+          <w:b/>
+          <w:bCs/>
+          <w:noProof/>
+        </w:rPr>
+        <w:t>Teacher</w:t>
+      </w:r>
+      <w:r>
+        <w:rPr>
+          <w:noProof/>
+        </w:rPr>
+        <w:t> and a </w:t>
+      </w:r>
+      <w:r>
+        <w:rPr>
+          <w:b/>
+          <w:bCs/>
+          <w:noProof/>
+        </w:rPr>
+        <w:t>Student</w:t>
+      </w:r>
+      <w:r>
+        <w:rPr>
+          <w:noProof/>
+        </w:rPr>
+        <w:t xml:space="preserve"> , </w:t>
+      </w:r>
+      <w:r>
+        <w:rPr>
+          <w:noProof/>
+        </w:rPr>
+        <w:t>If the teacher object is deleted, the student object still exists, and vice-versa.</w:t>
+      </w:r>
+    </w:p>
+    <w:p>
+      <w:pPr>
+        <w:pStyle w:val="Heading2"/>
+        <w:rPr>
+          <w:shd w:val="clear" w:color="auto" w:fill="FFFFFF"/>
+        </w:rPr>
+      </w:pPr>
+      <w:r>
+        <w:rPr>
+          <w:shd w:val="clear" w:color="auto" w:fill="FFFFFF"/>
+        </w:rPr>
+        <w:t>Aggregation</w:t>
+      </w:r>
+    </w:p>
+    <w:p>
+      <w:r>
+        <w:t>Aggregation is a special form of association that represents a "whole-part" or "has-a" relationship with a </w:t>
+      </w:r>
+      <w:r>
+        <w:rPr>
+          <w:b/>
+          <w:bCs/>
+        </w:rPr>
+        <w:t>weak ownership</w:t>
+      </w:r>
+      <w:r>
+        <w:t>. The key characteristic is that the "part" objects can exist independently of the "whole" object. </w:t>
+      </w:r>
+    </w:p>
+    <w:p>
+      <w:pPr>
+        <w:rPr>
+          <w:noProof/>
+        </w:rPr>
+      </w:pPr>
+      <w:r>
+        <w:rPr>
+          <w:noProof/>
+        </w:rPr>
+        <w:t>Example :</w:t>
+      </w:r>
+      <w:r>
+        <w:rPr>
+          <w:noProof/>
+        </w:rPr>
+        <w:t xml:space="preserve"> </w:t>
+      </w:r>
+      <w:r>
+        <w:rPr>
+          <w:b/>
+          <w:bCs/>
+          <w:noProof/>
+        </w:rPr>
+        <w:t>Team</w:t>
+      </w:r>
+      <w:r>
+        <w:rPr>
+          <w:noProof/>
+        </w:rPr>
+        <w:t xml:space="preserve"> and </w:t>
+      </w:r>
+      <w:r>
+        <w:rPr>
+          <w:b/>
+          <w:bCs/>
+          <w:noProof/>
+        </w:rPr>
+        <w:t>Player</w:t>
+      </w:r>
+      <w:r>
+        <w:rPr>
+          <w:b/>
+          <w:bCs/>
+          <w:noProof/>
+        </w:rPr>
+        <w:t xml:space="preserve"> </w:t>
+      </w:r>
+      <w:r>
+        <w:rPr>
+          <w:noProof/>
+        </w:rPr>
+        <w:t>,</w:t>
+      </w:r>
+      <w:r>
+        <w:rPr>
+          <w:noProof/>
+        </w:rPr>
+        <w:t xml:space="preserve"> player objects can exists out side of the team object.</w:t>
+      </w:r>
+    </w:p>
+    <w:p>
+      <w:pPr>
+        <w:pStyle w:val="Heading2"/>
+      </w:pPr>
+      <w:r>
+        <w:rPr>
+          <w:shd w:val="clear" w:color="auto" w:fill="FFFFFF"/>
+        </w:rPr>
+        <w:t>Composition</w:t>
+      </w:r>
+    </w:p>
+    <w:p>
+      <w:r>
+        <w:t>Composition is a restricted, stronger form of aggregation where the "part" object's lifecycle is completely dependent on the "whole" object. The part object cannot exist meaningfully without the container object. It is a strong "part-of" relationship.</w:t>
+      </w:r>
+    </w:p>
+    <w:p>
+      <w:r>
+        <w:t xml:space="preserve">Example: </w:t>
+      </w:r>
+    </w:p>
+    <w:p>
+      <w:r>
+        <w:t>A </w:t>
+      </w:r>
+      <w:r>
+        <w:rPr>
+          <w:b/>
+          <w:bCs/>
+        </w:rPr>
+        <w:t>House</w:t>
+      </w:r>
+      <w:r>
+        <w:t> and a </w:t>
+      </w:r>
+      <w:r>
+        <w:rPr>
+          <w:b/>
+          <w:bCs/>
+        </w:rPr>
+        <w:t>Room</w:t>
+      </w:r>
+      <w:r>
+        <w:t xml:space="preserve">, </w:t>
+      </w:r>
+      <w:r>
+        <w:t>A House is composed of Rooms. A Room cannot exist as an independent entity without being part of a House. If the House object is destroyed (e.g., demolished), the Room objects are also destroyed along with it. </w:t>
+      </w:r>
+    </w:p>
+    <w:p>
+      <w:pPr>
+        <w:pStyle w:val="Heading1"/>
+      </w:pPr>
+      <w:bookmarkStart w:id="2" w:name="_Toc123505643"/>
+      <w:r>
+        <w:t>Relational Model</w:t>
+      </w:r>
+      <w:bookmarkEnd w:id="2"/>
+    </w:p>
+    <w:p>
+      <w:r>
+        <w:t>The relational model represents how data is stored in Relational Databases.  A relational database stores data in the form of relations (tables).</w:t>
+      </w:r>
+    </w:p>
+    <w:p>
+      <w:r>
+        <w:t>STUDENT</w:t>
+      </w:r>
+    </w:p>
+    <w:p>
+      <w:pPr>
+        <w:rPr>
+          <w:noProof/>
+        </w:rPr>
+      </w:pPr>
+      <w:r>
+        <w:rPr>
+          <w:noProof/>
+        </w:rPr>
         <w:lastRenderedPageBreak/>
-        <w:t>Aggregation</w:t>
-      </w:r>
-      <w:bookmarkEnd w:id="28"/>
-    </w:p>
-    <w:p>
-      <w:r>
-        <w:t xml:space="preserve">In aggregation, the relation between two entities is treated as a single entity. In aggregation, relationship with its corresponding entities is aggregated into a </w:t>
-      </w:r>
-      <w:r>
-        <w:t>higher-level</w:t>
-      </w:r>
-      <w:r>
-        <w:t xml:space="preserve"> entity.</w:t>
-      </w:r>
-    </w:p>
-    <w:p>
-      <w:pPr>
-        <w:rPr>
-          <w:noProof/>
-        </w:rPr>
-      </w:pPr>
-      <w:r>
-        <w:rPr>
-          <w:noProof/>
-        </w:rPr>
-        <w:drawing>
-          <wp:inline distT="0" distB="0" distL="0" distR="0" wp14:anchorId="3A4784D7" wp14:editId="7F310E6F">
-            <wp:extent cx="5038725" cy="3076744"/>
-            <wp:effectExtent l="0" t="0" r="0" b="9525"/>
-            <wp:docPr id="28" name="Picture 28" descr="DBMS Aggregation"/>
-            <wp:cNvGraphicFramePr>
-              <a:graphicFrameLocks xmlns:a="http://schemas.openxmlformats.org/drawingml/2006/main" noChangeAspect="1"/>
-            </wp:cNvGraphicFramePr>
-            <a:graphic xmlns:a="http://schemas.openxmlformats.org/drawingml/2006/main">
-              <a:graphicData uri="http://schemas.openxmlformats.org/drawingml/2006/picture">
-                <pic:pic xmlns:pic="http://schemas.openxmlformats.org/drawingml/2006/picture">
-                  <pic:nvPicPr>
-                    <pic:cNvPr id="0" name="Picture 37" descr="DBMS Aggregation"/>
-                    <pic:cNvPicPr>
-                      <a:picLocks noChangeAspect="1" noChangeArrowheads="1"/>
-                    </pic:cNvPicPr>
-                  </pic:nvPicPr>
-                  <pic:blipFill>
-                    <a:blip r:embed="rId29">
-                      <a:extLst>
-                        <a:ext uri="{28A0092B-C50C-407E-A947-70E740481C1C}">
-                          <a14:useLocalDpi xmlns:a14="http://schemas.microsoft.com/office/drawing/2010/main" val="0"/>
-                        </a:ext>
-                      </a:extLst>
-                    </a:blip>
-                    <a:srcRect/>
-                    <a:stretch>
-                      <a:fillRect/>
-                    </a:stretch>
-                  </pic:blipFill>
-                  <pic:spPr bwMode="auto">
-                    <a:xfrm>
-                      <a:off x="0" y="0"/>
-                      <a:ext cx="5050388" cy="3083865"/>
-                    </a:xfrm>
-                    <a:prstGeom prst="rect">
-                      <a:avLst/>
-                    </a:prstGeom>
-                    <a:noFill/>
-                    <a:ln>
-                      <a:noFill/>
-                    </a:ln>
-                  </pic:spPr>
-                </pic:pic>
-              </a:graphicData>
-            </a:graphic>
-          </wp:inline>
-        </w:drawing>
-      </w:r>
-    </w:p>
-    <w:p>
-      <w:pPr>
-        <w:rPr>
-          <w:noProof/>
-        </w:rPr>
-      </w:pPr>
-    </w:p>
-    <w:p>
-      <w:pPr>
-        <w:rPr>
-          <w:noProof/>
-        </w:rPr>
-      </w:pPr>
-      <w:r>
-        <w:rPr>
-          <w:noProof/>
-        </w:rPr>
-        <w:t xml:space="preserve">Example </w:t>
-      </w:r>
-    </w:p>
-    <w:p>
-      <w:pPr>
-        <w:rPr>
-          <w:noProof/>
-        </w:rPr>
-      </w:pPr>
-      <w:r>
-        <w:rPr>
-          <w:noProof/>
-        </w:rPr>
-        <w:t>Center entity offers the Course entity act as a single entity in the relationship which is in a relationship with another entity visitor. In the real world, if a visitor visits a coaching center then he will never enquiry about the Course only or just about the Center instead he will ask the enquiry about both.</w:t>
-      </w:r>
-    </w:p>
-    <w:p>
-      <w:pPr>
-        <w:pStyle w:val="Heading1"/>
-      </w:pPr>
-      <w:bookmarkStart w:id="29" w:name="_Toc123505643"/>
-      <w:r>
-        <w:t>Relational Model</w:t>
-      </w:r>
-      <w:bookmarkEnd w:id="29"/>
-    </w:p>
-    <w:p>
-      <w:r>
-        <w:t>The relational model represents how data is stored in Relational Databases.  A relational database stores data in the form of relations (tables).</w:t>
-      </w:r>
-    </w:p>
-    <w:p>
-      <w:r>
-        <w:t>STUDENT</w:t>
-      </w:r>
-    </w:p>
-    <w:p>
-      <w:pPr>
-        <w:rPr>
-          <w:noProof/>
-        </w:rPr>
-      </w:pPr>
-      <w:r>
-        <w:rPr>
-          <w:noProof/>
-        </w:rPr>
         <w:drawing>
           <wp:inline distT="0" distB="0" distL="0" distR="0" wp14:anchorId="3956A501" wp14:editId="1ED2E0AB">
             <wp:extent cx="2543175" cy="1790700"/>
@@ -7591,7 +5566,7 @@
                     </pic:cNvPicPr>
                   </pic:nvPicPr>
                   <pic:blipFill>
-                    <a:blip r:embed="rId30">
+                    <a:blip r:embed="rId10">
                       <a:extLst>
                         <a:ext uri="{28A0092B-C50C-407E-A947-70E740481C1C}">
                           <a14:useLocalDpi xmlns:a14="http://schemas.microsoft.com/office/drawing/2010/main" val="0"/>
@@ -7634,20 +5609,19 @@
       <w:pPr>
         <w:pStyle w:val="Heading2"/>
       </w:pPr>
-      <w:bookmarkStart w:id="30" w:name="_Toc123505644"/>
+      <w:bookmarkStart w:id="3" w:name="_Toc123505644"/>
       <w:r>
         <w:t>Relational model keys</w:t>
       </w:r>
-      <w:bookmarkEnd w:id="30"/>
+      <w:bookmarkEnd w:id="3"/>
     </w:p>
     <w:p/>
     <w:p>
       <w:pPr>
         <w:pStyle w:val="Heading3"/>
       </w:pPr>
-      <w:bookmarkStart w:id="31" w:name="_Toc123505645"/>
-      <w:r>
-        <w:lastRenderedPageBreak/>
+      <w:bookmarkStart w:id="4" w:name="_Toc123505645"/>
+      <w:r>
         <w:t>Super</w:t>
       </w:r>
       <w:r>
@@ -7656,11 +5630,19 @@
       <w:r>
         <w:t>ey</w:t>
       </w:r>
-      <w:bookmarkEnd w:id="31"/>
-    </w:p>
-    <w:p>
-      <w:r>
-        <w:t>A superkey is a combination of columns that uniquely identifies any row within a relation</w:t>
+      <w:bookmarkEnd w:id="4"/>
+    </w:p>
+    <w:p>
+      <w:r>
+        <w:t xml:space="preserve">A </w:t>
+      </w:r>
+      <w:proofErr w:type="spellStart"/>
+      <w:r>
+        <w:t>superkey</w:t>
+      </w:r>
+      <w:proofErr w:type="spellEnd"/>
+      <w:r>
+        <w:t xml:space="preserve"> is a combination of columns that uniquely identifies any row within a relation</w:t>
       </w:r>
       <w:r>
         <w:t>/table.</w:t>
@@ -7674,7 +5656,15 @@
         <w:t>key. It</w:t>
       </w:r>
       <w:r>
-        <w:t xml:space="preserve"> can have single attribute or multiple attributes which can be combined together as a </w:t>
+        <w:t xml:space="preserve"> can have single attribute or multiple attributes which can be </w:t>
+      </w:r>
+      <w:proofErr w:type="gramStart"/>
+      <w:r>
+        <w:t>combined together</w:t>
+      </w:r>
+      <w:proofErr w:type="gramEnd"/>
+      <w:r>
+        <w:t xml:space="preserve"> as a </w:t>
       </w:r>
       <w:r>
         <w:t>unique set</w:t>
@@ -7685,61 +5675,228 @@
     </w:p>
     <w:p>
       <w:r>
-        <w:t>If a STUDENT relation has [stud_</w:t>
-      </w:r>
-      <w:r>
-        <w:t>id,</w:t>
-      </w:r>
-      <w:r>
-        <w:t xml:space="preserve"> stud_name , stud_address,stud_phone]</w:t>
-      </w:r>
-    </w:p>
-    <w:p>
+        <w:t>If a STUDENT relation has [</w:t>
+      </w:r>
+      <w:proofErr w:type="spellStart"/>
+      <w:r>
+        <w:t>stud_</w:t>
+      </w:r>
+      <w:r>
+        <w:t>id</w:t>
+      </w:r>
+      <w:proofErr w:type="spellEnd"/>
+      <w:r>
+        <w:t>,</w:t>
+      </w:r>
       <w:r>
         <w:t xml:space="preserve"> </w:t>
       </w:r>
+      <w:proofErr w:type="spellStart"/>
+      <w:r>
+        <w:t>stud_</w:t>
+      </w:r>
+      <w:proofErr w:type="gramStart"/>
+      <w:r>
+        <w:t>name</w:t>
+      </w:r>
+      <w:proofErr w:type="spellEnd"/>
+      <w:r>
+        <w:t xml:space="preserve"> ,</w:t>
+      </w:r>
+      <w:proofErr w:type="gramEnd"/>
+      <w:r>
+        <w:t xml:space="preserve"> </w:t>
+      </w:r>
+      <w:proofErr w:type="spellStart"/>
+      <w:r>
+        <w:t>stud_</w:t>
+      </w:r>
+      <w:proofErr w:type="gramStart"/>
+      <w:r>
+        <w:t>address,stud</w:t>
+      </w:r>
+      <w:proofErr w:type="gramEnd"/>
+      <w:r>
+        <w:t>_phone</w:t>
+      </w:r>
+      <w:proofErr w:type="spellEnd"/>
+      <w:r>
+        <w:t>]</w:t>
+      </w:r>
+    </w:p>
+    <w:p>
+      <w:r>
+        <w:t xml:space="preserve"> </w:t>
+      </w:r>
+      <w:proofErr w:type="gramStart"/>
       <w:r>
         <w:t>{</w:t>
       </w:r>
       <w:r>
         <w:t xml:space="preserve"> </w:t>
       </w:r>
-      <w:r>
-        <w:t>stud_id }</w:t>
-      </w:r>
-    </w:p>
-    <w:p>
+      <w:proofErr w:type="spellStart"/>
+      <w:r>
+        <w:t>stud</w:t>
+      </w:r>
+      <w:proofErr w:type="gramEnd"/>
+      <w:r>
+        <w:t>_</w:t>
+      </w:r>
+      <w:proofErr w:type="gramStart"/>
+      <w:r>
+        <w:t>id</w:t>
+      </w:r>
+      <w:proofErr w:type="spellEnd"/>
+      <w:r>
+        <w:t xml:space="preserve"> }</w:t>
+      </w:r>
+      <w:proofErr w:type="gramEnd"/>
+    </w:p>
+    <w:p>
+      <w:proofErr w:type="gramStart"/>
       <w:r>
         <w:t>{</w:t>
       </w:r>
       <w:r>
         <w:t xml:space="preserve"> </w:t>
       </w:r>
-      <w:r>
-        <w:t>stud_id , stud_name }</w:t>
-      </w:r>
-    </w:p>
-    <w:p>
+      <w:proofErr w:type="spellStart"/>
+      <w:r>
+        <w:t>stud</w:t>
+      </w:r>
+      <w:proofErr w:type="gramEnd"/>
+      <w:r>
+        <w:t>_</w:t>
+      </w:r>
+      <w:proofErr w:type="gramStart"/>
+      <w:r>
+        <w:t>id</w:t>
+      </w:r>
+      <w:proofErr w:type="spellEnd"/>
+      <w:r>
+        <w:t xml:space="preserve"> ,</w:t>
+      </w:r>
+      <w:proofErr w:type="gramEnd"/>
+      <w:r>
+        <w:t xml:space="preserve"> </w:t>
+      </w:r>
+      <w:proofErr w:type="spellStart"/>
+      <w:r>
+        <w:t>stud_</w:t>
+      </w:r>
+      <w:proofErr w:type="gramStart"/>
+      <w:r>
+        <w:t>name</w:t>
+      </w:r>
+      <w:proofErr w:type="spellEnd"/>
+      <w:r>
+        <w:t xml:space="preserve"> }</w:t>
+      </w:r>
+      <w:proofErr w:type="gramEnd"/>
+    </w:p>
+    <w:p>
+      <w:proofErr w:type="gramStart"/>
       <w:r>
         <w:t>{</w:t>
       </w:r>
       <w:r>
         <w:t xml:space="preserve"> </w:t>
       </w:r>
-      <w:r>
-        <w:t>stud_id, stud_name , stud_address}</w:t>
-      </w:r>
-    </w:p>
-    <w:p>
+      <w:proofErr w:type="spellStart"/>
+      <w:r>
+        <w:t>stud</w:t>
+      </w:r>
+      <w:proofErr w:type="gramEnd"/>
+      <w:r>
+        <w:t>_id</w:t>
+      </w:r>
+      <w:proofErr w:type="spellEnd"/>
+      <w:r>
+        <w:t xml:space="preserve">, </w:t>
+      </w:r>
+      <w:proofErr w:type="spellStart"/>
+      <w:r>
+        <w:t>stud_</w:t>
+      </w:r>
+      <w:proofErr w:type="gramStart"/>
+      <w:r>
+        <w:t>name</w:t>
+      </w:r>
+      <w:proofErr w:type="spellEnd"/>
+      <w:r>
+        <w:t xml:space="preserve"> ,</w:t>
+      </w:r>
+      <w:proofErr w:type="gramEnd"/>
+      <w:r>
+        <w:t xml:space="preserve"> </w:t>
+      </w:r>
+      <w:proofErr w:type="spellStart"/>
+      <w:r>
+        <w:t>stud_address</w:t>
+      </w:r>
+      <w:proofErr w:type="spellEnd"/>
+      <w:r>
+        <w:t>}</w:t>
+      </w:r>
+    </w:p>
+    <w:p>
+      <w:proofErr w:type="gramStart"/>
       <w:r>
         <w:t>{</w:t>
       </w:r>
       <w:r>
         <w:t xml:space="preserve"> </w:t>
       </w:r>
-      <w:r>
-        <w:t>stud_id, stud_name , stud_address,stud_phone }</w:t>
-      </w:r>
+      <w:proofErr w:type="spellStart"/>
+      <w:r>
+        <w:t>stud</w:t>
+      </w:r>
+      <w:proofErr w:type="gramEnd"/>
+      <w:r>
+        <w:t>_id</w:t>
+      </w:r>
+      <w:proofErr w:type="spellEnd"/>
+      <w:r>
+        <w:t xml:space="preserve">, </w:t>
+      </w:r>
+      <w:proofErr w:type="spellStart"/>
+      <w:r>
+        <w:t>stud_</w:t>
+      </w:r>
+      <w:proofErr w:type="gramStart"/>
+      <w:r>
+        <w:t>name</w:t>
+      </w:r>
+      <w:proofErr w:type="spellEnd"/>
+      <w:r>
+        <w:t xml:space="preserve"> ,</w:t>
+      </w:r>
+      <w:proofErr w:type="gramEnd"/>
+      <w:r>
+        <w:t xml:space="preserve"> </w:t>
+      </w:r>
+      <w:proofErr w:type="spellStart"/>
+      <w:r>
+        <w:t>stud_</w:t>
+      </w:r>
+      <w:proofErr w:type="gramStart"/>
+      <w:r>
+        <w:t>address,stud</w:t>
+      </w:r>
+      <w:proofErr w:type="gramEnd"/>
+      <w:r>
+        <w:t>_</w:t>
+      </w:r>
+      <w:proofErr w:type="gramStart"/>
+      <w:r>
+        <w:t>phone</w:t>
+      </w:r>
+      <w:proofErr w:type="spellEnd"/>
+      <w:r>
+        <w:t xml:space="preserve"> }</w:t>
+      </w:r>
+      <w:proofErr w:type="gramEnd"/>
     </w:p>
     <w:p>
       <w:r>
@@ -7747,29 +5904,50 @@
       </w:r>
     </w:p>
     <w:p>
-      <w:r>
-        <w:t>So any permutation and combination (PNC) of the keys or attributes in a relation or a table can qualifies a</w:t>
-      </w:r>
-      <w:r>
-        <w:t>s a superkey.</w:t>
+      <w:proofErr w:type="gramStart"/>
+      <w:r>
+        <w:t>So</w:t>
+      </w:r>
+      <w:proofErr w:type="gramEnd"/>
+      <w:r>
+        <w:t xml:space="preserve"> any permutation and combination (PNC) of the keys or attributes in a relation or a table can qualifies a</w:t>
+      </w:r>
+      <w:r>
+        <w:t xml:space="preserve">s a </w:t>
+      </w:r>
+      <w:proofErr w:type="spellStart"/>
+      <w:r>
+        <w:t>superkey</w:t>
+      </w:r>
+      <w:proofErr w:type="spellEnd"/>
+      <w:r>
+        <w:t>.</w:t>
       </w:r>
     </w:p>
     <w:p>
       <w:pPr>
         <w:pStyle w:val="Heading3"/>
       </w:pPr>
-      <w:bookmarkStart w:id="32" w:name="_Toc123505646"/>
+      <w:bookmarkStart w:id="5" w:name="_Toc123505646"/>
       <w:r>
         <w:t>Primary Key</w:t>
       </w:r>
-      <w:bookmarkEnd w:id="32"/>
+      <w:bookmarkEnd w:id="5"/>
       <w:r>
         <w:t xml:space="preserve"> </w:t>
       </w:r>
     </w:p>
     <w:p>
       <w:r>
-        <w:t>It is a unique identifier which helps us to identify each and every tuple uniquely.</w:t>
+        <w:t xml:space="preserve">It is a unique identifier which helps us to identify </w:t>
+      </w:r>
+      <w:proofErr w:type="gramStart"/>
+      <w:r>
+        <w:t>each and every</w:t>
+      </w:r>
+      <w:proofErr w:type="gramEnd"/>
+      <w:r>
+        <w:t xml:space="preserve"> tuple uniquely.</w:t>
       </w:r>
     </w:p>
     <w:p>
@@ -7784,13 +5962,29 @@
     </w:p>
     <w:p>
       <w:r>
-        <w:t xml:space="preserve">Every row has to have primary </w:t>
+        <w:t xml:space="preserve">Every row </w:t>
+      </w:r>
+      <w:proofErr w:type="gramStart"/>
+      <w:r>
+        <w:t>has to</w:t>
+      </w:r>
+      <w:proofErr w:type="gramEnd"/>
+      <w:r>
+        <w:t xml:space="preserve"> have primary </w:t>
       </w:r>
       <w:r>
         <w:t>key,</w:t>
       </w:r>
       <w:r>
-        <w:t xml:space="preserve"> so primary key can not have a null value.</w:t>
+        <w:t xml:space="preserve"> so primary key </w:t>
+      </w:r>
+      <w:proofErr w:type="spellStart"/>
+      <w:r>
+        <w:t>can not</w:t>
+      </w:r>
+      <w:proofErr w:type="spellEnd"/>
+      <w:r>
+        <w:t xml:space="preserve"> have a null value.</w:t>
       </w:r>
     </w:p>
     <w:p>
@@ -7799,9 +5993,19 @@
       </w:r>
     </w:p>
     <w:p>
-      <w:r>
-        <w:t>Ex : stud_id</w:t>
-      </w:r>
+      <w:proofErr w:type="gramStart"/>
+      <w:r>
+        <w:t>Ex :</w:t>
+      </w:r>
+      <w:proofErr w:type="gramEnd"/>
+      <w:r>
+        <w:t xml:space="preserve"> </w:t>
+      </w:r>
+      <w:proofErr w:type="spellStart"/>
+      <w:r>
+        <w:t>stud_id</w:t>
+      </w:r>
+      <w:proofErr w:type="spellEnd"/>
     </w:p>
     <w:p>
       <w:pPr>
@@ -7831,7 +6035,31 @@
     </w:p>
     <w:p>
       <w:r>
-        <w:t xml:space="preserve">{stud_name , stud_address} (this is one of the candidate keys) </w:t>
+        <w:t>{</w:t>
+      </w:r>
+      <w:proofErr w:type="spellStart"/>
+      <w:r>
+        <w:t>stud_</w:t>
+      </w:r>
+      <w:proofErr w:type="gramStart"/>
+      <w:r>
+        <w:t>name</w:t>
+      </w:r>
+      <w:proofErr w:type="spellEnd"/>
+      <w:r>
+        <w:t xml:space="preserve"> ,</w:t>
+      </w:r>
+      <w:proofErr w:type="gramEnd"/>
+      <w:r>
+        <w:t xml:space="preserve"> </w:t>
+      </w:r>
+      <w:proofErr w:type="spellStart"/>
+      <w:r>
+        <w:t>stud_address</w:t>
+      </w:r>
+      <w:proofErr w:type="spellEnd"/>
+      <w:r>
+        <w:t xml:space="preserve">} (this is one of the candidate keys) </w:t>
       </w:r>
     </w:p>
     <w:p>
@@ -7839,6 +6067,7 @@
         <w:pStyle w:val="Heading4"/>
       </w:pPr>
       <w:r>
+        <w:lastRenderedPageBreak/>
         <w:t>Compound Key</w:t>
       </w:r>
     </w:p>
@@ -7849,13 +6078,74 @@
     </w:p>
     <w:p>
       <w:r>
-        <w:t>Let us say STUDENT relation has [stud_id, stud_name , stud_address,stud_phone]</w:t>
-      </w:r>
-    </w:p>
-    <w:p>
-      <w:r>
-        <w:t>COURSE relation, it has [course_id, course_name ]</w:t>
-      </w:r>
+        <w:t>Let us say STUDENT relation has [</w:t>
+      </w:r>
+      <w:proofErr w:type="spellStart"/>
+      <w:r>
+        <w:t>stud_id</w:t>
+      </w:r>
+      <w:proofErr w:type="spellEnd"/>
+      <w:r>
+        <w:t xml:space="preserve">, </w:t>
+      </w:r>
+      <w:proofErr w:type="spellStart"/>
+      <w:r>
+        <w:t>stud_</w:t>
+      </w:r>
+      <w:proofErr w:type="gramStart"/>
+      <w:r>
+        <w:t>name</w:t>
+      </w:r>
+      <w:proofErr w:type="spellEnd"/>
+      <w:r>
+        <w:t xml:space="preserve"> ,</w:t>
+      </w:r>
+      <w:proofErr w:type="gramEnd"/>
+      <w:r>
+        <w:t xml:space="preserve"> </w:t>
+      </w:r>
+      <w:proofErr w:type="spellStart"/>
+      <w:r>
+        <w:t>stud_</w:t>
+      </w:r>
+      <w:proofErr w:type="gramStart"/>
+      <w:r>
+        <w:t>address,stud</w:t>
+      </w:r>
+      <w:proofErr w:type="gramEnd"/>
+      <w:r>
+        <w:t>_phone</w:t>
+      </w:r>
+      <w:proofErr w:type="spellEnd"/>
+      <w:r>
+        <w:t>]</w:t>
+      </w:r>
+    </w:p>
+    <w:p>
+      <w:r>
+        <w:t>COURSE relation, it has [</w:t>
+      </w:r>
+      <w:proofErr w:type="spellStart"/>
+      <w:r>
+        <w:t>course_id</w:t>
+      </w:r>
+      <w:proofErr w:type="spellEnd"/>
+      <w:r>
+        <w:t xml:space="preserve">, </w:t>
+      </w:r>
+      <w:proofErr w:type="spellStart"/>
+      <w:r>
+        <w:t>course_</w:t>
+      </w:r>
+      <w:proofErr w:type="gramStart"/>
+      <w:r>
+        <w:t>name</w:t>
+      </w:r>
+      <w:proofErr w:type="spellEnd"/>
+      <w:r>
+        <w:t xml:space="preserve"> ]</w:t>
+      </w:r>
+      <w:proofErr w:type="gramEnd"/>
     </w:p>
     <w:p>
       <w:r>
@@ -7869,41 +6159,88 @@
     </w:p>
     <w:p>
       <w:r>
-        <w:t>ENROLLMENT [stud_id,</w:t>
+        <w:t>ENROLLMENT [</w:t>
+      </w:r>
+      <w:proofErr w:type="spellStart"/>
+      <w:r>
+        <w:t>stud_id</w:t>
+      </w:r>
+      <w:proofErr w:type="spellEnd"/>
+      <w:r>
+        <w:t>,</w:t>
       </w:r>
       <w:r>
         <w:t xml:space="preserve"> </w:t>
       </w:r>
-      <w:r>
-        <w:t>course_id,enrollment_fee]</w:t>
-      </w:r>
-    </w:p>
-    <w:p>
-      <w:r>
-        <w:t>If in ENROLLMENT we make {</w:t>
+      <w:proofErr w:type="spellStart"/>
+      <w:r>
+        <w:t>course_</w:t>
+      </w:r>
+      <w:proofErr w:type="gramStart"/>
+      <w:r>
+        <w:t>id,enrollment</w:t>
+      </w:r>
+      <w:proofErr w:type="gramEnd"/>
+      <w:r>
+        <w:t>_fee</w:t>
+      </w:r>
+      <w:proofErr w:type="spellEnd"/>
+      <w:r>
+        <w:t>]</w:t>
+      </w:r>
+    </w:p>
+    <w:p>
+      <w:r>
+        <w:t xml:space="preserve">If in ENROLLMENT we make </w:t>
+      </w:r>
+      <w:proofErr w:type="gramStart"/>
+      <w:r>
+        <w:t>{</w:t>
       </w:r>
       <w:r>
         <w:t xml:space="preserve"> </w:t>
       </w:r>
-      <w:r>
-        <w:t>stud_id,</w:t>
+      <w:proofErr w:type="spellStart"/>
+      <w:r>
+        <w:t>stud</w:t>
+      </w:r>
+      <w:proofErr w:type="gramEnd"/>
+      <w:r>
+        <w:t>_id</w:t>
+      </w:r>
+      <w:proofErr w:type="spellEnd"/>
+      <w:r>
+        <w:t>,</w:t>
       </w:r>
       <w:r>
         <w:t xml:space="preserve"> </w:t>
       </w:r>
-      <w:r>
-        <w:t>course_id } as primary key it will become Compound key.</w:t>
+      <w:proofErr w:type="spellStart"/>
+      <w:r>
+        <w:t>course_</w:t>
+      </w:r>
+      <w:proofErr w:type="gramStart"/>
+      <w:r>
+        <w:t>id</w:t>
+      </w:r>
+      <w:proofErr w:type="spellEnd"/>
+      <w:r>
+        <w:t xml:space="preserve"> }</w:t>
+      </w:r>
+      <w:proofErr w:type="gramEnd"/>
+      <w:r>
+        <w:t xml:space="preserve"> as primary key it will become Compound key.</w:t>
       </w:r>
     </w:p>
     <w:p>
       <w:pPr>
         <w:pStyle w:val="Heading3"/>
       </w:pPr>
-      <w:bookmarkStart w:id="33" w:name="_Toc123505647"/>
+      <w:bookmarkStart w:id="6" w:name="_Toc123505647"/>
       <w:r>
         <w:t>Candidate Key</w:t>
       </w:r>
-      <w:bookmarkEnd w:id="33"/>
+      <w:bookmarkEnd w:id="6"/>
     </w:p>
     <w:p>
       <w:r>
@@ -7922,27 +6259,60 @@
     </w:p>
     <w:p>
       <w:r>
-        <w:lastRenderedPageBreak/>
         <w:t>Candidate Key value should not be null.</w:t>
       </w:r>
     </w:p>
     <w:p>
+      <w:proofErr w:type="gramStart"/>
       <w:r>
         <w:t>Example :</w:t>
       </w:r>
-    </w:p>
-    <w:p>
-      <w:r>
-        <w:t>{stud_id}</w:t>
-      </w:r>
-    </w:p>
-    <w:p>
-      <w:r>
-        <w:t>{stud_name , stud_address}</w:t>
-      </w:r>
+      <w:proofErr w:type="gramEnd"/>
+    </w:p>
+    <w:p>
+      <w:r>
+        <w:t>{</w:t>
+      </w:r>
+      <w:proofErr w:type="spellStart"/>
+      <w:r>
+        <w:t>stud_id</w:t>
+      </w:r>
+      <w:proofErr w:type="spellEnd"/>
+      <w:r>
+        <w:t>}</w:t>
+      </w:r>
+    </w:p>
+    <w:p>
+      <w:r>
+        <w:t>{</w:t>
+      </w:r>
+      <w:proofErr w:type="spellStart"/>
+      <w:r>
+        <w:t>stud_</w:t>
+      </w:r>
+      <w:proofErr w:type="gramStart"/>
+      <w:r>
+        <w:t>name</w:t>
+      </w:r>
+      <w:proofErr w:type="spellEnd"/>
+      <w:r>
+        <w:t xml:space="preserve"> ,</w:t>
+      </w:r>
+      <w:proofErr w:type="gramEnd"/>
       <w:r>
         <w:t xml:space="preserve"> </w:t>
       </w:r>
+      <w:proofErr w:type="spellStart"/>
+      <w:r>
+        <w:t>stud_address</w:t>
+      </w:r>
+      <w:proofErr w:type="spellEnd"/>
+      <w:r>
+        <w:t>}</w:t>
+      </w:r>
+      <w:r>
+        <w:t xml:space="preserve"> </w:t>
+      </w:r>
     </w:p>
     <w:p>
       <w:r>
@@ -7959,11 +6329,11 @@
       <w:pPr>
         <w:pStyle w:val="Heading3"/>
       </w:pPr>
-      <w:bookmarkStart w:id="34" w:name="_Toc123505648"/>
+      <w:bookmarkStart w:id="7" w:name="_Toc123505648"/>
       <w:r>
         <w:t>Alternate Key</w:t>
       </w:r>
-      <w:bookmarkEnd w:id="34"/>
+      <w:bookmarkEnd w:id="7"/>
     </w:p>
     <w:p>
       <w:r>
@@ -7974,11 +6344,11 @@
       <w:pPr>
         <w:pStyle w:val="Heading3"/>
       </w:pPr>
-      <w:bookmarkStart w:id="35" w:name="_Toc123505649"/>
+      <w:bookmarkStart w:id="8" w:name="_Toc123505649"/>
       <w:r>
         <w:t>Foreign key</w:t>
       </w:r>
-      <w:bookmarkEnd w:id="35"/>
+      <w:bookmarkEnd w:id="8"/>
     </w:p>
     <w:p>
       <w:r>
@@ -7990,7 +6360,13 @@
     </w:p>
     <w:p>
       <w:r>
-        <w:t>It helps us to cross refernce between two tables</w:t>
+        <w:t xml:space="preserve">It helps us to cross </w:t>
+      </w:r>
+      <w:r>
+        <w:t>reference</w:t>
+      </w:r>
+      <w:r>
+        <w:t xml:space="preserve"> between two tables</w:t>
       </w:r>
       <w:r>
         <w:t>.</w:t>
@@ -8003,7 +6379,47 @@
     </w:p>
     <w:p>
       <w:r>
-        <w:t>If a STUDENT relation has [stud_id, stud_name , stud_address,stud_phone]</w:t>
+        <w:t>If a STUDENT relation has [</w:t>
+      </w:r>
+      <w:proofErr w:type="spellStart"/>
+      <w:r>
+        <w:t>stud_id</w:t>
+      </w:r>
+      <w:proofErr w:type="spellEnd"/>
+      <w:r>
+        <w:t xml:space="preserve">, </w:t>
+      </w:r>
+      <w:proofErr w:type="spellStart"/>
+      <w:r>
+        <w:t>stud_</w:t>
+      </w:r>
+      <w:proofErr w:type="gramStart"/>
+      <w:r>
+        <w:t>name</w:t>
+      </w:r>
+      <w:proofErr w:type="spellEnd"/>
+      <w:r>
+        <w:t xml:space="preserve"> ,</w:t>
+      </w:r>
+      <w:proofErr w:type="gramEnd"/>
+      <w:r>
+        <w:t xml:space="preserve"> </w:t>
+      </w:r>
+      <w:proofErr w:type="spellStart"/>
+      <w:r>
+        <w:t>stud_</w:t>
+      </w:r>
+      <w:proofErr w:type="gramStart"/>
+      <w:r>
+        <w:t>address,stud</w:t>
+      </w:r>
+      <w:proofErr w:type="gramEnd"/>
+      <w:r>
+        <w:t>_phone</w:t>
+      </w:r>
+      <w:proofErr w:type="spellEnd"/>
+      <w:r>
+        <w:t>]</w:t>
       </w:r>
     </w:p>
     <w:p>
@@ -8016,22 +6432,58 @@
       <w:r>
         <w:t xml:space="preserve"> has [</w:t>
       </w:r>
-      <w:r>
-        <w:t xml:space="preserve">course_id, stud_id,course_name </w:t>
+      <w:proofErr w:type="spellStart"/>
+      <w:r>
+        <w:t>course_id</w:t>
+      </w:r>
+      <w:proofErr w:type="spellEnd"/>
+      <w:r>
+        <w:t xml:space="preserve">, </w:t>
+      </w:r>
+      <w:proofErr w:type="spellStart"/>
+      <w:r>
+        <w:t>stud_</w:t>
+      </w:r>
+      <w:proofErr w:type="gramStart"/>
+      <w:r>
+        <w:t>id,course</w:t>
+      </w:r>
+      <w:proofErr w:type="gramEnd"/>
+      <w:r>
+        <w:t>_</w:t>
+      </w:r>
+      <w:proofErr w:type="gramStart"/>
+      <w:r>
+        <w:t>name</w:t>
+      </w:r>
+      <w:proofErr w:type="spellEnd"/>
+      <w:r>
+        <w:t xml:space="preserve"> </w:t>
       </w:r>
       <w:r>
         <w:t>]</w:t>
       </w:r>
+      <w:proofErr w:type="gramEnd"/>
       <w:r>
         <w:t xml:space="preserve"> , here </w:t>
       </w:r>
-      <w:r>
-        <w:t>stud_id is the foreign key referencing to STUDENT relation.</w:t>
-      </w:r>
-    </w:p>
-    <w:p>
-      <w:r>
-        <w:t xml:space="preserve">Example : </w:t>
+      <w:proofErr w:type="spellStart"/>
+      <w:r>
+        <w:t>stud_id</w:t>
+      </w:r>
+      <w:proofErr w:type="spellEnd"/>
+      <w:r>
+        <w:t xml:space="preserve"> is the foreign key referencing to STUDENT relation.</w:t>
+      </w:r>
+    </w:p>
+    <w:p>
+      <w:proofErr w:type="gramStart"/>
+      <w:r>
+        <w:t>Example :</w:t>
+      </w:r>
+      <w:proofErr w:type="gramEnd"/>
+      <w:r>
+        <w:t xml:space="preserve"> </w:t>
       </w:r>
     </w:p>
     <w:p>
@@ -8046,23 +6498,49 @@
     </w:p>
     <w:p>
       <w:r>
-        <w:t xml:space="preserve">    CustomerID INT PRIMARY KEY,</w:t>
-      </w:r>
-    </w:p>
-    <w:p>
-      <w:r>
-        <w:t xml:space="preserve">    FirstName VARCHAR(50),</w:t>
-      </w:r>
-    </w:p>
-    <w:p>
-      <w:r>
-        <w:t xml:space="preserve">    LastName VARCHAR(50)</w:t>
-      </w:r>
-    </w:p>
-    <w:p>
+        <w:t xml:space="preserve">    </w:t>
+      </w:r>
+      <w:proofErr w:type="spellStart"/>
+      <w:r>
+        <w:t>CustomerID</w:t>
+      </w:r>
+      <w:proofErr w:type="spellEnd"/>
+      <w:r>
+        <w:t xml:space="preserve"> INT PRIMARY KEY,</w:t>
+      </w:r>
+    </w:p>
+    <w:p>
+      <w:r>
+        <w:t xml:space="preserve">    FirstName </w:t>
+      </w:r>
+      <w:proofErr w:type="gramStart"/>
+      <w:r>
+        <w:t>VARCHAR(</w:t>
+      </w:r>
+      <w:proofErr w:type="gramEnd"/>
+      <w:r>
+        <w:t>50),</w:t>
+      </w:r>
+    </w:p>
+    <w:p>
+      <w:r>
+        <w:t xml:space="preserve">    LastName </w:t>
+      </w:r>
+      <w:proofErr w:type="gramStart"/>
+      <w:r>
+        <w:t>VARCHAR(</w:t>
+      </w:r>
+      <w:proofErr w:type="gramEnd"/>
+      <w:r>
+        <w:t>50)</w:t>
+      </w:r>
+    </w:p>
+    <w:p>
+      <w:proofErr w:type="gramStart"/>
       <w:r>
         <w:t>);</w:t>
       </w:r>
+      <w:proofErr w:type="gramEnd"/>
     </w:p>
     <w:p/>
     <w:p>
@@ -8077,38 +6555,85 @@
     </w:p>
     <w:p>
       <w:r>
-        <w:t xml:space="preserve">    OrderID INT PRIMARY KEY,</w:t>
-      </w:r>
-    </w:p>
-    <w:p>
-      <w:r>
-        <w:t xml:space="preserve">    OrderDate DATE,</w:t>
-      </w:r>
-    </w:p>
-    <w:p>
-      <w:r>
-        <w:t xml:space="preserve">    CustomerID INT,</w:t>
-      </w:r>
-    </w:p>
-    <w:p>
-      <w:r>
-        <w:t xml:space="preserve">    FOREIGN KEY (CustomerID) REFERENCES Customers(CustomerID)</w:t>
-      </w:r>
-    </w:p>
-    <w:p>
+        <w:t xml:space="preserve">    </w:t>
+      </w:r>
+      <w:proofErr w:type="spellStart"/>
+      <w:r>
+        <w:t>OrderID</w:t>
+      </w:r>
+      <w:proofErr w:type="spellEnd"/>
+      <w:r>
+        <w:t xml:space="preserve"> INT PRIMARY KEY,</w:t>
+      </w:r>
+    </w:p>
+    <w:p>
+      <w:r>
+        <w:t xml:space="preserve">    </w:t>
+      </w:r>
+      <w:proofErr w:type="spellStart"/>
+      <w:r>
+        <w:t>OrderDate</w:t>
+      </w:r>
+      <w:proofErr w:type="spellEnd"/>
+      <w:r>
+        <w:t xml:space="preserve"> DATE,</w:t>
+      </w:r>
+    </w:p>
+    <w:p>
+      <w:r>
+        <w:t xml:space="preserve">    </w:t>
+      </w:r>
+      <w:proofErr w:type="spellStart"/>
+      <w:r>
+        <w:t>CustomerID</w:t>
+      </w:r>
+      <w:proofErr w:type="spellEnd"/>
+      <w:r>
+        <w:t xml:space="preserve"> INT,</w:t>
+      </w:r>
+    </w:p>
+    <w:p>
+      <w:r>
+        <w:t xml:space="preserve">    FOREIGN KEY (</w:t>
+      </w:r>
+      <w:proofErr w:type="spellStart"/>
+      <w:r>
+        <w:t>CustomerID</w:t>
+      </w:r>
+      <w:proofErr w:type="spellEnd"/>
+      <w:r>
+        <w:t xml:space="preserve">) REFERENCES </w:t>
+      </w:r>
+      <w:proofErr w:type="gramStart"/>
+      <w:r>
+        <w:t>Customers(</w:t>
+      </w:r>
+      <w:proofErr w:type="spellStart"/>
+      <w:proofErr w:type="gramEnd"/>
+      <w:r>
+        <w:t>CustomerID</w:t>
+      </w:r>
+      <w:proofErr w:type="spellEnd"/>
+      <w:r>
+        <w:t>)</w:t>
+      </w:r>
+    </w:p>
+    <w:p>
+      <w:proofErr w:type="gramStart"/>
       <w:r>
         <w:t>);</w:t>
       </w:r>
+      <w:proofErr w:type="gramEnd"/>
     </w:p>
     <w:p>
       <w:pPr>
         <w:pStyle w:val="Heading3"/>
       </w:pPr>
-      <w:bookmarkStart w:id="36" w:name="_Toc123505650"/>
+      <w:bookmarkStart w:id="9" w:name="_Toc123505650"/>
       <w:r>
         <w:t>Surrogate Key</w:t>
       </w:r>
-      <w:bookmarkEnd w:id="36"/>
+      <w:bookmarkEnd w:id="9"/>
     </w:p>
     <w:p>
       <w:r>
@@ -8133,7 +6658,6 @@
         <w:rPr>
           <w:noProof/>
         </w:rPr>
-        <w:lastRenderedPageBreak/>
         <w:drawing>
           <wp:inline distT="0" distB="0" distL="0" distR="0" wp14:anchorId="5A5F6087" wp14:editId="2961FD79">
             <wp:extent cx="3476625" cy="1314450"/>
@@ -8152,7 +6676,7 @@
                     </pic:cNvPicPr>
                   </pic:nvPicPr>
                   <pic:blipFill>
-                    <a:blip r:embed="rId31">
+                    <a:blip r:embed="rId11">
                       <a:extLst>
                         <a:ext uri="{28A0092B-C50C-407E-A947-70E740481C1C}">
                           <a14:useLocalDpi xmlns:a14="http://schemas.microsoft.com/office/drawing/2010/main" val="0"/>
@@ -8196,11 +6720,11 @@
       <w:pPr>
         <w:pStyle w:val="Heading2"/>
       </w:pPr>
-      <w:bookmarkStart w:id="37" w:name="_Toc123505651"/>
+      <w:bookmarkStart w:id="10" w:name="_Toc123505651"/>
       <w:r>
         <w:t>Integrity Constraints</w:t>
       </w:r>
-      <w:bookmarkEnd w:id="37"/>
+      <w:bookmarkEnd w:id="10"/>
     </w:p>
     <w:p>
       <w:r>
@@ -8209,7 +6733,13 @@
     </w:p>
     <w:p>
       <w:r>
-        <w:t>With all the authorised changes to the database happening, integrity constraints ensure that there is no loss of data consistency.</w:t>
+        <w:t xml:space="preserve">With all the </w:t>
+      </w:r>
+      <w:r>
+        <w:t>authorized</w:t>
+      </w:r>
+      <w:r>
+        <w:t xml:space="preserve"> changes to the database happening, integrity constraints ensure that there is no loss of data consistency.</w:t>
       </w:r>
     </w:p>
     <w:p>
@@ -8221,15 +6751,23 @@
       <w:pPr>
         <w:pStyle w:val="Heading3"/>
       </w:pPr>
-      <w:bookmarkStart w:id="38" w:name="_Toc123505652"/>
+      <w:bookmarkStart w:id="11" w:name="_Toc123505652"/>
       <w:r>
         <w:t>Domain Constraints</w:t>
       </w:r>
-      <w:bookmarkEnd w:id="38"/>
-    </w:p>
-    <w:p>
-      <w:r>
-        <w:t>The domain integrity constraints restrict the value in the particular attributes of a relation.</w:t>
+      <w:bookmarkEnd w:id="11"/>
+    </w:p>
+    <w:p>
+      <w:r>
+        <w:t xml:space="preserve">The domain integrity constraints restrict the value in the </w:t>
+      </w:r>
+      <w:proofErr w:type="gramStart"/>
+      <w:r>
+        <w:t>particular attributes</w:t>
+      </w:r>
+      <w:proofErr w:type="gramEnd"/>
+      <w:r>
+        <w:t xml:space="preserve"> of a relation.</w:t>
       </w:r>
     </w:p>
     <w:p>
@@ -8327,8 +6865,25 @@
           <w:rFonts w:ascii="Courier New" w:eastAsia="Times New Roman" w:hAnsi="Courier New" w:cs="Courier New"/>
           <w:color w:val="000000"/>
         </w:rPr>
-        <w:t xml:space="preserve">    course_id </w:t>
-      </w:r>
+        <w:t xml:space="preserve">    </w:t>
+      </w:r>
+      <w:proofErr w:type="spellStart"/>
+      <w:r>
+        <w:rPr>
+          <w:rFonts w:ascii="Courier New" w:eastAsia="Times New Roman" w:hAnsi="Courier New" w:cs="Courier New"/>
+          <w:color w:val="000000"/>
+        </w:rPr>
+        <w:t>course_id</w:t>
+      </w:r>
+      <w:proofErr w:type="spellEnd"/>
+      <w:r>
+        <w:rPr>
+          <w:rFonts w:ascii="Courier New" w:eastAsia="Times New Roman" w:hAnsi="Courier New" w:cs="Courier New"/>
+          <w:color w:val="000000"/>
+        </w:rPr>
+        <w:t xml:space="preserve"> </w:t>
+      </w:r>
+      <w:proofErr w:type="gramStart"/>
       <w:r>
         <w:rPr>
           <w:rFonts w:ascii="Courier New" w:eastAsia="Times New Roman" w:hAnsi="Courier New" w:cs="Courier New"/>
@@ -8345,6 +6900,7 @@
         </w:rPr>
         <w:t>(</w:t>
       </w:r>
+      <w:proofErr w:type="gramEnd"/>
       <w:r>
         <w:rPr>
           <w:rFonts w:ascii="Courier New" w:eastAsia="Times New Roman" w:hAnsi="Courier New" w:cs="Courier New"/>
@@ -8376,8 +6932,25 @@
           <w:rFonts w:ascii="Courier New" w:eastAsia="Times New Roman" w:hAnsi="Courier New" w:cs="Courier New"/>
           <w:color w:val="000000"/>
         </w:rPr>
-        <w:t xml:space="preserve">    sec_id </w:t>
-      </w:r>
+        <w:t xml:space="preserve">    </w:t>
+      </w:r>
+      <w:proofErr w:type="spellStart"/>
+      <w:r>
+        <w:rPr>
+          <w:rFonts w:ascii="Courier New" w:eastAsia="Times New Roman" w:hAnsi="Courier New" w:cs="Courier New"/>
+          <w:color w:val="000000"/>
+        </w:rPr>
+        <w:t>sec_id</w:t>
+      </w:r>
+      <w:proofErr w:type="spellEnd"/>
+      <w:r>
+        <w:rPr>
+          <w:rFonts w:ascii="Courier New" w:eastAsia="Times New Roman" w:hAnsi="Courier New" w:cs="Courier New"/>
+          <w:color w:val="000000"/>
+        </w:rPr>
+        <w:t xml:space="preserve"> </w:t>
+      </w:r>
+      <w:proofErr w:type="gramStart"/>
       <w:r>
         <w:rPr>
           <w:rFonts w:ascii="Courier New" w:eastAsia="Times New Roman" w:hAnsi="Courier New" w:cs="Courier New"/>
@@ -8394,6 +6967,7 @@
         </w:rPr>
         <w:t>(</w:t>
       </w:r>
+      <w:proofErr w:type="gramEnd"/>
       <w:r>
         <w:rPr>
           <w:rFonts w:ascii="Courier New" w:eastAsia="Times New Roman" w:hAnsi="Courier New" w:cs="Courier New"/>
@@ -8427,6 +7001,7 @@
         </w:rPr>
         <w:t xml:space="preserve">    semester </w:t>
       </w:r>
+      <w:proofErr w:type="gramStart"/>
       <w:r>
         <w:rPr>
           <w:rFonts w:ascii="Courier New" w:eastAsia="Times New Roman" w:hAnsi="Courier New" w:cs="Courier New"/>
@@ -8443,6 +7018,7 @@
         </w:rPr>
         <w:t>(</w:t>
       </w:r>
+      <w:proofErr w:type="gramEnd"/>
       <w:r>
         <w:rPr>
           <w:rFonts w:ascii="Courier New" w:eastAsia="Times New Roman" w:hAnsi="Courier New" w:cs="Courier New"/>
@@ -8490,6 +7066,7 @@
         </w:rPr>
         <w:t xml:space="preserve"> </w:t>
       </w:r>
+      <w:proofErr w:type="gramStart"/>
       <w:r>
         <w:rPr>
           <w:rFonts w:ascii="Courier New" w:eastAsia="Times New Roman" w:hAnsi="Courier New" w:cs="Courier New"/>
@@ -8506,6 +7083,7 @@
         </w:rPr>
         <w:t>(</w:t>
       </w:r>
+      <w:proofErr w:type="gramEnd"/>
       <w:r>
         <w:rPr>
           <w:rFonts w:ascii="Courier New" w:eastAsia="Times New Roman" w:hAnsi="Courier New" w:cs="Courier New"/>
@@ -8555,6 +7133,7 @@
         </w:rPr>
         <w:t xml:space="preserve">    building </w:t>
       </w:r>
+      <w:proofErr w:type="gramStart"/>
       <w:r>
         <w:rPr>
           <w:rFonts w:ascii="Courier New" w:eastAsia="Times New Roman" w:hAnsi="Courier New" w:cs="Courier New"/>
@@ -8571,6 +7150,7 @@
         </w:rPr>
         <w:t>(</w:t>
       </w:r>
+      <w:proofErr w:type="gramEnd"/>
       <w:r>
         <w:rPr>
           <w:rFonts w:ascii="Courier New" w:eastAsia="Times New Roman" w:hAnsi="Courier New" w:cs="Courier New"/>
@@ -8602,8 +7182,25 @@
           <w:rFonts w:ascii="Courier New" w:eastAsia="Times New Roman" w:hAnsi="Courier New" w:cs="Courier New"/>
           <w:color w:val="000000"/>
         </w:rPr>
-        <w:t xml:space="preserve">    room_number </w:t>
-      </w:r>
+        <w:t xml:space="preserve">    </w:t>
+      </w:r>
+      <w:proofErr w:type="spellStart"/>
+      <w:r>
+        <w:rPr>
+          <w:rFonts w:ascii="Courier New" w:eastAsia="Times New Roman" w:hAnsi="Courier New" w:cs="Courier New"/>
+          <w:color w:val="000000"/>
+        </w:rPr>
+        <w:t>room_number</w:t>
+      </w:r>
+      <w:proofErr w:type="spellEnd"/>
+      <w:r>
+        <w:rPr>
+          <w:rFonts w:ascii="Courier New" w:eastAsia="Times New Roman" w:hAnsi="Courier New" w:cs="Courier New"/>
+          <w:color w:val="000000"/>
+        </w:rPr>
+        <w:t xml:space="preserve"> </w:t>
+      </w:r>
+      <w:proofErr w:type="gramStart"/>
       <w:r>
         <w:rPr>
           <w:rFonts w:ascii="Courier New" w:eastAsia="Times New Roman" w:hAnsi="Courier New" w:cs="Courier New"/>
@@ -8620,6 +7217,7 @@
         </w:rPr>
         <w:t>(</w:t>
       </w:r>
+      <w:proofErr w:type="gramEnd"/>
       <w:r>
         <w:rPr>
           <w:rFonts w:ascii="Courier New" w:eastAsia="Times New Roman" w:hAnsi="Courier New" w:cs="Courier New"/>
@@ -8651,8 +7249,26 @@
           <w:rFonts w:ascii="Courier New" w:eastAsia="Times New Roman" w:hAnsi="Courier New" w:cs="Courier New"/>
           <w:color w:val="000000"/>
         </w:rPr>
-        <w:t xml:space="preserve">    time_slot_id </w:t>
-      </w:r>
+        <w:lastRenderedPageBreak/>
+        <w:t xml:space="preserve">    </w:t>
+      </w:r>
+      <w:proofErr w:type="spellStart"/>
+      <w:r>
+        <w:rPr>
+          <w:rFonts w:ascii="Courier New" w:eastAsia="Times New Roman" w:hAnsi="Courier New" w:cs="Courier New"/>
+          <w:color w:val="000000"/>
+        </w:rPr>
+        <w:t>time_slot_id</w:t>
+      </w:r>
+      <w:proofErr w:type="spellEnd"/>
+      <w:r>
+        <w:rPr>
+          <w:rFonts w:ascii="Courier New" w:eastAsia="Times New Roman" w:hAnsi="Courier New" w:cs="Courier New"/>
+          <w:color w:val="000000"/>
+        </w:rPr>
+        <w:t xml:space="preserve"> </w:t>
+      </w:r>
+      <w:proofErr w:type="gramStart"/>
       <w:r>
         <w:rPr>
           <w:rFonts w:ascii="Courier New" w:eastAsia="Times New Roman" w:hAnsi="Courier New" w:cs="Courier New"/>
@@ -8669,6 +7285,7 @@
         </w:rPr>
         <w:t>(</w:t>
       </w:r>
+      <w:proofErr w:type="gramEnd"/>
       <w:r>
         <w:rPr>
           <w:rFonts w:ascii="Courier New" w:eastAsia="Times New Roman" w:hAnsi="Courier New" w:cs="Courier New"/>
@@ -8743,6 +7360,7 @@
         </w:rPr>
         <w:t>(</w:t>
       </w:r>
+      <w:proofErr w:type="spellStart"/>
       <w:r>
         <w:rPr>
           <w:rFonts w:ascii="Courier New" w:eastAsia="Times New Roman" w:hAnsi="Courier New" w:cs="Courier New"/>
@@ -8750,6 +7368,7 @@
         </w:rPr>
         <w:t>course_id</w:t>
       </w:r>
+      <w:proofErr w:type="spellEnd"/>
       <w:r>
         <w:rPr>
           <w:rFonts w:ascii="Courier New" w:eastAsia="Times New Roman" w:hAnsi="Courier New" w:cs="Courier New"/>
@@ -8764,8 +7383,17 @@
           <w:rFonts w:ascii="Courier New" w:eastAsia="Times New Roman" w:hAnsi="Courier New" w:cs="Courier New"/>
           <w:color w:val="000000"/>
         </w:rPr>
-        <w:t xml:space="preserve"> sec_id</w:t>
-      </w:r>
+        <w:t xml:space="preserve"> </w:t>
+      </w:r>
+      <w:proofErr w:type="spellStart"/>
+      <w:r>
+        <w:rPr>
+          <w:rFonts w:ascii="Courier New" w:eastAsia="Times New Roman" w:hAnsi="Courier New" w:cs="Courier New"/>
+          <w:color w:val="000000"/>
+        </w:rPr>
+        <w:t>sec_id</w:t>
+      </w:r>
+      <w:proofErr w:type="spellEnd"/>
       <w:r>
         <w:rPr>
           <w:rFonts w:ascii="Courier New" w:eastAsia="Times New Roman" w:hAnsi="Courier New" w:cs="Courier New"/>
@@ -8963,6 +7591,7 @@
           <w:szCs w:val="24"/>
         </w:rPr>
       </w:pPr>
+      <w:proofErr w:type="gramStart"/>
       <w:r>
         <w:rPr>
           <w:rFonts w:ascii="Courier New" w:eastAsia="Times New Roman" w:hAnsi="Courier New" w:cs="Courier New"/>
@@ -8972,17 +7601,18 @@
         </w:rPr>
         <w:t>);</w:t>
       </w:r>
+      <w:proofErr w:type="gramEnd"/>
     </w:p>
     <w:p/>
     <w:p>
       <w:pPr>
         <w:pStyle w:val="Heading3"/>
       </w:pPr>
-      <w:bookmarkStart w:id="39" w:name="_Toc123505653"/>
+      <w:bookmarkStart w:id="12" w:name="_Toc123505653"/>
       <w:r>
         <w:t>Entity Constraints</w:t>
       </w:r>
-      <w:bookmarkEnd w:id="39"/>
+      <w:bookmarkEnd w:id="12"/>
     </w:p>
     <w:p>
       <w:r>
@@ -8993,11 +7623,11 @@
       <w:pPr>
         <w:pStyle w:val="Heading3"/>
       </w:pPr>
-      <w:bookmarkStart w:id="40" w:name="_Toc123505654"/>
+      <w:bookmarkStart w:id="13" w:name="_Toc123505654"/>
       <w:r>
         <w:t>Referential Constraints</w:t>
       </w:r>
-      <w:bookmarkEnd w:id="40"/>
+      <w:bookmarkEnd w:id="13"/>
     </w:p>
     <w:p>
       <w:r>
@@ -9006,7 +7636,15 @@
     </w:p>
     <w:p>
       <w:r>
-        <w:t>This constriant is applied on the foreign key.</w:t>
+        <w:t xml:space="preserve">This </w:t>
+      </w:r>
+      <w:proofErr w:type="spellStart"/>
+      <w:r>
+        <w:t>constriant</w:t>
+      </w:r>
+      <w:proofErr w:type="spellEnd"/>
+      <w:r>
+        <w:t xml:space="preserve"> is applied on the foreign key.</w:t>
       </w:r>
     </w:p>
     <w:p>
@@ -9033,7 +7671,15 @@
     </w:p>
     <w:p>
       <w:r>
-        <w:t xml:space="preserve">We can not insert a record in the </w:t>
+        <w:t xml:space="preserve">We </w:t>
+      </w:r>
+      <w:proofErr w:type="spellStart"/>
+      <w:r>
+        <w:t>can not</w:t>
+      </w:r>
+      <w:proofErr w:type="spellEnd"/>
+      <w:r>
+        <w:t xml:space="preserve"> insert a record in the </w:t>
       </w:r>
       <w:r>
         <w:rPr>
@@ -9074,13 +7720,20 @@
         <w:pStyle w:val="Heading4"/>
       </w:pPr>
       <w:r>
-        <w:lastRenderedPageBreak/>
         <w:t>Delete Constraint</w:t>
       </w:r>
     </w:p>
     <w:p>
       <w:r>
-        <w:t>We can not dele</w:t>
+        <w:t xml:space="preserve">We </w:t>
+      </w:r>
+      <w:proofErr w:type="spellStart"/>
+      <w:r>
+        <w:t>can not</w:t>
+      </w:r>
+      <w:proofErr w:type="spellEnd"/>
+      <w:r>
+        <w:t xml:space="preserve"> dele</w:t>
       </w:r>
       <w:r>
         <w:t>te</w:t>
@@ -9119,11 +7772,11 @@
       <w:r>
         <w:t xml:space="preserve"> </w:t>
       </w:r>
-      <w:bookmarkStart w:id="41" w:name="_Toc123505655"/>
+      <w:bookmarkStart w:id="14" w:name="_Toc123505655"/>
       <w:r>
         <w:t>Key Constraints</w:t>
       </w:r>
-      <w:bookmarkEnd w:id="41"/>
+      <w:bookmarkEnd w:id="14"/>
     </w:p>
     <w:p>
       <w:pPr>
@@ -9181,9 +7834,11 @@
           <w:numId w:val="16"/>
         </w:numPr>
       </w:pPr>
+      <w:proofErr w:type="spellStart"/>
       <w:r>
         <w:t>Primarykey</w:t>
       </w:r>
+      <w:proofErr w:type="spellEnd"/>
     </w:p>
     <w:p>
       <w:pPr>
@@ -9193,19 +7848,21 @@
           <w:numId w:val="16"/>
         </w:numPr>
       </w:pPr>
+      <w:proofErr w:type="spellStart"/>
       <w:r>
         <w:t>Foreignkey</w:t>
       </w:r>
+      <w:proofErr w:type="spellEnd"/>
     </w:p>
     <w:p>
       <w:pPr>
         <w:pStyle w:val="Heading2"/>
       </w:pPr>
-      <w:bookmarkStart w:id="42" w:name="_Toc123505656"/>
+      <w:bookmarkStart w:id="15" w:name="_Toc123505656"/>
       <w:r>
         <w:t>Relational Algebra</w:t>
       </w:r>
-      <w:bookmarkEnd w:id="42"/>
+      <w:bookmarkEnd w:id="15"/>
     </w:p>
     <w:p>
       <w:pPr>
@@ -9307,11 +7964,11 @@
       <w:pPr>
         <w:pStyle w:val="Heading1"/>
       </w:pPr>
-      <w:bookmarkStart w:id="43" w:name="_Toc123505657"/>
+      <w:bookmarkStart w:id="16" w:name="_Toc123505657"/>
       <w:r>
         <w:t>Transaction Control Language</w:t>
       </w:r>
-      <w:bookmarkEnd w:id="43"/>
+      <w:bookmarkEnd w:id="16"/>
     </w:p>
     <w:p>
       <w:r>
@@ -9320,10 +7977,25 @@
     </w:p>
     <w:p>
       <w:r>
-        <w:t>Logical unit of work</w:t>
-      </w:r>
-      <w:r>
-        <w:t xml:space="preserve"> , like mutiple correlated SQL statements also call it automic unit.</w:t>
+        <w:t xml:space="preserve">Logical unit of </w:t>
+      </w:r>
+      <w:r>
+        <w:t>work,</w:t>
+      </w:r>
+      <w:r>
+        <w:t xml:space="preserve"> like </w:t>
+      </w:r>
+      <w:r>
+        <w:t>multiple</w:t>
+      </w:r>
+      <w:r>
+        <w:t xml:space="preserve"> correlated SQL statements also call it </w:t>
+      </w:r>
+      <w:r>
+        <w:t>atomic</w:t>
+      </w:r>
+      <w:r>
+        <w:t xml:space="preserve"> unit.</w:t>
       </w:r>
     </w:p>
     <w:p/>
@@ -9349,7 +8021,7 @@
                     <pic:cNvPicPr/>
                   </pic:nvPicPr>
                   <pic:blipFill>
-                    <a:blip r:embed="rId32"/>
+                    <a:blip r:embed="rId12"/>
                     <a:stretch>
                       <a:fillRect/>
                     </a:stretch>
@@ -9375,11 +8047,11 @@
       <w:pPr>
         <w:pStyle w:val="Heading2"/>
       </w:pPr>
-      <w:bookmarkStart w:id="44" w:name="_Toc123505658"/>
+      <w:bookmarkStart w:id="17" w:name="_Toc123505658"/>
       <w:r>
         <w:t>COMMIT</w:t>
       </w:r>
-      <w:bookmarkEnd w:id="44"/>
+      <w:bookmarkEnd w:id="17"/>
     </w:p>
     <w:p/>
     <w:p>
@@ -9394,7 +8066,33 @@
     </w:p>
     <w:p>
       <w:r>
-        <w:t xml:space="preserve">Some DBMS softwares by default set to AUTO COMMIT mode,we can change that setting . </w:t>
+        <w:t xml:space="preserve">Some DBMS </w:t>
+      </w:r>
+      <w:proofErr w:type="spellStart"/>
+      <w:r>
+        <w:t>softwares</w:t>
+      </w:r>
+      <w:proofErr w:type="spellEnd"/>
+      <w:r>
+        <w:t xml:space="preserve"> by default set to AUTO COMMIT </w:t>
+      </w:r>
+      <w:proofErr w:type="spellStart"/>
+      <w:proofErr w:type="gramStart"/>
+      <w:r>
+        <w:t>mode,we</w:t>
+      </w:r>
+      <w:proofErr w:type="spellEnd"/>
+      <w:proofErr w:type="gramEnd"/>
+      <w:r>
+        <w:t xml:space="preserve"> can change that </w:t>
+      </w:r>
+      <w:proofErr w:type="gramStart"/>
+      <w:r>
+        <w:t>setting .</w:t>
+      </w:r>
+      <w:proofErr w:type="gramEnd"/>
+      <w:r>
+        <w:t xml:space="preserve"> </w:t>
       </w:r>
     </w:p>
     <w:p>
@@ -9402,15 +8100,36 @@
         <w:t>&gt;</w:t>
       </w:r>
       <w:r>
-        <w:t>SET autocommit=OFF</w:t>
+        <w:t xml:space="preserve">SET </w:t>
+      </w:r>
+      <w:proofErr w:type="spellStart"/>
+      <w:r>
+        <w:t>autocommit</w:t>
+      </w:r>
+      <w:proofErr w:type="spellEnd"/>
+      <w:r>
+        <w:t>=</w:t>
+      </w:r>
+      <w:proofErr w:type="gramStart"/>
+      <w:r>
+        <w:t>OFF</w:t>
       </w:r>
       <w:r>
         <w:t>;</w:t>
       </w:r>
-    </w:p>
-    <w:p>
-      <w:r>
-        <w:t xml:space="preserve">Consider the below sequence , COMMIT will save all the work </w:t>
+      <w:proofErr w:type="gramEnd"/>
+    </w:p>
+    <w:p>
+      <w:r>
+        <w:t xml:space="preserve">Consider the below </w:t>
+      </w:r>
+      <w:proofErr w:type="gramStart"/>
+      <w:r>
+        <w:t>sequence ,</w:t>
+      </w:r>
+      <w:proofErr w:type="gramEnd"/>
+      <w:r>
+        <w:t xml:space="preserve"> COMMIT will save all the work </w:t>
       </w:r>
       <w:r>
         <w:t>done from START TRANSACTION till the end.</w:t>
@@ -9438,7 +8157,7 @@
                     <pic:cNvPicPr/>
                   </pic:nvPicPr>
                   <pic:blipFill>
-                    <a:blip r:embed="rId33"/>
+                    <a:blip r:embed="rId13"/>
                     <a:stretch>
                       <a:fillRect/>
                     </a:stretch>
@@ -9463,11 +8182,11 @@
       <w:pPr>
         <w:pStyle w:val="Heading2"/>
       </w:pPr>
-      <w:bookmarkStart w:id="45" w:name="_Toc123505659"/>
+      <w:bookmarkStart w:id="18" w:name="_Toc123505659"/>
       <w:r>
         <w:t>SAVEPOINT</w:t>
       </w:r>
-      <w:bookmarkEnd w:id="45"/>
+      <w:bookmarkEnd w:id="18"/>
     </w:p>
     <w:p>
       <w:r>
@@ -9479,31 +8198,51 @@
         <w:t>&gt;</w:t>
       </w:r>
       <w:r>
-        <w:t>SAVEPOINT &lt;savepoint_name&gt;</w:t>
+        <w:t>SAVEPOINT &lt;</w:t>
+      </w:r>
+      <w:proofErr w:type="spellStart"/>
+      <w:r>
+        <w:t>savepoint_name</w:t>
+      </w:r>
+      <w:proofErr w:type="spellEnd"/>
+      <w:proofErr w:type="gramStart"/>
+      <w:r>
+        <w:t>&gt;</w:t>
       </w:r>
       <w:r>
         <w:t>;</w:t>
       </w:r>
+      <w:proofErr w:type="gramEnd"/>
     </w:p>
     <w:p>
       <w:pPr>
         <w:pStyle w:val="Heading2"/>
       </w:pPr>
-      <w:bookmarkStart w:id="46" w:name="_Toc123505660"/>
+      <w:bookmarkStart w:id="19" w:name="_Toc123505660"/>
       <w:r>
         <w:t>ROLLBACK</w:t>
       </w:r>
-      <w:bookmarkEnd w:id="46"/>
-    </w:p>
-    <w:p>
-      <w:r>
-        <w:t>This commands uncommit all the changes or restore the current state to any previously saved state.</w:t>
-      </w:r>
-    </w:p>
-    <w:p>
-      <w:r>
-        <w:t>&gt;ROLLBACK;</w:t>
-      </w:r>
+      <w:bookmarkEnd w:id="19"/>
+    </w:p>
+    <w:p>
+      <w:proofErr w:type="gramStart"/>
+      <w:r>
+        <w:t>This commands</w:t>
+      </w:r>
+      <w:proofErr w:type="gramEnd"/>
+      <w:r>
+        <w:t xml:space="preserve"> uncommit all the changes or restore the current state to any previously saved state.</w:t>
+      </w:r>
+    </w:p>
+    <w:p>
+      <w:r>
+        <w:t>&gt;</w:t>
+      </w:r>
+      <w:proofErr w:type="gramStart"/>
+      <w:r>
+        <w:t>ROLLBACK;</w:t>
+      </w:r>
+      <w:proofErr w:type="gramEnd"/>
     </w:p>
     <w:p>
       <w:r>
@@ -9521,8 +8260,18 @@
         <w:t>&gt;</w:t>
       </w:r>
       <w:r>
-        <w:t>ROLLBACK TO SAVEPOINT &lt;savepoint_name&gt;;</w:t>
-      </w:r>
+        <w:t>ROLLBACK TO SAVEPOINT &lt;</w:t>
+      </w:r>
+      <w:proofErr w:type="spellStart"/>
+      <w:r>
+        <w:t>savepoint_name</w:t>
+      </w:r>
+      <w:proofErr w:type="spellEnd"/>
+      <w:proofErr w:type="gramStart"/>
+      <w:r>
+        <w:t>&gt;;</w:t>
+      </w:r>
+      <w:proofErr w:type="gramEnd"/>
     </w:p>
     <w:p>
       <w:r>
@@ -9532,7 +8281,15 @@
         <w:t xml:space="preserve">restores the database to </w:t>
       </w:r>
       <w:r>
-        <w:t>a particular savepoint state</w:t>
+        <w:t xml:space="preserve">a particular </w:t>
+      </w:r>
+      <w:proofErr w:type="spellStart"/>
+      <w:r>
+        <w:t>savepoint</w:t>
+      </w:r>
+      <w:proofErr w:type="spellEnd"/>
+      <w:r>
+        <w:t xml:space="preserve"> state</w:t>
       </w:r>
       <w:r>
         <w:t>.</w:t>
@@ -9559,7 +8316,7 @@
                     <pic:cNvPicPr/>
                   </pic:nvPicPr>
                   <pic:blipFill>
-                    <a:blip r:embed="rId34"/>
+                    <a:blip r:embed="rId14"/>
                     <a:stretch>
                       <a:fillRect/>
                     </a:stretch>
@@ -9586,22 +8343,22 @@
       <w:pPr>
         <w:pStyle w:val="Heading2"/>
       </w:pPr>
-      <w:bookmarkStart w:id="47" w:name="_Toc123505661"/>
+      <w:bookmarkStart w:id="20" w:name="_Toc123505661"/>
       <w:r>
         <w:lastRenderedPageBreak/>
         <w:t>Locks</w:t>
       </w:r>
-      <w:bookmarkEnd w:id="47"/>
+      <w:bookmarkEnd w:id="20"/>
     </w:p>
     <w:p>
       <w:pPr>
         <w:pStyle w:val="Heading3"/>
       </w:pPr>
-      <w:bookmarkStart w:id="48" w:name="_Toc123505662"/>
+      <w:bookmarkStart w:id="21" w:name="_Toc123505662"/>
       <w:r>
         <w:t>READ LOCK</w:t>
       </w:r>
-      <w:bookmarkEnd w:id="48"/>
+      <w:bookmarkEnd w:id="21"/>
     </w:p>
     <w:p>
       <w:r>
@@ -9629,7 +8386,7 @@
                     <pic:cNvPicPr/>
                   </pic:nvPicPr>
                   <pic:blipFill>
-                    <a:blip r:embed="rId35"/>
+                    <a:blip r:embed="rId15"/>
                     <a:stretch>
                       <a:fillRect/>
                     </a:stretch>
@@ -9654,11 +8411,11 @@
       <w:pPr>
         <w:pStyle w:val="Heading3"/>
       </w:pPr>
-      <w:bookmarkStart w:id="49" w:name="_Toc123505663"/>
+      <w:bookmarkStart w:id="22" w:name="_Toc123505663"/>
       <w:r>
         <w:t>WRITE LOCK</w:t>
       </w:r>
-      <w:bookmarkEnd w:id="49"/>
+      <w:bookmarkEnd w:id="22"/>
     </w:p>
     <w:p>
       <w:pPr>
@@ -9725,36 +8482,43 @@
     </w:p>
     <w:p>
       <w:r>
-        <w:t>&gt;SHOW PROCESSLIST;</w:t>
-      </w:r>
+        <w:t xml:space="preserve">&gt;SHOW </w:t>
+      </w:r>
+      <w:proofErr w:type="gramStart"/>
+      <w:r>
+        <w:t>PROCESSLIST;</w:t>
+      </w:r>
+      <w:proofErr w:type="gramEnd"/>
     </w:p>
     <w:p>
       <w:pPr>
         <w:pStyle w:val="Heading1"/>
       </w:pPr>
-      <w:bookmarkStart w:id="50" w:name="_Toc123505664"/>
+      <w:bookmarkStart w:id="23" w:name="_Toc123505664"/>
       <w:r>
         <w:t>Normalization</w:t>
       </w:r>
-      <w:bookmarkEnd w:id="50"/>
+      <w:bookmarkEnd w:id="23"/>
     </w:p>
     <w:p>
       <w:pPr>
         <w:pStyle w:val="Heading2"/>
       </w:pPr>
-      <w:bookmarkStart w:id="51" w:name="_Toc123505665"/>
+      <w:bookmarkStart w:id="24" w:name="_Toc123505665"/>
       <w:r>
         <w:t>Functional Dependency</w:t>
       </w:r>
-      <w:bookmarkEnd w:id="51"/>
+      <w:bookmarkEnd w:id="24"/>
     </w:p>
     <w:p>
       <w:r>
         <w:t xml:space="preserve">A functional dependency (FD) is a relationship between two attributes, typically between the </w:t>
       </w:r>
+      <w:proofErr w:type="spellStart"/>
       <w:r>
         <w:t>primarykey</w:t>
       </w:r>
+      <w:proofErr w:type="spellEnd"/>
       <w:r>
         <w:t xml:space="preserve"> and other non-key attributes within a table.</w:t>
       </w:r>
@@ -9825,8 +8589,21 @@
       </w:r>
     </w:p>
     <w:p>
-      <w:r>
-        <w:t>i.e X determines the value of Y , and Y value is dependent on X.</w:t>
+      <w:proofErr w:type="spellStart"/>
+      <w:r>
+        <w:t>i.e</w:t>
+      </w:r>
+      <w:proofErr w:type="spellEnd"/>
+      <w:r>
+        <w:t xml:space="preserve"> X determines the value of </w:t>
+      </w:r>
+      <w:proofErr w:type="gramStart"/>
+      <w:r>
+        <w:t>Y ,</w:t>
+      </w:r>
+      <w:proofErr w:type="gramEnd"/>
+      <w:r>
+        <w:t xml:space="preserve"> and Y value is dependent on X.</w:t>
       </w:r>
     </w:p>
     <w:p>
@@ -10060,8 +8837,13 @@
       <w:r>
         <w:t xml:space="preserve">C1 -&gt; C2 holds here </w:t>
       </w:r>
-      <w:r>
-        <w:t>and also C2-&gt;C1 holds good too</w:t>
+      <w:proofErr w:type="gramStart"/>
+      <w:r>
+        <w:t>and also</w:t>
+      </w:r>
+      <w:proofErr w:type="gramEnd"/>
+      <w:r>
+        <w:t xml:space="preserve"> C2-&gt;C1 holds good too</w:t>
       </w:r>
       <w:r>
         <w:t>, as both C1 and C2 are having unique values.</w:t>
@@ -10302,10 +9084,18 @@
         <w:t>Here only C1-&gt;C2 holds</w:t>
       </w:r>
       <w:r>
-        <w:t xml:space="preserve"> as C1 has unique values</w:t>
-      </w:r>
-      <w:r>
-        <w:t xml:space="preserve"> , C2-&gt;C1 does not hold as C2 have two values same (9) but corresponding</w:t>
+        <w:t xml:space="preserve"> as C1 has unique </w:t>
+      </w:r>
+      <w:proofErr w:type="gramStart"/>
+      <w:r>
+        <w:t>values</w:t>
+      </w:r>
+      <w:r>
+        <w:t xml:space="preserve"> ,</w:t>
+      </w:r>
+      <w:proofErr w:type="gramEnd"/>
+      <w:r>
+        <w:t xml:space="preserve"> C2-&gt;C1 does not hold as C2 have two values same (9) but corresponding</w:t>
       </w:r>
       <w:r>
         <w:t xml:space="preserve"> values in</w:t>
@@ -10314,13 +9104,29 @@
         <w:t xml:space="preserve"> C1 </w:t>
       </w:r>
       <w:r>
-        <w:t>are different(</w:t>
-      </w:r>
-      <w:r>
-        <w:t xml:space="preserve">3 , 4 </w:t>
-      </w:r>
-      <w:r>
-        <w:t xml:space="preserve">). </w:t>
+        <w:t xml:space="preserve">are </w:t>
+      </w:r>
+      <w:proofErr w:type="gramStart"/>
+      <w:r>
+        <w:t>different(</w:t>
+      </w:r>
+      <w:r>
+        <w:t>3 ,</w:t>
+      </w:r>
+      <w:proofErr w:type="gramEnd"/>
+      <w:r>
+        <w:t xml:space="preserve"> </w:t>
+      </w:r>
+      <w:proofErr w:type="gramStart"/>
+      <w:r>
+        <w:t xml:space="preserve">4 </w:t>
+      </w:r>
+      <w:r>
+        <w:t>)</w:t>
+      </w:r>
+      <w:proofErr w:type="gramEnd"/>
+      <w:r>
+        <w:t xml:space="preserve">. </w:t>
       </w:r>
     </w:p>
     <w:tbl>
@@ -10549,11 +9355,11 @@
       <w:pPr>
         <w:pStyle w:val="Heading3"/>
       </w:pPr>
-      <w:bookmarkStart w:id="52" w:name="_Toc123505666"/>
+      <w:bookmarkStart w:id="25" w:name="_Toc123505666"/>
       <w:r>
         <w:t>Armstrong’s axioms/properties of functional dependencies</w:t>
       </w:r>
-      <w:bookmarkEnd w:id="52"/>
+      <w:bookmarkEnd w:id="25"/>
     </w:p>
     <w:p>
       <w:pPr>
@@ -10583,7 +9389,15 @@
     </w:p>
     <w:p>
       <w:r>
-        <w:t xml:space="preserve">For example, {roll_no, name} </w:t>
+        <w:t>For example, {</w:t>
+      </w:r>
+      <w:proofErr w:type="spellStart"/>
+      <w:r>
+        <w:t>roll_no</w:t>
+      </w:r>
+      <w:proofErr w:type="spellEnd"/>
+      <w:r>
+        <w:t xml:space="preserve">, name} </w:t>
       </w:r>
       <w:r>
         <w:rPr>
@@ -10628,7 +9442,23 @@
     </w:p>
     <w:p>
       <w:r>
-        <w:t xml:space="preserve">For example, If {roll_no, name} </w:t>
+        <w:t xml:space="preserve">For example, </w:t>
+      </w:r>
+      <w:proofErr w:type="gramStart"/>
+      <w:r>
+        <w:t>If</w:t>
+      </w:r>
+      <w:proofErr w:type="gramEnd"/>
+      <w:r>
+        <w:t xml:space="preserve"> {</w:t>
+      </w:r>
+      <w:proofErr w:type="spellStart"/>
+      <w:r>
+        <w:t>roll_no</w:t>
+      </w:r>
+      <w:proofErr w:type="spellEnd"/>
+      <w:r>
+        <w:t xml:space="preserve">, name} </w:t>
       </w:r>
       <w:r>
         <w:rPr>
@@ -10637,7 +9467,31 @@
         <w:t>→</w:t>
       </w:r>
       <w:r>
-        <w:t xml:space="preserve"> dept_building is valid, hence {roll_no, name, dept_name} </w:t>
+        <w:t xml:space="preserve"> </w:t>
+      </w:r>
+      <w:proofErr w:type="spellStart"/>
+      <w:r>
+        <w:t>dept_building</w:t>
+      </w:r>
+      <w:proofErr w:type="spellEnd"/>
+      <w:r>
+        <w:t xml:space="preserve"> is valid, hence {</w:t>
+      </w:r>
+      <w:proofErr w:type="spellStart"/>
+      <w:r>
+        <w:t>roll_no</w:t>
+      </w:r>
+      <w:proofErr w:type="spellEnd"/>
+      <w:r>
+        <w:t xml:space="preserve">, name, </w:t>
+      </w:r>
+      <w:proofErr w:type="spellStart"/>
+      <w:r>
+        <w:t>dept_name</w:t>
+      </w:r>
+      <w:proofErr w:type="spellEnd"/>
+      <w:r>
+        <w:t xml:space="preserve">} </w:t>
       </w:r>
       <w:r>
         <w:rPr>
@@ -10646,7 +9500,23 @@
         <w:t>→</w:t>
       </w:r>
       <w:r>
-        <w:t xml:space="preserve"> {dept_building, dept_name} is also valid.</w:t>
+        <w:t xml:space="preserve"> {</w:t>
+      </w:r>
+      <w:proofErr w:type="spellStart"/>
+      <w:r>
+        <w:t>dept_building</w:t>
+      </w:r>
+      <w:proofErr w:type="spellEnd"/>
+      <w:r>
+        <w:t xml:space="preserve">, </w:t>
+      </w:r>
+      <w:proofErr w:type="spellStart"/>
+      <w:r>
+        <w:t>dept_name</w:t>
+      </w:r>
+      <w:proofErr w:type="spellEnd"/>
+      <w:r>
+        <w:t>} is also valid.</w:t>
       </w:r>
     </w:p>
     <w:p>
@@ -10691,7 +9561,15 @@
     </w:p>
     <w:p>
       <w:r>
-        <w:t xml:space="preserve">For example, roll_no </w:t>
+        <w:t xml:space="preserve">For example, </w:t>
+      </w:r>
+      <w:proofErr w:type="spellStart"/>
+      <w:r>
+        <w:t>roll_no</w:t>
+      </w:r>
+      <w:proofErr w:type="spellEnd"/>
+      <w:r>
+        <w:t xml:space="preserve"> </w:t>
       </w:r>
       <w:r>
         <w:rPr>
@@ -10700,7 +9578,23 @@
         <w:t>→</w:t>
       </w:r>
       <w:r>
-        <w:t xml:space="preserve"> dept_name &amp; dept_name </w:t>
+        <w:t xml:space="preserve"> </w:t>
+      </w:r>
+      <w:proofErr w:type="spellStart"/>
+      <w:r>
+        <w:t>dept_name</w:t>
+      </w:r>
+      <w:proofErr w:type="spellEnd"/>
+      <w:r>
+        <w:t xml:space="preserve"> &amp; </w:t>
+      </w:r>
+      <w:proofErr w:type="spellStart"/>
+      <w:r>
+        <w:t>dept_name</w:t>
+      </w:r>
+      <w:proofErr w:type="spellEnd"/>
+      <w:r>
+        <w:t xml:space="preserve"> </w:t>
       </w:r>
       <w:r>
         <w:rPr>
@@ -10709,7 +9603,23 @@
         <w:t>→</w:t>
       </w:r>
       <w:r>
-        <w:t xml:space="preserve"> dept_building, then roll_no </w:t>
+        <w:t xml:space="preserve"> </w:t>
+      </w:r>
+      <w:proofErr w:type="spellStart"/>
+      <w:r>
+        <w:t>dept_building</w:t>
+      </w:r>
+      <w:proofErr w:type="spellEnd"/>
+      <w:r>
+        <w:t xml:space="preserve">, then </w:t>
+      </w:r>
+      <w:proofErr w:type="spellStart"/>
+      <w:r>
+        <w:t>roll_no</w:t>
+      </w:r>
+      <w:proofErr w:type="spellEnd"/>
+      <w:r>
+        <w:t xml:space="preserve"> </w:t>
       </w:r>
       <w:r>
         <w:rPr>
@@ -10718,7 +9628,15 @@
         <w:t>→</w:t>
       </w:r>
       <w:r>
-        <w:t xml:space="preserve"> dept_building is also valid.</w:t>
+        <w:t xml:space="preserve"> </w:t>
+      </w:r>
+      <w:proofErr w:type="spellStart"/>
+      <w:r>
+        <w:t>dept_building</w:t>
+      </w:r>
+      <w:proofErr w:type="spellEnd"/>
+      <w:r>
+        <w:t xml:space="preserve"> is also valid.</w:t>
       </w:r>
     </w:p>
     <w:p/>
@@ -10726,12 +9644,12 @@
       <w:pPr>
         <w:pStyle w:val="Heading3"/>
       </w:pPr>
-      <w:bookmarkStart w:id="53" w:name="_Toc123505667"/>
+      <w:bookmarkStart w:id="26" w:name="_Toc123505667"/>
       <w:r>
         <w:lastRenderedPageBreak/>
         <w:t>Types of Functional Dependencies</w:t>
       </w:r>
-      <w:bookmarkEnd w:id="53"/>
+      <w:bookmarkEnd w:id="26"/>
     </w:p>
     <w:p>
       <w:pPr>
@@ -10751,8 +9669,13 @@
       </w:r>
     </w:p>
     <w:p>
-      <w:r>
-        <w:t xml:space="preserve">i.e </w:t>
+      <w:proofErr w:type="spellStart"/>
+      <w:r>
+        <w:t>i.e</w:t>
+      </w:r>
+      <w:proofErr w:type="spellEnd"/>
+      <w:r>
+        <w:t xml:space="preserve"> </w:t>
       </w:r>
       <w:r>
         <w:t>If A</w:t>
@@ -10798,8 +9721,13 @@
           <w:rFonts w:ascii="Arial" w:hAnsi="Arial" w:cs="Arial"/>
         </w:rPr>
       </w:pPr>
-      <w:r>
-        <w:t>i.e If A</w:t>
+      <w:proofErr w:type="spellStart"/>
+      <w:r>
+        <w:t>i.e</w:t>
+      </w:r>
+      <w:proofErr w:type="spellEnd"/>
+      <w:r>
+        <w:t xml:space="preserve"> If A</w:t>
       </w:r>
       <w:r>
         <w:rPr>
@@ -10909,11 +9837,13 @@
       <w:pPr>
         <w:pStyle w:val="Heading2"/>
       </w:pPr>
-      <w:bookmarkStart w:id="54" w:name="_Toc123505668"/>
+      <w:bookmarkStart w:id="27" w:name="_Toc123505668"/>
+      <w:proofErr w:type="spellStart"/>
       <w:r>
         <w:t>Anomolies</w:t>
       </w:r>
-      <w:bookmarkEnd w:id="54"/>
+      <w:bookmarkEnd w:id="27"/>
+      <w:proofErr w:type="spellEnd"/>
     </w:p>
     <w:p>
       <w:r>
@@ -10928,18 +9858,26 @@
         <w:t>(redundancy)</w:t>
       </w:r>
       <w:r>
-        <w:t xml:space="preserve"> and not all of the copies are updated.</w:t>
+        <w:t xml:space="preserve"> and not </w:t>
+      </w:r>
+      <w:proofErr w:type="gramStart"/>
+      <w:r>
+        <w:t>all of</w:t>
+      </w:r>
+      <w:proofErr w:type="gramEnd"/>
+      <w:r>
+        <w:t xml:space="preserve"> the copies are updated.</w:t>
       </w:r>
     </w:p>
     <w:p>
       <w:pPr>
         <w:pStyle w:val="Heading3"/>
       </w:pPr>
-      <w:bookmarkStart w:id="55" w:name="_Toc123505669"/>
+      <w:bookmarkStart w:id="28" w:name="_Toc123505669"/>
       <w:r>
         <w:t>Insertion Anomaly</w:t>
       </w:r>
-      <w:bookmarkEnd w:id="55"/>
+      <w:bookmarkEnd w:id="28"/>
     </w:p>
     <w:p>
       <w:r>
@@ -10974,7 +9912,6 @@
         <w:tc>
           <w:tcPr>
             <w:tcW w:w="0" w:type="auto"/>
-            <w:shd w:val="clear" w:color="auto" w:fill="auto"/>
             <w:vAlign w:val="center"/>
             <w:hideMark/>
           </w:tcPr>
@@ -10985,6 +9922,7 @@
                 <w:bCs/>
               </w:rPr>
             </w:pPr>
+            <w:proofErr w:type="spellStart"/>
             <w:r>
               <w:rPr>
                 <w:b/>
@@ -10992,12 +9930,12 @@
               </w:rPr>
               <w:t>stu_id</w:t>
             </w:r>
+            <w:proofErr w:type="spellEnd"/>
           </w:p>
         </w:tc>
         <w:tc>
           <w:tcPr>
             <w:tcW w:w="0" w:type="auto"/>
-            <w:shd w:val="clear" w:color="auto" w:fill="auto"/>
             <w:vAlign w:val="center"/>
             <w:hideMark/>
           </w:tcPr>
@@ -11008,6 +9946,7 @@
                 <w:bCs/>
               </w:rPr>
             </w:pPr>
+            <w:proofErr w:type="spellStart"/>
             <w:r>
               <w:rPr>
                 <w:b/>
@@ -11015,12 +9954,12 @@
               </w:rPr>
               <w:t>stu_name</w:t>
             </w:r>
+            <w:proofErr w:type="spellEnd"/>
           </w:p>
         </w:tc>
         <w:tc>
           <w:tcPr>
             <w:tcW w:w="0" w:type="auto"/>
-            <w:shd w:val="clear" w:color="auto" w:fill="auto"/>
             <w:vAlign w:val="center"/>
             <w:hideMark/>
           </w:tcPr>
@@ -11031,6 +9970,7 @@
                 <w:bCs/>
               </w:rPr>
             </w:pPr>
+            <w:proofErr w:type="spellStart"/>
             <w:r>
               <w:rPr>
                 <w:b/>
@@ -11038,12 +9978,12 @@
               </w:rPr>
               <w:t>stu_address</w:t>
             </w:r>
+            <w:proofErr w:type="spellEnd"/>
           </w:p>
         </w:tc>
         <w:tc>
           <w:tcPr>
             <w:tcW w:w="0" w:type="auto"/>
-            <w:shd w:val="clear" w:color="auto" w:fill="auto"/>
             <w:vAlign w:val="center"/>
             <w:hideMark/>
           </w:tcPr>
@@ -11054,6 +9994,7 @@
                 <w:bCs/>
               </w:rPr>
             </w:pPr>
+            <w:proofErr w:type="spellStart"/>
             <w:r>
               <w:rPr>
                 <w:b/>
@@ -11061,6 +10002,7 @@
               </w:rPr>
               <w:t>stu_club</w:t>
             </w:r>
+            <w:proofErr w:type="spellEnd"/>
           </w:p>
         </w:tc>
       </w:tr>
@@ -11122,7 +10064,6 @@
         <w:tc>
           <w:tcPr>
             <w:tcW w:w="0" w:type="auto"/>
-            <w:shd w:val="clear" w:color="auto" w:fill="auto"/>
             <w:vAlign w:val="center"/>
             <w:hideMark/>
           </w:tcPr>
@@ -11135,7 +10076,6 @@
         <w:tc>
           <w:tcPr>
             <w:tcW w:w="0" w:type="auto"/>
-            <w:shd w:val="clear" w:color="auto" w:fill="auto"/>
             <w:vAlign w:val="center"/>
             <w:hideMark/>
           </w:tcPr>
@@ -11148,7 +10088,6 @@
         <w:tc>
           <w:tcPr>
             <w:tcW w:w="0" w:type="auto"/>
-            <w:shd w:val="clear" w:color="auto" w:fill="auto"/>
             <w:vAlign w:val="center"/>
             <w:hideMark/>
           </w:tcPr>
@@ -11161,7 +10100,6 @@
         <w:tc>
           <w:tcPr>
             <w:tcW w:w="0" w:type="auto"/>
-            <w:shd w:val="clear" w:color="auto" w:fill="auto"/>
             <w:vAlign w:val="center"/>
             <w:hideMark/>
           </w:tcPr>
@@ -11230,7 +10168,6 @@
         <w:tc>
           <w:tcPr>
             <w:tcW w:w="0" w:type="auto"/>
-            <w:shd w:val="clear" w:color="auto" w:fill="auto"/>
             <w:vAlign w:val="center"/>
             <w:hideMark/>
           </w:tcPr>
@@ -11243,7 +10180,6 @@
         <w:tc>
           <w:tcPr>
             <w:tcW w:w="0" w:type="auto"/>
-            <w:shd w:val="clear" w:color="auto" w:fill="auto"/>
             <w:vAlign w:val="center"/>
             <w:hideMark/>
           </w:tcPr>
@@ -11256,7 +10192,6 @@
         <w:tc>
           <w:tcPr>
             <w:tcW w:w="0" w:type="auto"/>
-            <w:shd w:val="clear" w:color="auto" w:fill="auto"/>
             <w:vAlign w:val="center"/>
             <w:hideMark/>
           </w:tcPr>
@@ -11269,7 +10204,6 @@
         <w:tc>
           <w:tcPr>
             <w:tcW w:w="0" w:type="auto"/>
-            <w:shd w:val="clear" w:color="auto" w:fill="auto"/>
             <w:vAlign w:val="center"/>
             <w:hideMark/>
           </w:tcPr>
@@ -11347,14 +10281,22 @@
         <w:t>,</w:t>
       </w:r>
       <w:r>
-        <w:t xml:space="preserve"> we can't insert the data of Nanda into the table since the st_club field cannot accept null values.</w:t>
+        <w:t xml:space="preserve"> we can't insert the data of Nanda into the table since the </w:t>
+      </w:r>
+      <w:proofErr w:type="spellStart"/>
+      <w:r>
+        <w:t>st_club</w:t>
+      </w:r>
+      <w:proofErr w:type="spellEnd"/>
+      <w:r>
+        <w:t xml:space="preserve"> field cannot accept null values.</w:t>
       </w:r>
     </w:p>
     <w:p>
       <w:pPr>
         <w:pStyle w:val="Heading3"/>
       </w:pPr>
-      <w:bookmarkStart w:id="56" w:name="_Toc123505670"/>
+      <w:bookmarkStart w:id="29" w:name="_Toc123505670"/>
       <w:r>
         <w:t xml:space="preserve">Update </w:t>
       </w:r>
@@ -11364,7 +10306,7 @@
       <w:r>
         <w:t>nomaly</w:t>
       </w:r>
-      <w:bookmarkEnd w:id="56"/>
+      <w:bookmarkEnd w:id="29"/>
     </w:p>
     <w:p>
       <w:r>
@@ -11396,7 +10338,6 @@
         <w:tc>
           <w:tcPr>
             <w:tcW w:w="0" w:type="auto"/>
-            <w:shd w:val="clear" w:color="auto" w:fill="auto"/>
             <w:vAlign w:val="center"/>
             <w:hideMark/>
           </w:tcPr>
@@ -11407,6 +10348,7 @@
                 <w:bCs/>
               </w:rPr>
             </w:pPr>
+            <w:proofErr w:type="spellStart"/>
             <w:r>
               <w:rPr>
                 <w:b/>
@@ -11414,12 +10356,12 @@
               </w:rPr>
               <w:t>stu_id</w:t>
             </w:r>
+            <w:proofErr w:type="spellEnd"/>
           </w:p>
         </w:tc>
         <w:tc>
           <w:tcPr>
             <w:tcW w:w="0" w:type="auto"/>
-            <w:shd w:val="clear" w:color="auto" w:fill="auto"/>
             <w:vAlign w:val="center"/>
             <w:hideMark/>
           </w:tcPr>
@@ -11430,6 +10372,7 @@
                 <w:bCs/>
               </w:rPr>
             </w:pPr>
+            <w:proofErr w:type="spellStart"/>
             <w:r>
               <w:rPr>
                 <w:b/>
@@ -11437,12 +10380,12 @@
               </w:rPr>
               <w:t>stu_name</w:t>
             </w:r>
+            <w:proofErr w:type="spellEnd"/>
           </w:p>
         </w:tc>
         <w:tc>
           <w:tcPr>
             <w:tcW w:w="0" w:type="auto"/>
-            <w:shd w:val="clear" w:color="auto" w:fill="auto"/>
             <w:vAlign w:val="center"/>
             <w:hideMark/>
           </w:tcPr>
@@ -11453,6 +10396,7 @@
                 <w:bCs/>
               </w:rPr>
             </w:pPr>
+            <w:proofErr w:type="spellStart"/>
             <w:r>
               <w:rPr>
                 <w:b/>
@@ -11460,12 +10404,12 @@
               </w:rPr>
               <w:t>stu_address</w:t>
             </w:r>
+            <w:proofErr w:type="spellEnd"/>
           </w:p>
         </w:tc>
         <w:tc>
           <w:tcPr>
             <w:tcW w:w="0" w:type="auto"/>
-            <w:shd w:val="clear" w:color="auto" w:fill="auto"/>
             <w:vAlign w:val="center"/>
             <w:hideMark/>
           </w:tcPr>
@@ -11476,6 +10420,7 @@
                 <w:bCs/>
               </w:rPr>
             </w:pPr>
+            <w:proofErr w:type="spellStart"/>
             <w:r>
               <w:rPr>
                 <w:b/>
@@ -11483,6 +10428,7 @@
               </w:rPr>
               <w:t>stu_club</w:t>
             </w:r>
+            <w:proofErr w:type="spellEnd"/>
           </w:p>
         </w:tc>
       </w:tr>
@@ -11544,7 +10490,6 @@
         <w:tc>
           <w:tcPr>
             <w:tcW w:w="0" w:type="auto"/>
-            <w:shd w:val="clear" w:color="auto" w:fill="auto"/>
             <w:vAlign w:val="center"/>
             <w:hideMark/>
           </w:tcPr>
@@ -11557,7 +10502,6 @@
         <w:tc>
           <w:tcPr>
             <w:tcW w:w="0" w:type="auto"/>
-            <w:shd w:val="clear" w:color="auto" w:fill="auto"/>
             <w:vAlign w:val="center"/>
             <w:hideMark/>
           </w:tcPr>
@@ -11570,7 +10514,6 @@
         <w:tc>
           <w:tcPr>
             <w:tcW w:w="0" w:type="auto"/>
-            <w:shd w:val="clear" w:color="auto" w:fill="auto"/>
             <w:vAlign w:val="center"/>
             <w:hideMark/>
           </w:tcPr>
@@ -11583,7 +10526,6 @@
         <w:tc>
           <w:tcPr>
             <w:tcW w:w="0" w:type="auto"/>
-            <w:shd w:val="clear" w:color="auto" w:fill="auto"/>
             <w:vAlign w:val="center"/>
             <w:hideMark/>
           </w:tcPr>
@@ -11652,7 +10594,6 @@
         <w:tc>
           <w:tcPr>
             <w:tcW w:w="0" w:type="auto"/>
-            <w:shd w:val="clear" w:color="auto" w:fill="auto"/>
             <w:vAlign w:val="center"/>
             <w:hideMark/>
           </w:tcPr>
@@ -11666,7 +10607,6 @@
         <w:tc>
           <w:tcPr>
             <w:tcW w:w="0" w:type="auto"/>
-            <w:shd w:val="clear" w:color="auto" w:fill="auto"/>
             <w:vAlign w:val="center"/>
             <w:hideMark/>
           </w:tcPr>
@@ -11679,7 +10619,6 @@
         <w:tc>
           <w:tcPr>
             <w:tcW w:w="0" w:type="auto"/>
-            <w:shd w:val="clear" w:color="auto" w:fill="auto"/>
             <w:vAlign w:val="center"/>
             <w:hideMark/>
           </w:tcPr>
@@ -11692,7 +10631,6 @@
         <w:tc>
           <w:tcPr>
             <w:tcW w:w="0" w:type="auto"/>
-            <w:shd w:val="clear" w:color="auto" w:fill="auto"/>
             <w:vAlign w:val="center"/>
             <w:hideMark/>
           </w:tcPr>
@@ -11780,11 +10718,16 @@
       <w:pPr>
         <w:pStyle w:val="Heading3"/>
       </w:pPr>
-      <w:bookmarkStart w:id="57" w:name="_Toc123505671"/>
-      <w:r>
-        <w:t>Delete Anamoly</w:t>
-      </w:r>
-      <w:bookmarkEnd w:id="57"/>
+      <w:bookmarkStart w:id="30" w:name="_Toc123505671"/>
+      <w:r>
+        <w:t xml:space="preserve">Delete </w:t>
+      </w:r>
+      <w:proofErr w:type="spellStart"/>
+      <w:r>
+        <w:t>Anamoly</w:t>
+      </w:r>
+      <w:bookmarkEnd w:id="30"/>
+      <w:proofErr w:type="spellEnd"/>
     </w:p>
     <w:p>
       <w:r>
@@ -11796,7 +10739,15 @@
     </w:p>
     <w:p>
       <w:r>
-        <w:t>the college at some point closes the club crypto, then deleting the rows that contain s_club as crypto would also delete the information of student Mukesh since he belongs only to this department.</w:t>
+        <w:t xml:space="preserve">the college at some point closes the club crypto, then deleting the rows that contain </w:t>
+      </w:r>
+      <w:proofErr w:type="spellStart"/>
+      <w:r>
+        <w:t>s_club</w:t>
+      </w:r>
+      <w:proofErr w:type="spellEnd"/>
+      <w:r>
+        <w:t xml:space="preserve"> as crypto would also delete the information of student Mukesh since he belongs only to this department.</w:t>
       </w:r>
     </w:p>
     <w:tbl>
@@ -11824,7 +10775,6 @@
         <w:tc>
           <w:tcPr>
             <w:tcW w:w="0" w:type="auto"/>
-            <w:shd w:val="clear" w:color="auto" w:fill="auto"/>
             <w:vAlign w:val="center"/>
             <w:hideMark/>
           </w:tcPr>
@@ -11835,6 +10785,7 @@
                 <w:bCs/>
               </w:rPr>
             </w:pPr>
+            <w:proofErr w:type="spellStart"/>
             <w:r>
               <w:rPr>
                 <w:b/>
@@ -11842,12 +10793,12 @@
               </w:rPr>
               <w:t>stu_id</w:t>
             </w:r>
+            <w:proofErr w:type="spellEnd"/>
           </w:p>
         </w:tc>
         <w:tc>
           <w:tcPr>
             <w:tcW w:w="0" w:type="auto"/>
-            <w:shd w:val="clear" w:color="auto" w:fill="auto"/>
             <w:vAlign w:val="center"/>
             <w:hideMark/>
           </w:tcPr>
@@ -11858,6 +10809,7 @@
                 <w:bCs/>
               </w:rPr>
             </w:pPr>
+            <w:proofErr w:type="spellStart"/>
             <w:r>
               <w:rPr>
                 <w:b/>
@@ -11865,12 +10817,12 @@
               </w:rPr>
               <w:t>stu_name</w:t>
             </w:r>
+            <w:proofErr w:type="spellEnd"/>
           </w:p>
         </w:tc>
         <w:tc>
           <w:tcPr>
             <w:tcW w:w="0" w:type="auto"/>
-            <w:shd w:val="clear" w:color="auto" w:fill="auto"/>
             <w:vAlign w:val="center"/>
             <w:hideMark/>
           </w:tcPr>
@@ -11881,6 +10833,7 @@
                 <w:bCs/>
               </w:rPr>
             </w:pPr>
+            <w:proofErr w:type="spellStart"/>
             <w:r>
               <w:rPr>
                 <w:b/>
@@ -11888,12 +10841,12 @@
               </w:rPr>
               <w:t>stu_address</w:t>
             </w:r>
+            <w:proofErr w:type="spellEnd"/>
           </w:p>
         </w:tc>
         <w:tc>
           <w:tcPr>
             <w:tcW w:w="0" w:type="auto"/>
-            <w:shd w:val="clear" w:color="auto" w:fill="auto"/>
             <w:vAlign w:val="center"/>
             <w:hideMark/>
           </w:tcPr>
@@ -11904,6 +10857,7 @@
                 <w:bCs/>
               </w:rPr>
             </w:pPr>
+            <w:proofErr w:type="spellStart"/>
             <w:r>
               <w:rPr>
                 <w:b/>
@@ -11911,6 +10865,7 @@
               </w:rPr>
               <w:t>stu_club</w:t>
             </w:r>
+            <w:proofErr w:type="spellEnd"/>
           </w:p>
         </w:tc>
       </w:tr>
@@ -11972,7 +10927,6 @@
         <w:tc>
           <w:tcPr>
             <w:tcW w:w="0" w:type="auto"/>
-            <w:shd w:val="clear" w:color="auto" w:fill="auto"/>
             <w:vAlign w:val="center"/>
             <w:hideMark/>
           </w:tcPr>
@@ -11985,7 +10939,6 @@
         <w:tc>
           <w:tcPr>
             <w:tcW w:w="0" w:type="auto"/>
-            <w:shd w:val="clear" w:color="auto" w:fill="auto"/>
             <w:vAlign w:val="center"/>
             <w:hideMark/>
           </w:tcPr>
@@ -11998,7 +10951,6 @@
         <w:tc>
           <w:tcPr>
             <w:tcW w:w="0" w:type="auto"/>
-            <w:shd w:val="clear" w:color="auto" w:fill="auto"/>
             <w:vAlign w:val="center"/>
             <w:hideMark/>
           </w:tcPr>
@@ -12011,7 +10963,6 @@
         <w:tc>
           <w:tcPr>
             <w:tcW w:w="0" w:type="auto"/>
-            <w:shd w:val="clear" w:color="auto" w:fill="auto"/>
             <w:vAlign w:val="center"/>
             <w:hideMark/>
           </w:tcPr>
@@ -12080,7 +11031,6 @@
         <w:tc>
           <w:tcPr>
             <w:tcW w:w="0" w:type="auto"/>
-            <w:shd w:val="clear" w:color="auto" w:fill="auto"/>
             <w:vAlign w:val="center"/>
             <w:hideMark/>
           </w:tcPr>
@@ -12093,7 +11043,6 @@
         <w:tc>
           <w:tcPr>
             <w:tcW w:w="0" w:type="auto"/>
-            <w:shd w:val="clear" w:color="auto" w:fill="auto"/>
             <w:vAlign w:val="center"/>
             <w:hideMark/>
           </w:tcPr>
@@ -12106,7 +11055,6 @@
         <w:tc>
           <w:tcPr>
             <w:tcW w:w="0" w:type="auto"/>
-            <w:shd w:val="clear" w:color="auto" w:fill="auto"/>
             <w:vAlign w:val="center"/>
             <w:hideMark/>
           </w:tcPr>
@@ -12119,7 +11067,6 @@
         <w:tc>
           <w:tcPr>
             <w:tcW w:w="0" w:type="auto"/>
-            <w:shd w:val="clear" w:color="auto" w:fill="auto"/>
             <w:vAlign w:val="center"/>
             <w:hideMark/>
           </w:tcPr>
@@ -12190,11 +11137,11 @@
       <w:pPr>
         <w:pStyle w:val="Heading2"/>
       </w:pPr>
-      <w:bookmarkStart w:id="58" w:name="_Toc123505672"/>
+      <w:bookmarkStart w:id="31" w:name="_Toc123505672"/>
       <w:r>
         <w:t>Normalization</w:t>
       </w:r>
-      <w:bookmarkEnd w:id="58"/>
+      <w:bookmarkEnd w:id="31"/>
     </w:p>
     <w:p>
       <w:pPr>
@@ -12235,11 +11182,11 @@
       <w:pPr>
         <w:pStyle w:val="Heading3"/>
       </w:pPr>
-      <w:bookmarkStart w:id="59" w:name="_Toc123505673"/>
+      <w:bookmarkStart w:id="32" w:name="_Toc123505673"/>
       <w:r>
         <w:t>First Normal Form (1NF)</w:t>
       </w:r>
-      <w:bookmarkEnd w:id="59"/>
+      <w:bookmarkEnd w:id="32"/>
     </w:p>
     <w:p>
       <w:r>
@@ -13412,7 +12359,7 @@
       <w:pPr>
         <w:pStyle w:val="Heading3"/>
       </w:pPr>
-      <w:bookmarkStart w:id="60" w:name="_Toc123505674"/>
+      <w:bookmarkStart w:id="33" w:name="_Toc123505674"/>
       <w:r>
         <w:t>Second Normal Form</w:t>
       </w:r>
@@ -13422,7 +12369,7 @@
       <w:r>
         <w:t>(2NF)</w:t>
       </w:r>
-      <w:bookmarkEnd w:id="60"/>
+      <w:bookmarkEnd w:id="33"/>
     </w:p>
     <w:p>
       <w:r>
@@ -13455,9 +12402,11 @@
             <w:tcW w:w="2288" w:type="dxa"/>
           </w:tcPr>
           <w:p>
+            <w:proofErr w:type="spellStart"/>
             <w:r>
               <w:t>Course_Id</w:t>
             </w:r>
+            <w:proofErr w:type="spellEnd"/>
           </w:p>
         </w:tc>
         <w:tc>
@@ -13465,9 +12414,11 @@
             <w:tcW w:w="2288" w:type="dxa"/>
           </w:tcPr>
           <w:p>
+            <w:proofErr w:type="spellStart"/>
             <w:r>
               <w:t>Stud_Id</w:t>
             </w:r>
+            <w:proofErr w:type="spellEnd"/>
           </w:p>
         </w:tc>
         <w:tc>
@@ -13485,9 +12436,11 @@
             <w:tcW w:w="2289" w:type="dxa"/>
           </w:tcPr>
           <w:p>
+            <w:proofErr w:type="spellStart"/>
             <w:r>
               <w:t>Course_Name</w:t>
             </w:r>
+            <w:proofErr w:type="spellEnd"/>
           </w:p>
         </w:tc>
       </w:tr>
@@ -13531,8 +12484,13 @@
           </w:tcPr>
           <w:p>
             <w:r>
-              <w:t>C Progamming</w:t>
-            </w:r>
+              <w:t xml:space="preserve">C </w:t>
+            </w:r>
+            <w:proofErr w:type="spellStart"/>
+            <w:r>
+              <w:t>Progamming</w:t>
+            </w:r>
+            <w:proofErr w:type="spellEnd"/>
           </w:p>
         </w:tc>
       </w:tr>
@@ -13575,8 +12533,13 @@
             <w:tcW w:w="2289" w:type="dxa"/>
           </w:tcPr>
           <w:p>
-            <w:r>
-              <w:t>Maths-I</w:t>
+            <w:proofErr w:type="spellStart"/>
+            <w:r>
+              <w:t>Maths</w:t>
+            </w:r>
+            <w:proofErr w:type="spellEnd"/>
+            <w:r>
+              <w:t>-I</w:t>
             </w:r>
           </w:p>
         </w:tc>
@@ -13620,8 +12583,13 @@
             <w:tcW w:w="2289" w:type="dxa"/>
           </w:tcPr>
           <w:p>
-            <w:r>
-              <w:t>Maths-II</w:t>
+            <w:proofErr w:type="spellStart"/>
+            <w:r>
+              <w:t>Maths</w:t>
+            </w:r>
+            <w:proofErr w:type="spellEnd"/>
+            <w:r>
+              <w:t>-II</w:t>
             </w:r>
           </w:p>
         </w:tc>
@@ -13666,8 +12634,13 @@
           </w:tcPr>
           <w:p>
             <w:r>
-              <w:t>C Progamming</w:t>
-            </w:r>
+              <w:t xml:space="preserve">C </w:t>
+            </w:r>
+            <w:proofErr w:type="spellStart"/>
+            <w:r>
+              <w:t>Progamming</w:t>
+            </w:r>
+            <w:proofErr w:type="spellEnd"/>
           </w:p>
         </w:tc>
       </w:tr>
@@ -13710,8 +12683,13 @@
             <w:tcW w:w="2289" w:type="dxa"/>
           </w:tcPr>
           <w:p>
-            <w:r>
-              <w:t>Maths-I</w:t>
+            <w:proofErr w:type="spellStart"/>
+            <w:r>
+              <w:t>Maths</w:t>
+            </w:r>
+            <w:proofErr w:type="spellEnd"/>
+            <w:r>
+              <w:t>-I</w:t>
             </w:r>
           </w:p>
         </w:tc>
@@ -13726,16 +12704,40 @@
         <w:t>table,</w:t>
       </w:r>
       <w:r>
-        <w:t xml:space="preserve"> if we need to know how much marks for Stud_Id </w:t>
-      </w:r>
-      <w:r>
-        <w:t xml:space="preserve">got Stud_Id is not alone </w:t>
+        <w:t xml:space="preserve"> if we need to know how much marks for </w:t>
+      </w:r>
+      <w:proofErr w:type="spellStart"/>
+      <w:r>
+        <w:t>Stud_Id</w:t>
+      </w:r>
+      <w:proofErr w:type="spellEnd"/>
+      <w:r>
+        <w:t xml:space="preserve"> </w:t>
+      </w:r>
+      <w:r>
+        <w:t xml:space="preserve">got </w:t>
+      </w:r>
+      <w:proofErr w:type="spellStart"/>
+      <w:r>
+        <w:t>Stud_Id</w:t>
+      </w:r>
+      <w:proofErr w:type="spellEnd"/>
+      <w:r>
+        <w:t xml:space="preserve"> is not alone </w:t>
       </w:r>
       <w:r>
         <w:t>enough, we</w:t>
       </w:r>
       <w:r>
-        <w:t xml:space="preserve"> need the Course_Id also to determine in which course how many marks he has got.</w:t>
+        <w:t xml:space="preserve"> need the </w:t>
+      </w:r>
+      <w:proofErr w:type="spellStart"/>
+      <w:r>
+        <w:t>Course_Id</w:t>
+      </w:r>
+      <w:proofErr w:type="spellEnd"/>
+      <w:r>
+        <w:t xml:space="preserve"> also to determine in which course how many marks he has got.</w:t>
       </w:r>
     </w:p>
     <w:p>
@@ -13743,13 +12745,50 @@
         <w:t xml:space="preserve"> </w:t>
       </w:r>
       <w:r>
-        <w:t>So {</w:t>
+        <w:t xml:space="preserve">So </w:t>
+      </w:r>
+      <w:proofErr w:type="gramStart"/>
+      <w:r>
+        <w:t>{</w:t>
       </w:r>
       <w:r>
         <w:t xml:space="preserve"> </w:t>
       </w:r>
-      <w:r>
-        <w:t xml:space="preserve">Course_Id , Stud_Id } -&gt; </w:t>
+      <w:proofErr w:type="spellStart"/>
+      <w:r>
+        <w:t>Course</w:t>
+      </w:r>
+      <w:proofErr w:type="gramEnd"/>
+      <w:r>
+        <w:t>_</w:t>
+      </w:r>
+      <w:proofErr w:type="gramStart"/>
+      <w:r>
+        <w:t>Id</w:t>
+      </w:r>
+      <w:proofErr w:type="spellEnd"/>
+      <w:r>
+        <w:t xml:space="preserve"> ,</w:t>
+      </w:r>
+      <w:proofErr w:type="gramEnd"/>
+      <w:r>
+        <w:t xml:space="preserve"> </w:t>
+      </w:r>
+      <w:proofErr w:type="spellStart"/>
+      <w:r>
+        <w:t>Stud_</w:t>
+      </w:r>
+      <w:proofErr w:type="gramStart"/>
+      <w:r>
+        <w:t>Id</w:t>
+      </w:r>
+      <w:proofErr w:type="spellEnd"/>
+      <w:r>
+        <w:t xml:space="preserve"> }</w:t>
+      </w:r>
+      <w:proofErr w:type="gramEnd"/>
+      <w:r>
+        <w:t xml:space="preserve"> -&gt; </w:t>
       </w:r>
       <w:r>
         <w:t xml:space="preserve">Marks </w:t>
@@ -13759,15 +12798,46 @@
       <w:r>
         <w:t xml:space="preserve">So here the primary key combination of </w:t>
       </w:r>
+      <w:proofErr w:type="gramStart"/>
       <w:r>
         <w:t>{</w:t>
       </w:r>
       <w:r>
         <w:t xml:space="preserve"> </w:t>
       </w:r>
-      <w:r>
-        <w:t>Course_Id , Stud_Id }</w:t>
-      </w:r>
+      <w:proofErr w:type="spellStart"/>
+      <w:r>
+        <w:t>Course</w:t>
+      </w:r>
+      <w:proofErr w:type="gramEnd"/>
+      <w:r>
+        <w:t>_</w:t>
+      </w:r>
+      <w:proofErr w:type="gramStart"/>
+      <w:r>
+        <w:t>Id</w:t>
+      </w:r>
+      <w:proofErr w:type="spellEnd"/>
+      <w:r>
+        <w:t xml:space="preserve"> ,</w:t>
+      </w:r>
+      <w:proofErr w:type="gramEnd"/>
+      <w:r>
+        <w:t xml:space="preserve"> </w:t>
+      </w:r>
+      <w:proofErr w:type="spellStart"/>
+      <w:r>
+        <w:t>Stud_</w:t>
+      </w:r>
+      <w:proofErr w:type="gramStart"/>
+      <w:r>
+        <w:t>Id</w:t>
+      </w:r>
+      <w:proofErr w:type="spellEnd"/>
+      <w:r>
+        <w:t xml:space="preserve"> }</w:t>
+      </w:r>
+      <w:proofErr w:type="gramEnd"/>
       <w:r>
         <w:t>.</w:t>
       </w:r>
@@ -13776,23 +12846,64 @@
       <w:r>
         <w:t xml:space="preserve">Now if we need to know </w:t>
       </w:r>
-      <w:r>
-        <w:t xml:space="preserve">Course_Name </w:t>
+      <w:proofErr w:type="spellStart"/>
+      <w:r>
+        <w:t>Course_Name</w:t>
+      </w:r>
+      <w:proofErr w:type="spellEnd"/>
+      <w:r>
+        <w:t xml:space="preserve"> </w:t>
       </w:r>
       <w:r>
         <w:t xml:space="preserve">for a particular </w:t>
       </w:r>
-      <w:r>
-        <w:t>Course_Id , the attribute Stud_Id is not required.</w:t>
-      </w:r>
-    </w:p>
-    <w:p>
-      <w:r>
-        <w:t xml:space="preserve">So </w:t>
-      </w:r>
-      <w:r>
-        <w:t>Course_Id -&gt; Course_Name</w:t>
-      </w:r>
+      <w:proofErr w:type="spellStart"/>
+      <w:r>
+        <w:t>Course_</w:t>
+      </w:r>
+      <w:proofErr w:type="gramStart"/>
+      <w:r>
+        <w:t>Id</w:t>
+      </w:r>
+      <w:proofErr w:type="spellEnd"/>
+      <w:r>
+        <w:t xml:space="preserve"> ,</w:t>
+      </w:r>
+      <w:proofErr w:type="gramEnd"/>
+      <w:r>
+        <w:t xml:space="preserve"> the attribute </w:t>
+      </w:r>
+      <w:proofErr w:type="spellStart"/>
+      <w:r>
+        <w:t>Stud_Id</w:t>
+      </w:r>
+      <w:proofErr w:type="spellEnd"/>
+      <w:r>
+        <w:t xml:space="preserve"> is not required.</w:t>
+      </w:r>
+    </w:p>
+    <w:p>
+      <w:proofErr w:type="gramStart"/>
+      <w:r>
+        <w:t>So</w:t>
+      </w:r>
+      <w:proofErr w:type="gramEnd"/>
+      <w:r>
+        <w:t xml:space="preserve"> </w:t>
+      </w:r>
+      <w:proofErr w:type="spellStart"/>
+      <w:r>
+        <w:t>Course_Id</w:t>
+      </w:r>
+      <w:proofErr w:type="spellEnd"/>
+      <w:r>
+        <w:t xml:space="preserve"> -&gt; </w:t>
+      </w:r>
+      <w:proofErr w:type="spellStart"/>
+      <w:r>
+        <w:t>Course_Name</w:t>
+      </w:r>
+      <w:proofErr w:type="spellEnd"/>
     </w:p>
     <w:p>
       <w:r>
@@ -13800,22 +12911,42 @@
           <w:b/>
           <w:bCs/>
         </w:rPr>
-        <w:t>Partial Dependency</w:t>
+        <w:t xml:space="preserve">Partial </w:t>
+      </w:r>
+      <w:proofErr w:type="gramStart"/>
+      <w:r>
+        <w:rPr>
+          <w:b/>
+          <w:bCs/>
+        </w:rPr>
+        <w:t>Dependency</w:t>
       </w:r>
       <w:r>
         <w:t xml:space="preserve"> :</w:t>
       </w:r>
       <w:r>
-        <w:t xml:space="preserve">If one </w:t>
+        <w:t>If</w:t>
+      </w:r>
+      <w:proofErr w:type="gramEnd"/>
+      <w:r>
+        <w:t xml:space="preserve"> one </w:t>
       </w:r>
       <w:r>
         <w:t xml:space="preserve">part of a </w:t>
       </w:r>
       <w:r>
-        <w:t>composite primary key</w:t>
-      </w:r>
-      <w:r>
-        <w:t>(we call it candidate key also)</w:t>
+        <w:t xml:space="preserve">composite primary </w:t>
+      </w:r>
+      <w:proofErr w:type="gramStart"/>
+      <w:r>
+        <w:t>key</w:t>
+      </w:r>
+      <w:r>
+        <w:t>(</w:t>
+      </w:r>
+      <w:proofErr w:type="gramEnd"/>
+      <w:r>
+        <w:t>we call it candidate key also)</w:t>
       </w:r>
       <w:r>
         <w:t xml:space="preserve"> can independently determine another attribute.</w:t>
@@ -13825,13 +12956,31 @@
       <w:r>
         <w:t xml:space="preserve">The above table have partial dependency </w:t>
       </w:r>
-      <w:r>
-        <w:t>Course_Id -&gt; Course_Name.</w:t>
-      </w:r>
-    </w:p>
-    <w:p>
-      <w:r>
-        <w:t>So t</w:t>
+      <w:proofErr w:type="spellStart"/>
+      <w:r>
+        <w:t>Course_Id</w:t>
+      </w:r>
+      <w:proofErr w:type="spellEnd"/>
+      <w:r>
+        <w:t xml:space="preserve"> -&gt; </w:t>
+      </w:r>
+      <w:proofErr w:type="spellStart"/>
+      <w:r>
+        <w:t>Course_Name</w:t>
+      </w:r>
+      <w:proofErr w:type="spellEnd"/>
+      <w:r>
+        <w:t>.</w:t>
+      </w:r>
+    </w:p>
+    <w:p>
+      <w:proofErr w:type="gramStart"/>
+      <w:r>
+        <w:t>So</w:t>
+      </w:r>
+      <w:proofErr w:type="gramEnd"/>
+      <w:r>
+        <w:t xml:space="preserve"> t</w:t>
       </w:r>
       <w:r>
         <w:t>he decomposition</w:t>
@@ -13873,9 +13022,11 @@
             <w:tcW w:w="2288" w:type="dxa"/>
           </w:tcPr>
           <w:p>
+            <w:proofErr w:type="spellStart"/>
             <w:r>
               <w:t>Course_Id</w:t>
             </w:r>
+            <w:proofErr w:type="spellEnd"/>
           </w:p>
         </w:tc>
         <w:tc>
@@ -13883,9 +13034,11 @@
             <w:tcW w:w="2288" w:type="dxa"/>
           </w:tcPr>
           <w:p>
+            <w:proofErr w:type="spellStart"/>
             <w:r>
               <w:t>Stud_Id</w:t>
             </w:r>
+            <w:proofErr w:type="spellEnd"/>
           </w:p>
         </w:tc>
         <w:tc>
@@ -14095,9 +13248,11 @@
             <w:tcW w:w="2288" w:type="dxa"/>
           </w:tcPr>
           <w:p>
+            <w:proofErr w:type="spellStart"/>
             <w:r>
               <w:t>Course_Id</w:t>
             </w:r>
+            <w:proofErr w:type="spellEnd"/>
           </w:p>
         </w:tc>
         <w:tc>
@@ -14105,9 +13260,11 @@
             <w:tcW w:w="2289" w:type="dxa"/>
           </w:tcPr>
           <w:p>
+            <w:proofErr w:type="spellStart"/>
             <w:r>
               <w:t>Course_Name</w:t>
             </w:r>
+            <w:proofErr w:type="spellEnd"/>
           </w:p>
         </w:tc>
       </w:tr>
@@ -14131,8 +13288,13 @@
           </w:tcPr>
           <w:p>
             <w:r>
-              <w:t>C Progamming</w:t>
-            </w:r>
+              <w:t xml:space="preserve">C </w:t>
+            </w:r>
+            <w:proofErr w:type="spellStart"/>
+            <w:r>
+              <w:t>Progamming</w:t>
+            </w:r>
+            <w:proofErr w:type="spellEnd"/>
           </w:p>
         </w:tc>
       </w:tr>
@@ -14155,8 +13317,13 @@
             <w:tcW w:w="2289" w:type="dxa"/>
           </w:tcPr>
           <w:p>
-            <w:r>
-              <w:t>Maths-I</w:t>
+            <w:proofErr w:type="spellStart"/>
+            <w:r>
+              <w:t>Maths</w:t>
+            </w:r>
+            <w:proofErr w:type="spellEnd"/>
+            <w:r>
+              <w:t>-I</w:t>
             </w:r>
           </w:p>
         </w:tc>
@@ -14180,8 +13347,13 @@
             <w:tcW w:w="2289" w:type="dxa"/>
           </w:tcPr>
           <w:p>
-            <w:r>
-              <w:t>Maths-II</w:t>
+            <w:proofErr w:type="spellStart"/>
+            <w:r>
+              <w:t>Maths</w:t>
+            </w:r>
+            <w:proofErr w:type="spellEnd"/>
+            <w:r>
+              <w:t>-II</w:t>
             </w:r>
           </w:p>
         </w:tc>
@@ -14192,11 +13364,11 @@
       <w:pPr>
         <w:pStyle w:val="Heading3"/>
       </w:pPr>
-      <w:bookmarkStart w:id="61" w:name="_Toc123505675"/>
+      <w:bookmarkStart w:id="34" w:name="_Toc123505675"/>
       <w:r>
         <w:t>Third Normal Form (3 NF)</w:t>
       </w:r>
-      <w:bookmarkEnd w:id="61"/>
+      <w:bookmarkEnd w:id="34"/>
     </w:p>
     <w:p>
       <w:r>
@@ -14213,7 +13385,15 @@
     </w:p>
     <w:p>
       <w:r>
-        <w:t xml:space="preserve">A relation is in third normal form if it holds atleast one of the following conditions for every non-trivial function dependency X </w:t>
+        <w:t xml:space="preserve">A relation is in third normal form if it holds </w:t>
+      </w:r>
+      <w:proofErr w:type="spellStart"/>
+      <w:r>
+        <w:t>atleast</w:t>
+      </w:r>
+      <w:proofErr w:type="spellEnd"/>
+      <w:r>
+        <w:t xml:space="preserve"> one of the following conditions for every non-trivial function dependency X </w:t>
       </w:r>
       <w:r>
         <w:rPr>
@@ -14262,15 +13442,28 @@
       </w:r>
     </w:p>
     <w:p>
+      <w:proofErr w:type="gramStart"/>
       <w:r>
         <w:lastRenderedPageBreak/>
-        <w:t xml:space="preserve">So If an </w:t>
+        <w:t>So</w:t>
+      </w:r>
+      <w:proofErr w:type="gramEnd"/>
+      <w:r>
+        <w:t xml:space="preserve"> If an </w:t>
       </w:r>
       <w:r>
         <w:t xml:space="preserve">attribute is dependent on </w:t>
       </w:r>
       <w:r>
-        <w:t xml:space="preserve">non-prime attribute </w:t>
+        <w:t xml:space="preserve">non-prime </w:t>
+      </w:r>
+      <w:proofErr w:type="gramStart"/>
+      <w:r>
+        <w:t>attribute</w:t>
+      </w:r>
+      <w:proofErr w:type="gramEnd"/>
+      <w:r>
+        <w:t xml:space="preserve"> </w:t>
       </w:r>
       <w:r>
         <w:t>then there might be transitive dependency.</w:t>
@@ -14500,7 +13693,15 @@
         <w:t>Country,</w:t>
       </w:r>
       <w:r>
-        <w:t xml:space="preserve"> in otherwords Cou</w:t>
+        <w:t xml:space="preserve"> in </w:t>
+      </w:r>
+      <w:proofErr w:type="spellStart"/>
+      <w:r>
+        <w:t>otherwords</w:t>
+      </w:r>
+      <w:proofErr w:type="spellEnd"/>
+      <w:r>
+        <w:t xml:space="preserve"> Cou</w:t>
       </w:r>
       <w:r>
         <w:t>n</w:t>
@@ -14515,7 +13716,15 @@
         <w:t xml:space="preserve">on the </w:t>
       </w:r>
       <w:r>
-        <w:t>primary attribue ID.</w:t>
+        <w:t xml:space="preserve">primary </w:t>
+      </w:r>
+      <w:proofErr w:type="spellStart"/>
+      <w:r>
+        <w:t>attribue</w:t>
+      </w:r>
+      <w:proofErr w:type="spellEnd"/>
+      <w:r>
+        <w:t xml:space="preserve"> ID.</w:t>
       </w:r>
     </w:p>
     <w:p>
@@ -14525,8 +13734,13 @@
       <w:r>
         <w:t xml:space="preserve">? as we have the problem with </w:t>
       </w:r>
-      <w:r>
-        <w:t xml:space="preserve">Country </w:t>
+      <w:proofErr w:type="gramStart"/>
+      <w:r>
+        <w:t>Country</w:t>
+      </w:r>
+      <w:proofErr w:type="gramEnd"/>
+      <w:r>
+        <w:t xml:space="preserve"> </w:t>
       </w:r>
       <w:r>
         <w:t xml:space="preserve">we can </w:t>
@@ -14744,11 +13958,11 @@
       <w:pPr>
         <w:pStyle w:val="Heading3"/>
       </w:pPr>
-      <w:bookmarkStart w:id="62" w:name="_Toc123505676"/>
+      <w:bookmarkStart w:id="35" w:name="_Toc123505676"/>
       <w:r>
         <w:t>Boyce-Codd Normal Form (BCNF)</w:t>
       </w:r>
-      <w:bookmarkEnd w:id="62"/>
+      <w:bookmarkEnd w:id="35"/>
       <w:r>
         <w:t xml:space="preserve"> </w:t>
       </w:r>
@@ -14800,8 +14014,13 @@
       </w:r>
     </w:p>
     <w:p>
-      <w:r>
-        <w:t>So i</w:t>
+      <w:proofErr w:type="gramStart"/>
+      <w:r>
+        <w:t>So</w:t>
+      </w:r>
+      <w:proofErr w:type="gramEnd"/>
+      <w:r>
+        <w:t xml:space="preserve"> i</w:t>
       </w:r>
       <w:r>
         <w:t>t is stricter than 3NF.</w:t>
@@ -14821,7 +14040,15 @@
         <w:t>attribute, so</w:t>
       </w:r>
       <w:r>
-        <w:t xml:space="preserve"> LHS should be always superkey.</w:t>
+        <w:t xml:space="preserve"> LHS should be always </w:t>
+      </w:r>
+      <w:proofErr w:type="spellStart"/>
+      <w:r>
+        <w:t>superkey</w:t>
+      </w:r>
+      <w:proofErr w:type="spellEnd"/>
+      <w:r>
+        <w:t>.</w:t>
       </w:r>
     </w:p>
     <w:p/>
@@ -15040,8 +14267,37 @@
         <w:t>[</w:t>
       </w:r>
       <w:r>
-        <w:t>{101 , 101 } {102 , 102 }</w:t>
-      </w:r>
+        <w:t>{</w:t>
+      </w:r>
+      <w:proofErr w:type="gramStart"/>
+      <w:r>
+        <w:t>101 ,</w:t>
+      </w:r>
+      <w:proofErr w:type="gramEnd"/>
+      <w:r>
+        <w:t xml:space="preserve"> </w:t>
+      </w:r>
+      <w:proofErr w:type="gramStart"/>
+      <w:r>
+        <w:t>101 }</w:t>
+      </w:r>
+      <w:proofErr w:type="gramEnd"/>
+      <w:r>
+        <w:t xml:space="preserve"> {</w:t>
+      </w:r>
+      <w:proofErr w:type="gramStart"/>
+      <w:r>
+        <w:t>102 ,</w:t>
+      </w:r>
+      <w:proofErr w:type="gramEnd"/>
+      <w:r>
+        <w:t xml:space="preserve"> </w:t>
+      </w:r>
+      <w:proofErr w:type="gramStart"/>
+      <w:r>
+        <w:t>102 }</w:t>
+      </w:r>
+      <w:proofErr w:type="gramEnd"/>
       <w:r>
         <w:t>]</w:t>
       </w:r>
@@ -15063,7 +14319,15 @@
         <w:t xml:space="preserve">consecutively repeating </w:t>
       </w:r>
       <w:r>
-        <w:t>{Java , Python}</w:t>
+        <w:t>{</w:t>
+      </w:r>
+      <w:proofErr w:type="gramStart"/>
+      <w:r>
+        <w:t>Java ,</w:t>
+      </w:r>
+      <w:proofErr w:type="gramEnd"/>
+      <w:r>
+        <w:t xml:space="preserve"> Python}</w:t>
       </w:r>
     </w:p>
     <w:p>
@@ -15089,10 +14353,34 @@
         <w:t xml:space="preserve">to Raghu </w:t>
       </w:r>
       <w:r>
-        <w:t>[Raj</w:t>
-      </w:r>
-      <w:r>
-        <w:t xml:space="preserve"> , Ram , Raj , Raghu</w:t>
+        <w:t>[</w:t>
+      </w:r>
+      <w:proofErr w:type="gramStart"/>
+      <w:r>
+        <w:t>Raj</w:t>
+      </w:r>
+      <w:r>
+        <w:t xml:space="preserve"> ,</w:t>
+      </w:r>
+      <w:proofErr w:type="gramEnd"/>
+      <w:r>
+        <w:t xml:space="preserve"> </w:t>
+      </w:r>
+      <w:proofErr w:type="gramStart"/>
+      <w:r>
+        <w:t>Ram ,</w:t>
+      </w:r>
+      <w:proofErr w:type="gramEnd"/>
+      <w:r>
+        <w:t xml:space="preserve"> </w:t>
+      </w:r>
+      <w:proofErr w:type="gramStart"/>
+      <w:r>
+        <w:t>Raj ,</w:t>
+      </w:r>
+      <w:proofErr w:type="gramEnd"/>
+      <w:r>
+        <w:t xml:space="preserve"> Raghu</w:t>
       </w:r>
       <w:r>
         <w:t>]</w:t>
@@ -15142,7 +14430,15 @@
         <w:t>Course</w:t>
       </w:r>
       <w:r>
-        <w:t xml:space="preserve"> (this is violating the BCNF as Tutor is not a superkey.)</w:t>
+        <w:t xml:space="preserve"> (this is violating the BCNF as Tutor is not a </w:t>
+      </w:r>
+      <w:proofErr w:type="spellStart"/>
+      <w:r>
+        <w:t>superkey</w:t>
+      </w:r>
+      <w:proofErr w:type="spellEnd"/>
+      <w:r>
+        <w:t>.)</w:t>
       </w:r>
     </w:p>
     <w:p>
@@ -15164,8 +14460,13 @@
       <w:r>
         <w:t xml:space="preserve"> </w:t>
       </w:r>
-      <w:r>
-        <w:t xml:space="preserve">We just need to </w:t>
+      <w:proofErr w:type="gramStart"/>
+      <w:r>
+        <w:t>We</w:t>
+      </w:r>
+      <w:proofErr w:type="gramEnd"/>
+      <w:r>
+        <w:t xml:space="preserve"> just need to </w:t>
       </w:r>
       <w:r>
         <w:t>use</w:t>
@@ -15438,6 +14739,7 @@
         <w:lastRenderedPageBreak/>
         <w:t xml:space="preserve">Or also we can maintain a </w:t>
       </w:r>
+      <w:proofErr w:type="spellStart"/>
       <w:r>
         <w:t>T</w:t>
       </w:r>
@@ -15448,7 +14750,11 @@
         <w:t>_I</w:t>
       </w:r>
       <w:r>
-        <w:t xml:space="preserve">d </w:t>
+        <w:t>d</w:t>
+      </w:r>
+      <w:proofErr w:type="spellEnd"/>
+      <w:r>
+        <w:t xml:space="preserve"> </w:t>
       </w:r>
       <w:r>
         <w:t xml:space="preserve">to link both the </w:t>
@@ -15501,9 +14807,11 @@
             <w:tcW w:w="3181" w:type="dxa"/>
           </w:tcPr>
           <w:p>
+            <w:proofErr w:type="spellStart"/>
             <w:r>
               <w:t>Tutor_Id</w:t>
             </w:r>
+            <w:proofErr w:type="spellEnd"/>
           </w:p>
         </w:tc>
       </w:tr>
@@ -15629,9 +14937,11 @@
             <w:tcW w:w="3106" w:type="dxa"/>
           </w:tcPr>
           <w:p>
+            <w:proofErr w:type="spellStart"/>
             <w:r>
               <w:t>Tutor_Id</w:t>
             </w:r>
+            <w:proofErr w:type="spellEnd"/>
           </w:p>
         </w:tc>
         <w:tc>
@@ -15766,11 +15076,11 @@
       <w:pPr>
         <w:pStyle w:val="Heading1"/>
       </w:pPr>
-      <w:bookmarkStart w:id="63" w:name="_Toc123505677"/>
+      <w:bookmarkStart w:id="36" w:name="_Toc123505677"/>
       <w:r>
         <w:t>Indexing</w:t>
       </w:r>
-      <w:bookmarkEnd w:id="63"/>
+      <w:bookmarkEnd w:id="36"/>
     </w:p>
     <w:p>
       <w:r>
@@ -15810,7 +15120,7 @@
                     </pic:cNvPicPr>
                   </pic:nvPicPr>
                   <pic:blipFill>
-                    <a:blip r:embed="rId36" cstate="print">
+                    <a:blip r:embed="rId16" cstate="print">
                       <a:extLst>
                         <a:ext uri="{28A0092B-C50C-407E-A947-70E740481C1C}">
                           <a14:useLocalDpi xmlns:a14="http://schemas.microsoft.com/office/drawing/2010/main" val="0"/>
@@ -15847,16 +15157,24 @@
       <w:pPr>
         <w:pStyle w:val="Heading2"/>
       </w:pPr>
-      <w:bookmarkStart w:id="64" w:name="_Toc123505678"/>
+      <w:bookmarkStart w:id="37" w:name="_Toc123505678"/>
       <w:r>
         <w:lastRenderedPageBreak/>
         <w:t>Primary Index</w:t>
       </w:r>
-      <w:bookmarkEnd w:id="64"/>
-    </w:p>
-    <w:p>
-      <w:r>
-        <w:t>It is the index that is created and ordered on the basis of the primary key of the table.</w:t>
+      <w:bookmarkEnd w:id="37"/>
+    </w:p>
+    <w:p>
+      <w:r>
+        <w:t xml:space="preserve">It is the index that is created and ordered </w:t>
+      </w:r>
+      <w:proofErr w:type="gramStart"/>
+      <w:r>
+        <w:t>on the basis of</w:t>
+      </w:r>
+      <w:proofErr w:type="gramEnd"/>
+      <w:r>
+        <w:t xml:space="preserve"> the primary key of the table.</w:t>
       </w:r>
     </w:p>
     <w:p>
@@ -15873,11 +15191,11 @@
       <w:pPr>
         <w:pStyle w:val="Heading3"/>
       </w:pPr>
-      <w:bookmarkStart w:id="65" w:name="_Toc123505679"/>
+      <w:bookmarkStart w:id="38" w:name="_Toc123505679"/>
       <w:r>
         <w:t>Dense index</w:t>
       </w:r>
-      <w:bookmarkEnd w:id="65"/>
+      <w:bookmarkEnd w:id="38"/>
     </w:p>
     <w:p>
       <w:r>
@@ -15917,7 +15235,7 @@
                     </pic:cNvPicPr>
                   </pic:nvPicPr>
                   <pic:blipFill>
-                    <a:blip r:embed="rId37">
+                    <a:blip r:embed="rId17">
                       <a:extLst>
                         <a:ext uri="{28A0092B-C50C-407E-A947-70E740481C1C}">
                           <a14:useLocalDpi xmlns:a14="http://schemas.microsoft.com/office/drawing/2010/main" val="0"/>
@@ -15954,11 +15272,11 @@
       <w:pPr>
         <w:pStyle w:val="Heading3"/>
       </w:pPr>
-      <w:bookmarkStart w:id="66" w:name="_Toc123505680"/>
+      <w:bookmarkStart w:id="39" w:name="_Toc123505680"/>
       <w:r>
         <w:t>Sparse index</w:t>
       </w:r>
-      <w:bookmarkEnd w:id="66"/>
+      <w:bookmarkEnd w:id="39"/>
     </w:p>
     <w:p>
       <w:r>
@@ -15972,7 +15290,15 @@
     </w:p>
     <w:p>
       <w:r>
-        <w:t>We start at that record pointed to by the index record, and proceed along with the pointers in the file (that is, sequentially) until we find the desired record.</w:t>
+        <w:t xml:space="preserve">We start at that record pointed to by the index </w:t>
+      </w:r>
+      <w:proofErr w:type="gramStart"/>
+      <w:r>
+        <w:t>record, and</w:t>
+      </w:r>
+      <w:proofErr w:type="gramEnd"/>
+      <w:r>
+        <w:t xml:space="preserve"> proceed along with the pointers in the file (that is, sequentially) until we find the desired record.</w:t>
       </w:r>
     </w:p>
     <w:p>
@@ -16003,7 +15329,7 @@
                     </pic:cNvPicPr>
                   </pic:nvPicPr>
                   <pic:blipFill>
-                    <a:blip r:embed="rId38">
+                    <a:blip r:embed="rId18">
                       <a:extLst>
                         <a:ext uri="{28A0092B-C50C-407E-A947-70E740481C1C}">
                           <a14:useLocalDpi xmlns:a14="http://schemas.microsoft.com/office/drawing/2010/main" val="0"/>
@@ -16041,11 +15367,11 @@
       <w:pPr>
         <w:pStyle w:val="Heading2"/>
       </w:pPr>
-      <w:bookmarkStart w:id="67" w:name="_Toc123505681"/>
+      <w:bookmarkStart w:id="40" w:name="_Toc123505681"/>
       <w:r>
         <w:t>Clustering Index</w:t>
       </w:r>
-      <w:bookmarkEnd w:id="67"/>
+      <w:bookmarkEnd w:id="40"/>
     </w:p>
     <w:p>
       <w:r>
@@ -16081,7 +15407,15 @@
         <w:t xml:space="preserve"> it is not even a unique identifier </w:t>
       </w:r>
       <w:r>
-        <w:t>or a part of candiadate key</w:t>
+        <w:t xml:space="preserve">or a part of </w:t>
+      </w:r>
+      <w:proofErr w:type="spellStart"/>
+      <w:r>
+        <w:t>candiadate</w:t>
+      </w:r>
+      <w:proofErr w:type="spellEnd"/>
+      <w:r>
+        <w:t xml:space="preserve"> key</w:t>
       </w:r>
       <w:r>
         <w:t>.</w:t>
@@ -16148,7 +15482,14 @@
             </w:r>
             <w:r>
               <w:br/>
-              <w:t>Non Primary key</w:t>
+            </w:r>
+            <w:proofErr w:type="gramStart"/>
+            <w:r>
+              <w:t>Non Primary</w:t>
+            </w:r>
+            <w:proofErr w:type="gramEnd"/>
+            <w:r>
+              <w:t xml:space="preserve"> key</w:t>
             </w:r>
           </w:p>
         </w:tc>
@@ -16172,7 +15513,15 @@
         <w:t>T</w:t>
       </w:r>
       <w:r>
-        <w:t>he index is created on non-primary key columns which may not be unique for each record. In such cases, in order to identify the records faster, we will group two or more columns together to get the unique values and create index out of them.</w:t>
+        <w:t xml:space="preserve">he index is created on non-primary key columns which may not be unique for each record. In such cases, </w:t>
+      </w:r>
+      <w:proofErr w:type="gramStart"/>
+      <w:r>
+        <w:t>in order to</w:t>
+      </w:r>
+      <w:proofErr w:type="gramEnd"/>
+      <w:r>
+        <w:t xml:space="preserve"> identify the records faster, we will group two or more columns together to get the unique values and create index out of them.</w:t>
       </w:r>
     </w:p>
     <w:p>
@@ -16203,7 +15552,7 @@
                     </pic:cNvPicPr>
                   </pic:nvPicPr>
                   <pic:blipFill>
-                    <a:blip r:embed="rId39">
+                    <a:blip r:embed="rId19">
                       <a:extLst>
                         <a:ext uri="{28A0092B-C50C-407E-A947-70E740481C1C}">
                           <a14:useLocalDpi xmlns:a14="http://schemas.microsoft.com/office/drawing/2010/main" val="0"/>
@@ -16247,11 +15596,11 @@
       <w:pPr>
         <w:pStyle w:val="Heading2"/>
       </w:pPr>
-      <w:bookmarkStart w:id="68" w:name="_Toc123505682"/>
+      <w:bookmarkStart w:id="41" w:name="_Toc123505682"/>
       <w:r>
         <w:t>Secondary Index</w:t>
       </w:r>
-      <w:bookmarkEnd w:id="68"/>
+      <w:bookmarkEnd w:id="41"/>
     </w:p>
     <w:p>
       <w:r>
@@ -16303,7 +15652,7 @@
                     </pic:cNvPicPr>
                   </pic:nvPicPr>
                   <pic:blipFill>
-                    <a:blip r:embed="rId40">
+                    <a:blip r:embed="rId20">
                       <a:extLst>
                         <a:ext uri="{28A0092B-C50C-407E-A947-70E740481C1C}">
                           <a14:useLocalDpi xmlns:a14="http://schemas.microsoft.com/office/drawing/2010/main" val="0"/>
@@ -16357,11 +15706,16 @@
       <w:pPr>
         <w:pStyle w:val="Heading2"/>
       </w:pPr>
-      <w:bookmarkStart w:id="69" w:name="_Toc123505683"/>
-      <w:r>
-        <w:t>Usecases of Indexing</w:t>
-      </w:r>
-      <w:bookmarkEnd w:id="69"/>
+      <w:bookmarkStart w:id="42" w:name="_Toc123505683"/>
+      <w:proofErr w:type="spellStart"/>
+      <w:r>
+        <w:t>Usecases</w:t>
+      </w:r>
+      <w:proofErr w:type="spellEnd"/>
+      <w:r>
+        <w:t xml:space="preserve"> of Indexing</w:t>
+      </w:r>
+      <w:bookmarkEnd w:id="42"/>
     </w:p>
     <w:p>
       <w:pPr>
@@ -16391,11 +15745,11 @@
       <w:pPr>
         <w:pStyle w:val="Heading2"/>
       </w:pPr>
-      <w:bookmarkStart w:id="70" w:name="_Toc123505684"/>
+      <w:bookmarkStart w:id="43" w:name="_Toc123505684"/>
       <w:r>
         <w:t>Drawbacks of Indexing</w:t>
       </w:r>
-      <w:bookmarkEnd w:id="70"/>
+      <w:bookmarkEnd w:id="43"/>
     </w:p>
     <w:p>
       <w:pPr>
@@ -16421,7 +15775,15 @@
         </w:numPr>
       </w:pPr>
       <w:r>
-        <w:t>Indexing slows down INSERT,UPDATE and DELETE operations.</w:t>
+        <w:t xml:space="preserve">Indexing slows down </w:t>
+      </w:r>
+      <w:proofErr w:type="gramStart"/>
+      <w:r>
+        <w:t>INSERT,UPDATE</w:t>
+      </w:r>
+      <w:proofErr w:type="gramEnd"/>
+      <w:r>
+        <w:t xml:space="preserve"> and DELETE operations.</w:t>
       </w:r>
     </w:p>
     <w:p/>
@@ -16474,7 +15836,7 @@
 </file>
 
 <file path=word/endnotes.xml><?xml version="1.0" encoding="utf-8"?>
-<w:endnotes xmlns:wpc="http://schemas.microsoft.com/office/word/2010/wordprocessingCanvas" xmlns:cx="http://schemas.microsoft.com/office/drawing/2014/chartex" xmlns:cx1="http://schemas.microsoft.com/office/drawing/2015/9/8/chartex" xmlns:cx2="http://schemas.microsoft.com/office/drawing/2015/10/21/chartex" xmlns:cx3="http://schemas.microsoft.com/office/drawing/2016/5/9/chartex" xmlns:cx4="http://schemas.microsoft.com/office/drawing/2016/5/10/chartex" xmlns:cx5="http://schemas.microsoft.com/office/drawing/2016/5/11/chartex" xmlns:cx6="http://schemas.microsoft.com/office/drawing/2016/5/12/chartex" xmlns:cx7="http://schemas.microsoft.com/office/drawing/2016/5/13/chartex" xmlns:cx8="http://schemas.microsoft.com/office/drawing/2016/5/14/chartex" xmlns:mc="http://schemas.openxmlformats.org/markup-compatibility/2006" xmlns:aink="http://schemas.microsoft.com/office/drawing/2016/ink" xmlns:am3d="http://schemas.microsoft.com/office/drawing/2017/model3d" xmlns:o="urn:schemas-microsoft-com:office:office" xmlns:oel="http://schemas.microsoft.com/office/2019/extlst" xmlns:r="http://schemas.openxmlformats.org/officeDocument/2006/relationships" xmlns:m="http://schemas.openxmlformats.org/officeDocument/2006/math" xmlns:v="urn:schemas-microsoft-com:vml" xmlns:wp14="http://schemas.microsoft.com/office/word/2010/wordprocessingDrawing" xmlns:wp="http://schemas.openxmlformats.org/drawingml/2006/wordprocessingDrawing" xmlns:w10="urn:schemas-microsoft-com:office:word" xmlns:w="http://schemas.openxmlformats.org/wordprocessingml/2006/main" xmlns:w14="http://schemas.microsoft.com/office/word/2010/wordml" xmlns:w15="http://schemas.microsoft.com/office/word/2012/wordml" xmlns:w16cex="http://schemas.microsoft.com/office/word/2018/wordml/cex" xmlns:w16cid="http://schemas.microsoft.com/office/word/2016/wordml/cid" xmlns:w16="http://schemas.microsoft.com/office/word/2018/wordml" xmlns:w16sdtdh="http://schemas.microsoft.com/office/word/2020/wordml/sdtdatahash" xmlns:w16se="http://schemas.microsoft.com/office/word/2015/wordml/symex" xmlns:wpg="http://schemas.microsoft.com/office/word/2010/wordprocessingGroup" xmlns:wpi="http://schemas.microsoft.com/office/word/2010/wordprocessingInk" xmlns:wne="http://schemas.microsoft.com/office/word/2006/wordml" xmlns:wps="http://schemas.microsoft.com/office/word/2010/wordprocessingShape" mc:Ignorable="w14 w15 w16se w16cid w16 w16cex w16sdtdh wp14">
+<w:endnotes xmlns:wpc="http://schemas.microsoft.com/office/word/2010/wordprocessingCanvas" xmlns:cx="http://schemas.microsoft.com/office/drawing/2014/chartex" xmlns:cx1="http://schemas.microsoft.com/office/drawing/2015/9/8/chartex" xmlns:cx2="http://schemas.microsoft.com/office/drawing/2015/10/21/chartex" xmlns:cx3="http://schemas.microsoft.com/office/drawing/2016/5/9/chartex" xmlns:cx4="http://schemas.microsoft.com/office/drawing/2016/5/10/chartex" xmlns:cx5="http://schemas.microsoft.com/office/drawing/2016/5/11/chartex" xmlns:cx6="http://schemas.microsoft.com/office/drawing/2016/5/12/chartex" xmlns:cx7="http://schemas.microsoft.com/office/drawing/2016/5/13/chartex" xmlns:cx8="http://schemas.microsoft.com/office/drawing/2016/5/14/chartex" xmlns:mc="http://schemas.openxmlformats.org/markup-compatibility/2006" xmlns:aink="http://schemas.microsoft.com/office/drawing/2016/ink" xmlns:am3d="http://schemas.microsoft.com/office/drawing/2017/model3d" xmlns:o="urn:schemas-microsoft-com:office:office" xmlns:oel="http://schemas.microsoft.com/office/2019/extlst" xmlns:r="http://schemas.openxmlformats.org/officeDocument/2006/relationships" xmlns:m="http://schemas.openxmlformats.org/officeDocument/2006/math" xmlns:v="urn:schemas-microsoft-com:vml" xmlns:wp14="http://schemas.microsoft.com/office/word/2010/wordprocessingDrawing" xmlns:wp="http://schemas.openxmlformats.org/drawingml/2006/wordprocessingDrawing" xmlns:w10="urn:schemas-microsoft-com:office:word" xmlns:w="http://schemas.openxmlformats.org/wordprocessingml/2006/main" xmlns:w14="http://schemas.microsoft.com/office/word/2010/wordml" xmlns:w15="http://schemas.microsoft.com/office/word/2012/wordml" xmlns:w16cex="http://schemas.microsoft.com/office/word/2018/wordml/cex" xmlns:w16cid="http://schemas.microsoft.com/office/word/2016/wordml/cid" xmlns:w16="http://schemas.microsoft.com/office/word/2018/wordml" xmlns:w16du="http://schemas.microsoft.com/office/word/2023/wordml/word16du" xmlns:w16sdtdh="http://schemas.microsoft.com/office/word/2020/wordml/sdtdatahash" xmlns:w16sdtfl="http://schemas.microsoft.com/office/word/2024/wordml/sdtformatlock" xmlns:w16se="http://schemas.microsoft.com/office/word/2015/wordml/symex" xmlns:wpg="http://schemas.microsoft.com/office/word/2010/wordprocessingGroup" xmlns:wpi="http://schemas.microsoft.com/office/word/2010/wordprocessingInk" xmlns:wne="http://schemas.microsoft.com/office/word/2006/wordml" xmlns:wps="http://schemas.microsoft.com/office/word/2010/wordprocessingShape" mc:Ignorable="w14 w15 w16se w16cid w16 w16cex w16sdtdh w16sdtfl w16du wp14">
   <w:endnote w:type="separator" w:id="-1">
     <w:p>
       <w:pPr>
@@ -16499,7 +15861,7 @@
 </file>
 
 <file path=word/footnotes.xml><?xml version="1.0" encoding="utf-8"?>
-<w:footnotes xmlns:wpc="http://schemas.microsoft.com/office/word/2010/wordprocessingCanvas" xmlns:cx="http://schemas.microsoft.com/office/drawing/2014/chartex" xmlns:cx1="http://schemas.microsoft.com/office/drawing/2015/9/8/chartex" xmlns:cx2="http://schemas.microsoft.com/office/drawing/2015/10/21/chartex" xmlns:cx3="http://schemas.microsoft.com/office/drawing/2016/5/9/chartex" xmlns:cx4="http://schemas.microsoft.com/office/drawing/2016/5/10/chartex" xmlns:cx5="http://schemas.microsoft.com/office/drawing/2016/5/11/chartex" xmlns:cx6="http://schemas.microsoft.com/office/drawing/2016/5/12/chartex" xmlns:cx7="http://schemas.microsoft.com/office/drawing/2016/5/13/chartex" xmlns:cx8="http://schemas.microsoft.com/office/drawing/2016/5/14/chartex" xmlns:mc="http://schemas.openxmlformats.org/markup-compatibility/2006" xmlns:aink="http://schemas.microsoft.com/office/drawing/2016/ink" xmlns:am3d="http://schemas.microsoft.com/office/drawing/2017/model3d" xmlns:o="urn:schemas-microsoft-com:office:office" xmlns:oel="http://schemas.microsoft.com/office/2019/extlst" xmlns:r="http://schemas.openxmlformats.org/officeDocument/2006/relationships" xmlns:m="http://schemas.openxmlformats.org/officeDocument/2006/math" xmlns:v="urn:schemas-microsoft-com:vml" xmlns:wp14="http://schemas.microsoft.com/office/word/2010/wordprocessingDrawing" xmlns:wp="http://schemas.openxmlformats.org/drawingml/2006/wordprocessingDrawing" xmlns:w10="urn:schemas-microsoft-com:office:word" xmlns:w="http://schemas.openxmlformats.org/wordprocessingml/2006/main" xmlns:w14="http://schemas.microsoft.com/office/word/2010/wordml" xmlns:w15="http://schemas.microsoft.com/office/word/2012/wordml" xmlns:w16cex="http://schemas.microsoft.com/office/word/2018/wordml/cex" xmlns:w16cid="http://schemas.microsoft.com/office/word/2016/wordml/cid" xmlns:w16="http://schemas.microsoft.com/office/word/2018/wordml" xmlns:w16sdtdh="http://schemas.microsoft.com/office/word/2020/wordml/sdtdatahash" xmlns:w16se="http://schemas.microsoft.com/office/word/2015/wordml/symex" xmlns:wpg="http://schemas.microsoft.com/office/word/2010/wordprocessingGroup" xmlns:wpi="http://schemas.microsoft.com/office/word/2010/wordprocessingInk" xmlns:wne="http://schemas.microsoft.com/office/word/2006/wordml" xmlns:wps="http://schemas.microsoft.com/office/word/2010/wordprocessingShape" mc:Ignorable="w14 w15 w16se w16cid w16 w16cex w16sdtdh wp14">
+<w:footnotes xmlns:wpc="http://schemas.microsoft.com/office/word/2010/wordprocessingCanvas" xmlns:cx="http://schemas.microsoft.com/office/drawing/2014/chartex" xmlns:cx1="http://schemas.microsoft.com/office/drawing/2015/9/8/chartex" xmlns:cx2="http://schemas.microsoft.com/office/drawing/2015/10/21/chartex" xmlns:cx3="http://schemas.microsoft.com/office/drawing/2016/5/9/chartex" xmlns:cx4="http://schemas.microsoft.com/office/drawing/2016/5/10/chartex" xmlns:cx5="http://schemas.microsoft.com/office/drawing/2016/5/11/chartex" xmlns:cx6="http://schemas.microsoft.com/office/drawing/2016/5/12/chartex" xmlns:cx7="http://schemas.microsoft.com/office/drawing/2016/5/13/chartex" xmlns:cx8="http://schemas.microsoft.com/office/drawing/2016/5/14/chartex" xmlns:mc="http://schemas.openxmlformats.org/markup-compatibility/2006" xmlns:aink="http://schemas.microsoft.com/office/drawing/2016/ink" xmlns:am3d="http://schemas.microsoft.com/office/drawing/2017/model3d" xmlns:o="urn:schemas-microsoft-com:office:office" xmlns:oel="http://schemas.microsoft.com/office/2019/extlst" xmlns:r="http://schemas.openxmlformats.org/officeDocument/2006/relationships" xmlns:m="http://schemas.openxmlformats.org/officeDocument/2006/math" xmlns:v="urn:schemas-microsoft-com:vml" xmlns:wp14="http://schemas.microsoft.com/office/word/2010/wordprocessingDrawing" xmlns:wp="http://schemas.openxmlformats.org/drawingml/2006/wordprocessingDrawing" xmlns:w10="urn:schemas-microsoft-com:office:word" xmlns:w="http://schemas.openxmlformats.org/wordprocessingml/2006/main" xmlns:w14="http://schemas.microsoft.com/office/word/2010/wordml" xmlns:w15="http://schemas.microsoft.com/office/word/2012/wordml" xmlns:w16cex="http://schemas.microsoft.com/office/word/2018/wordml/cex" xmlns:w16cid="http://schemas.microsoft.com/office/word/2016/wordml/cid" xmlns:w16="http://schemas.microsoft.com/office/word/2018/wordml" xmlns:w16du="http://schemas.microsoft.com/office/word/2023/wordml/word16du" xmlns:w16sdtdh="http://schemas.microsoft.com/office/word/2020/wordml/sdtdatahash" xmlns:w16sdtfl="http://schemas.microsoft.com/office/word/2024/wordml/sdtformatlock" xmlns:w16se="http://schemas.microsoft.com/office/word/2015/wordml/symex" xmlns:wpg="http://schemas.microsoft.com/office/word/2010/wordprocessingGroup" xmlns:wpi="http://schemas.microsoft.com/office/word/2010/wordprocessingInk" xmlns:wne="http://schemas.microsoft.com/office/word/2006/wordml" xmlns:wps="http://schemas.microsoft.com/office/word/2010/wordprocessingShape" mc:Ignorable="w14 w15 w16se w16cid w16 w16cex w16sdtdh w16sdtfl w16du wp14">
   <w:footnote w:type="separator" w:id="-1">
     <w:p>
       <w:pPr>
@@ -16524,7 +15886,7 @@
 </file>
 
 <file path=word/numbering.xml><?xml version="1.0" encoding="utf-8"?>
-<w:numbering xmlns:wpc="http://schemas.microsoft.com/office/word/2010/wordprocessingCanvas" xmlns:cx="http://schemas.microsoft.com/office/drawing/2014/chartex" xmlns:cx1="http://schemas.microsoft.com/office/drawing/2015/9/8/chartex" xmlns:cx2="http://schemas.microsoft.com/office/drawing/2015/10/21/chartex" xmlns:cx3="http://schemas.microsoft.com/office/drawing/2016/5/9/chartex" xmlns:cx4="http://schemas.microsoft.com/office/drawing/2016/5/10/chartex" xmlns:cx5="http://schemas.microsoft.com/office/drawing/2016/5/11/chartex" xmlns:cx6="http://schemas.microsoft.com/office/drawing/2016/5/12/chartex" xmlns:cx7="http://schemas.microsoft.com/office/drawing/2016/5/13/chartex" xmlns:cx8="http://schemas.microsoft.com/office/drawing/2016/5/14/chartex" xmlns:mc="http://schemas.openxmlformats.org/markup-compatibility/2006" xmlns:aink="http://schemas.microsoft.com/office/drawing/2016/ink" xmlns:am3d="http://schemas.microsoft.com/office/drawing/2017/model3d" xmlns:o="urn:schemas-microsoft-com:office:office" xmlns:oel="http://schemas.microsoft.com/office/2019/extlst" xmlns:r="http://schemas.openxmlformats.org/officeDocument/2006/relationships" xmlns:m="http://schemas.openxmlformats.org/officeDocument/2006/math" xmlns:v="urn:schemas-microsoft-com:vml" xmlns:wp14="http://schemas.microsoft.com/office/word/2010/wordprocessingDrawing" xmlns:wp="http://schemas.openxmlformats.org/drawingml/2006/wordprocessingDrawing" xmlns:w10="urn:schemas-microsoft-com:office:word" xmlns:w="http://schemas.openxmlformats.org/wordprocessingml/2006/main" xmlns:w14="http://schemas.microsoft.com/office/word/2010/wordml" xmlns:w15="http://schemas.microsoft.com/office/word/2012/wordml" xmlns:w16cex="http://schemas.microsoft.com/office/word/2018/wordml/cex" xmlns:w16cid="http://schemas.microsoft.com/office/word/2016/wordml/cid" xmlns:w16="http://schemas.microsoft.com/office/word/2018/wordml" xmlns:w16sdtdh="http://schemas.microsoft.com/office/word/2020/wordml/sdtdatahash" xmlns:w16se="http://schemas.microsoft.com/office/word/2015/wordml/symex" xmlns:wpg="http://schemas.microsoft.com/office/word/2010/wordprocessingGroup" xmlns:wpi="http://schemas.microsoft.com/office/word/2010/wordprocessingInk" xmlns:wne="http://schemas.microsoft.com/office/word/2006/wordml" xmlns:wps="http://schemas.microsoft.com/office/word/2010/wordprocessingShape" mc:Ignorable="w14 w15 w16se w16cid w16 w16cex w16sdtdh wp14">
+<w:numbering xmlns:wpc="http://schemas.microsoft.com/office/word/2010/wordprocessingCanvas" xmlns:cx="http://schemas.microsoft.com/office/drawing/2014/chartex" xmlns:cx1="http://schemas.microsoft.com/office/drawing/2015/9/8/chartex" xmlns:cx2="http://schemas.microsoft.com/office/drawing/2015/10/21/chartex" xmlns:cx3="http://schemas.microsoft.com/office/drawing/2016/5/9/chartex" xmlns:cx4="http://schemas.microsoft.com/office/drawing/2016/5/10/chartex" xmlns:cx5="http://schemas.microsoft.com/office/drawing/2016/5/11/chartex" xmlns:cx6="http://schemas.microsoft.com/office/drawing/2016/5/12/chartex" xmlns:cx7="http://schemas.microsoft.com/office/drawing/2016/5/13/chartex" xmlns:cx8="http://schemas.microsoft.com/office/drawing/2016/5/14/chartex" xmlns:mc="http://schemas.openxmlformats.org/markup-compatibility/2006" xmlns:aink="http://schemas.microsoft.com/office/drawing/2016/ink" xmlns:am3d="http://schemas.microsoft.com/office/drawing/2017/model3d" xmlns:o="urn:schemas-microsoft-com:office:office" xmlns:oel="http://schemas.microsoft.com/office/2019/extlst" xmlns:r="http://schemas.openxmlformats.org/officeDocument/2006/relationships" xmlns:m="http://schemas.openxmlformats.org/officeDocument/2006/math" xmlns:v="urn:schemas-microsoft-com:vml" xmlns:wp14="http://schemas.microsoft.com/office/word/2010/wordprocessingDrawing" xmlns:wp="http://schemas.openxmlformats.org/drawingml/2006/wordprocessingDrawing" xmlns:w10="urn:schemas-microsoft-com:office:word" xmlns:w="http://schemas.openxmlformats.org/wordprocessingml/2006/main" xmlns:w14="http://schemas.microsoft.com/office/word/2010/wordml" xmlns:w15="http://schemas.microsoft.com/office/word/2012/wordml" xmlns:w16cex="http://schemas.microsoft.com/office/word/2018/wordml/cex" xmlns:w16cid="http://schemas.microsoft.com/office/word/2016/wordml/cid" xmlns:w16="http://schemas.microsoft.com/office/word/2018/wordml" xmlns:w16du="http://schemas.microsoft.com/office/word/2023/wordml/word16du" xmlns:w16sdtdh="http://schemas.microsoft.com/office/word/2020/wordml/sdtdatahash" xmlns:w16sdtfl="http://schemas.microsoft.com/office/word/2024/wordml/sdtformatlock" xmlns:w16se="http://schemas.microsoft.com/office/word/2015/wordml/symex" xmlns:wpg="http://schemas.microsoft.com/office/word/2010/wordprocessingGroup" xmlns:wpi="http://schemas.microsoft.com/office/word/2010/wordprocessingInk" xmlns:wne="http://schemas.microsoft.com/office/word/2006/wordml" xmlns:wps="http://schemas.microsoft.com/office/word/2010/wordprocessingShape" mc:Ignorable="w14 w15 w16se w16cid w16 w16cex w16sdtdh w16sdtfl w16du wp14">
   <w:abstractNum w:abstractNumId="0" w15:restartNumberingAfterBreak="0">
     <w:nsid w:val="17D1689E"/>
     <w:multiLevelType w:val="hybridMultilevel"/>
@@ -18660,7 +18022,7 @@
 </file>
 
 <file path=word/styles.xml><?xml version="1.0" encoding="utf-8"?>
-<w:styles xmlns:mc="http://schemas.openxmlformats.org/markup-compatibility/2006" xmlns:r="http://schemas.openxmlformats.org/officeDocument/2006/relationships" xmlns:w="http://schemas.openxmlformats.org/wordprocessingml/2006/main" xmlns:w14="http://schemas.microsoft.com/office/word/2010/wordml" xmlns:w15="http://schemas.microsoft.com/office/word/2012/wordml" xmlns:w16cex="http://schemas.microsoft.com/office/word/2018/wordml/cex" xmlns:w16cid="http://schemas.microsoft.com/office/word/2016/wordml/cid" xmlns:w16="http://schemas.microsoft.com/office/word/2018/wordml" xmlns:w16sdtdh="http://schemas.microsoft.com/office/word/2020/wordml/sdtdatahash" xmlns:w16se="http://schemas.microsoft.com/office/word/2015/wordml/symex" mc:Ignorable="w14 w15 w16se w16cid w16 w16cex w16sdtdh">
+<w:styles xmlns:mc="http://schemas.openxmlformats.org/markup-compatibility/2006" xmlns:r="http://schemas.openxmlformats.org/officeDocument/2006/relationships" xmlns:w="http://schemas.openxmlformats.org/wordprocessingml/2006/main" xmlns:w14="http://schemas.microsoft.com/office/word/2010/wordml" xmlns:w15="http://schemas.microsoft.com/office/word/2012/wordml" xmlns:w16cex="http://schemas.microsoft.com/office/word/2018/wordml/cex" xmlns:w16cid="http://schemas.microsoft.com/office/word/2016/wordml/cid" xmlns:w16="http://schemas.microsoft.com/office/word/2018/wordml" xmlns:w16du="http://schemas.microsoft.com/office/word/2023/wordml/word16du" xmlns:w16sdtdh="http://schemas.microsoft.com/office/word/2020/wordml/sdtdatahash" xmlns:w16sdtfl="http://schemas.microsoft.com/office/word/2024/wordml/sdtformatlock" xmlns:w16se="http://schemas.microsoft.com/office/word/2015/wordml/symex" mc:Ignorable="w14 w15 w16se w16cid w16 w16cex w16sdtdh w16sdtfl w16du">
   <w:docDefaults>
     <w:rPrDefault>
       <w:rPr>
@@ -19157,7 +18519,6 @@
   <w:style w:type="character" w:default="1" w:styleId="DefaultParagraphFont">
     <w:name w:val="Default Paragraph Font"/>
     <w:uiPriority w:val="1"/>
-    <w:semiHidden/>
     <w:unhideWhenUsed/>
   </w:style>
   <w:style w:type="table" w:default="1" w:styleId="TableNormal">
@@ -19751,4 +19112,10 @@
     <ds:schemaRef ds:uri="http://schemas.openxmlformats.org/officeDocument/2006/bibliography"/>
   </ds:schemaRefs>
 </ds:datastoreItem>
+</file>
+
+<file path=docMetadata/LabelInfo.xml><?xml version="1.0" encoding="utf-8"?>
+<clbl:labelList xmlns:clbl="http://schemas.microsoft.com/office/2020/mipLabelMetadata">
+  <clbl:label id="{6f6b1f18-f556-4b39-a158-6b6d47ff40df}" enabled="1" method="Standard" siteId="{f5d3bd9c-a8c2-4efc-9493-ddf2d4b42f17}" contentBits="0" removed="0"/>
+</clbl:labelList>
 </file>
--- a/Database Management/Database Management.docx
+++ b/Database Management/Database Management.docx
@@ -5417,13 +5417,7 @@
         <w:rPr>
           <w:noProof/>
         </w:rPr>
-        <w:t>Example :</w:t>
-      </w:r>
-      <w:r>
-        <w:rPr>
-          <w:noProof/>
-        </w:rPr>
-        <w:t xml:space="preserve"> </w:t>
+        <w:t xml:space="preserve">Example : </w:t>
       </w:r>
       <w:r>
         <w:rPr>
@@ -18519,6 +18513,7 @@
   <w:style w:type="character" w:default="1" w:styleId="DefaultParagraphFont">
     <w:name w:val="Default Paragraph Font"/>
     <w:uiPriority w:val="1"/>
+    <w:semiHidden/>
     <w:unhideWhenUsed/>
   </w:style>
   <w:style w:type="table" w:default="1" w:styleId="TableNormal">

--- a/Database Management/Database Management.docx
+++ b/Database Management/Database Management.docx
@@ -1,6 +1,6 @@
 
 <file path=word/document.xml><?xml version="1.0" encoding="utf-8"?>
-<w:document xmlns:wpc="http://schemas.microsoft.com/office/word/2010/wordprocessingCanvas" xmlns:cx="http://schemas.microsoft.com/office/drawing/2014/chartex" xmlns:cx1="http://schemas.microsoft.com/office/drawing/2015/9/8/chartex" xmlns:cx2="http://schemas.microsoft.com/office/drawing/2015/10/21/chartex" xmlns:cx3="http://schemas.microsoft.com/office/drawing/2016/5/9/chartex" xmlns:cx4="http://schemas.microsoft.com/office/drawing/2016/5/10/chartex" xmlns:cx5="http://schemas.microsoft.com/office/drawing/2016/5/11/chartex" xmlns:cx6="http://schemas.microsoft.com/office/drawing/2016/5/12/chartex" xmlns:cx7="http://schemas.microsoft.com/office/drawing/2016/5/13/chartex" xmlns:cx8="http://schemas.microsoft.com/office/drawing/2016/5/14/chartex" xmlns:mc="http://schemas.openxmlformats.org/markup-compatibility/2006" xmlns:aink="http://schemas.microsoft.com/office/drawing/2016/ink" xmlns:am3d="http://schemas.microsoft.com/office/drawing/2017/model3d" xmlns:o="urn:schemas-microsoft-com:office:office" xmlns:oel="http://schemas.microsoft.com/office/2019/extlst" xmlns:r="http://schemas.openxmlformats.org/officeDocument/2006/relationships" xmlns:m="http://schemas.openxmlformats.org/officeDocument/2006/math" xmlns:v="urn:schemas-microsoft-com:vml" xmlns:wp14="http://schemas.microsoft.com/office/word/2010/wordprocessingDrawing" xmlns:wp="http://schemas.openxmlformats.org/drawingml/2006/wordprocessingDrawing" xmlns:w10="urn:schemas-microsoft-com:office:word" xmlns:w="http://schemas.openxmlformats.org/wordprocessingml/2006/main" xmlns:w14="http://schemas.microsoft.com/office/word/2010/wordml" xmlns:w15="http://schemas.microsoft.com/office/word/2012/wordml" xmlns:w16cex="http://schemas.microsoft.com/office/word/2018/wordml/cex" xmlns:w16cid="http://schemas.microsoft.com/office/word/2016/wordml/cid" xmlns:w16="http://schemas.microsoft.com/office/word/2018/wordml" xmlns:w16du="http://schemas.microsoft.com/office/word/2023/wordml/word16du" xmlns:w16sdtdh="http://schemas.microsoft.com/office/word/2020/wordml/sdtdatahash" xmlns:w16sdtfl="http://schemas.microsoft.com/office/word/2024/wordml/sdtformatlock" xmlns:w16se="http://schemas.microsoft.com/office/word/2015/wordml/symex" xmlns:wpg="http://schemas.microsoft.com/office/word/2010/wordprocessingGroup" xmlns:wpi="http://schemas.microsoft.com/office/word/2010/wordprocessingInk" xmlns:wne="http://schemas.microsoft.com/office/word/2006/wordml" xmlns:wps="http://schemas.microsoft.com/office/word/2010/wordprocessingShape" mc:Ignorable="w14 w15 w16se w16cid w16 w16cex w16sdtdh w16sdtfl w16du wp14">
+<w:document xmlns:wpc="http://schemas.microsoft.com/office/word/2010/wordprocessingCanvas" xmlns:cx="http://schemas.microsoft.com/office/drawing/2014/chartex" xmlns:cx1="http://schemas.microsoft.com/office/drawing/2015/9/8/chartex" xmlns:cx2="http://schemas.microsoft.com/office/drawing/2015/10/21/chartex" xmlns:cx3="http://schemas.microsoft.com/office/drawing/2016/5/9/chartex" xmlns:cx4="http://schemas.microsoft.com/office/drawing/2016/5/10/chartex" xmlns:cx5="http://schemas.microsoft.com/office/drawing/2016/5/11/chartex" xmlns:cx6="http://schemas.microsoft.com/office/drawing/2016/5/12/chartex" xmlns:cx7="http://schemas.microsoft.com/office/drawing/2016/5/13/chartex" xmlns:cx8="http://schemas.microsoft.com/office/drawing/2016/5/14/chartex" xmlns:mc="http://schemas.openxmlformats.org/markup-compatibility/2006" xmlns:m="http://schemas.openxmlformats.org/officeDocument/2006/math" xmlns:aink="http://schemas.microsoft.com/office/drawing/2016/ink" xmlns:am3d="http://schemas.microsoft.com/office/drawing/2017/model3d" xmlns:oel="http://schemas.microsoft.com/office/2019/extlst" xmlns:r="http://schemas.openxmlformats.org/officeDocument/2006/relationships" xmlns:wp14="http://schemas.microsoft.com/office/word/2010/wordprocessingDrawing" xmlns:wp="http://schemas.openxmlformats.org/drawingml/2006/wordprocessingDrawing" xmlns:wpg="http://schemas.microsoft.com/office/word/2010/wordprocessingGroup" xmlns:wpi="http://schemas.microsoft.com/office/word/2010/wordprocessingInk" xmlns:wps="http://schemas.microsoft.com/office/word/2010/wordprocessingShape" xmlns:o="urn:schemas-microsoft-com:office:office" xmlns:v="urn:schemas-microsoft-com:vml" xmlns:w10="urn:schemas-microsoft-com:office:word" xmlns:w="http://schemas.openxmlformats.org/wordprocessingml/2006/main" xmlns:w14="http://schemas.microsoft.com/office/word/2010/wordml" xmlns:w15="http://schemas.microsoft.com/office/word/2012/wordml" xmlns:w16cex="http://schemas.microsoft.com/office/word/2018/wordml/cex" xmlns:w16cid="http://schemas.microsoft.com/office/word/2016/wordml/cid" xmlns:w16="http://schemas.microsoft.com/office/word/2018/wordml" xmlns:w16sdtdh="http://schemas.microsoft.com/office/word/2020/wordml/sdtdatahash" xmlns:w16sdtfl="http://schemas.microsoft.com/office/word/2024/wordml/sdtformatlock" xmlns:w16se="http://schemas.microsoft.com/office/word/2015/wordml/symex" xmlns:w16du="http://schemas.microsoft.com/office/word/2023/wordml/word16du" xmlns:wne="http://schemas.microsoft.com/office/word/2006/wordml" mc:Ignorable="w14 w15 w16se w16cid w16 w16cex w16sdtdh w16sdtfl w16du wp14">
   <w:body>
     <w:sdt>
       <w:sdtPr>
@@ -5239,15 +5239,7 @@
     </w:p>
     <w:p>
       <w:r>
-        <w:t xml:space="preserve">It is a bottom-up </w:t>
-      </w:r>
-      <w:proofErr w:type="gramStart"/>
-      <w:r>
-        <w:t>approach .</w:t>
-      </w:r>
-      <w:proofErr w:type="gramEnd"/>
-      <w:r>
-        <w:t xml:space="preserve"> It is the reverse process of Specialization.</w:t>
+        <w:t>It is a bottom-up approach . It is the reverse process of Specialization.</w:t>
       </w:r>
     </w:p>
     <w:p>
@@ -5332,6 +5324,20 @@
       </w:r>
     </w:p>
     <w:p>
+      <w:r>
+        <w:t xml:space="preserve">One object simply </w:t>
+      </w:r>
+      <w:r>
+        <w:rPr>
+          <w:rStyle w:val="Strong"/>
+        </w:rPr>
+        <w:t>interacts with</w:t>
+      </w:r>
+      <w:r>
+        <w:t xml:space="preserve"> another. Neither owns the other.</w:t>
+      </w:r>
+    </w:p>
+    <w:p>
       <w:pPr>
         <w:rPr>
           <w:noProof/>
@@ -5380,6 +5386,25 @@
     </w:p>
     <w:p>
       <w:pPr>
+        <w:rPr>
+          <w:noProof/>
+        </w:rPr>
+      </w:pPr>
+      <w:r>
+        <w:t xml:space="preserve">Teacher simply </w:t>
+      </w:r>
+      <w:r>
+        <w:rPr>
+          <w:rStyle w:val="Strong"/>
+        </w:rPr>
+        <w:t>uses</w:t>
+      </w:r>
+      <w:r>
+        <w:t xml:space="preserve"> Student.</w:t>
+      </w:r>
+    </w:p>
+    <w:p>
+      <w:pPr>
         <w:pStyle w:val="Heading2"/>
         <w:rPr>
           <w:shd w:val="clear" w:color="auto" w:fill="FFFFFF"/>
@@ -5408,60 +5433,61 @@
       </w:r>
     </w:p>
     <w:p>
-      <w:pPr>
-        <w:rPr>
-          <w:noProof/>
-        </w:rPr>
-      </w:pPr>
-      <w:r>
-        <w:rPr>
-          <w:noProof/>
-        </w:rPr>
-        <w:t xml:space="preserve">Example : </w:t>
+      <w:r>
+        <w:t xml:space="preserve">Aggregation means one object </w:t>
       </w:r>
       <w:r>
         <w:rPr>
           <w:b/>
           <w:bCs/>
-          <w:noProof/>
-        </w:rPr>
-        <w:t>Team</w:t>
-      </w:r>
-      <w:r>
-        <w:rPr>
-          <w:noProof/>
-        </w:rPr>
-        <w:t xml:space="preserve"> and </w:t>
+        </w:rPr>
+        <w:t>contains</w:t>
+      </w:r>
+      <w:r>
+        <w:t xml:space="preserve"> another object.</w:t>
+      </w:r>
+    </w:p>
+    <w:p>
+      <w:r>
+        <w:t>However,</w:t>
+      </w:r>
+      <w:r>
+        <w:t xml:space="preserve"> </w:t>
+      </w:r>
+      <w:r>
+        <w:t xml:space="preserve">the contained object </w:t>
       </w:r>
       <w:r>
         <w:rPr>
           <w:b/>
           <w:bCs/>
-          <w:noProof/>
-        </w:rPr>
-        <w:t>Player</w:t>
-      </w:r>
+        </w:rPr>
+        <w:t>can exist independently</w:t>
+      </w:r>
+      <w:r>
+        <w:t>.</w:t>
+      </w:r>
+    </w:p>
+    <w:p>
       <w:r>
         <w:rPr>
           <w:b/>
           <w:bCs/>
-          <w:noProof/>
-        </w:rPr>
-        <w:t xml:space="preserve"> </w:t>
-      </w:r>
-      <w:r>
-        <w:rPr>
-          <w:noProof/>
-        </w:rPr>
-        <w:t>,</w:t>
-      </w:r>
-      <w:r>
-        <w:rPr>
-          <w:noProof/>
-        </w:rPr>
-        <w:t xml:space="preserve"> player objects can exists out side of the team object.</w:t>
-      </w:r>
-    </w:p>
+        </w:rPr>
+        <w:t>Example: Department and Professor</w:t>
+      </w:r>
+    </w:p>
+    <w:p>
+      <w:r>
+        <w:t>A department has professors.</w:t>
+      </w:r>
+    </w:p>
+    <w:p>
+      <w:r>
+        <w:t>But professors still exist even if the department is deleted.</w:t>
+      </w:r>
+    </w:p>
+    <w:p/>
     <w:p>
       <w:pPr>
         <w:pStyle w:val="Heading2"/>
@@ -5480,28 +5506,60 @@
     </w:p>
     <w:p>
       <w:r>
-        <w:t xml:space="preserve">Example: </w:t>
-      </w:r>
-    </w:p>
-    <w:p>
-      <w:r>
-        <w:t>A </w:t>
+        <w:t>Composition is the strongest relationship.</w:t>
+      </w:r>
+    </w:p>
+    <w:p>
+      <w:r>
+        <w:t xml:space="preserve">The contained object </w:t>
       </w:r>
       <w:r>
         <w:rPr>
           <w:b/>
           <w:bCs/>
         </w:rPr>
-        <w:t>House</w:t>
-      </w:r>
-      <w:r>
-        <w:t> and a </w:t>
+        <w:t>cannot exist without the owner</w:t>
+      </w:r>
+      <w:r>
+        <w:t>.</w:t>
+      </w:r>
+    </w:p>
+    <w:p>
+      <w:r>
+        <w:t xml:space="preserve">When the owner </w:t>
+      </w:r>
+      <w:r>
+        <w:t>dies, its</w:t>
+      </w:r>
+      <w:r>
+        <w:t xml:space="preserve"> parts die too.</w:t>
+      </w:r>
+    </w:p>
+    <w:p>
+      <w:r>
+        <w:lastRenderedPageBreak/>
+        <w:t xml:space="preserve">Example: </w:t>
+      </w:r>
+    </w:p>
+    <w:p>
+      <w:r>
+        <w:t>A </w:t>
       </w:r>
       <w:r>
         <w:rPr>
           <w:b/>
           <w:bCs/>
         </w:rPr>
+        <w:t>House</w:t>
+      </w:r>
+      <w:r>
+        <w:t> and a </w:t>
+      </w:r>
+      <w:r>
+        <w:rPr>
+          <w:b/>
+          <w:bCs/>
+        </w:rPr>
         <w:t>Room</w:t>
       </w:r>
       <w:r>
@@ -5512,6 +5570,18 @@
       </w:r>
     </w:p>
     <w:p>
+      <w:r>
+        <w:rPr>
+          <w:b/>
+          <w:bCs/>
+        </w:rPr>
+        <w:t>Car and Engine</w:t>
+      </w:r>
+      <w:r>
+        <w:t xml:space="preserve"> also an example.</w:t>
+      </w:r>
+    </w:p>
+    <w:p>
       <w:pPr>
         <w:pStyle w:val="Heading1"/>
       </w:pPr>
@@ -5541,7 +5611,6 @@
         <w:rPr>
           <w:noProof/>
         </w:rPr>
-        <w:lastRenderedPageBreak/>
         <w:drawing>
           <wp:inline distT="0" distB="0" distL="0" distR="0" wp14:anchorId="3956A501" wp14:editId="1ED2E0AB">
             <wp:extent cx="2543175" cy="1790700"/>
@@ -5628,15 +5697,7 @@
     </w:p>
     <w:p>
       <w:r>
-        <w:t xml:space="preserve">A </w:t>
-      </w:r>
-      <w:proofErr w:type="spellStart"/>
-      <w:r>
-        <w:t>superkey</w:t>
-      </w:r>
-      <w:proofErr w:type="spellEnd"/>
-      <w:r>
-        <w:t xml:space="preserve"> is a combination of columns that uniquely identifies any row within a relation</w:t>
+        <w:t>A superkey is a combination of columns that uniquely identifies any row within a relation</w:t>
       </w:r>
       <w:r>
         <w:t>/table.</w:t>
@@ -5650,15 +5711,7 @@
         <w:t>key. It</w:t>
       </w:r>
       <w:r>
-        <w:t xml:space="preserve"> can have single attribute or multiple attributes which can be </w:t>
-      </w:r>
-      <w:proofErr w:type="gramStart"/>
-      <w:r>
-        <w:t>combined together</w:t>
-      </w:r>
-      <w:proofErr w:type="gramEnd"/>
-      <w:r>
-        <w:t xml:space="preserve"> as a </w:t>
+        <w:t xml:space="preserve"> can have single attribute or multiple attributes which can be combined together as a </w:t>
       </w:r>
       <w:r>
         <w:t>unique set</w:t>
@@ -5669,279 +5722,91 @@
     </w:p>
     <w:p>
       <w:r>
-        <w:t>If a STUDENT relation has [</w:t>
-      </w:r>
-      <w:proofErr w:type="spellStart"/>
-      <w:r>
-        <w:t>stud_</w:t>
-      </w:r>
-      <w:r>
-        <w:t>id</w:t>
-      </w:r>
-      <w:proofErr w:type="spellEnd"/>
-      <w:r>
-        <w:t>,</w:t>
-      </w:r>
+        <w:t>If a STUDENT relation has [stud_</w:t>
+      </w:r>
+      <w:r>
+        <w:t>id,</w:t>
+      </w:r>
+      <w:r>
+        <w:t xml:space="preserve"> stud_name , stud_address,stud_phone]</w:t>
+      </w:r>
+    </w:p>
+    <w:p>
       <w:r>
         <w:t xml:space="preserve"> </w:t>
       </w:r>
-      <w:proofErr w:type="spellStart"/>
-      <w:r>
-        <w:t>stud_</w:t>
-      </w:r>
-      <w:proofErr w:type="gramStart"/>
-      <w:r>
-        <w:t>name</w:t>
-      </w:r>
-      <w:proofErr w:type="spellEnd"/>
-      <w:r>
-        <w:t xml:space="preserve"> ,</w:t>
-      </w:r>
-      <w:proofErr w:type="gramEnd"/>
+      <w:r>
+        <w:t>{</w:t>
+      </w:r>
       <w:r>
         <w:t xml:space="preserve"> </w:t>
       </w:r>
-      <w:proofErr w:type="spellStart"/>
-      <w:r>
-        <w:t>stud_</w:t>
-      </w:r>
-      <w:proofErr w:type="gramStart"/>
-      <w:r>
-        <w:t>address,stud</w:t>
-      </w:r>
-      <w:proofErr w:type="gramEnd"/>
-      <w:r>
-        <w:t>_phone</w:t>
-      </w:r>
-      <w:proofErr w:type="spellEnd"/>
-      <w:r>
-        <w:t>]</w:t>
-      </w:r>
-    </w:p>
-    <w:p>
+      <w:r>
+        <w:t>stud_id }</w:t>
+      </w:r>
+    </w:p>
+    <w:p>
+      <w:r>
+        <w:t>{</w:t>
+      </w:r>
       <w:r>
         <w:t xml:space="preserve"> </w:t>
       </w:r>
-      <w:proofErr w:type="gramStart"/>
+      <w:r>
+        <w:t>stud_id , stud_name }</w:t>
+      </w:r>
+    </w:p>
+    <w:p>
       <w:r>
         <w:t>{</w:t>
       </w:r>
       <w:r>
         <w:t xml:space="preserve"> </w:t>
       </w:r>
-      <w:proofErr w:type="spellStart"/>
-      <w:r>
-        <w:t>stud</w:t>
-      </w:r>
-      <w:proofErr w:type="gramEnd"/>
-      <w:r>
-        <w:t>_</w:t>
-      </w:r>
-      <w:proofErr w:type="gramStart"/>
-      <w:r>
-        <w:t>id</w:t>
-      </w:r>
-      <w:proofErr w:type="spellEnd"/>
-      <w:r>
-        <w:t xml:space="preserve"> }</w:t>
-      </w:r>
-      <w:proofErr w:type="gramEnd"/>
-    </w:p>
-    <w:p>
-      <w:proofErr w:type="gramStart"/>
+      <w:r>
+        <w:t>stud_id, stud_name , stud_address}</w:t>
+      </w:r>
+    </w:p>
+    <w:p>
       <w:r>
         <w:t>{</w:t>
       </w:r>
       <w:r>
         <w:t xml:space="preserve"> </w:t>
       </w:r>
-      <w:proofErr w:type="spellStart"/>
-      <w:r>
-        <w:t>stud</w:t>
-      </w:r>
-      <w:proofErr w:type="gramEnd"/>
-      <w:r>
-        <w:t>_</w:t>
-      </w:r>
-      <w:proofErr w:type="gramStart"/>
-      <w:r>
-        <w:t>id</w:t>
-      </w:r>
-      <w:proofErr w:type="spellEnd"/>
-      <w:r>
-        <w:t xml:space="preserve"> ,</w:t>
-      </w:r>
-      <w:proofErr w:type="gramEnd"/>
+      <w:r>
+        <w:t>stud_id, stud_name , stud_address,stud_phone }</w:t>
+      </w:r>
+    </w:p>
+    <w:p>
+      <w:r>
+        <w:t>Etc.</w:t>
+      </w:r>
+    </w:p>
+    <w:p>
+      <w:r>
+        <w:t>So any permutation and combination (PNC) of the keys or attributes in a relation or a table can qualifies a</w:t>
+      </w:r>
+      <w:r>
+        <w:t>s a superkey.</w:t>
+      </w:r>
+    </w:p>
+    <w:p>
+      <w:pPr>
+        <w:pStyle w:val="Heading3"/>
+      </w:pPr>
+      <w:bookmarkStart w:id="5" w:name="_Toc123505646"/>
+      <w:r>
+        <w:t>Primary Key</w:t>
+      </w:r>
+      <w:bookmarkEnd w:id="5"/>
       <w:r>
         <w:t xml:space="preserve"> </w:t>
       </w:r>
-      <w:proofErr w:type="spellStart"/>
-      <w:r>
-        <w:t>stud_</w:t>
-      </w:r>
-      <w:proofErr w:type="gramStart"/>
-      <w:r>
-        <w:t>name</w:t>
-      </w:r>
-      <w:proofErr w:type="spellEnd"/>
-      <w:r>
-        <w:t xml:space="preserve"> }</w:t>
-      </w:r>
-      <w:proofErr w:type="gramEnd"/>
-    </w:p>
-    <w:p>
-      <w:proofErr w:type="gramStart"/>
-      <w:r>
-        <w:t>{</w:t>
-      </w:r>
-      <w:r>
-        <w:t xml:space="preserve"> </w:t>
-      </w:r>
-      <w:proofErr w:type="spellStart"/>
-      <w:r>
-        <w:t>stud</w:t>
-      </w:r>
-      <w:proofErr w:type="gramEnd"/>
-      <w:r>
-        <w:t>_id</w:t>
-      </w:r>
-      <w:proofErr w:type="spellEnd"/>
-      <w:r>
-        <w:t xml:space="preserve">, </w:t>
-      </w:r>
-      <w:proofErr w:type="spellStart"/>
-      <w:r>
-        <w:t>stud_</w:t>
-      </w:r>
-      <w:proofErr w:type="gramStart"/>
-      <w:r>
-        <w:t>name</w:t>
-      </w:r>
-      <w:proofErr w:type="spellEnd"/>
-      <w:r>
-        <w:t xml:space="preserve"> ,</w:t>
-      </w:r>
-      <w:proofErr w:type="gramEnd"/>
-      <w:r>
-        <w:t xml:space="preserve"> </w:t>
-      </w:r>
-      <w:proofErr w:type="spellStart"/>
-      <w:r>
-        <w:t>stud_address</w:t>
-      </w:r>
-      <w:proofErr w:type="spellEnd"/>
-      <w:r>
-        <w:t>}</w:t>
-      </w:r>
-    </w:p>
-    <w:p>
-      <w:proofErr w:type="gramStart"/>
-      <w:r>
-        <w:t>{</w:t>
-      </w:r>
-      <w:r>
-        <w:t xml:space="preserve"> </w:t>
-      </w:r>
-      <w:proofErr w:type="spellStart"/>
-      <w:r>
-        <w:t>stud</w:t>
-      </w:r>
-      <w:proofErr w:type="gramEnd"/>
-      <w:r>
-        <w:t>_id</w:t>
-      </w:r>
-      <w:proofErr w:type="spellEnd"/>
-      <w:r>
-        <w:t xml:space="preserve">, </w:t>
-      </w:r>
-      <w:proofErr w:type="spellStart"/>
-      <w:r>
-        <w:t>stud_</w:t>
-      </w:r>
-      <w:proofErr w:type="gramStart"/>
-      <w:r>
-        <w:t>name</w:t>
-      </w:r>
-      <w:proofErr w:type="spellEnd"/>
-      <w:r>
-        <w:t xml:space="preserve"> ,</w:t>
-      </w:r>
-      <w:proofErr w:type="gramEnd"/>
-      <w:r>
-        <w:t xml:space="preserve"> </w:t>
-      </w:r>
-      <w:proofErr w:type="spellStart"/>
-      <w:r>
-        <w:t>stud_</w:t>
-      </w:r>
-      <w:proofErr w:type="gramStart"/>
-      <w:r>
-        <w:t>address,stud</w:t>
-      </w:r>
-      <w:proofErr w:type="gramEnd"/>
-      <w:r>
-        <w:t>_</w:t>
-      </w:r>
-      <w:proofErr w:type="gramStart"/>
-      <w:r>
-        <w:t>phone</w:t>
-      </w:r>
-      <w:proofErr w:type="spellEnd"/>
-      <w:r>
-        <w:t xml:space="preserve"> }</w:t>
-      </w:r>
-      <w:proofErr w:type="gramEnd"/>
-    </w:p>
-    <w:p>
-      <w:r>
-        <w:t>Etc.</w:t>
-      </w:r>
-    </w:p>
-    <w:p>
-      <w:proofErr w:type="gramStart"/>
-      <w:r>
-        <w:t>So</w:t>
-      </w:r>
-      <w:proofErr w:type="gramEnd"/>
-      <w:r>
-        <w:t xml:space="preserve"> any permutation and combination (PNC) of the keys or attributes in a relation or a table can qualifies a</w:t>
-      </w:r>
-      <w:r>
-        <w:t xml:space="preserve">s a </w:t>
-      </w:r>
-      <w:proofErr w:type="spellStart"/>
-      <w:r>
-        <w:t>superkey</w:t>
-      </w:r>
-      <w:proofErr w:type="spellEnd"/>
-      <w:r>
-        <w:t>.</w:t>
-      </w:r>
-    </w:p>
-    <w:p>
-      <w:pPr>
-        <w:pStyle w:val="Heading3"/>
-      </w:pPr>
-      <w:bookmarkStart w:id="5" w:name="_Toc123505646"/>
-      <w:r>
-        <w:t>Primary Key</w:t>
-      </w:r>
-      <w:bookmarkEnd w:id="5"/>
-      <w:r>
-        <w:t xml:space="preserve"> </w:t>
-      </w:r>
-    </w:p>
-    <w:p>
-      <w:r>
-        <w:t xml:space="preserve">It is a unique identifier which helps us to identify </w:t>
-      </w:r>
-      <w:proofErr w:type="gramStart"/>
-      <w:r>
-        <w:t>each and every</w:t>
-      </w:r>
-      <w:proofErr w:type="gramEnd"/>
-      <w:r>
-        <w:t xml:space="preserve"> tuple uniquely.</w:t>
+    </w:p>
+    <w:p>
+      <w:r>
+        <w:t>It is a unique identifier which helps us to identify each and every tuple uniquely.</w:t>
       </w:r>
     </w:p>
     <w:p>
@@ -5956,29 +5821,14 @@
     </w:p>
     <w:p>
       <w:r>
-        <w:t xml:space="preserve">Every row </w:t>
-      </w:r>
-      <w:proofErr w:type="gramStart"/>
-      <w:r>
-        <w:t>has to</w:t>
-      </w:r>
-      <w:proofErr w:type="gramEnd"/>
-      <w:r>
-        <w:t xml:space="preserve"> have primary </w:t>
+        <w:lastRenderedPageBreak/>
+        <w:t xml:space="preserve">Every row has to have primary </w:t>
       </w:r>
       <w:r>
         <w:t>key,</w:t>
       </w:r>
       <w:r>
-        <w:t xml:space="preserve"> so primary key </w:t>
-      </w:r>
-      <w:proofErr w:type="spellStart"/>
-      <w:r>
-        <w:t>can not</w:t>
-      </w:r>
-      <w:proofErr w:type="spellEnd"/>
-      <w:r>
-        <w:t xml:space="preserve"> have a null value.</w:t>
+        <w:t xml:space="preserve"> so primary key can not have a null value.</w:t>
       </w:r>
     </w:p>
     <w:p>
@@ -5987,19 +5837,9 @@
       </w:r>
     </w:p>
     <w:p>
-      <w:proofErr w:type="gramStart"/>
-      <w:r>
-        <w:t>Ex :</w:t>
-      </w:r>
-      <w:proofErr w:type="gramEnd"/>
-      <w:r>
-        <w:t xml:space="preserve"> </w:t>
-      </w:r>
-      <w:proofErr w:type="spellStart"/>
-      <w:r>
-        <w:t>stud_id</w:t>
-      </w:r>
-      <w:proofErr w:type="spellEnd"/>
+      <w:r>
+        <w:t>Ex : stud_id</w:t>
+      </w:r>
     </w:p>
     <w:p>
       <w:pPr>
@@ -6029,459 +5869,217 @@
     </w:p>
     <w:p>
       <w:r>
-        <w:t>{</w:t>
-      </w:r>
-      <w:proofErr w:type="spellStart"/>
-      <w:r>
-        <w:t>stud_</w:t>
-      </w:r>
-      <w:proofErr w:type="gramStart"/>
-      <w:r>
-        <w:t>name</w:t>
-      </w:r>
-      <w:proofErr w:type="spellEnd"/>
-      <w:r>
-        <w:t xml:space="preserve"> ,</w:t>
-      </w:r>
-      <w:proofErr w:type="gramEnd"/>
+        <w:t xml:space="preserve">{stud_name , stud_address} (this is one of the candidate keys) </w:t>
+      </w:r>
+    </w:p>
+    <w:p>
+      <w:pPr>
+        <w:pStyle w:val="Heading4"/>
+      </w:pPr>
+      <w:r>
+        <w:t>Compound Key</w:t>
+      </w:r>
+    </w:p>
+    <w:p>
+      <w:r>
+        <w:t>Primary keys which are formed using two foreign keys which have been referenced in some other tables/relations.</w:t>
+      </w:r>
+    </w:p>
+    <w:p>
+      <w:r>
+        <w:t>Let us say STUDENT relation has [stud_id, stud_name , stud_address,stud_phone]</w:t>
+      </w:r>
+    </w:p>
+    <w:p>
+      <w:r>
+        <w:t>COURSE relation, it has [course_id, course_name ]</w:t>
+      </w:r>
+    </w:p>
+    <w:p>
+      <w:r>
+        <w:t>Here STUDENT does not have COURSE id and vice-versa.</w:t>
+      </w:r>
+    </w:p>
+    <w:p>
+      <w:r>
+        <w:t xml:space="preserve">Let us take </w:t>
+      </w:r>
+    </w:p>
+    <w:p>
+      <w:r>
+        <w:t>ENROLLMENT [stud_id,</w:t>
+      </w:r>
       <w:r>
         <w:t xml:space="preserve"> </w:t>
       </w:r>
-      <w:proofErr w:type="spellStart"/>
-      <w:r>
-        <w:t>stud_address</w:t>
-      </w:r>
-      <w:proofErr w:type="spellEnd"/>
-      <w:r>
-        <w:t xml:space="preserve">} (this is one of the candidate keys) </w:t>
-      </w:r>
-    </w:p>
-    <w:p>
-      <w:pPr>
-        <w:pStyle w:val="Heading4"/>
-      </w:pPr>
+      <w:r>
+        <w:t>course_id,enrollment_fee]</w:t>
+      </w:r>
+    </w:p>
+    <w:p>
+      <w:r>
+        <w:t>If in ENROLLMENT we make {</w:t>
+      </w:r>
+      <w:r>
+        <w:t xml:space="preserve"> </w:t>
+      </w:r>
+      <w:r>
+        <w:t>stud_id,</w:t>
+      </w:r>
+      <w:r>
+        <w:t xml:space="preserve"> </w:t>
+      </w:r>
+      <w:r>
+        <w:t>course_id } as primary key it will become Compound key.</w:t>
+      </w:r>
+    </w:p>
+    <w:p>
+      <w:pPr>
+        <w:pStyle w:val="Heading3"/>
+      </w:pPr>
+      <w:bookmarkStart w:id="6" w:name="_Toc123505647"/>
+      <w:r>
+        <w:t>Candidate Key</w:t>
+      </w:r>
+      <w:bookmarkEnd w:id="6"/>
+    </w:p>
+    <w:p>
+      <w:r>
+        <w:t>The minimum set of attributes that can uniquely identify each tuple.</w:t>
+      </w:r>
+    </w:p>
+    <w:p>
+      <w:r>
+        <w:t>Candidate key can have a collection of more than one attribute to form a key.</w:t>
+      </w:r>
+    </w:p>
+    <w:p>
+      <w:r>
+        <w:t>Primary key is selected out of Candidate key.</w:t>
+      </w:r>
+    </w:p>
+    <w:p>
+      <w:r>
+        <w:t>Candidate Key value should not be null.</w:t>
+      </w:r>
+    </w:p>
+    <w:p>
+      <w:r>
+        <w:t>Example :</w:t>
+      </w:r>
+    </w:p>
+    <w:p>
+      <w:r>
+        <w:t>{stud_id}</w:t>
+      </w:r>
+    </w:p>
+    <w:p>
+      <w:r>
+        <w:t>{stud_name , stud_address}</w:t>
+      </w:r>
+      <w:r>
+        <w:t xml:space="preserve"> </w:t>
+      </w:r>
+    </w:p>
+    <w:p>
+      <w:r>
+        <w:t>can be the Candidate key</w:t>
+      </w:r>
+      <w:r>
+        <w:t>s</w:t>
+      </w:r>
+      <w:r>
+        <w:t>.</w:t>
+      </w:r>
+    </w:p>
+    <w:p>
+      <w:pPr>
+        <w:pStyle w:val="Heading3"/>
+      </w:pPr>
+      <w:bookmarkStart w:id="7" w:name="_Toc123505648"/>
+      <w:r>
+        <w:t>Alternate Key</w:t>
+      </w:r>
+      <w:bookmarkEnd w:id="7"/>
+    </w:p>
+    <w:p>
+      <w:r>
+        <w:t>All the candidate keys except the primary key are known as alternate keys.</w:t>
+      </w:r>
+    </w:p>
+    <w:p>
+      <w:pPr>
+        <w:pStyle w:val="Heading3"/>
+      </w:pPr>
+      <w:bookmarkStart w:id="8" w:name="_Toc123505649"/>
+      <w:r>
+        <w:t>Foreign key</w:t>
+      </w:r>
+      <w:bookmarkEnd w:id="8"/>
+    </w:p>
+    <w:p>
+      <w:r>
+        <w:t>It creates the relationship between two tables</w:t>
+      </w:r>
+      <w:r>
+        <w:t>.</w:t>
+      </w:r>
+    </w:p>
+    <w:p>
+      <w:r>
+        <w:t xml:space="preserve">It helps us to cross </w:t>
+      </w:r>
+      <w:r>
+        <w:t>reference</w:t>
+      </w:r>
+      <w:r>
+        <w:t xml:space="preserve"> between two tables</w:t>
+      </w:r>
+      <w:r>
+        <w:t>.</w:t>
+      </w:r>
+    </w:p>
+    <w:p>
+      <w:r>
+        <w:t>It is also used to maintain data integrity consistency.</w:t>
+      </w:r>
+    </w:p>
+    <w:p>
+      <w:r>
+        <w:t>If a STUDENT relation has [stud_id, stud_name , stud_address,stud_phone]</w:t>
+      </w:r>
+    </w:p>
+    <w:p>
+      <w:r>
+        <w:t xml:space="preserve">Let’s take COURSE </w:t>
+      </w:r>
+      <w:r>
+        <w:t>relation, it</w:t>
+      </w:r>
+      <w:r>
+        <w:t xml:space="preserve"> has [</w:t>
+      </w:r>
+      <w:r>
+        <w:t xml:space="preserve">course_id, stud_id,course_name </w:t>
+      </w:r>
+      <w:r>
+        <w:t>]</w:t>
+      </w:r>
+      <w:r>
+        <w:t xml:space="preserve"> , here </w:t>
+      </w:r>
+      <w:r>
+        <w:t>stud_id is the foreign key referencing to STUDENT relation.</w:t>
+      </w:r>
+    </w:p>
+    <w:p>
+      <w:r>
+        <w:t xml:space="preserve">Example : </w:t>
+      </w:r>
+    </w:p>
+    <w:p>
       <w:r>
         <w:lastRenderedPageBreak/>
-        <w:t>Compound Key</w:t>
-      </w:r>
-    </w:p>
-    <w:p>
-      <w:r>
-        <w:t>Primary keys which are formed using two foreign keys which have been referenced in some other tables/relations.</w:t>
-      </w:r>
-    </w:p>
-    <w:p>
-      <w:r>
-        <w:t>Let us say STUDENT relation has [</w:t>
-      </w:r>
-      <w:proofErr w:type="spellStart"/>
-      <w:r>
-        <w:t>stud_id</w:t>
-      </w:r>
-      <w:proofErr w:type="spellEnd"/>
-      <w:r>
-        <w:t xml:space="preserve">, </w:t>
-      </w:r>
-      <w:proofErr w:type="spellStart"/>
-      <w:r>
-        <w:t>stud_</w:t>
-      </w:r>
-      <w:proofErr w:type="gramStart"/>
-      <w:r>
-        <w:t>name</w:t>
-      </w:r>
-      <w:proofErr w:type="spellEnd"/>
-      <w:r>
-        <w:t xml:space="preserve"> ,</w:t>
-      </w:r>
-      <w:proofErr w:type="gramEnd"/>
-      <w:r>
-        <w:t xml:space="preserve"> </w:t>
-      </w:r>
-      <w:proofErr w:type="spellStart"/>
-      <w:r>
-        <w:t>stud_</w:t>
-      </w:r>
-      <w:proofErr w:type="gramStart"/>
-      <w:r>
-        <w:t>address,stud</w:t>
-      </w:r>
-      <w:proofErr w:type="gramEnd"/>
-      <w:r>
-        <w:t>_phone</w:t>
-      </w:r>
-      <w:proofErr w:type="spellEnd"/>
-      <w:r>
-        <w:t>]</w:t>
-      </w:r>
-    </w:p>
-    <w:p>
-      <w:r>
-        <w:t>COURSE relation, it has [</w:t>
-      </w:r>
-      <w:proofErr w:type="spellStart"/>
-      <w:r>
-        <w:t>course_id</w:t>
-      </w:r>
-      <w:proofErr w:type="spellEnd"/>
-      <w:r>
-        <w:t xml:space="preserve">, </w:t>
-      </w:r>
-      <w:proofErr w:type="spellStart"/>
-      <w:r>
-        <w:t>course_</w:t>
-      </w:r>
-      <w:proofErr w:type="gramStart"/>
-      <w:r>
-        <w:t>name</w:t>
-      </w:r>
-      <w:proofErr w:type="spellEnd"/>
-      <w:r>
-        <w:t xml:space="preserve"> ]</w:t>
-      </w:r>
-      <w:proofErr w:type="gramEnd"/>
-    </w:p>
-    <w:p>
-      <w:r>
-        <w:t>Here STUDENT does not have COURSE id and vice-versa.</w:t>
-      </w:r>
-    </w:p>
-    <w:p>
-      <w:r>
-        <w:t xml:space="preserve">Let us take </w:t>
-      </w:r>
-    </w:p>
-    <w:p>
-      <w:r>
-        <w:t>ENROLLMENT [</w:t>
-      </w:r>
-      <w:proofErr w:type="spellStart"/>
-      <w:r>
-        <w:t>stud_id</w:t>
-      </w:r>
-      <w:proofErr w:type="spellEnd"/>
-      <w:r>
-        <w:t>,</w:t>
-      </w:r>
-      <w:r>
-        <w:t xml:space="preserve"> </w:t>
-      </w:r>
-      <w:proofErr w:type="spellStart"/>
-      <w:r>
-        <w:t>course_</w:t>
-      </w:r>
-      <w:proofErr w:type="gramStart"/>
-      <w:r>
-        <w:t>id,enrollment</w:t>
-      </w:r>
-      <w:proofErr w:type="gramEnd"/>
-      <w:r>
-        <w:t>_fee</w:t>
-      </w:r>
-      <w:proofErr w:type="spellEnd"/>
-      <w:r>
-        <w:t>]</w:t>
-      </w:r>
-    </w:p>
-    <w:p>
-      <w:r>
-        <w:t xml:space="preserve">If in ENROLLMENT we make </w:t>
-      </w:r>
-      <w:proofErr w:type="gramStart"/>
-      <w:r>
-        <w:t>{</w:t>
-      </w:r>
-      <w:r>
-        <w:t xml:space="preserve"> </w:t>
-      </w:r>
-      <w:proofErr w:type="spellStart"/>
-      <w:r>
-        <w:t>stud</w:t>
-      </w:r>
-      <w:proofErr w:type="gramEnd"/>
-      <w:r>
-        <w:t>_id</w:t>
-      </w:r>
-      <w:proofErr w:type="spellEnd"/>
-      <w:r>
-        <w:t>,</w:t>
-      </w:r>
-      <w:r>
-        <w:t xml:space="preserve"> </w:t>
-      </w:r>
-      <w:proofErr w:type="spellStart"/>
-      <w:r>
-        <w:t>course_</w:t>
-      </w:r>
-      <w:proofErr w:type="gramStart"/>
-      <w:r>
-        <w:t>id</w:t>
-      </w:r>
-      <w:proofErr w:type="spellEnd"/>
-      <w:r>
-        <w:t xml:space="preserve"> }</w:t>
-      </w:r>
-      <w:proofErr w:type="gramEnd"/>
-      <w:r>
-        <w:t xml:space="preserve"> as primary key it will become Compound key.</w:t>
-      </w:r>
-    </w:p>
-    <w:p>
-      <w:pPr>
-        <w:pStyle w:val="Heading3"/>
-      </w:pPr>
-      <w:bookmarkStart w:id="6" w:name="_Toc123505647"/>
-      <w:r>
-        <w:t>Candidate Key</w:t>
-      </w:r>
-      <w:bookmarkEnd w:id="6"/>
-    </w:p>
-    <w:p>
-      <w:r>
-        <w:t>The minimum set of attributes that can uniquely identify each tuple.</w:t>
-      </w:r>
-    </w:p>
-    <w:p>
-      <w:r>
-        <w:t>Candidate key can have a collection of more than one attribute to form a key.</w:t>
-      </w:r>
-    </w:p>
-    <w:p>
-      <w:r>
-        <w:t>Primary key is selected out of Candidate key.</w:t>
-      </w:r>
-    </w:p>
-    <w:p>
-      <w:r>
-        <w:t>Candidate Key value should not be null.</w:t>
-      </w:r>
-    </w:p>
-    <w:p>
-      <w:proofErr w:type="gramStart"/>
-      <w:r>
-        <w:t>Example :</w:t>
-      </w:r>
-      <w:proofErr w:type="gramEnd"/>
-    </w:p>
-    <w:p>
-      <w:r>
-        <w:t>{</w:t>
-      </w:r>
-      <w:proofErr w:type="spellStart"/>
-      <w:r>
-        <w:t>stud_id</w:t>
-      </w:r>
-      <w:proofErr w:type="spellEnd"/>
-      <w:r>
-        <w:t>}</w:t>
-      </w:r>
-    </w:p>
-    <w:p>
-      <w:r>
-        <w:t>{</w:t>
-      </w:r>
-      <w:proofErr w:type="spellStart"/>
-      <w:r>
-        <w:t>stud_</w:t>
-      </w:r>
-      <w:proofErr w:type="gramStart"/>
-      <w:r>
-        <w:t>name</w:t>
-      </w:r>
-      <w:proofErr w:type="spellEnd"/>
-      <w:r>
-        <w:t xml:space="preserve"> ,</w:t>
-      </w:r>
-      <w:proofErr w:type="gramEnd"/>
-      <w:r>
-        <w:t xml:space="preserve"> </w:t>
-      </w:r>
-      <w:proofErr w:type="spellStart"/>
-      <w:r>
-        <w:t>stud_address</w:t>
-      </w:r>
-      <w:proofErr w:type="spellEnd"/>
-      <w:r>
-        <w:t>}</w:t>
-      </w:r>
-      <w:r>
-        <w:t xml:space="preserve"> </w:t>
-      </w:r>
-    </w:p>
-    <w:p>
-      <w:r>
-        <w:t>can be the Candidate key</w:t>
-      </w:r>
-      <w:r>
-        <w:t>s</w:t>
-      </w:r>
-      <w:r>
-        <w:t>.</w:t>
-      </w:r>
-    </w:p>
-    <w:p>
-      <w:pPr>
-        <w:pStyle w:val="Heading3"/>
-      </w:pPr>
-      <w:bookmarkStart w:id="7" w:name="_Toc123505648"/>
-      <w:r>
-        <w:t>Alternate Key</w:t>
-      </w:r>
-      <w:bookmarkEnd w:id="7"/>
-    </w:p>
-    <w:p>
-      <w:r>
-        <w:t>All the candidate keys except the primary key are known as alternate keys.</w:t>
-      </w:r>
-    </w:p>
-    <w:p>
-      <w:pPr>
-        <w:pStyle w:val="Heading3"/>
-      </w:pPr>
-      <w:bookmarkStart w:id="8" w:name="_Toc123505649"/>
-      <w:r>
-        <w:t>Foreign key</w:t>
-      </w:r>
-      <w:bookmarkEnd w:id="8"/>
-    </w:p>
-    <w:p>
-      <w:r>
-        <w:t>It creates the relationship between two tables</w:t>
-      </w:r>
-      <w:r>
-        <w:t>.</w:t>
-      </w:r>
-    </w:p>
-    <w:p>
-      <w:r>
-        <w:t xml:space="preserve">It helps us to cross </w:t>
-      </w:r>
-      <w:r>
-        <w:t>reference</w:t>
-      </w:r>
-      <w:r>
-        <w:t xml:space="preserve"> between two tables</w:t>
-      </w:r>
-      <w:r>
-        <w:t>.</w:t>
-      </w:r>
-    </w:p>
-    <w:p>
-      <w:r>
-        <w:t>It is also used to maintain data integrity consistency.</w:t>
-      </w:r>
-    </w:p>
-    <w:p>
-      <w:r>
-        <w:t>If a STUDENT relation has [</w:t>
-      </w:r>
-      <w:proofErr w:type="spellStart"/>
-      <w:r>
-        <w:t>stud_id</w:t>
-      </w:r>
-      <w:proofErr w:type="spellEnd"/>
-      <w:r>
-        <w:t xml:space="preserve">, </w:t>
-      </w:r>
-      <w:proofErr w:type="spellStart"/>
-      <w:r>
-        <w:t>stud_</w:t>
-      </w:r>
-      <w:proofErr w:type="gramStart"/>
-      <w:r>
-        <w:t>name</w:t>
-      </w:r>
-      <w:proofErr w:type="spellEnd"/>
-      <w:r>
-        <w:t xml:space="preserve"> ,</w:t>
-      </w:r>
-      <w:proofErr w:type="gramEnd"/>
-      <w:r>
-        <w:t xml:space="preserve"> </w:t>
-      </w:r>
-      <w:proofErr w:type="spellStart"/>
-      <w:r>
-        <w:t>stud_</w:t>
-      </w:r>
-      <w:proofErr w:type="gramStart"/>
-      <w:r>
-        <w:t>address,stud</w:t>
-      </w:r>
-      <w:proofErr w:type="gramEnd"/>
-      <w:r>
-        <w:t>_phone</w:t>
-      </w:r>
-      <w:proofErr w:type="spellEnd"/>
-      <w:r>
-        <w:t>]</w:t>
-      </w:r>
-    </w:p>
-    <w:p>
-      <w:r>
-        <w:t xml:space="preserve">Let’s take COURSE </w:t>
-      </w:r>
-      <w:r>
-        <w:t>relation, it</w:t>
-      </w:r>
-      <w:r>
-        <w:t xml:space="preserve"> has [</w:t>
-      </w:r>
-      <w:proofErr w:type="spellStart"/>
-      <w:r>
-        <w:t>course_id</w:t>
-      </w:r>
-      <w:proofErr w:type="spellEnd"/>
-      <w:r>
-        <w:t xml:space="preserve">, </w:t>
-      </w:r>
-      <w:proofErr w:type="spellStart"/>
-      <w:r>
-        <w:t>stud_</w:t>
-      </w:r>
-      <w:proofErr w:type="gramStart"/>
-      <w:r>
-        <w:t>id,course</w:t>
-      </w:r>
-      <w:proofErr w:type="gramEnd"/>
-      <w:r>
-        <w:t>_</w:t>
-      </w:r>
-      <w:proofErr w:type="gramStart"/>
-      <w:r>
-        <w:t>name</w:t>
-      </w:r>
-      <w:proofErr w:type="spellEnd"/>
-      <w:r>
-        <w:t xml:space="preserve"> </w:t>
-      </w:r>
-      <w:r>
-        <w:t>]</w:t>
-      </w:r>
-      <w:proofErr w:type="gramEnd"/>
-      <w:r>
-        <w:t xml:space="preserve"> , here </w:t>
-      </w:r>
-      <w:proofErr w:type="spellStart"/>
-      <w:r>
-        <w:t>stud_id</w:t>
-      </w:r>
-      <w:proofErr w:type="spellEnd"/>
-      <w:r>
-        <w:t xml:space="preserve"> is the foreign key referencing to STUDENT relation.</w:t>
-      </w:r>
-    </w:p>
-    <w:p>
-      <w:proofErr w:type="gramStart"/>
-      <w:r>
-        <w:t>Example :</w:t>
-      </w:r>
-      <w:proofErr w:type="gramEnd"/>
-      <w:r>
-        <w:t xml:space="preserve"> </w:t>
-      </w:r>
-    </w:p>
-    <w:p>
-      <w:r>
         <w:t>-- Create the Customers table</w:t>
       </w:r>
     </w:p>
@@ -6492,49 +6090,23 @@
     </w:p>
     <w:p>
       <w:r>
-        <w:t xml:space="preserve">    </w:t>
-      </w:r>
-      <w:proofErr w:type="spellStart"/>
-      <w:r>
-        <w:t>CustomerID</w:t>
-      </w:r>
-      <w:proofErr w:type="spellEnd"/>
-      <w:r>
-        <w:t xml:space="preserve"> INT PRIMARY KEY,</w:t>
-      </w:r>
-    </w:p>
-    <w:p>
-      <w:r>
-        <w:t xml:space="preserve">    FirstName </w:t>
-      </w:r>
-      <w:proofErr w:type="gramStart"/>
-      <w:r>
-        <w:t>VARCHAR(</w:t>
-      </w:r>
-      <w:proofErr w:type="gramEnd"/>
-      <w:r>
-        <w:t>50),</w:t>
-      </w:r>
-    </w:p>
-    <w:p>
-      <w:r>
-        <w:t xml:space="preserve">    LastName </w:t>
-      </w:r>
-      <w:proofErr w:type="gramStart"/>
-      <w:r>
-        <w:t>VARCHAR(</w:t>
-      </w:r>
-      <w:proofErr w:type="gramEnd"/>
-      <w:r>
-        <w:t>50)</w:t>
-      </w:r>
-    </w:p>
-    <w:p>
-      <w:proofErr w:type="gramStart"/>
+        <w:t xml:space="preserve">    CustomerID INT PRIMARY KEY,</w:t>
+      </w:r>
+    </w:p>
+    <w:p>
+      <w:r>
+        <w:t xml:space="preserve">    FirstName VARCHAR(50),</w:t>
+      </w:r>
+    </w:p>
+    <w:p>
+      <w:r>
+        <w:t xml:space="preserve">    LastName VARCHAR(50)</w:t>
+      </w:r>
+    </w:p>
+    <w:p>
       <w:r>
         <w:t>);</w:t>
       </w:r>
-      <w:proofErr w:type="gramEnd"/>
     </w:p>
     <w:p/>
     <w:p>
@@ -6549,75 +6121,28 @@
     </w:p>
     <w:p>
       <w:r>
-        <w:t xml:space="preserve">    </w:t>
-      </w:r>
-      <w:proofErr w:type="spellStart"/>
-      <w:r>
-        <w:t>OrderID</w:t>
-      </w:r>
-      <w:proofErr w:type="spellEnd"/>
-      <w:r>
-        <w:t xml:space="preserve"> INT PRIMARY KEY,</w:t>
-      </w:r>
-    </w:p>
-    <w:p>
-      <w:r>
-        <w:t xml:space="preserve">    </w:t>
-      </w:r>
-      <w:proofErr w:type="spellStart"/>
-      <w:r>
-        <w:t>OrderDate</w:t>
-      </w:r>
-      <w:proofErr w:type="spellEnd"/>
-      <w:r>
-        <w:t xml:space="preserve"> DATE,</w:t>
-      </w:r>
-    </w:p>
-    <w:p>
-      <w:r>
-        <w:t xml:space="preserve">    </w:t>
-      </w:r>
-      <w:proofErr w:type="spellStart"/>
-      <w:r>
-        <w:t>CustomerID</w:t>
-      </w:r>
-      <w:proofErr w:type="spellEnd"/>
-      <w:r>
-        <w:t xml:space="preserve"> INT,</w:t>
-      </w:r>
-    </w:p>
-    <w:p>
-      <w:r>
-        <w:t xml:space="preserve">    FOREIGN KEY (</w:t>
-      </w:r>
-      <w:proofErr w:type="spellStart"/>
-      <w:r>
-        <w:t>CustomerID</w:t>
-      </w:r>
-      <w:proofErr w:type="spellEnd"/>
-      <w:r>
-        <w:t xml:space="preserve">) REFERENCES </w:t>
-      </w:r>
-      <w:proofErr w:type="gramStart"/>
-      <w:r>
-        <w:t>Customers(</w:t>
-      </w:r>
-      <w:proofErr w:type="spellStart"/>
-      <w:proofErr w:type="gramEnd"/>
-      <w:r>
-        <w:t>CustomerID</w:t>
-      </w:r>
-      <w:proofErr w:type="spellEnd"/>
-      <w:r>
-        <w:t>)</w:t>
-      </w:r>
-    </w:p>
-    <w:p>
-      <w:proofErr w:type="gramStart"/>
+        <w:t xml:space="preserve">    OrderID INT PRIMARY KEY,</w:t>
+      </w:r>
+    </w:p>
+    <w:p>
+      <w:r>
+        <w:t xml:space="preserve">    OrderDate DATE,</w:t>
+      </w:r>
+    </w:p>
+    <w:p>
+      <w:r>
+        <w:t xml:space="preserve">    CustomerID INT,</w:t>
+      </w:r>
+    </w:p>
+    <w:p>
+      <w:r>
+        <w:t xml:space="preserve">    FOREIGN KEY (CustomerID) REFERENCES Customers(CustomerID)</w:t>
+      </w:r>
+    </w:p>
+    <w:p>
       <w:r>
         <w:t>);</w:t>
       </w:r>
-      <w:proofErr w:type="gramEnd"/>
     </w:p>
     <w:p>
       <w:pPr>
@@ -6753,19 +6278,12 @@
     </w:p>
     <w:p>
       <w:r>
-        <w:t xml:space="preserve">The domain integrity constraints restrict the value in the </w:t>
-      </w:r>
-      <w:proofErr w:type="gramStart"/>
-      <w:r>
-        <w:t>particular attributes</w:t>
-      </w:r>
-      <w:proofErr w:type="gramEnd"/>
-      <w:r>
-        <w:t xml:space="preserve"> of a relation.</w:t>
-      </w:r>
-    </w:p>
-    <w:p>
-      <w:r>
+        <w:t>The domain integrity constraints restrict the value in the particular attributes of a relation.</w:t>
+      </w:r>
+    </w:p>
+    <w:p>
+      <w:r>
+        <w:lastRenderedPageBreak/>
         <w:t>Example:</w:t>
       </w:r>
       <w:r>
@@ -6859,25 +6377,8 @@
           <w:rFonts w:ascii="Courier New" w:eastAsia="Times New Roman" w:hAnsi="Courier New" w:cs="Courier New"/>
           <w:color w:val="000000"/>
         </w:rPr>
-        <w:t xml:space="preserve">    </w:t>
-      </w:r>
-      <w:proofErr w:type="spellStart"/>
-      <w:r>
-        <w:rPr>
-          <w:rFonts w:ascii="Courier New" w:eastAsia="Times New Roman" w:hAnsi="Courier New" w:cs="Courier New"/>
-          <w:color w:val="000000"/>
-        </w:rPr>
-        <w:t>course_id</w:t>
-      </w:r>
-      <w:proofErr w:type="spellEnd"/>
-      <w:r>
-        <w:rPr>
-          <w:rFonts w:ascii="Courier New" w:eastAsia="Times New Roman" w:hAnsi="Courier New" w:cs="Courier New"/>
-          <w:color w:val="000000"/>
-        </w:rPr>
-        <w:t xml:space="preserve"> </w:t>
-      </w:r>
-      <w:proofErr w:type="gramStart"/>
+        <w:t xml:space="preserve">    course_id </w:t>
+      </w:r>
       <w:r>
         <w:rPr>
           <w:rFonts w:ascii="Courier New" w:eastAsia="Times New Roman" w:hAnsi="Courier New" w:cs="Courier New"/>
@@ -6894,7 +6395,6 @@
         </w:rPr>
         <w:t>(</w:t>
       </w:r>
-      <w:proofErr w:type="gramEnd"/>
       <w:r>
         <w:rPr>
           <w:rFonts w:ascii="Courier New" w:eastAsia="Times New Roman" w:hAnsi="Courier New" w:cs="Courier New"/>
@@ -6926,25 +6426,8 @@
           <w:rFonts w:ascii="Courier New" w:eastAsia="Times New Roman" w:hAnsi="Courier New" w:cs="Courier New"/>
           <w:color w:val="000000"/>
         </w:rPr>
-        <w:t xml:space="preserve">    </w:t>
-      </w:r>
-      <w:proofErr w:type="spellStart"/>
-      <w:r>
-        <w:rPr>
-          <w:rFonts w:ascii="Courier New" w:eastAsia="Times New Roman" w:hAnsi="Courier New" w:cs="Courier New"/>
-          <w:color w:val="000000"/>
-        </w:rPr>
-        <w:t>sec_id</w:t>
-      </w:r>
-      <w:proofErr w:type="spellEnd"/>
-      <w:r>
-        <w:rPr>
-          <w:rFonts w:ascii="Courier New" w:eastAsia="Times New Roman" w:hAnsi="Courier New" w:cs="Courier New"/>
-          <w:color w:val="000000"/>
-        </w:rPr>
-        <w:t xml:space="preserve"> </w:t>
-      </w:r>
-      <w:proofErr w:type="gramStart"/>
+        <w:t xml:space="preserve">    sec_id </w:t>
+      </w:r>
       <w:r>
         <w:rPr>
           <w:rFonts w:ascii="Courier New" w:eastAsia="Times New Roman" w:hAnsi="Courier New" w:cs="Courier New"/>
@@ -6961,7 +6444,6 @@
         </w:rPr>
         <w:t>(</w:t>
       </w:r>
-      <w:proofErr w:type="gramEnd"/>
       <w:r>
         <w:rPr>
           <w:rFonts w:ascii="Courier New" w:eastAsia="Times New Roman" w:hAnsi="Courier New" w:cs="Courier New"/>
@@ -6995,7 +6477,6 @@
         </w:rPr>
         <w:t xml:space="preserve">    semester </w:t>
       </w:r>
-      <w:proofErr w:type="gramStart"/>
       <w:r>
         <w:rPr>
           <w:rFonts w:ascii="Courier New" w:eastAsia="Times New Roman" w:hAnsi="Courier New" w:cs="Courier New"/>
@@ -7012,7 +6493,6 @@
         </w:rPr>
         <w:t>(</w:t>
       </w:r>
-      <w:proofErr w:type="gramEnd"/>
       <w:r>
         <w:rPr>
           <w:rFonts w:ascii="Courier New" w:eastAsia="Times New Roman" w:hAnsi="Courier New" w:cs="Courier New"/>
@@ -7060,7 +6540,6 @@
         </w:rPr>
         <w:t xml:space="preserve"> </w:t>
       </w:r>
-      <w:proofErr w:type="gramStart"/>
       <w:r>
         <w:rPr>
           <w:rFonts w:ascii="Courier New" w:eastAsia="Times New Roman" w:hAnsi="Courier New" w:cs="Courier New"/>
@@ -7077,7 +6556,6 @@
         </w:rPr>
         <w:t>(</w:t>
       </w:r>
-      <w:proofErr w:type="gramEnd"/>
       <w:r>
         <w:rPr>
           <w:rFonts w:ascii="Courier New" w:eastAsia="Times New Roman" w:hAnsi="Courier New" w:cs="Courier New"/>
@@ -7127,7 +6605,6 @@
         </w:rPr>
         <w:t xml:space="preserve">    building </w:t>
       </w:r>
-      <w:proofErr w:type="gramStart"/>
       <w:r>
         <w:rPr>
           <w:rFonts w:ascii="Courier New" w:eastAsia="Times New Roman" w:hAnsi="Courier New" w:cs="Courier New"/>
@@ -7144,7 +6621,6 @@
         </w:rPr>
         <w:t>(</w:t>
       </w:r>
-      <w:proofErr w:type="gramEnd"/>
       <w:r>
         <w:rPr>
           <w:rFonts w:ascii="Courier New" w:eastAsia="Times New Roman" w:hAnsi="Courier New" w:cs="Courier New"/>
@@ -7176,25 +6652,8 @@
           <w:rFonts w:ascii="Courier New" w:eastAsia="Times New Roman" w:hAnsi="Courier New" w:cs="Courier New"/>
           <w:color w:val="000000"/>
         </w:rPr>
-        <w:t xml:space="preserve">    </w:t>
-      </w:r>
-      <w:proofErr w:type="spellStart"/>
-      <w:r>
-        <w:rPr>
-          <w:rFonts w:ascii="Courier New" w:eastAsia="Times New Roman" w:hAnsi="Courier New" w:cs="Courier New"/>
-          <w:color w:val="000000"/>
-        </w:rPr>
-        <w:t>room_number</w:t>
-      </w:r>
-      <w:proofErr w:type="spellEnd"/>
-      <w:r>
-        <w:rPr>
-          <w:rFonts w:ascii="Courier New" w:eastAsia="Times New Roman" w:hAnsi="Courier New" w:cs="Courier New"/>
-          <w:color w:val="000000"/>
-        </w:rPr>
-        <w:t xml:space="preserve"> </w:t>
-      </w:r>
-      <w:proofErr w:type="gramStart"/>
+        <w:t xml:space="preserve">    room_number </w:t>
+      </w:r>
       <w:r>
         <w:rPr>
           <w:rFonts w:ascii="Courier New" w:eastAsia="Times New Roman" w:hAnsi="Courier New" w:cs="Courier New"/>
@@ -7211,7 +6670,6 @@
         </w:rPr>
         <w:t>(</w:t>
       </w:r>
-      <w:proofErr w:type="gramEnd"/>
       <w:r>
         <w:rPr>
           <w:rFonts w:ascii="Courier New" w:eastAsia="Times New Roman" w:hAnsi="Courier New" w:cs="Courier New"/>
@@ -7243,26 +6701,8 @@
           <w:rFonts w:ascii="Courier New" w:eastAsia="Times New Roman" w:hAnsi="Courier New" w:cs="Courier New"/>
           <w:color w:val="000000"/>
         </w:rPr>
-        <w:lastRenderedPageBreak/>
-        <w:t xml:space="preserve">    </w:t>
-      </w:r>
-      <w:proofErr w:type="spellStart"/>
-      <w:r>
-        <w:rPr>
-          <w:rFonts w:ascii="Courier New" w:eastAsia="Times New Roman" w:hAnsi="Courier New" w:cs="Courier New"/>
-          <w:color w:val="000000"/>
-        </w:rPr>
-        <w:t>time_slot_id</w:t>
-      </w:r>
-      <w:proofErr w:type="spellEnd"/>
-      <w:r>
-        <w:rPr>
-          <w:rFonts w:ascii="Courier New" w:eastAsia="Times New Roman" w:hAnsi="Courier New" w:cs="Courier New"/>
-          <w:color w:val="000000"/>
-        </w:rPr>
-        <w:t xml:space="preserve"> </w:t>
-      </w:r>
-      <w:proofErr w:type="gramStart"/>
+        <w:t xml:space="preserve">    time_slot_id </w:t>
+      </w:r>
       <w:r>
         <w:rPr>
           <w:rFonts w:ascii="Courier New" w:eastAsia="Times New Roman" w:hAnsi="Courier New" w:cs="Courier New"/>
@@ -7279,7 +6719,6 @@
         </w:rPr>
         <w:t>(</w:t>
       </w:r>
-      <w:proofErr w:type="gramEnd"/>
       <w:r>
         <w:rPr>
           <w:rFonts w:ascii="Courier New" w:eastAsia="Times New Roman" w:hAnsi="Courier New" w:cs="Courier New"/>
@@ -7354,7 +6793,6 @@
         </w:rPr>
         <w:t>(</w:t>
       </w:r>
-      <w:proofErr w:type="spellStart"/>
       <w:r>
         <w:rPr>
           <w:rFonts w:ascii="Courier New" w:eastAsia="Times New Roman" w:hAnsi="Courier New" w:cs="Courier New"/>
@@ -7362,7 +6800,6 @@
         </w:rPr>
         <w:t>course_id</w:t>
       </w:r>
-      <w:proofErr w:type="spellEnd"/>
       <w:r>
         <w:rPr>
           <w:rFonts w:ascii="Courier New" w:eastAsia="Times New Roman" w:hAnsi="Courier New" w:cs="Courier New"/>
@@ -7377,17 +6814,8 @@
           <w:rFonts w:ascii="Courier New" w:eastAsia="Times New Roman" w:hAnsi="Courier New" w:cs="Courier New"/>
           <w:color w:val="000000"/>
         </w:rPr>
-        <w:t xml:space="preserve"> </w:t>
-      </w:r>
-      <w:proofErr w:type="spellStart"/>
-      <w:r>
-        <w:rPr>
-          <w:rFonts w:ascii="Courier New" w:eastAsia="Times New Roman" w:hAnsi="Courier New" w:cs="Courier New"/>
-          <w:color w:val="000000"/>
-        </w:rPr>
-        <w:t>sec_id</w:t>
-      </w:r>
-      <w:proofErr w:type="spellEnd"/>
+        <w:t xml:space="preserve"> sec_id</w:t>
+      </w:r>
       <w:r>
         <w:rPr>
           <w:rFonts w:ascii="Courier New" w:eastAsia="Times New Roman" w:hAnsi="Courier New" w:cs="Courier New"/>
@@ -7585,7 +7013,6 @@
           <w:szCs w:val="24"/>
         </w:rPr>
       </w:pPr>
-      <w:proofErr w:type="gramStart"/>
       <w:r>
         <w:rPr>
           <w:rFonts w:ascii="Courier New" w:eastAsia="Times New Roman" w:hAnsi="Courier New" w:cs="Courier New"/>
@@ -7595,7 +7022,6 @@
         </w:rPr>
         <w:t>);</w:t>
       </w:r>
-      <w:proofErr w:type="gramEnd"/>
     </w:p>
     <w:p/>
     <w:p>
@@ -7630,15 +7056,7 @@
     </w:p>
     <w:p>
       <w:r>
-        <w:t xml:space="preserve">This </w:t>
-      </w:r>
-      <w:proofErr w:type="spellStart"/>
-      <w:r>
-        <w:t>constriant</w:t>
-      </w:r>
-      <w:proofErr w:type="spellEnd"/>
-      <w:r>
-        <w:t xml:space="preserve"> is applied on the foreign key.</w:t>
+        <w:t>This constriant is applied on the foreign key.</w:t>
       </w:r>
     </w:p>
     <w:p>
@@ -7665,15 +7083,7 @@
     </w:p>
     <w:p>
       <w:r>
-        <w:t xml:space="preserve">We </w:t>
-      </w:r>
-      <w:proofErr w:type="spellStart"/>
-      <w:r>
-        <w:t>can not</w:t>
-      </w:r>
-      <w:proofErr w:type="spellEnd"/>
-      <w:r>
-        <w:t xml:space="preserve"> insert a record in the </w:t>
+        <w:t xml:space="preserve">We can not insert a record in the </w:t>
       </w:r>
       <w:r>
         <w:rPr>
@@ -7719,15 +7129,7 @@
     </w:p>
     <w:p>
       <w:r>
-        <w:t xml:space="preserve">We </w:t>
-      </w:r>
-      <w:proofErr w:type="spellStart"/>
-      <w:r>
-        <w:t>can not</w:t>
-      </w:r>
-      <w:proofErr w:type="spellEnd"/>
-      <w:r>
-        <w:t xml:space="preserve"> dele</w:t>
+        <w:t>We can not dele</w:t>
       </w:r>
       <w:r>
         <w:t>te</w:t>
@@ -7828,11 +7230,9 @@
           <w:numId w:val="16"/>
         </w:numPr>
       </w:pPr>
-      <w:proofErr w:type="spellStart"/>
       <w:r>
         <w:t>Primarykey</w:t>
       </w:r>
-      <w:proofErr w:type="spellEnd"/>
     </w:p>
     <w:p>
       <w:pPr>
@@ -7842,11 +7242,9 @@
           <w:numId w:val="16"/>
         </w:numPr>
       </w:pPr>
-      <w:proofErr w:type="spellStart"/>
       <w:r>
         <w:t>Foreignkey</w:t>
       </w:r>
-      <w:proofErr w:type="spellEnd"/>
     </w:p>
     <w:p>
       <w:pPr>
@@ -7971,6 +7369,7 @@
     </w:p>
     <w:p>
       <w:r>
+        <w:lastRenderedPageBreak/>
         <w:t xml:space="preserve">Logical unit of </w:t>
       </w:r>
       <w:r>
@@ -7998,7 +7397,6 @@
         <w:rPr>
           <w:noProof/>
         </w:rPr>
-        <w:lastRenderedPageBreak/>
         <w:drawing>
           <wp:inline distT="0" distB="0" distL="0" distR="0" wp14:anchorId="2FFC3251" wp14:editId="76E04BB0">
             <wp:extent cx="5943600" cy="4718050"/>
@@ -8060,33 +7458,7 @@
     </w:p>
     <w:p>
       <w:r>
-        <w:t xml:space="preserve">Some DBMS </w:t>
-      </w:r>
-      <w:proofErr w:type="spellStart"/>
-      <w:r>
-        <w:t>softwares</w:t>
-      </w:r>
-      <w:proofErr w:type="spellEnd"/>
-      <w:r>
-        <w:t xml:space="preserve"> by default set to AUTO COMMIT </w:t>
-      </w:r>
-      <w:proofErr w:type="spellStart"/>
-      <w:proofErr w:type="gramStart"/>
-      <w:r>
-        <w:t>mode,we</w:t>
-      </w:r>
-      <w:proofErr w:type="spellEnd"/>
-      <w:proofErr w:type="gramEnd"/>
-      <w:r>
-        <w:t xml:space="preserve"> can change that </w:t>
-      </w:r>
-      <w:proofErr w:type="gramStart"/>
-      <w:r>
-        <w:t>setting .</w:t>
-      </w:r>
-      <w:proofErr w:type="gramEnd"/>
-      <w:r>
-        <w:t xml:space="preserve"> </w:t>
+        <w:t xml:space="preserve">Some DBMS softwares by default set to AUTO COMMIT mode,we can change that setting . </w:t>
       </w:r>
     </w:p>
     <w:p>
@@ -8094,36 +7466,15 @@
         <w:t>&gt;</w:t>
       </w:r>
       <w:r>
-        <w:t xml:space="preserve">SET </w:t>
-      </w:r>
-      <w:proofErr w:type="spellStart"/>
-      <w:r>
-        <w:t>autocommit</w:t>
-      </w:r>
-      <w:proofErr w:type="spellEnd"/>
-      <w:r>
-        <w:t>=</w:t>
-      </w:r>
-      <w:proofErr w:type="gramStart"/>
-      <w:r>
-        <w:t>OFF</w:t>
+        <w:t>SET autocommit=OFF</w:t>
       </w:r>
       <w:r>
         <w:t>;</w:t>
       </w:r>
-      <w:proofErr w:type="gramEnd"/>
-    </w:p>
-    <w:p>
-      <w:r>
-        <w:t xml:space="preserve">Consider the below </w:t>
-      </w:r>
-      <w:proofErr w:type="gramStart"/>
-      <w:r>
-        <w:t>sequence ,</w:t>
-      </w:r>
-      <w:proofErr w:type="gramEnd"/>
-      <w:r>
-        <w:t xml:space="preserve"> COMMIT will save all the work </w:t>
+    </w:p>
+    <w:p>
+      <w:r>
+        <w:t xml:space="preserve">Consider the below sequence , COMMIT will save all the work </w:t>
       </w:r>
       <w:r>
         <w:t>done from START TRANSACTION till the end.</w:t>
@@ -8192,98 +7543,60 @@
         <w:t>&gt;</w:t>
       </w:r>
       <w:r>
-        <w:t>SAVEPOINT &lt;</w:t>
-      </w:r>
-      <w:proofErr w:type="spellStart"/>
-      <w:r>
-        <w:t>savepoint_name</w:t>
-      </w:r>
-      <w:proofErr w:type="spellEnd"/>
-      <w:proofErr w:type="gramStart"/>
+        <w:t>SAVEPOINT &lt;savepoint_name&gt;</w:t>
+      </w:r>
+      <w:r>
+        <w:t>;</w:t>
+      </w:r>
+    </w:p>
+    <w:p>
+      <w:pPr>
+        <w:pStyle w:val="Heading2"/>
+      </w:pPr>
+      <w:bookmarkStart w:id="19" w:name="_Toc123505660"/>
+      <w:r>
+        <w:t>ROLLBACK</w:t>
+      </w:r>
+      <w:bookmarkEnd w:id="19"/>
+    </w:p>
+    <w:p>
+      <w:r>
+        <w:t>This commands uncommit all the changes or restore the current state to any previously saved state.</w:t>
+      </w:r>
+    </w:p>
+    <w:p>
+      <w:r>
+        <w:t>&gt;ROLLBACK;</w:t>
+      </w:r>
+    </w:p>
+    <w:p>
+      <w:r>
+        <w:t xml:space="preserve">It </w:t>
+      </w:r>
+      <w:r>
+        <w:t>restores the database to last committed state</w:t>
+      </w:r>
+      <w:r>
+        <w:t>.</w:t>
+      </w:r>
+    </w:p>
+    <w:p>
       <w:r>
         <w:t>&gt;</w:t>
       </w:r>
       <w:r>
-        <w:t>;</w:t>
-      </w:r>
-      <w:proofErr w:type="gramEnd"/>
-    </w:p>
-    <w:p>
-      <w:pPr>
-        <w:pStyle w:val="Heading2"/>
-      </w:pPr>
-      <w:bookmarkStart w:id="19" w:name="_Toc123505660"/>
-      <w:r>
-        <w:t>ROLLBACK</w:t>
-      </w:r>
-      <w:bookmarkEnd w:id="19"/>
-    </w:p>
-    <w:p>
-      <w:proofErr w:type="gramStart"/>
-      <w:r>
-        <w:t>This commands</w:t>
-      </w:r>
-      <w:proofErr w:type="gramEnd"/>
-      <w:r>
-        <w:t xml:space="preserve"> uncommit all the changes or restore the current state to any previously saved state.</w:t>
-      </w:r>
-    </w:p>
-    <w:p>
-      <w:r>
-        <w:t>&gt;</w:t>
-      </w:r>
-      <w:proofErr w:type="gramStart"/>
-      <w:r>
-        <w:t>ROLLBACK;</w:t>
-      </w:r>
-      <w:proofErr w:type="gramEnd"/>
+        <w:t>ROLLBACK TO SAVEPOINT &lt;savepoint_name&gt;;</w:t>
+      </w:r>
     </w:p>
     <w:p>
       <w:r>
         <w:t xml:space="preserve">It </w:t>
       </w:r>
       <w:r>
-        <w:t>restores the database to last committed state</w:t>
-      </w:r>
-      <w:r>
-        <w:t>.</w:t>
-      </w:r>
-    </w:p>
-    <w:p>
-      <w:r>
-        <w:t>&gt;</w:t>
-      </w:r>
-      <w:r>
-        <w:t>ROLLBACK TO SAVEPOINT &lt;</w:t>
-      </w:r>
-      <w:proofErr w:type="spellStart"/>
-      <w:r>
-        <w:t>savepoint_name</w:t>
-      </w:r>
-      <w:proofErr w:type="spellEnd"/>
-      <w:proofErr w:type="gramStart"/>
-      <w:r>
-        <w:t>&gt;;</w:t>
-      </w:r>
-      <w:proofErr w:type="gramEnd"/>
-    </w:p>
-    <w:p>
-      <w:r>
-        <w:t xml:space="preserve">It </w:t>
-      </w:r>
-      <w:r>
         <w:t xml:space="preserve">restores the database to </w:t>
       </w:r>
       <w:r>
-        <w:t xml:space="preserve">a particular </w:t>
-      </w:r>
-      <w:proofErr w:type="spellStart"/>
-      <w:r>
-        <w:t>savepoint</w:t>
-      </w:r>
-      <w:proofErr w:type="spellEnd"/>
-      <w:r>
-        <w:t xml:space="preserve"> state</w:t>
+        <w:t>a particular savepoint state</w:t>
       </w:r>
       <w:r>
         <w:t>.</w:t>
@@ -8476,13 +7789,8 @@
     </w:p>
     <w:p>
       <w:r>
-        <w:t xml:space="preserve">&gt;SHOW </w:t>
-      </w:r>
-      <w:proofErr w:type="gramStart"/>
-      <w:r>
-        <w:t>PROCESSLIST;</w:t>
-      </w:r>
-      <w:proofErr w:type="gramEnd"/>
+        <w:t>&gt;SHOW PROCESSLIST;</w:t>
+      </w:r>
     </w:p>
     <w:p>
       <w:pPr>
@@ -8508,11 +7816,9 @@
       <w:r>
         <w:t xml:space="preserve">A functional dependency (FD) is a relationship between two attributes, typically between the </w:t>
       </w:r>
-      <w:proofErr w:type="spellStart"/>
       <w:r>
         <w:t>primarykey</w:t>
       </w:r>
-      <w:proofErr w:type="spellEnd"/>
       <w:r>
         <w:t xml:space="preserve"> and other non-key attributes within a table.</w:t>
       </w:r>
@@ -8583,21 +7889,8 @@
       </w:r>
     </w:p>
     <w:p>
-      <w:proofErr w:type="spellStart"/>
-      <w:r>
-        <w:t>i.e</w:t>
-      </w:r>
-      <w:proofErr w:type="spellEnd"/>
-      <w:r>
-        <w:t xml:space="preserve"> X determines the value of </w:t>
-      </w:r>
-      <w:proofErr w:type="gramStart"/>
-      <w:r>
-        <w:t>Y ,</w:t>
-      </w:r>
-      <w:proofErr w:type="gramEnd"/>
-      <w:r>
-        <w:t xml:space="preserve"> and Y value is dependent on X.</w:t>
+      <w:r>
+        <w:t>i.e X determines the value of Y , and Y value is dependent on X.</w:t>
       </w:r>
     </w:p>
     <w:p>
@@ -8831,13 +8124,8 @@
       <w:r>
         <w:t xml:space="preserve">C1 -&gt; C2 holds here </w:t>
       </w:r>
-      <w:proofErr w:type="gramStart"/>
-      <w:r>
-        <w:t>and also</w:t>
-      </w:r>
-      <w:proofErr w:type="gramEnd"/>
-      <w:r>
-        <w:t xml:space="preserve"> C2-&gt;C1 holds good too</w:t>
+      <w:r>
+        <w:t>and also C2-&gt;C1 holds good too</w:t>
       </w:r>
       <w:r>
         <w:t>, as both C1 and C2 are having unique values.</w:t>
@@ -9078,18 +8366,10 @@
         <w:t>Here only C1-&gt;C2 holds</w:t>
       </w:r>
       <w:r>
-        <w:t xml:space="preserve"> as C1 has unique </w:t>
-      </w:r>
-      <w:proofErr w:type="gramStart"/>
-      <w:r>
-        <w:t>values</w:t>
-      </w:r>
-      <w:r>
-        <w:t xml:space="preserve"> ,</w:t>
-      </w:r>
-      <w:proofErr w:type="gramEnd"/>
-      <w:r>
-        <w:t xml:space="preserve"> C2-&gt;C1 does not hold as C2 have two values same (9) but corresponding</w:t>
+        <w:t xml:space="preserve"> as C1 has unique values</w:t>
+      </w:r>
+      <w:r>
+        <w:t xml:space="preserve"> , C2-&gt;C1 does not hold as C2 have two values same (9) but corresponding</w:t>
       </w:r>
       <w:r>
         <w:t xml:space="preserve"> values in</w:t>
@@ -9098,29 +8378,13 @@
         <w:t xml:space="preserve"> C1 </w:t>
       </w:r>
       <w:r>
-        <w:t xml:space="preserve">are </w:t>
-      </w:r>
-      <w:proofErr w:type="gramStart"/>
-      <w:r>
-        <w:t>different(</w:t>
-      </w:r>
-      <w:r>
-        <w:t>3 ,</w:t>
-      </w:r>
-      <w:proofErr w:type="gramEnd"/>
-      <w:r>
-        <w:t xml:space="preserve"> </w:t>
-      </w:r>
-      <w:proofErr w:type="gramStart"/>
-      <w:r>
-        <w:t xml:space="preserve">4 </w:t>
-      </w:r>
-      <w:r>
-        <w:t>)</w:t>
-      </w:r>
-      <w:proofErr w:type="gramEnd"/>
-      <w:r>
-        <w:t xml:space="preserve">. </w:t>
+        <w:t>are different(</w:t>
+      </w:r>
+      <w:r>
+        <w:t xml:space="preserve">3 , 4 </w:t>
+      </w:r>
+      <w:r>
+        <w:t xml:space="preserve">). </w:t>
       </w:r>
     </w:p>
     <w:tbl>
@@ -9383,15 +8647,7 @@
     </w:p>
     <w:p>
       <w:r>
-        <w:t>For example, {</w:t>
-      </w:r>
-      <w:proofErr w:type="spellStart"/>
-      <w:r>
-        <w:t>roll_no</w:t>
-      </w:r>
-      <w:proofErr w:type="spellEnd"/>
-      <w:r>
-        <w:t xml:space="preserve">, name} </w:t>
+        <w:t xml:space="preserve">For example, {roll_no, name} </w:t>
       </w:r>
       <w:r>
         <w:rPr>
@@ -9436,23 +8692,7 @@
     </w:p>
     <w:p>
       <w:r>
-        <w:t xml:space="preserve">For example, </w:t>
-      </w:r>
-      <w:proofErr w:type="gramStart"/>
-      <w:r>
-        <w:t>If</w:t>
-      </w:r>
-      <w:proofErr w:type="gramEnd"/>
-      <w:r>
-        <w:t xml:space="preserve"> {</w:t>
-      </w:r>
-      <w:proofErr w:type="spellStart"/>
-      <w:r>
-        <w:t>roll_no</w:t>
-      </w:r>
-      <w:proofErr w:type="spellEnd"/>
-      <w:r>
-        <w:t xml:space="preserve">, name} </w:t>
+        <w:t xml:space="preserve">For example, If {roll_no, name} </w:t>
       </w:r>
       <w:r>
         <w:rPr>
@@ -9461,31 +8701,7 @@
         <w:t>→</w:t>
       </w:r>
       <w:r>
-        <w:t xml:space="preserve"> </w:t>
-      </w:r>
-      <w:proofErr w:type="spellStart"/>
-      <w:r>
-        <w:t>dept_building</w:t>
-      </w:r>
-      <w:proofErr w:type="spellEnd"/>
-      <w:r>
-        <w:t xml:space="preserve"> is valid, hence {</w:t>
-      </w:r>
-      <w:proofErr w:type="spellStart"/>
-      <w:r>
-        <w:t>roll_no</w:t>
-      </w:r>
-      <w:proofErr w:type="spellEnd"/>
-      <w:r>
-        <w:t xml:space="preserve">, name, </w:t>
-      </w:r>
-      <w:proofErr w:type="spellStart"/>
-      <w:r>
-        <w:t>dept_name</w:t>
-      </w:r>
-      <w:proofErr w:type="spellEnd"/>
-      <w:r>
-        <w:t xml:space="preserve">} </w:t>
+        <w:t xml:space="preserve"> dept_building is valid, hence {roll_no, name, dept_name} </w:t>
       </w:r>
       <w:r>
         <w:rPr>
@@ -9494,23 +8710,7 @@
         <w:t>→</w:t>
       </w:r>
       <w:r>
-        <w:t xml:space="preserve"> {</w:t>
-      </w:r>
-      <w:proofErr w:type="spellStart"/>
-      <w:r>
-        <w:t>dept_building</w:t>
-      </w:r>
-      <w:proofErr w:type="spellEnd"/>
-      <w:r>
-        <w:t xml:space="preserve">, </w:t>
-      </w:r>
-      <w:proofErr w:type="spellStart"/>
-      <w:r>
-        <w:t>dept_name</w:t>
-      </w:r>
-      <w:proofErr w:type="spellEnd"/>
-      <w:r>
-        <w:t>} is also valid.</w:t>
+        <w:t xml:space="preserve"> {dept_building, dept_name} is also valid.</w:t>
       </w:r>
     </w:p>
     <w:p>
@@ -9555,15 +8755,7 @@
     </w:p>
     <w:p>
       <w:r>
-        <w:t xml:space="preserve">For example, </w:t>
-      </w:r>
-      <w:proofErr w:type="spellStart"/>
-      <w:r>
-        <w:t>roll_no</w:t>
-      </w:r>
-      <w:proofErr w:type="spellEnd"/>
-      <w:r>
-        <w:t xml:space="preserve"> </w:t>
+        <w:t xml:space="preserve">For example, roll_no </w:t>
       </w:r>
       <w:r>
         <w:rPr>
@@ -9572,23 +8764,7 @@
         <w:t>→</w:t>
       </w:r>
       <w:r>
-        <w:t xml:space="preserve"> </w:t>
-      </w:r>
-      <w:proofErr w:type="spellStart"/>
-      <w:r>
-        <w:t>dept_name</w:t>
-      </w:r>
-      <w:proofErr w:type="spellEnd"/>
-      <w:r>
-        <w:t xml:space="preserve"> &amp; </w:t>
-      </w:r>
-      <w:proofErr w:type="spellStart"/>
-      <w:r>
-        <w:t>dept_name</w:t>
-      </w:r>
-      <w:proofErr w:type="spellEnd"/>
-      <w:r>
-        <w:t xml:space="preserve"> </w:t>
+        <w:t xml:space="preserve"> dept_name &amp; dept_name </w:t>
       </w:r>
       <w:r>
         <w:rPr>
@@ -9597,23 +8773,7 @@
         <w:t>→</w:t>
       </w:r>
       <w:r>
-        <w:t xml:space="preserve"> </w:t>
-      </w:r>
-      <w:proofErr w:type="spellStart"/>
-      <w:r>
-        <w:t>dept_building</w:t>
-      </w:r>
-      <w:proofErr w:type="spellEnd"/>
-      <w:r>
-        <w:t xml:space="preserve">, then </w:t>
-      </w:r>
-      <w:proofErr w:type="spellStart"/>
-      <w:r>
-        <w:t>roll_no</w:t>
-      </w:r>
-      <w:proofErr w:type="spellEnd"/>
-      <w:r>
-        <w:t xml:space="preserve"> </w:t>
+        <w:t xml:space="preserve"> dept_building, then roll_no </w:t>
       </w:r>
       <w:r>
         <w:rPr>
@@ -9622,15 +8782,7 @@
         <w:t>→</w:t>
       </w:r>
       <w:r>
-        <w:t xml:space="preserve"> </w:t>
-      </w:r>
-      <w:proofErr w:type="spellStart"/>
-      <w:r>
-        <w:t>dept_building</w:t>
-      </w:r>
-      <w:proofErr w:type="spellEnd"/>
-      <w:r>
-        <w:t xml:space="preserve"> is also valid.</w:t>
+        <w:t xml:space="preserve"> dept_building is also valid.</w:t>
       </w:r>
     </w:p>
     <w:p/>
@@ -9663,34 +8815,118 @@
       </w:r>
     </w:p>
     <w:p>
-      <w:proofErr w:type="spellStart"/>
-      <w:r>
-        <w:t>i.e</w:t>
-      </w:r>
-      <w:proofErr w:type="spellEnd"/>
+      <w:r>
+        <w:t xml:space="preserve">i.e </w:t>
+      </w:r>
+      <w:r>
+        <w:t>If A</w:t>
+      </w:r>
+      <w:r>
+        <w:rPr>
+          <w:rFonts w:ascii="Arial" w:hAnsi="Arial" w:cs="Arial"/>
+        </w:rPr>
+        <w:t>→</w:t>
+      </w:r>
+      <w:r>
+        <w:t xml:space="preserve"> B and B</w:t>
+      </w:r>
+      <w:r>
+        <w:rPr>
+          <w:rFonts w:ascii="Cambria Math" w:hAnsi="Cambria Math" w:cs="Cambria Math"/>
+        </w:rPr>
+        <w:t>⊆</w:t>
+      </w:r>
+      <w:r>
+        <w:t>A</w:t>
+      </w:r>
+    </w:p>
+    <w:p>
+      <w:pPr>
+        <w:pStyle w:val="Heading4"/>
+      </w:pPr>
+      <w:r>
+        <w:t>Non-trivial Functional Dependency</w:t>
+      </w:r>
+    </w:p>
+    <w:p>
+      <w:r>
+        <w:t xml:space="preserve">If </w:t>
+      </w:r>
+      <w:r>
+        <w:t>the dependent is strictly not a subset of the determinant.</w:t>
+      </w:r>
+    </w:p>
+    <w:p>
+      <w:pPr>
+        <w:rPr>
+          <w:rFonts w:ascii="Arial" w:hAnsi="Arial" w:cs="Arial"/>
+        </w:rPr>
+      </w:pPr>
+      <w:r>
+        <w:t>i.e If A</w:t>
+      </w:r>
+      <w:r>
+        <w:rPr>
+          <w:rFonts w:ascii="Arial" w:hAnsi="Arial" w:cs="Arial"/>
+        </w:rPr>
+        <w:t>→</w:t>
+      </w:r>
+      <w:r>
+        <w:t xml:space="preserve"> B and A</w:t>
+      </w:r>
       <w:r>
         <w:t xml:space="preserve"> </w:t>
       </w:r>
       <w:r>
-        <w:t>If A</w:t>
-      </w:r>
-      <w:r>
         <w:rPr>
           <w:rFonts w:ascii="Arial" w:hAnsi="Arial" w:cs="Arial"/>
         </w:rPr>
+        <w:t>∩</w:t>
+      </w:r>
+      <w:r>
+        <w:rPr>
+          <w:rFonts w:ascii="Arial" w:hAnsi="Arial" w:cs="Arial"/>
+        </w:rPr>
+        <w:t xml:space="preserve"> B = NULL</w:t>
+      </w:r>
+    </w:p>
+    <w:p>
+      <w:pPr>
+        <w:pStyle w:val="Heading4"/>
+      </w:pPr>
+      <w:r>
+        <w:t>Multivalued Functional Dependency</w:t>
+      </w:r>
+    </w:p>
+    <w:p>
+      <w:r>
+        <w:t xml:space="preserve">If </w:t>
+      </w:r>
+      <w:r>
+        <w:t xml:space="preserve">the </w:t>
+      </w:r>
+      <w:r>
+        <w:t>attributes</w:t>
+      </w:r>
+      <w:r>
+        <w:t xml:space="preserve"> of the dependent set are not dependent on each other.</w:t>
+      </w:r>
+    </w:p>
+    <w:p>
+      <w:r>
+        <w:t xml:space="preserve">i.e. If a </w:t>
+      </w:r>
+      <w:r>
+        <w:rPr>
+          <w:rFonts w:ascii="Arial" w:hAnsi="Arial" w:cs="Arial"/>
+        </w:rPr>
         <w:t>→</w:t>
       </w:r>
       <w:r>
-        <w:t xml:space="preserve"> B and B</w:t>
-      </w:r>
-      <w:r>
-        <w:rPr>
-          <w:rFonts w:ascii="Cambria Math" w:hAnsi="Cambria Math" w:cs="Cambria Math"/>
-        </w:rPr>
-        <w:t>⊆</w:t>
-      </w:r>
-      <w:r>
-        <w:t>A</w:t>
+        <w:t xml:space="preserve"> {b, c} and there exists no functional dependency between b and c</w:t>
+      </w:r>
+      <w:r>
+        <w:t>.</w:t>
       </w:r>
     </w:p>
     <w:p>
@@ -9698,30 +8934,21 @@
         <w:pStyle w:val="Heading4"/>
       </w:pPr>
       <w:r>
-        <w:t>Non-trivial Functional Dependency</w:t>
-      </w:r>
-    </w:p>
-    <w:p>
-      <w:r>
-        <w:t xml:space="preserve">If </w:t>
-      </w:r>
-      <w:r>
-        <w:t>the dependent is strictly not a subset of the determinant.</w:t>
-      </w:r>
-    </w:p>
-    <w:p>
-      <w:pPr>
+        <w:t>Transitive Functional Dependency</w:t>
+      </w:r>
+    </w:p>
+    <w:p>
+      <w:r>
+        <w:t xml:space="preserve">If a </w:t>
+      </w:r>
+      <w:r>
         <w:rPr>
           <w:rFonts w:ascii="Arial" w:hAnsi="Arial" w:cs="Arial"/>
         </w:rPr>
-      </w:pPr>
-      <w:proofErr w:type="spellStart"/>
-      <w:r>
-        <w:t>i.e</w:t>
-      </w:r>
-      <w:proofErr w:type="spellEnd"/>
-      <w:r>
-        <w:t xml:space="preserve"> If A</w:t>
+        <w:t>→</w:t>
+      </w:r>
+      <w:r>
+        <w:t xml:space="preserve"> b &amp; b </w:t>
       </w:r>
       <w:r>
         <w:rPr>
@@ -9730,100 +8957,15 @@
         <w:t>→</w:t>
       </w:r>
       <w:r>
-        <w:t xml:space="preserve"> B and A</w:t>
-      </w:r>
-      <w:r>
-        <w:t xml:space="preserve"> </w:t>
+        <w:t xml:space="preserve"> c, then according to axiom of transitivity, a </w:t>
       </w:r>
       <w:r>
         <w:rPr>
           <w:rFonts w:ascii="Arial" w:hAnsi="Arial" w:cs="Arial"/>
         </w:rPr>
-        <w:t>∩</w:t>
-      </w:r>
-      <w:r>
-        <w:rPr>
-          <w:rFonts w:ascii="Arial" w:hAnsi="Arial" w:cs="Arial"/>
-        </w:rPr>
-        <w:t xml:space="preserve"> B = NULL</w:t>
-      </w:r>
-    </w:p>
-    <w:p>
-      <w:pPr>
-        <w:pStyle w:val="Heading4"/>
-      </w:pPr>
-      <w:r>
-        <w:t>Multivalued Functional Dependency</w:t>
-      </w:r>
-    </w:p>
-    <w:p>
-      <w:r>
-        <w:t xml:space="preserve">If </w:t>
-      </w:r>
-      <w:r>
-        <w:t xml:space="preserve">the </w:t>
-      </w:r>
-      <w:r>
-        <w:t>attributes</w:t>
-      </w:r>
-      <w:r>
-        <w:t xml:space="preserve"> of the dependent set are not dependent on each other.</w:t>
-      </w:r>
-    </w:p>
-    <w:p>
-      <w:r>
-        <w:t xml:space="preserve">i.e. If a </w:t>
-      </w:r>
-      <w:r>
-        <w:rPr>
-          <w:rFonts w:ascii="Arial" w:hAnsi="Arial" w:cs="Arial"/>
-        </w:rPr>
         <w:t>→</w:t>
       </w:r>
       <w:r>
-        <w:t xml:space="preserve"> {b, c} and there exists no functional dependency between b and c</w:t>
-      </w:r>
-      <w:r>
-        <w:t>.</w:t>
-      </w:r>
-    </w:p>
-    <w:p>
-      <w:pPr>
-        <w:pStyle w:val="Heading4"/>
-      </w:pPr>
-      <w:r>
-        <w:t>Transitive Functional Dependency</w:t>
-      </w:r>
-    </w:p>
-    <w:p>
-      <w:r>
-        <w:t xml:space="preserve">If a </w:t>
-      </w:r>
-      <w:r>
-        <w:rPr>
-          <w:rFonts w:ascii="Arial" w:hAnsi="Arial" w:cs="Arial"/>
-        </w:rPr>
-        <w:t>→</w:t>
-      </w:r>
-      <w:r>
-        <w:t xml:space="preserve"> b &amp; b </w:t>
-      </w:r>
-      <w:r>
-        <w:rPr>
-          <w:rFonts w:ascii="Arial" w:hAnsi="Arial" w:cs="Arial"/>
-        </w:rPr>
-        <w:t>→</w:t>
-      </w:r>
-      <w:r>
-        <w:t xml:space="preserve"> c, then according to axiom of transitivity, a </w:t>
-      </w:r>
-      <w:r>
-        <w:rPr>
-          <w:rFonts w:ascii="Arial" w:hAnsi="Arial" w:cs="Arial"/>
-        </w:rPr>
-        <w:t>→</w:t>
-      </w:r>
-      <w:r>
         <w:t xml:space="preserve"> c.</w:t>
       </w:r>
     </w:p>
@@ -9832,12 +8974,10 @@
         <w:pStyle w:val="Heading2"/>
       </w:pPr>
       <w:bookmarkStart w:id="27" w:name="_Toc123505668"/>
-      <w:proofErr w:type="spellStart"/>
       <w:r>
         <w:t>Anomolies</w:t>
       </w:r>
       <w:bookmarkEnd w:id="27"/>
-      <w:proofErr w:type="spellEnd"/>
     </w:p>
     <w:p>
       <w:r>
@@ -9852,15 +8992,7 @@
         <w:t>(redundancy)</w:t>
       </w:r>
       <w:r>
-        <w:t xml:space="preserve"> and not </w:t>
-      </w:r>
-      <w:proofErr w:type="gramStart"/>
-      <w:r>
-        <w:t>all of</w:t>
-      </w:r>
-      <w:proofErr w:type="gramEnd"/>
-      <w:r>
-        <w:t xml:space="preserve"> the copies are updated.</w:t>
+        <w:t xml:space="preserve"> and not all of the copies are updated.</w:t>
       </w:r>
     </w:p>
     <w:p>
@@ -9916,7 +9048,6 @@
                 <w:bCs/>
               </w:rPr>
             </w:pPr>
-            <w:proofErr w:type="spellStart"/>
             <w:r>
               <w:rPr>
                 <w:b/>
@@ -9924,7 +9055,6 @@
               </w:rPr>
               <w:t>stu_id</w:t>
             </w:r>
-            <w:proofErr w:type="spellEnd"/>
           </w:p>
         </w:tc>
         <w:tc>
@@ -9940,7 +9070,6 @@
                 <w:bCs/>
               </w:rPr>
             </w:pPr>
-            <w:proofErr w:type="spellStart"/>
             <w:r>
               <w:rPr>
                 <w:b/>
@@ -9948,7 +9077,6 @@
               </w:rPr>
               <w:t>stu_name</w:t>
             </w:r>
-            <w:proofErr w:type="spellEnd"/>
           </w:p>
         </w:tc>
         <w:tc>
@@ -9964,7 +9092,6 @@
                 <w:bCs/>
               </w:rPr>
             </w:pPr>
-            <w:proofErr w:type="spellStart"/>
             <w:r>
               <w:rPr>
                 <w:b/>
@@ -9972,7 +9099,6 @@
               </w:rPr>
               <w:t>stu_address</w:t>
             </w:r>
-            <w:proofErr w:type="spellEnd"/>
           </w:p>
         </w:tc>
         <w:tc>
@@ -9988,7 +9114,6 @@
                 <w:bCs/>
               </w:rPr>
             </w:pPr>
-            <w:proofErr w:type="spellStart"/>
             <w:r>
               <w:rPr>
                 <w:b/>
@@ -9996,7 +9121,6 @@
               </w:rPr>
               <w:t>stu_club</w:t>
             </w:r>
-            <w:proofErr w:type="spellEnd"/>
           </w:p>
         </w:tc>
       </w:tr>
@@ -10275,15 +9399,7 @@
         <w:t>,</w:t>
       </w:r>
       <w:r>
-        <w:t xml:space="preserve"> we can't insert the data of Nanda into the table since the </w:t>
-      </w:r>
-      <w:proofErr w:type="spellStart"/>
-      <w:r>
-        <w:t>st_club</w:t>
-      </w:r>
-      <w:proofErr w:type="spellEnd"/>
-      <w:r>
-        <w:t xml:space="preserve"> field cannot accept null values.</w:t>
+        <w:t xml:space="preserve"> we can't insert the data of Nanda into the table since the st_club field cannot accept null values.</w:t>
       </w:r>
     </w:p>
     <w:p>
@@ -10342,7 +9458,6 @@
                 <w:bCs/>
               </w:rPr>
             </w:pPr>
-            <w:proofErr w:type="spellStart"/>
             <w:r>
               <w:rPr>
                 <w:b/>
@@ -10350,7 +9465,6 @@
               </w:rPr>
               <w:t>stu_id</w:t>
             </w:r>
-            <w:proofErr w:type="spellEnd"/>
           </w:p>
         </w:tc>
         <w:tc>
@@ -10366,7 +9480,6 @@
                 <w:bCs/>
               </w:rPr>
             </w:pPr>
-            <w:proofErr w:type="spellStart"/>
             <w:r>
               <w:rPr>
                 <w:b/>
@@ -10374,7 +9487,6 @@
               </w:rPr>
               <w:t>stu_name</w:t>
             </w:r>
-            <w:proofErr w:type="spellEnd"/>
           </w:p>
         </w:tc>
         <w:tc>
@@ -10390,7 +9502,6 @@
                 <w:bCs/>
               </w:rPr>
             </w:pPr>
-            <w:proofErr w:type="spellStart"/>
             <w:r>
               <w:rPr>
                 <w:b/>
@@ -10398,7 +9509,6 @@
               </w:rPr>
               <w:t>stu_address</w:t>
             </w:r>
-            <w:proofErr w:type="spellEnd"/>
           </w:p>
         </w:tc>
         <w:tc>
@@ -10414,7 +9524,6 @@
                 <w:bCs/>
               </w:rPr>
             </w:pPr>
-            <w:proofErr w:type="spellStart"/>
             <w:r>
               <w:rPr>
                 <w:b/>
@@ -10422,7 +9531,6 @@
               </w:rPr>
               <w:t>stu_club</w:t>
             </w:r>
-            <w:proofErr w:type="spellEnd"/>
           </w:p>
         </w:tc>
       </w:tr>
@@ -10714,14 +9822,9 @@
       </w:pPr>
       <w:bookmarkStart w:id="30" w:name="_Toc123505671"/>
       <w:r>
-        <w:t xml:space="preserve">Delete </w:t>
-      </w:r>
-      <w:proofErr w:type="spellStart"/>
-      <w:r>
-        <w:t>Anamoly</w:t>
+        <w:t>Delete Anamoly</w:t>
       </w:r>
       <w:bookmarkEnd w:id="30"/>
-      <w:proofErr w:type="spellEnd"/>
     </w:p>
     <w:p>
       <w:r>
@@ -10733,15 +9836,7 @@
     </w:p>
     <w:p>
       <w:r>
-        <w:t xml:space="preserve">the college at some point closes the club crypto, then deleting the rows that contain </w:t>
-      </w:r>
-      <w:proofErr w:type="spellStart"/>
-      <w:r>
-        <w:t>s_club</w:t>
-      </w:r>
-      <w:proofErr w:type="spellEnd"/>
-      <w:r>
-        <w:t xml:space="preserve"> as crypto would also delete the information of student Mukesh since he belongs only to this department.</w:t>
+        <w:t>the college at some point closes the club crypto, then deleting the rows that contain s_club as crypto would also delete the information of student Mukesh since he belongs only to this department.</w:t>
       </w:r>
     </w:p>
     <w:tbl>
@@ -10779,7 +9874,6 @@
                 <w:bCs/>
               </w:rPr>
             </w:pPr>
-            <w:proofErr w:type="spellStart"/>
             <w:r>
               <w:rPr>
                 <w:b/>
@@ -10787,7 +9881,6 @@
               </w:rPr>
               <w:t>stu_id</w:t>
             </w:r>
-            <w:proofErr w:type="spellEnd"/>
           </w:p>
         </w:tc>
         <w:tc>
@@ -10803,7 +9896,6 @@
                 <w:bCs/>
               </w:rPr>
             </w:pPr>
-            <w:proofErr w:type="spellStart"/>
             <w:r>
               <w:rPr>
                 <w:b/>
@@ -10811,7 +9903,6 @@
               </w:rPr>
               <w:t>stu_name</w:t>
             </w:r>
-            <w:proofErr w:type="spellEnd"/>
           </w:p>
         </w:tc>
         <w:tc>
@@ -10827,7 +9918,6 @@
                 <w:bCs/>
               </w:rPr>
             </w:pPr>
-            <w:proofErr w:type="spellStart"/>
             <w:r>
               <w:rPr>
                 <w:b/>
@@ -10835,7 +9925,6 @@
               </w:rPr>
               <w:t>stu_address</w:t>
             </w:r>
-            <w:proofErr w:type="spellEnd"/>
           </w:p>
         </w:tc>
         <w:tc>
@@ -10851,7 +9940,6 @@
                 <w:bCs/>
               </w:rPr>
             </w:pPr>
-            <w:proofErr w:type="spellStart"/>
             <w:r>
               <w:rPr>
                 <w:b/>
@@ -10859,7 +9947,6 @@
               </w:rPr>
               <w:t>stu_club</w:t>
             </w:r>
-            <w:proofErr w:type="spellEnd"/>
           </w:p>
         </w:tc>
       </w:tr>
@@ -12396,11 +11483,9 @@
             <w:tcW w:w="2288" w:type="dxa"/>
           </w:tcPr>
           <w:p>
-            <w:proofErr w:type="spellStart"/>
             <w:r>
               <w:t>Course_Id</w:t>
             </w:r>
-            <w:proofErr w:type="spellEnd"/>
           </w:p>
         </w:tc>
         <w:tc>
@@ -12408,11 +11493,9 @@
             <w:tcW w:w="2288" w:type="dxa"/>
           </w:tcPr>
           <w:p>
-            <w:proofErr w:type="spellStart"/>
             <w:r>
               <w:t>Stud_Id</w:t>
             </w:r>
-            <w:proofErr w:type="spellEnd"/>
           </w:p>
         </w:tc>
         <w:tc>
@@ -12430,11 +11513,9 @@
             <w:tcW w:w="2289" w:type="dxa"/>
           </w:tcPr>
           <w:p>
-            <w:proofErr w:type="spellStart"/>
             <w:r>
               <w:t>Course_Name</w:t>
             </w:r>
-            <w:proofErr w:type="spellEnd"/>
           </w:p>
         </w:tc>
       </w:tr>
@@ -12478,13 +11559,8 @@
           </w:tcPr>
           <w:p>
             <w:r>
-              <w:t xml:space="preserve">C </w:t>
-            </w:r>
-            <w:proofErr w:type="spellStart"/>
-            <w:r>
-              <w:t>Progamming</w:t>
-            </w:r>
-            <w:proofErr w:type="spellEnd"/>
+              <w:t>C Progamming</w:t>
+            </w:r>
           </w:p>
         </w:tc>
       </w:tr>
@@ -12527,13 +11603,8 @@
             <w:tcW w:w="2289" w:type="dxa"/>
           </w:tcPr>
           <w:p>
-            <w:proofErr w:type="spellStart"/>
-            <w:r>
-              <w:t>Maths</w:t>
-            </w:r>
-            <w:proofErr w:type="spellEnd"/>
-            <w:r>
-              <w:t>-I</w:t>
+            <w:r>
+              <w:t>Maths-I</w:t>
             </w:r>
           </w:p>
         </w:tc>
@@ -12577,13 +11648,8 @@
             <w:tcW w:w="2289" w:type="dxa"/>
           </w:tcPr>
           <w:p>
-            <w:proofErr w:type="spellStart"/>
-            <w:r>
-              <w:t>Maths</w:t>
-            </w:r>
-            <w:proofErr w:type="spellEnd"/>
-            <w:r>
-              <w:t>-II</w:t>
+            <w:r>
+              <w:t>Maths-II</w:t>
             </w:r>
           </w:p>
         </w:tc>
@@ -12628,13 +11694,8 @@
           </w:tcPr>
           <w:p>
             <w:r>
-              <w:t xml:space="preserve">C </w:t>
-            </w:r>
-            <w:proofErr w:type="spellStart"/>
-            <w:r>
-              <w:t>Progamming</w:t>
-            </w:r>
-            <w:proofErr w:type="spellEnd"/>
+              <w:t>C Progamming</w:t>
+            </w:r>
           </w:p>
         </w:tc>
       </w:tr>
@@ -12677,13 +11738,8 @@
             <w:tcW w:w="2289" w:type="dxa"/>
           </w:tcPr>
           <w:p>
-            <w:proofErr w:type="spellStart"/>
-            <w:r>
-              <w:t>Maths</w:t>
-            </w:r>
-            <w:proofErr w:type="spellEnd"/>
-            <w:r>
-              <w:t>-I</w:t>
+            <w:r>
+              <w:t>Maths-I</w:t>
             </w:r>
           </w:p>
         </w:tc>
@@ -12698,206 +11754,73 @@
         <w:t>table,</w:t>
       </w:r>
       <w:r>
-        <w:t xml:space="preserve"> if we need to know how much marks for </w:t>
-      </w:r>
-      <w:proofErr w:type="spellStart"/>
-      <w:r>
-        <w:t>Stud_Id</w:t>
-      </w:r>
-      <w:proofErr w:type="spellEnd"/>
+        <w:t xml:space="preserve"> if we need to know how much marks for Stud_Id </w:t>
+      </w:r>
+      <w:r>
+        <w:t xml:space="preserve">got Stud_Id is not alone </w:t>
+      </w:r>
+      <w:r>
+        <w:t>enough, we</w:t>
+      </w:r>
+      <w:r>
+        <w:t xml:space="preserve"> need the Course_Id also to determine in which course how many marks he has got.</w:t>
+      </w:r>
+    </w:p>
+    <w:p>
       <w:r>
         <w:t xml:space="preserve"> </w:t>
       </w:r>
       <w:r>
-        <w:t xml:space="preserve">got </w:t>
-      </w:r>
-      <w:proofErr w:type="spellStart"/>
-      <w:r>
-        <w:t>Stud_Id</w:t>
-      </w:r>
-      <w:proofErr w:type="spellEnd"/>
-      <w:r>
-        <w:t xml:space="preserve"> is not alone </w:t>
-      </w:r>
-      <w:r>
-        <w:t>enough, we</w:t>
-      </w:r>
-      <w:r>
-        <w:t xml:space="preserve"> need the </w:t>
-      </w:r>
-      <w:proofErr w:type="spellStart"/>
-      <w:r>
-        <w:t>Course_Id</w:t>
-      </w:r>
-      <w:proofErr w:type="spellEnd"/>
-      <w:r>
-        <w:t xml:space="preserve"> also to determine in which course how many marks he has got.</w:t>
-      </w:r>
-    </w:p>
-    <w:p>
+        <w:t>So {</w:t>
+      </w:r>
       <w:r>
         <w:t xml:space="preserve"> </w:t>
       </w:r>
       <w:r>
+        <w:t xml:space="preserve">Course_Id , Stud_Id } -&gt; </w:t>
+      </w:r>
+      <w:r>
+        <w:t xml:space="preserve">Marks </w:t>
+      </w:r>
+    </w:p>
+    <w:p>
+      <w:r>
+        <w:t xml:space="preserve">So here the primary key combination of </w:t>
+      </w:r>
+      <w:r>
+        <w:t>{</w:t>
+      </w:r>
+      <w:r>
+        <w:t xml:space="preserve"> </w:t>
+      </w:r>
+      <w:r>
+        <w:t>Course_Id , Stud_Id }</w:t>
+      </w:r>
+      <w:r>
+        <w:t>.</w:t>
+      </w:r>
+    </w:p>
+    <w:p>
+      <w:r>
+        <w:t xml:space="preserve">Now if we need to know </w:t>
+      </w:r>
+      <w:r>
+        <w:t xml:space="preserve">Course_Name </w:t>
+      </w:r>
+      <w:r>
+        <w:t xml:space="preserve">for a particular </w:t>
+      </w:r>
+      <w:r>
+        <w:t>Course_Id , the attribute Stud_Id is not required.</w:t>
+      </w:r>
+    </w:p>
+    <w:p>
+      <w:r>
         <w:t xml:space="preserve">So </w:t>
       </w:r>
-      <w:proofErr w:type="gramStart"/>
-      <w:r>
-        <w:t>{</w:t>
-      </w:r>
-      <w:r>
-        <w:t xml:space="preserve"> </w:t>
-      </w:r>
-      <w:proofErr w:type="spellStart"/>
-      <w:r>
-        <w:t>Course</w:t>
-      </w:r>
-      <w:proofErr w:type="gramEnd"/>
-      <w:r>
-        <w:t>_</w:t>
-      </w:r>
-      <w:proofErr w:type="gramStart"/>
-      <w:r>
-        <w:t>Id</w:t>
-      </w:r>
-      <w:proofErr w:type="spellEnd"/>
-      <w:r>
-        <w:t xml:space="preserve"> ,</w:t>
-      </w:r>
-      <w:proofErr w:type="gramEnd"/>
-      <w:r>
-        <w:t xml:space="preserve"> </w:t>
-      </w:r>
-      <w:proofErr w:type="spellStart"/>
-      <w:r>
-        <w:t>Stud_</w:t>
-      </w:r>
-      <w:proofErr w:type="gramStart"/>
-      <w:r>
-        <w:t>Id</w:t>
-      </w:r>
-      <w:proofErr w:type="spellEnd"/>
-      <w:r>
-        <w:t xml:space="preserve"> }</w:t>
-      </w:r>
-      <w:proofErr w:type="gramEnd"/>
-      <w:r>
-        <w:t xml:space="preserve"> -&gt; </w:t>
-      </w:r>
-      <w:r>
-        <w:t xml:space="preserve">Marks </w:t>
-      </w:r>
-    </w:p>
-    <w:p>
-      <w:r>
-        <w:t xml:space="preserve">So here the primary key combination of </w:t>
-      </w:r>
-      <w:proofErr w:type="gramStart"/>
-      <w:r>
-        <w:t>{</w:t>
-      </w:r>
-      <w:r>
-        <w:t xml:space="preserve"> </w:t>
-      </w:r>
-      <w:proofErr w:type="spellStart"/>
-      <w:r>
-        <w:t>Course</w:t>
-      </w:r>
-      <w:proofErr w:type="gramEnd"/>
-      <w:r>
-        <w:t>_</w:t>
-      </w:r>
-      <w:proofErr w:type="gramStart"/>
-      <w:r>
-        <w:t>Id</w:t>
-      </w:r>
-      <w:proofErr w:type="spellEnd"/>
-      <w:r>
-        <w:t xml:space="preserve"> ,</w:t>
-      </w:r>
-      <w:proofErr w:type="gramEnd"/>
-      <w:r>
-        <w:t xml:space="preserve"> </w:t>
-      </w:r>
-      <w:proofErr w:type="spellStart"/>
-      <w:r>
-        <w:t>Stud_</w:t>
-      </w:r>
-      <w:proofErr w:type="gramStart"/>
-      <w:r>
-        <w:t>Id</w:t>
-      </w:r>
-      <w:proofErr w:type="spellEnd"/>
-      <w:r>
-        <w:t xml:space="preserve"> }</w:t>
-      </w:r>
-      <w:proofErr w:type="gramEnd"/>
-      <w:r>
-        <w:t>.</w:t>
-      </w:r>
-    </w:p>
-    <w:p>
-      <w:r>
-        <w:t xml:space="preserve">Now if we need to know </w:t>
-      </w:r>
-      <w:proofErr w:type="spellStart"/>
-      <w:r>
-        <w:t>Course_Name</w:t>
-      </w:r>
-      <w:proofErr w:type="spellEnd"/>
-      <w:r>
-        <w:t xml:space="preserve"> </w:t>
-      </w:r>
-      <w:r>
-        <w:t xml:space="preserve">for a particular </w:t>
-      </w:r>
-      <w:proofErr w:type="spellStart"/>
-      <w:r>
-        <w:t>Course_</w:t>
-      </w:r>
-      <w:proofErr w:type="gramStart"/>
-      <w:r>
-        <w:t>Id</w:t>
-      </w:r>
-      <w:proofErr w:type="spellEnd"/>
-      <w:r>
-        <w:t xml:space="preserve"> ,</w:t>
-      </w:r>
-      <w:proofErr w:type="gramEnd"/>
-      <w:r>
-        <w:t xml:space="preserve"> the attribute </w:t>
-      </w:r>
-      <w:proofErr w:type="spellStart"/>
-      <w:r>
-        <w:t>Stud_Id</w:t>
-      </w:r>
-      <w:proofErr w:type="spellEnd"/>
-      <w:r>
-        <w:t xml:space="preserve"> is not required.</w:t>
-      </w:r>
-    </w:p>
-    <w:p>
-      <w:proofErr w:type="gramStart"/>
-      <w:r>
-        <w:t>So</w:t>
-      </w:r>
-      <w:proofErr w:type="gramEnd"/>
-      <w:r>
-        <w:t xml:space="preserve"> </w:t>
-      </w:r>
-      <w:proofErr w:type="spellStart"/>
-      <w:r>
-        <w:t>Course_Id</w:t>
-      </w:r>
-      <w:proofErr w:type="spellEnd"/>
-      <w:r>
-        <w:t xml:space="preserve"> -&gt; </w:t>
-      </w:r>
-      <w:proofErr w:type="spellStart"/>
-      <w:r>
-        <w:t>Course_Name</w:t>
-      </w:r>
-      <w:proofErr w:type="spellEnd"/>
+      <w:r>
+        <w:t>Course_Id -&gt; Course_Name</w:t>
+      </w:r>
     </w:p>
     <w:p>
       <w:r>
@@ -12905,42 +11828,22 @@
           <w:b/>
           <w:bCs/>
         </w:rPr>
-        <w:t xml:space="preserve">Partial </w:t>
-      </w:r>
-      <w:proofErr w:type="gramStart"/>
-      <w:r>
-        <w:rPr>
-          <w:b/>
-          <w:bCs/>
-        </w:rPr>
-        <w:t>Dependency</w:t>
+        <w:t>Partial Dependency</w:t>
       </w:r>
       <w:r>
         <w:t xml:space="preserve"> :</w:t>
       </w:r>
       <w:r>
-        <w:t>If</w:t>
-      </w:r>
-      <w:proofErr w:type="gramEnd"/>
-      <w:r>
-        <w:t xml:space="preserve"> one </w:t>
+        <w:t xml:space="preserve">If one </w:t>
       </w:r>
       <w:r>
         <w:t xml:space="preserve">part of a </w:t>
       </w:r>
       <w:r>
-        <w:t xml:space="preserve">composite primary </w:t>
-      </w:r>
-      <w:proofErr w:type="gramStart"/>
-      <w:r>
-        <w:t>key</w:t>
-      </w:r>
-      <w:r>
-        <w:t>(</w:t>
-      </w:r>
-      <w:proofErr w:type="gramEnd"/>
-      <w:r>
-        <w:t>we call it candidate key also)</w:t>
+        <w:t>composite primary key</w:t>
+      </w:r>
+      <w:r>
+        <w:t>(we call it candidate key also)</w:t>
       </w:r>
       <w:r>
         <w:t xml:space="preserve"> can independently determine another attribute.</w:t>
@@ -12950,31 +11853,13 @@
       <w:r>
         <w:t xml:space="preserve">The above table have partial dependency </w:t>
       </w:r>
-      <w:proofErr w:type="spellStart"/>
-      <w:r>
-        <w:t>Course_Id</w:t>
-      </w:r>
-      <w:proofErr w:type="spellEnd"/>
-      <w:r>
-        <w:t xml:space="preserve"> -&gt; </w:t>
-      </w:r>
-      <w:proofErr w:type="spellStart"/>
-      <w:r>
-        <w:t>Course_Name</w:t>
-      </w:r>
-      <w:proofErr w:type="spellEnd"/>
-      <w:r>
-        <w:t>.</w:t>
-      </w:r>
-    </w:p>
-    <w:p>
-      <w:proofErr w:type="gramStart"/>
-      <w:r>
-        <w:t>So</w:t>
-      </w:r>
-      <w:proofErr w:type="gramEnd"/>
-      <w:r>
-        <w:t xml:space="preserve"> t</w:t>
+      <w:r>
+        <w:t>Course_Id -&gt; Course_Name.</w:t>
+      </w:r>
+    </w:p>
+    <w:p>
+      <w:r>
+        <w:t>So t</w:t>
       </w:r>
       <w:r>
         <w:t>he decomposition</w:t>
@@ -13016,11 +11901,9 @@
             <w:tcW w:w="2288" w:type="dxa"/>
           </w:tcPr>
           <w:p>
-            <w:proofErr w:type="spellStart"/>
             <w:r>
               <w:t>Course_Id</w:t>
             </w:r>
-            <w:proofErr w:type="spellEnd"/>
           </w:p>
         </w:tc>
         <w:tc>
@@ -13028,11 +11911,9 @@
             <w:tcW w:w="2288" w:type="dxa"/>
           </w:tcPr>
           <w:p>
-            <w:proofErr w:type="spellStart"/>
             <w:r>
               <w:t>Stud_Id</w:t>
             </w:r>
-            <w:proofErr w:type="spellEnd"/>
           </w:p>
         </w:tc>
         <w:tc>
@@ -13242,11 +12123,9 @@
             <w:tcW w:w="2288" w:type="dxa"/>
           </w:tcPr>
           <w:p>
-            <w:proofErr w:type="spellStart"/>
             <w:r>
               <w:t>Course_Id</w:t>
             </w:r>
-            <w:proofErr w:type="spellEnd"/>
           </w:p>
         </w:tc>
         <w:tc>
@@ -13254,11 +12133,9 @@
             <w:tcW w:w="2289" w:type="dxa"/>
           </w:tcPr>
           <w:p>
-            <w:proofErr w:type="spellStart"/>
             <w:r>
               <w:t>Course_Name</w:t>
             </w:r>
-            <w:proofErr w:type="spellEnd"/>
           </w:p>
         </w:tc>
       </w:tr>
@@ -13282,13 +12159,8 @@
           </w:tcPr>
           <w:p>
             <w:r>
-              <w:t xml:space="preserve">C </w:t>
-            </w:r>
-            <w:proofErr w:type="spellStart"/>
-            <w:r>
-              <w:t>Progamming</w:t>
-            </w:r>
-            <w:proofErr w:type="spellEnd"/>
+              <w:t>C Progamming</w:t>
+            </w:r>
           </w:p>
         </w:tc>
       </w:tr>
@@ -13311,13 +12183,8 @@
             <w:tcW w:w="2289" w:type="dxa"/>
           </w:tcPr>
           <w:p>
-            <w:proofErr w:type="spellStart"/>
-            <w:r>
-              <w:t>Maths</w:t>
-            </w:r>
-            <w:proofErr w:type="spellEnd"/>
-            <w:r>
-              <w:t>-I</w:t>
+            <w:r>
+              <w:t>Maths-I</w:t>
             </w:r>
           </w:p>
         </w:tc>
@@ -13341,13 +12208,8 @@
             <w:tcW w:w="2289" w:type="dxa"/>
           </w:tcPr>
           <w:p>
-            <w:proofErr w:type="spellStart"/>
-            <w:r>
-              <w:t>Maths</w:t>
-            </w:r>
-            <w:proofErr w:type="spellEnd"/>
-            <w:r>
-              <w:t>-II</w:t>
+            <w:r>
+              <w:t>Maths-II</w:t>
             </w:r>
           </w:p>
         </w:tc>
@@ -13379,15 +12241,7 @@
     </w:p>
     <w:p>
       <w:r>
-        <w:t xml:space="preserve">A relation is in third normal form if it holds </w:t>
-      </w:r>
-      <w:proofErr w:type="spellStart"/>
-      <w:r>
-        <w:t>atleast</w:t>
-      </w:r>
-      <w:proofErr w:type="spellEnd"/>
-      <w:r>
-        <w:t xml:space="preserve"> one of the following conditions for every non-trivial function dependency X </w:t>
+        <w:t xml:space="preserve">A relation is in third normal form if it holds atleast one of the following conditions for every non-trivial function dependency X </w:t>
       </w:r>
       <w:r>
         <w:rPr>
@@ -13436,28 +12290,15 @@
       </w:r>
     </w:p>
     <w:p>
-      <w:proofErr w:type="gramStart"/>
       <w:r>
         <w:lastRenderedPageBreak/>
-        <w:t>So</w:t>
-      </w:r>
-      <w:proofErr w:type="gramEnd"/>
-      <w:r>
-        <w:t xml:space="preserve"> If an </w:t>
+        <w:t xml:space="preserve">So If an </w:t>
       </w:r>
       <w:r>
         <w:t xml:space="preserve">attribute is dependent on </w:t>
       </w:r>
       <w:r>
-        <w:t xml:space="preserve">non-prime </w:t>
-      </w:r>
-      <w:proofErr w:type="gramStart"/>
-      <w:r>
-        <w:t>attribute</w:t>
-      </w:r>
-      <w:proofErr w:type="gramEnd"/>
-      <w:r>
-        <w:t xml:space="preserve"> </w:t>
+        <w:t xml:space="preserve">non-prime attribute </w:t>
       </w:r>
       <w:r>
         <w:t>then there might be transitive dependency.</w:t>
@@ -13687,15 +12528,7 @@
         <w:t>Country,</w:t>
       </w:r>
       <w:r>
-        <w:t xml:space="preserve"> in </w:t>
-      </w:r>
-      <w:proofErr w:type="spellStart"/>
-      <w:r>
-        <w:t>otherwords</w:t>
-      </w:r>
-      <w:proofErr w:type="spellEnd"/>
-      <w:r>
-        <w:t xml:space="preserve"> Cou</w:t>
+        <w:t xml:space="preserve"> in otherwords Cou</w:t>
       </w:r>
       <w:r>
         <w:t>n</w:t>
@@ -13710,15 +12543,7 @@
         <w:t xml:space="preserve">on the </w:t>
       </w:r>
       <w:r>
-        <w:t xml:space="preserve">primary </w:t>
-      </w:r>
-      <w:proofErr w:type="spellStart"/>
-      <w:r>
-        <w:t>attribue</w:t>
-      </w:r>
-      <w:proofErr w:type="spellEnd"/>
-      <w:r>
-        <w:t xml:space="preserve"> ID.</w:t>
+        <w:t>primary attribue ID.</w:t>
       </w:r>
     </w:p>
     <w:p>
@@ -13728,13 +12553,8 @@
       <w:r>
         <w:t xml:space="preserve">? as we have the problem with </w:t>
       </w:r>
-      <w:proofErr w:type="gramStart"/>
-      <w:r>
-        <w:t>Country</w:t>
-      </w:r>
-      <w:proofErr w:type="gramEnd"/>
-      <w:r>
-        <w:t xml:space="preserve"> </w:t>
+      <w:r>
+        <w:t xml:space="preserve">Country </w:t>
       </w:r>
       <w:r>
         <w:t xml:space="preserve">we can </w:t>
@@ -14008,13 +12828,8 @@
       </w:r>
     </w:p>
     <w:p>
-      <w:proofErr w:type="gramStart"/>
-      <w:r>
-        <w:t>So</w:t>
-      </w:r>
-      <w:proofErr w:type="gramEnd"/>
-      <w:r>
-        <w:t xml:space="preserve"> i</w:t>
+      <w:r>
+        <w:t>So i</w:t>
       </w:r>
       <w:r>
         <w:t>t is stricter than 3NF.</w:t>
@@ -14034,15 +12849,7 @@
         <w:t>attribute, so</w:t>
       </w:r>
       <w:r>
-        <w:t xml:space="preserve"> LHS should be always </w:t>
-      </w:r>
-      <w:proofErr w:type="spellStart"/>
-      <w:r>
-        <w:t>superkey</w:t>
-      </w:r>
-      <w:proofErr w:type="spellEnd"/>
-      <w:r>
-        <w:t>.</w:t>
+        <w:t xml:space="preserve"> LHS should be always superkey.</w:t>
       </w:r>
     </w:p>
     <w:p/>
@@ -14261,206 +13068,132 @@
         <w:t>[</w:t>
       </w:r>
       <w:r>
-        <w:t>{</w:t>
-      </w:r>
-      <w:proofErr w:type="gramStart"/>
-      <w:r>
-        <w:t>101 ,</w:t>
-      </w:r>
-      <w:proofErr w:type="gramEnd"/>
+        <w:t>{101 , 101 } {102 , 102 }</w:t>
+      </w:r>
+      <w:r>
+        <w:t>]</w:t>
+      </w:r>
       <w:r>
         <w:t xml:space="preserve"> </w:t>
       </w:r>
-      <w:proofErr w:type="gramStart"/>
-      <w:r>
-        <w:t>101 }</w:t>
-      </w:r>
-      <w:proofErr w:type="gramEnd"/>
-      <w:r>
-        <w:t xml:space="preserve"> {</w:t>
-      </w:r>
-      <w:proofErr w:type="gramStart"/>
-      <w:r>
-        <w:t>102 ,</w:t>
-      </w:r>
-      <w:proofErr w:type="gramEnd"/>
+    </w:p>
+    <w:p>
+      <w:r>
+        <w:t xml:space="preserve">For Course </w:t>
+      </w:r>
+      <w:r>
+        <w:sym w:font="Wingdings" w:char="F0E0"/>
+      </w:r>
       <w:r>
         <w:t xml:space="preserve"> </w:t>
       </w:r>
-      <w:proofErr w:type="gramStart"/>
-      <w:r>
-        <w:t>102 }</w:t>
-      </w:r>
-      <w:proofErr w:type="gramEnd"/>
+      <w:r>
+        <w:t xml:space="preserve">consecutively repeating </w:t>
+      </w:r>
+      <w:r>
+        <w:t>{Java , Python}</w:t>
+      </w:r>
+    </w:p>
+    <w:p>
+      <w:r>
+        <w:t xml:space="preserve">For </w:t>
+      </w:r>
+      <w:r>
+        <w:t xml:space="preserve">Tutor-&gt; </w:t>
+      </w:r>
+      <w:r>
+        <w:t xml:space="preserve">consecutively </w:t>
+      </w:r>
+      <w:r>
+        <w:t>repeating</w:t>
+      </w:r>
+      <w:r>
+        <w:t xml:space="preserve"> just change the last value</w:t>
+      </w:r>
+      <w:r>
+        <w:t xml:space="preserve"> </w:t>
+      </w:r>
+      <w:r>
+        <w:t xml:space="preserve">to Raghu </w:t>
+      </w:r>
+      <w:r>
+        <w:t>[Raj</w:t>
+      </w:r>
+      <w:r>
+        <w:t xml:space="preserve"> , Ram , Raj , Raghu</w:t>
+      </w:r>
       <w:r>
         <w:t>]</w:t>
       </w:r>
+    </w:p>
+    <w:p>
+      <w:r>
+        <w:t xml:space="preserve">Here the </w:t>
+      </w:r>
+      <w:r>
+        <w:t>primary key is composite of {</w:t>
+      </w:r>
+      <w:r>
+        <w:t>Student, Course</w:t>
+      </w:r>
+      <w:r>
+        <w:t>}</w:t>
+      </w:r>
+    </w:p>
+    <w:p>
+      <w:r>
+        <w:t xml:space="preserve">We have the following functional dependencies </w:t>
+      </w:r>
+    </w:p>
+    <w:p>
+      <w:r>
+        <w:t xml:space="preserve">{Student, Course} </w:t>
+      </w:r>
+      <w:r>
+        <w:sym w:font="Wingdings" w:char="F0E0"/>
+      </w:r>
+      <w:r>
+        <w:t xml:space="preserve"> {Tutor}</w:t>
+      </w:r>
+    </w:p>
+    <w:p>
+      <w:r>
+        <w:t xml:space="preserve">Tutor </w:t>
+      </w:r>
+      <w:r>
+        <w:sym w:font="Wingdings" w:char="F0E0"/>
+      </w:r>
       <w:r>
         <w:t xml:space="preserve"> </w:t>
       </w:r>
-    </w:p>
-    <w:p>
-      <w:r>
-        <w:t xml:space="preserve">For Course </w:t>
-      </w:r>
-      <w:r>
-        <w:sym w:font="Wingdings" w:char="F0E0"/>
+      <w:r>
+        <w:t>Course</w:t>
+      </w:r>
+      <w:r>
+        <w:t xml:space="preserve"> (this is violating the BCNF as Tutor is not a superkey.)</w:t>
+      </w:r>
+    </w:p>
+    <w:p>
+      <w:r>
+        <w:t>T</w:t>
+      </w:r>
+      <w:r>
+        <w:t xml:space="preserve">o decompose </w:t>
+      </w:r>
+      <w:r>
+        <w:t xml:space="preserve">the </w:t>
+      </w:r>
+      <w:r>
+        <w:t>relation based on BCNF</w:t>
+      </w:r>
+      <w:r>
+        <w:t>,</w:t>
       </w:r>
       <w:r>
         <w:t xml:space="preserve"> </w:t>
       </w:r>
       <w:r>
-        <w:t xml:space="preserve">consecutively repeating </w:t>
-      </w:r>
-      <w:r>
-        <w:t>{</w:t>
-      </w:r>
-      <w:proofErr w:type="gramStart"/>
-      <w:r>
-        <w:t>Java ,</w:t>
-      </w:r>
-      <w:proofErr w:type="gramEnd"/>
-      <w:r>
-        <w:t xml:space="preserve"> Python}</w:t>
-      </w:r>
-    </w:p>
-    <w:p>
-      <w:r>
-        <w:t xml:space="preserve">For </w:t>
-      </w:r>
-      <w:r>
-        <w:t xml:space="preserve">Tutor-&gt; </w:t>
-      </w:r>
-      <w:r>
-        <w:t xml:space="preserve">consecutively </w:t>
-      </w:r>
-      <w:r>
-        <w:t>repeating</w:t>
-      </w:r>
-      <w:r>
-        <w:t xml:space="preserve"> just change the last value</w:t>
-      </w:r>
-      <w:r>
-        <w:t xml:space="preserve"> </w:t>
-      </w:r>
-      <w:r>
-        <w:t xml:space="preserve">to Raghu </w:t>
-      </w:r>
-      <w:r>
-        <w:t>[</w:t>
-      </w:r>
-      <w:proofErr w:type="gramStart"/>
-      <w:r>
-        <w:t>Raj</w:t>
-      </w:r>
-      <w:r>
-        <w:t xml:space="preserve"> ,</w:t>
-      </w:r>
-      <w:proofErr w:type="gramEnd"/>
-      <w:r>
-        <w:t xml:space="preserve"> </w:t>
-      </w:r>
-      <w:proofErr w:type="gramStart"/>
-      <w:r>
-        <w:t>Ram ,</w:t>
-      </w:r>
-      <w:proofErr w:type="gramEnd"/>
-      <w:r>
-        <w:t xml:space="preserve"> </w:t>
-      </w:r>
-      <w:proofErr w:type="gramStart"/>
-      <w:r>
-        <w:t>Raj ,</w:t>
-      </w:r>
-      <w:proofErr w:type="gramEnd"/>
-      <w:r>
-        <w:t xml:space="preserve"> Raghu</w:t>
-      </w:r>
-      <w:r>
-        <w:t>]</w:t>
-      </w:r>
-    </w:p>
-    <w:p>
-      <w:r>
-        <w:t xml:space="preserve">Here the </w:t>
-      </w:r>
-      <w:r>
-        <w:t>primary key is composite of {</w:t>
-      </w:r>
-      <w:r>
-        <w:t>Student, Course</w:t>
-      </w:r>
-      <w:r>
-        <w:t>}</w:t>
-      </w:r>
-    </w:p>
-    <w:p>
-      <w:r>
-        <w:t xml:space="preserve">We have the following functional dependencies </w:t>
-      </w:r>
-    </w:p>
-    <w:p>
-      <w:r>
-        <w:t xml:space="preserve">{Student, Course} </w:t>
-      </w:r>
-      <w:r>
-        <w:sym w:font="Wingdings" w:char="F0E0"/>
-      </w:r>
-      <w:r>
-        <w:t xml:space="preserve"> {Tutor}</w:t>
-      </w:r>
-    </w:p>
-    <w:p>
-      <w:r>
-        <w:t xml:space="preserve">Tutor </w:t>
-      </w:r>
-      <w:r>
-        <w:sym w:font="Wingdings" w:char="F0E0"/>
-      </w:r>
-      <w:r>
-        <w:t xml:space="preserve"> </w:t>
-      </w:r>
-      <w:r>
-        <w:t>Course</w:t>
-      </w:r>
-      <w:r>
-        <w:t xml:space="preserve"> (this is violating the BCNF as Tutor is not a </w:t>
-      </w:r>
-      <w:proofErr w:type="spellStart"/>
-      <w:r>
-        <w:t>superkey</w:t>
-      </w:r>
-      <w:proofErr w:type="spellEnd"/>
-      <w:r>
-        <w:t>.)</w:t>
-      </w:r>
-    </w:p>
-    <w:p>
-      <w:r>
-        <w:t>T</w:t>
-      </w:r>
-      <w:r>
-        <w:t xml:space="preserve">o decompose </w:t>
-      </w:r>
-      <w:r>
-        <w:t xml:space="preserve">the </w:t>
-      </w:r>
-      <w:r>
-        <w:t>relation based on BCNF</w:t>
-      </w:r>
-      <w:r>
-        <w:t>,</w:t>
-      </w:r>
-      <w:r>
-        <w:t xml:space="preserve"> </w:t>
-      </w:r>
-      <w:proofErr w:type="gramStart"/>
-      <w:r>
-        <w:t>We</w:t>
-      </w:r>
-      <w:proofErr w:type="gramEnd"/>
-      <w:r>
-        <w:t xml:space="preserve"> just need to </w:t>
+        <w:t xml:space="preserve">We just need to </w:t>
       </w:r>
       <w:r>
         <w:t>use</w:t>
@@ -14733,7 +13466,6 @@
         <w:lastRenderedPageBreak/>
         <w:t xml:space="preserve">Or also we can maintain a </w:t>
       </w:r>
-      <w:proofErr w:type="spellStart"/>
       <w:r>
         <w:t>T</w:t>
       </w:r>
@@ -14744,11 +13476,7 @@
         <w:t>_I</w:t>
       </w:r>
       <w:r>
-        <w:t>d</w:t>
-      </w:r>
-      <w:proofErr w:type="spellEnd"/>
-      <w:r>
-        <w:t xml:space="preserve"> </w:t>
+        <w:t xml:space="preserve">d </w:t>
       </w:r>
       <w:r>
         <w:t xml:space="preserve">to link both the </w:t>
@@ -14801,11 +13529,9 @@
             <w:tcW w:w="3181" w:type="dxa"/>
           </w:tcPr>
           <w:p>
-            <w:proofErr w:type="spellStart"/>
             <w:r>
               <w:t>Tutor_Id</w:t>
             </w:r>
-            <w:proofErr w:type="spellEnd"/>
           </w:p>
         </w:tc>
       </w:tr>
@@ -14931,11 +13657,9 @@
             <w:tcW w:w="3106" w:type="dxa"/>
           </w:tcPr>
           <w:p>
-            <w:proofErr w:type="spellStart"/>
             <w:r>
               <w:t>Tutor_Id</w:t>
             </w:r>
-            <w:proofErr w:type="spellEnd"/>
           </w:p>
         </w:tc>
         <w:tc>
@@ -15160,15 +13884,7 @@
     </w:p>
     <w:p>
       <w:r>
-        <w:t xml:space="preserve">It is the index that is created and ordered </w:t>
-      </w:r>
-      <w:proofErr w:type="gramStart"/>
-      <w:r>
-        <w:t>on the basis of</w:t>
-      </w:r>
-      <w:proofErr w:type="gramEnd"/>
-      <w:r>
-        <w:t xml:space="preserve"> the primary key of the table.</w:t>
+        <w:t>It is the index that is created and ordered on the basis of the primary key of the table.</w:t>
       </w:r>
     </w:p>
     <w:p>
@@ -15284,15 +14000,7 @@
     </w:p>
     <w:p>
       <w:r>
-        <w:t xml:space="preserve">We start at that record pointed to by the index </w:t>
-      </w:r>
-      <w:proofErr w:type="gramStart"/>
-      <w:r>
-        <w:t>record, and</w:t>
-      </w:r>
-      <w:proofErr w:type="gramEnd"/>
-      <w:r>
-        <w:t xml:space="preserve"> proceed along with the pointers in the file (that is, sequentially) until we find the desired record.</w:t>
+        <w:t>We start at that record pointed to by the index record, and proceed along with the pointers in the file (that is, sequentially) until we find the desired record.</w:t>
       </w:r>
     </w:p>
     <w:p>
@@ -15401,15 +14109,7 @@
         <w:t xml:space="preserve"> it is not even a unique identifier </w:t>
       </w:r>
       <w:r>
-        <w:t xml:space="preserve">or a part of </w:t>
-      </w:r>
-      <w:proofErr w:type="spellStart"/>
-      <w:r>
-        <w:t>candiadate</w:t>
-      </w:r>
-      <w:proofErr w:type="spellEnd"/>
-      <w:r>
-        <w:t xml:space="preserve"> key</w:t>
+        <w:t>or a part of candiadate key</w:t>
       </w:r>
       <w:r>
         <w:t>.</w:t>
@@ -15476,14 +14176,7 @@
             </w:r>
             <w:r>
               <w:br/>
-            </w:r>
-            <w:proofErr w:type="gramStart"/>
-            <w:r>
-              <w:t>Non Primary</w:t>
-            </w:r>
-            <w:proofErr w:type="gramEnd"/>
-            <w:r>
-              <w:t xml:space="preserve"> key</w:t>
+              <w:t>Non Primary key</w:t>
             </w:r>
           </w:p>
         </w:tc>
@@ -15507,15 +14200,7 @@
         <w:t>T</w:t>
       </w:r>
       <w:r>
-        <w:t xml:space="preserve">he index is created on non-primary key columns which may not be unique for each record. In such cases, </w:t>
-      </w:r>
-      <w:proofErr w:type="gramStart"/>
-      <w:r>
-        <w:t>in order to</w:t>
-      </w:r>
-      <w:proofErr w:type="gramEnd"/>
-      <w:r>
-        <w:t xml:space="preserve"> identify the records faster, we will group two or more columns together to get the unique values and create index out of them.</w:t>
+        <w:t>he index is created on non-primary key columns which may not be unique for each record. In such cases, in order to identify the records faster, we will group two or more columns together to get the unique values and create index out of them.</w:t>
       </w:r>
     </w:p>
     <w:p>
@@ -15701,13 +14386,8 @@
         <w:pStyle w:val="Heading2"/>
       </w:pPr>
       <w:bookmarkStart w:id="42" w:name="_Toc123505683"/>
-      <w:proofErr w:type="spellStart"/>
-      <w:r>
-        <w:t>Usecases</w:t>
-      </w:r>
-      <w:proofErr w:type="spellEnd"/>
-      <w:r>
-        <w:t xml:space="preserve"> of Indexing</w:t>
+      <w:r>
+        <w:t>Usecases of Indexing</w:t>
       </w:r>
       <w:bookmarkEnd w:id="42"/>
     </w:p>
@@ -15769,15 +14449,7 @@
         </w:numPr>
       </w:pPr>
       <w:r>
-        <w:t xml:space="preserve">Indexing slows down </w:t>
-      </w:r>
-      <w:proofErr w:type="gramStart"/>
-      <w:r>
-        <w:t>INSERT,UPDATE</w:t>
-      </w:r>
-      <w:proofErr w:type="gramEnd"/>
-      <w:r>
-        <w:t xml:space="preserve"> and DELETE operations.</w:t>
+        <w:t>Indexing slows down INSERT,UPDATE and DELETE operations.</w:t>
       </w:r>
     </w:p>
     <w:p/>
@@ -15830,7 +14502,7 @@
 </file>
 
 <file path=word/endnotes.xml><?xml version="1.0" encoding="utf-8"?>
-<w:endnotes xmlns:wpc="http://schemas.microsoft.com/office/word/2010/wordprocessingCanvas" xmlns:cx="http://schemas.microsoft.com/office/drawing/2014/chartex" xmlns:cx1="http://schemas.microsoft.com/office/drawing/2015/9/8/chartex" xmlns:cx2="http://schemas.microsoft.com/office/drawing/2015/10/21/chartex" xmlns:cx3="http://schemas.microsoft.com/office/drawing/2016/5/9/chartex" xmlns:cx4="http://schemas.microsoft.com/office/drawing/2016/5/10/chartex" xmlns:cx5="http://schemas.microsoft.com/office/drawing/2016/5/11/chartex" xmlns:cx6="http://schemas.microsoft.com/office/drawing/2016/5/12/chartex" xmlns:cx7="http://schemas.microsoft.com/office/drawing/2016/5/13/chartex" xmlns:cx8="http://schemas.microsoft.com/office/drawing/2016/5/14/chartex" xmlns:mc="http://schemas.openxmlformats.org/markup-compatibility/2006" xmlns:aink="http://schemas.microsoft.com/office/drawing/2016/ink" xmlns:am3d="http://schemas.microsoft.com/office/drawing/2017/model3d" xmlns:o="urn:schemas-microsoft-com:office:office" xmlns:oel="http://schemas.microsoft.com/office/2019/extlst" xmlns:r="http://schemas.openxmlformats.org/officeDocument/2006/relationships" xmlns:m="http://schemas.openxmlformats.org/officeDocument/2006/math" xmlns:v="urn:schemas-microsoft-com:vml" xmlns:wp14="http://schemas.microsoft.com/office/word/2010/wordprocessingDrawing" xmlns:wp="http://schemas.openxmlformats.org/drawingml/2006/wordprocessingDrawing" xmlns:w10="urn:schemas-microsoft-com:office:word" xmlns:w="http://schemas.openxmlformats.org/wordprocessingml/2006/main" xmlns:w14="http://schemas.microsoft.com/office/word/2010/wordml" xmlns:w15="http://schemas.microsoft.com/office/word/2012/wordml" xmlns:w16cex="http://schemas.microsoft.com/office/word/2018/wordml/cex" xmlns:w16cid="http://schemas.microsoft.com/office/word/2016/wordml/cid" xmlns:w16="http://schemas.microsoft.com/office/word/2018/wordml" xmlns:w16du="http://schemas.microsoft.com/office/word/2023/wordml/word16du" xmlns:w16sdtdh="http://schemas.microsoft.com/office/word/2020/wordml/sdtdatahash" xmlns:w16sdtfl="http://schemas.microsoft.com/office/word/2024/wordml/sdtformatlock" xmlns:w16se="http://schemas.microsoft.com/office/word/2015/wordml/symex" xmlns:wpg="http://schemas.microsoft.com/office/word/2010/wordprocessingGroup" xmlns:wpi="http://schemas.microsoft.com/office/word/2010/wordprocessingInk" xmlns:wne="http://schemas.microsoft.com/office/word/2006/wordml" xmlns:wps="http://schemas.microsoft.com/office/word/2010/wordprocessingShape" mc:Ignorable="w14 w15 w16se w16cid w16 w16cex w16sdtdh w16sdtfl w16du wp14">
+<w:endnotes xmlns:wpc="http://schemas.microsoft.com/office/word/2010/wordprocessingCanvas" xmlns:cx="http://schemas.microsoft.com/office/drawing/2014/chartex" xmlns:cx1="http://schemas.microsoft.com/office/drawing/2015/9/8/chartex" xmlns:cx2="http://schemas.microsoft.com/office/drawing/2015/10/21/chartex" xmlns:cx3="http://schemas.microsoft.com/office/drawing/2016/5/9/chartex" xmlns:cx4="http://schemas.microsoft.com/office/drawing/2016/5/10/chartex" xmlns:cx5="http://schemas.microsoft.com/office/drawing/2016/5/11/chartex" xmlns:cx6="http://schemas.microsoft.com/office/drawing/2016/5/12/chartex" xmlns:cx7="http://schemas.microsoft.com/office/drawing/2016/5/13/chartex" xmlns:cx8="http://schemas.microsoft.com/office/drawing/2016/5/14/chartex" xmlns:mc="http://schemas.openxmlformats.org/markup-compatibility/2006" xmlns:m="http://schemas.openxmlformats.org/officeDocument/2006/math" xmlns:aink="http://schemas.microsoft.com/office/drawing/2016/ink" xmlns:am3d="http://schemas.microsoft.com/office/drawing/2017/model3d" xmlns:oel="http://schemas.microsoft.com/office/2019/extlst" xmlns:r="http://schemas.openxmlformats.org/officeDocument/2006/relationships" xmlns:wp14="http://schemas.microsoft.com/office/word/2010/wordprocessingDrawing" xmlns:wp="http://schemas.openxmlformats.org/drawingml/2006/wordprocessingDrawing" xmlns:wpg="http://schemas.microsoft.com/office/word/2010/wordprocessingGroup" xmlns:wpi="http://schemas.microsoft.com/office/word/2010/wordprocessingInk" xmlns:wps="http://schemas.microsoft.com/office/word/2010/wordprocessingShape" xmlns:o="urn:schemas-microsoft-com:office:office" xmlns:v="urn:schemas-microsoft-com:vml" xmlns:w10="urn:schemas-microsoft-com:office:word" xmlns:w="http://schemas.openxmlformats.org/wordprocessingml/2006/main" xmlns:w14="http://schemas.microsoft.com/office/word/2010/wordml" xmlns:w15="http://schemas.microsoft.com/office/word/2012/wordml" xmlns:w16cex="http://schemas.microsoft.com/office/word/2018/wordml/cex" xmlns:w16cid="http://schemas.microsoft.com/office/word/2016/wordml/cid" xmlns:w16="http://schemas.microsoft.com/office/word/2018/wordml" xmlns:w16sdtdh="http://schemas.microsoft.com/office/word/2020/wordml/sdtdatahash" xmlns:w16sdtfl="http://schemas.microsoft.com/office/word/2024/wordml/sdtformatlock" xmlns:w16se="http://schemas.microsoft.com/office/word/2015/wordml/symex" xmlns:w16du="http://schemas.microsoft.com/office/word/2023/wordml/word16du" xmlns:wne="http://schemas.microsoft.com/office/word/2006/wordml" mc:Ignorable="w14 w15 w16se w16cid w16 w16cex w16sdtdh w16sdtfl w16du wp14">
   <w:endnote w:type="separator" w:id="-1">
     <w:p>
       <w:pPr>
@@ -15855,7 +14527,7 @@
 </file>
 
 <file path=word/footnotes.xml><?xml version="1.0" encoding="utf-8"?>
-<w:footnotes xmlns:wpc="http://schemas.microsoft.com/office/word/2010/wordprocessingCanvas" xmlns:cx="http://schemas.microsoft.com/office/drawing/2014/chartex" xmlns:cx1="http://schemas.microsoft.com/office/drawing/2015/9/8/chartex" xmlns:cx2="http://schemas.microsoft.com/office/drawing/2015/10/21/chartex" xmlns:cx3="http://schemas.microsoft.com/office/drawing/2016/5/9/chartex" xmlns:cx4="http://schemas.microsoft.com/office/drawing/2016/5/10/chartex" xmlns:cx5="http://schemas.microsoft.com/office/drawing/2016/5/11/chartex" xmlns:cx6="http://schemas.microsoft.com/office/drawing/2016/5/12/chartex" xmlns:cx7="http://schemas.microsoft.com/office/drawing/2016/5/13/chartex" xmlns:cx8="http://schemas.microsoft.com/office/drawing/2016/5/14/chartex" xmlns:mc="http://schemas.openxmlformats.org/markup-compatibility/2006" xmlns:aink="http://schemas.microsoft.com/office/drawing/2016/ink" xmlns:am3d="http://schemas.microsoft.com/office/drawing/2017/model3d" xmlns:o="urn:schemas-microsoft-com:office:office" xmlns:oel="http://schemas.microsoft.com/office/2019/extlst" xmlns:r="http://schemas.openxmlformats.org/officeDocument/2006/relationships" xmlns:m="http://schemas.openxmlformats.org/officeDocument/2006/math" xmlns:v="urn:schemas-microsoft-com:vml" xmlns:wp14="http://schemas.microsoft.com/office/word/2010/wordprocessingDrawing" xmlns:wp="http://schemas.openxmlformats.org/drawingml/2006/wordprocessingDrawing" xmlns:w10="urn:schemas-microsoft-com:office:word" xmlns:w="http://schemas.openxmlformats.org/wordprocessingml/2006/main" xmlns:w14="http://schemas.microsoft.com/office/word/2010/wordml" xmlns:w15="http://schemas.microsoft.com/office/word/2012/wordml" xmlns:w16cex="http://schemas.microsoft.com/office/word/2018/wordml/cex" xmlns:w16cid="http://schemas.microsoft.com/office/word/2016/wordml/cid" xmlns:w16="http://schemas.microsoft.com/office/word/2018/wordml" xmlns:w16du="http://schemas.microsoft.com/office/word/2023/wordml/word16du" xmlns:w16sdtdh="http://schemas.microsoft.com/office/word/2020/wordml/sdtdatahash" xmlns:w16sdtfl="http://schemas.microsoft.com/office/word/2024/wordml/sdtformatlock" xmlns:w16se="http://schemas.microsoft.com/office/word/2015/wordml/symex" xmlns:wpg="http://schemas.microsoft.com/office/word/2010/wordprocessingGroup" xmlns:wpi="http://schemas.microsoft.com/office/word/2010/wordprocessingInk" xmlns:wne="http://schemas.microsoft.com/office/word/2006/wordml" xmlns:wps="http://schemas.microsoft.com/office/word/2010/wordprocessingShape" mc:Ignorable="w14 w15 w16se w16cid w16 w16cex w16sdtdh w16sdtfl w16du wp14">
+<w:footnotes xmlns:wpc="http://schemas.microsoft.com/office/word/2010/wordprocessingCanvas" xmlns:cx="http://schemas.microsoft.com/office/drawing/2014/chartex" xmlns:cx1="http://schemas.microsoft.com/office/drawing/2015/9/8/chartex" xmlns:cx2="http://schemas.microsoft.com/office/drawing/2015/10/21/chartex" xmlns:cx3="http://schemas.microsoft.com/office/drawing/2016/5/9/chartex" xmlns:cx4="http://schemas.microsoft.com/office/drawing/2016/5/10/chartex" xmlns:cx5="http://schemas.microsoft.com/office/drawing/2016/5/11/chartex" xmlns:cx6="http://schemas.microsoft.com/office/drawing/2016/5/12/chartex" xmlns:cx7="http://schemas.microsoft.com/office/drawing/2016/5/13/chartex" xmlns:cx8="http://schemas.microsoft.com/office/drawing/2016/5/14/chartex" xmlns:mc="http://schemas.openxmlformats.org/markup-compatibility/2006" xmlns:m="http://schemas.openxmlformats.org/officeDocument/2006/math" xmlns:aink="http://schemas.microsoft.com/office/drawing/2016/ink" xmlns:am3d="http://schemas.microsoft.com/office/drawing/2017/model3d" xmlns:oel="http://schemas.microsoft.com/office/2019/extlst" xmlns:r="http://schemas.openxmlformats.org/officeDocument/2006/relationships" xmlns:wp14="http://schemas.microsoft.com/office/word/2010/wordprocessingDrawing" xmlns:wp="http://schemas.openxmlformats.org/drawingml/2006/wordprocessingDrawing" xmlns:wpg="http://schemas.microsoft.com/office/word/2010/wordprocessingGroup" xmlns:wpi="http://schemas.microsoft.com/office/word/2010/wordprocessingInk" xmlns:wps="http://schemas.microsoft.com/office/word/2010/wordprocessingShape" xmlns:o="urn:schemas-microsoft-com:office:office" xmlns:v="urn:schemas-microsoft-com:vml" xmlns:w10="urn:schemas-microsoft-com:office:word" xmlns:w="http://schemas.openxmlformats.org/wordprocessingml/2006/main" xmlns:w14="http://schemas.microsoft.com/office/word/2010/wordml" xmlns:w15="http://schemas.microsoft.com/office/word/2012/wordml" xmlns:w16cex="http://schemas.microsoft.com/office/word/2018/wordml/cex" xmlns:w16cid="http://schemas.microsoft.com/office/word/2016/wordml/cid" xmlns:w16="http://schemas.microsoft.com/office/word/2018/wordml" xmlns:w16sdtdh="http://schemas.microsoft.com/office/word/2020/wordml/sdtdatahash" xmlns:w16sdtfl="http://schemas.microsoft.com/office/word/2024/wordml/sdtformatlock" xmlns:w16se="http://schemas.microsoft.com/office/word/2015/wordml/symex" xmlns:w16du="http://schemas.microsoft.com/office/word/2023/wordml/word16du" xmlns:wne="http://schemas.microsoft.com/office/word/2006/wordml" mc:Ignorable="w14 w15 w16se w16cid w16 w16cex w16sdtdh w16sdtfl w16du wp14">
   <w:footnote w:type="separator" w:id="-1">
     <w:p>
       <w:pPr>
@@ -15880,7 +14552,7 @@
 </file>
 
 <file path=word/numbering.xml><?xml version="1.0" encoding="utf-8"?>
-<w:numbering xmlns:wpc="http://schemas.microsoft.com/office/word/2010/wordprocessingCanvas" xmlns:cx="http://schemas.microsoft.com/office/drawing/2014/chartex" xmlns:cx1="http://schemas.microsoft.com/office/drawing/2015/9/8/chartex" xmlns:cx2="http://schemas.microsoft.com/office/drawing/2015/10/21/chartex" xmlns:cx3="http://schemas.microsoft.com/office/drawing/2016/5/9/chartex" xmlns:cx4="http://schemas.microsoft.com/office/drawing/2016/5/10/chartex" xmlns:cx5="http://schemas.microsoft.com/office/drawing/2016/5/11/chartex" xmlns:cx6="http://schemas.microsoft.com/office/drawing/2016/5/12/chartex" xmlns:cx7="http://schemas.microsoft.com/office/drawing/2016/5/13/chartex" xmlns:cx8="http://schemas.microsoft.com/office/drawing/2016/5/14/chartex" xmlns:mc="http://schemas.openxmlformats.org/markup-compatibility/2006" xmlns:aink="http://schemas.microsoft.com/office/drawing/2016/ink" xmlns:am3d="http://schemas.microsoft.com/office/drawing/2017/model3d" xmlns:o="urn:schemas-microsoft-com:office:office" xmlns:oel="http://schemas.microsoft.com/office/2019/extlst" xmlns:r="http://schemas.openxmlformats.org/officeDocument/2006/relationships" xmlns:m="http://schemas.openxmlformats.org/officeDocument/2006/math" xmlns:v="urn:schemas-microsoft-com:vml" xmlns:wp14="http://schemas.microsoft.com/office/word/2010/wordprocessingDrawing" xmlns:wp="http://schemas.openxmlformats.org/drawingml/2006/wordprocessingDrawing" xmlns:w10="urn:schemas-microsoft-com:office:word" xmlns:w="http://schemas.openxmlformats.org/wordprocessingml/2006/main" xmlns:w14="http://schemas.microsoft.com/office/word/2010/wordml" xmlns:w15="http://schemas.microsoft.com/office/word/2012/wordml" xmlns:w16cex="http://schemas.microsoft.com/office/word/2018/wordml/cex" xmlns:w16cid="http://schemas.microsoft.com/office/word/2016/wordml/cid" xmlns:w16="http://schemas.microsoft.com/office/word/2018/wordml" xmlns:w16du="http://schemas.microsoft.com/office/word/2023/wordml/word16du" xmlns:w16sdtdh="http://schemas.microsoft.com/office/word/2020/wordml/sdtdatahash" xmlns:w16sdtfl="http://schemas.microsoft.com/office/word/2024/wordml/sdtformatlock" xmlns:w16se="http://schemas.microsoft.com/office/word/2015/wordml/symex" xmlns:wpg="http://schemas.microsoft.com/office/word/2010/wordprocessingGroup" xmlns:wpi="http://schemas.microsoft.com/office/word/2010/wordprocessingInk" xmlns:wne="http://schemas.microsoft.com/office/word/2006/wordml" xmlns:wps="http://schemas.microsoft.com/office/word/2010/wordprocessingShape" mc:Ignorable="w14 w15 w16se w16cid w16 w16cex w16sdtdh w16sdtfl w16du wp14">
+<w:numbering xmlns:wpc="http://schemas.microsoft.com/office/word/2010/wordprocessingCanvas" xmlns:cx="http://schemas.microsoft.com/office/drawing/2014/chartex" xmlns:cx1="http://schemas.microsoft.com/office/drawing/2015/9/8/chartex" xmlns:cx2="http://schemas.microsoft.com/office/drawing/2015/10/21/chartex" xmlns:cx3="http://schemas.microsoft.com/office/drawing/2016/5/9/chartex" xmlns:cx4="http://schemas.microsoft.com/office/drawing/2016/5/10/chartex" xmlns:cx5="http://schemas.microsoft.com/office/drawing/2016/5/11/chartex" xmlns:cx6="http://schemas.microsoft.com/office/drawing/2016/5/12/chartex" xmlns:cx7="http://schemas.microsoft.com/office/drawing/2016/5/13/chartex" xmlns:cx8="http://schemas.microsoft.com/office/drawing/2016/5/14/chartex" xmlns:mc="http://schemas.openxmlformats.org/markup-compatibility/2006" xmlns:m="http://schemas.openxmlformats.org/officeDocument/2006/math" xmlns:aink="http://schemas.microsoft.com/office/drawing/2016/ink" xmlns:am3d="http://schemas.microsoft.com/office/drawing/2017/model3d" xmlns:oel="http://schemas.microsoft.com/office/2019/extlst" xmlns:r="http://schemas.openxmlformats.org/officeDocument/2006/relationships" xmlns:wp14="http://schemas.microsoft.com/office/word/2010/wordprocessingDrawing" xmlns:wp="http://schemas.openxmlformats.org/drawingml/2006/wordprocessingDrawing" xmlns:wpg="http://schemas.microsoft.com/office/word/2010/wordprocessingGroup" xmlns:wpi="http://schemas.microsoft.com/office/word/2010/wordprocessingInk" xmlns:wps="http://schemas.microsoft.com/office/word/2010/wordprocessingShape" xmlns:o="urn:schemas-microsoft-com:office:office" xmlns:v="urn:schemas-microsoft-com:vml" xmlns:w10="urn:schemas-microsoft-com:office:word" xmlns:w="http://schemas.openxmlformats.org/wordprocessingml/2006/main" xmlns:w14="http://schemas.microsoft.com/office/word/2010/wordml" xmlns:w15="http://schemas.microsoft.com/office/word/2012/wordml" xmlns:w16cex="http://schemas.microsoft.com/office/word/2018/wordml/cex" xmlns:w16cid="http://schemas.microsoft.com/office/word/2016/wordml/cid" xmlns:w16="http://schemas.microsoft.com/office/word/2018/wordml" xmlns:w16sdtdh="http://schemas.microsoft.com/office/word/2020/wordml/sdtdatahash" xmlns:w16sdtfl="http://schemas.microsoft.com/office/word/2024/wordml/sdtformatlock" xmlns:w16se="http://schemas.microsoft.com/office/word/2015/wordml/symex" xmlns:w16du="http://schemas.microsoft.com/office/word/2023/wordml/word16du" xmlns:wne="http://schemas.microsoft.com/office/word/2006/wordml" mc:Ignorable="w14 w15 w16se w16cid w16 w16cex w16sdtdh w16sdtfl w16du wp14">
   <w:abstractNum w:abstractNumId="0" w15:restartNumberingAfterBreak="0">
     <w:nsid w:val="17D1689E"/>
     <w:multiLevelType w:val="hybridMultilevel"/>
@@ -18016,7 +16688,7 @@
 </file>
 
 <file path=word/styles.xml><?xml version="1.0" encoding="utf-8"?>
-<w:styles xmlns:mc="http://schemas.openxmlformats.org/markup-compatibility/2006" xmlns:r="http://schemas.openxmlformats.org/officeDocument/2006/relationships" xmlns:w="http://schemas.openxmlformats.org/wordprocessingml/2006/main" xmlns:w14="http://schemas.microsoft.com/office/word/2010/wordml" xmlns:w15="http://schemas.microsoft.com/office/word/2012/wordml" xmlns:w16cex="http://schemas.microsoft.com/office/word/2018/wordml/cex" xmlns:w16cid="http://schemas.microsoft.com/office/word/2016/wordml/cid" xmlns:w16="http://schemas.microsoft.com/office/word/2018/wordml" xmlns:w16du="http://schemas.microsoft.com/office/word/2023/wordml/word16du" xmlns:w16sdtdh="http://schemas.microsoft.com/office/word/2020/wordml/sdtdatahash" xmlns:w16sdtfl="http://schemas.microsoft.com/office/word/2024/wordml/sdtformatlock" xmlns:w16se="http://schemas.microsoft.com/office/word/2015/wordml/symex" mc:Ignorable="w14 w15 w16se w16cid w16 w16cex w16sdtdh w16sdtfl w16du">
+<w:styles xmlns:mc="http://schemas.openxmlformats.org/markup-compatibility/2006" xmlns:r="http://schemas.openxmlformats.org/officeDocument/2006/relationships" xmlns:w="http://schemas.openxmlformats.org/wordprocessingml/2006/main" xmlns:w14="http://schemas.microsoft.com/office/word/2010/wordml" xmlns:w15="http://schemas.microsoft.com/office/word/2012/wordml" xmlns:w16cex="http://schemas.microsoft.com/office/word/2018/wordml/cex" xmlns:w16cid="http://schemas.microsoft.com/office/word/2016/wordml/cid" xmlns:w16="http://schemas.microsoft.com/office/word/2018/wordml" xmlns:w16sdtdh="http://schemas.microsoft.com/office/word/2020/wordml/sdtdatahash" xmlns:w16sdtfl="http://schemas.microsoft.com/office/word/2024/wordml/sdtformatlock" xmlns:w16se="http://schemas.microsoft.com/office/word/2015/wordml/symex" xmlns:w16du="http://schemas.microsoft.com/office/word/2023/wordml/word16du" mc:Ignorable="w14 w15 w16se w16cid w16 w16cex w16sdtdh w16sdtfl w16du">
   <w:docDefaults>
     <w:rPrDefault>
       <w:rPr>
@@ -18513,7 +17185,6 @@
   <w:style w:type="character" w:default="1" w:styleId="DefaultParagraphFont">
     <w:name w:val="Default Paragraph Font"/>
     <w:uiPriority w:val="1"/>
-    <w:semiHidden/>
     <w:unhideWhenUsed/>
   </w:style>
   <w:style w:type="table" w:default="1" w:styleId="TableNormal">
@@ -18797,6 +17468,17 @@
       <w:color w:val="FF8000"/>
       <w:sz w:val="20"/>
       <w:szCs w:val="20"/>
+    </w:rPr>
+  </w:style>
+  <w:style w:type="character" w:styleId="Strong">
+    <w:name w:val="Strong"/>
+    <w:basedOn w:val="DefaultParagraphFont"/>
+    <w:uiPriority w:val="22"/>
+    <w:qFormat/>
+    <w:rsid w:val="00BF2596"/>
+    <w:rPr>
+      <w:b/>
+      <w:bCs/>
     </w:rPr>
   </w:style>
 </w:styles>

--- a/Database Management/Database Management.docx
+++ b/Database Management/Database Management.docx
@@ -55,8 +55,10 @@
             <w:rPr>
               <w:rFonts w:asciiTheme="minorHAnsi" w:eastAsiaTheme="minorEastAsia" w:hAnsiTheme="minorHAnsi"/>
               <w:noProof/>
-              <w:sz w:val="22"/>
-              <w:szCs w:val="22"/>
+              <w:kern w:val="2"/>
+              <w:sz w:val="24"/>
+              <w:szCs w:val="24"/>
+              <w14:ligatures w14:val="standardContextual"/>
             </w:rPr>
           </w:pPr>
           <w:r>
@@ -68,13 +70,13 @@
           <w:r>
             <w:fldChar w:fldCharType="separate"/>
           </w:r>
-          <w:hyperlink w:anchor="_Toc123505614" w:history="1">
+          <w:hyperlink w:anchor="_Toc234924217" w:history="1">
             <w:r>
               <w:rPr>
                 <w:rStyle w:val="Hyperlink"/>
                 <w:noProof/>
               </w:rPr>
-              <w:t>I. Introduction to DBMS</w:t>
+              <w:t>I. Relationships</w:t>
             </w:r>
             <w:r>
               <w:rPr>
@@ -95,7 +97,7 @@
                 <w:noProof/>
                 <w:webHidden/>
               </w:rPr>
-              <w:instrText xml:space="preserve"> PAGEREF _Toc123505614 \h </w:instrText>
+              <w:instrText xml:space="preserve"> PAGEREF _Toc234924217 \h </w:instrText>
             </w:r>
             <w:r>
               <w:rPr>
@@ -115,7 +117,7 @@
                 <w:noProof/>
                 <w:webHidden/>
               </w:rPr>
-              <w:t>4</w:t>
+              <w:t>3</w:t>
             </w:r>
             <w:r>
               <w:rPr>
@@ -135,17 +137,19 @@
             <w:rPr>
               <w:rFonts w:asciiTheme="minorHAnsi" w:eastAsiaTheme="minorEastAsia" w:hAnsiTheme="minorHAnsi"/>
               <w:noProof/>
-              <w:sz w:val="22"/>
-              <w:szCs w:val="22"/>
+              <w:kern w:val="2"/>
+              <w:sz w:val="24"/>
+              <w:szCs w:val="24"/>
+              <w14:ligatures w14:val="standardContextual"/>
             </w:rPr>
           </w:pPr>
-          <w:hyperlink w:anchor="_Toc123505615" w:history="1">
+          <w:hyperlink w:anchor="_Toc234924218" w:history="1">
             <w:r>
               <w:rPr>
                 <w:rStyle w:val="Hyperlink"/>
                 <w:noProof/>
               </w:rPr>
-              <w:t>1. Data</w:t>
+              <w:t>1. Specialization</w:t>
             </w:r>
             <w:r>
               <w:rPr>
@@ -166,7 +170,7 @@
                 <w:noProof/>
                 <w:webHidden/>
               </w:rPr>
-              <w:instrText xml:space="preserve"> PAGEREF _Toc123505615 \h </w:instrText>
+              <w:instrText xml:space="preserve"> PAGEREF _Toc234924218 \h </w:instrText>
             </w:r>
             <w:r>
               <w:rPr>
@@ -186,7 +190,7 @@
                 <w:noProof/>
                 <w:webHidden/>
               </w:rPr>
-              <w:t>4</w:t>
+              <w:t>3</w:t>
             </w:r>
             <w:r>
               <w:rPr>
@@ -206,17 +210,19 @@
             <w:rPr>
               <w:rFonts w:asciiTheme="minorHAnsi" w:eastAsiaTheme="minorEastAsia" w:hAnsiTheme="minorHAnsi"/>
               <w:noProof/>
-              <w:sz w:val="22"/>
-              <w:szCs w:val="22"/>
+              <w:kern w:val="2"/>
+              <w:sz w:val="24"/>
+              <w:szCs w:val="24"/>
+              <w14:ligatures w14:val="standardContextual"/>
             </w:rPr>
           </w:pPr>
-          <w:hyperlink w:anchor="_Toc123505616" w:history="1">
+          <w:hyperlink w:anchor="_Toc234924219" w:history="1">
             <w:r>
               <w:rPr>
                 <w:rStyle w:val="Hyperlink"/>
                 <w:noProof/>
               </w:rPr>
-              <w:t>2. Information</w:t>
+              <w:t>2. Generalization</w:t>
             </w:r>
             <w:r>
               <w:rPr>
@@ -237,7 +243,7 @@
                 <w:noProof/>
                 <w:webHidden/>
               </w:rPr>
-              <w:instrText xml:space="preserve"> PAGEREF _Toc123505616 \h </w:instrText>
+              <w:instrText xml:space="preserve"> PAGEREF _Toc234924219 \h </w:instrText>
             </w:r>
             <w:r>
               <w:rPr>
@@ -257,7 +263,7 @@
                 <w:noProof/>
                 <w:webHidden/>
               </w:rPr>
-              <w:t>4</w:t>
+              <w:t>3</w:t>
             </w:r>
             <w:r>
               <w:rPr>
@@ -277,17 +283,27 @@
             <w:rPr>
               <w:rFonts w:asciiTheme="minorHAnsi" w:eastAsiaTheme="minorEastAsia" w:hAnsiTheme="minorHAnsi"/>
               <w:noProof/>
-              <w:sz w:val="22"/>
-              <w:szCs w:val="22"/>
+              <w:kern w:val="2"/>
+              <w:sz w:val="24"/>
+              <w:szCs w:val="24"/>
+              <w14:ligatures w14:val="standardContextual"/>
             </w:rPr>
           </w:pPr>
-          <w:hyperlink w:anchor="_Toc123505617" w:history="1">
+          <w:hyperlink w:anchor="_Toc234924220" w:history="1">
             <w:r>
               <w:rPr>
                 <w:rStyle w:val="Hyperlink"/>
                 <w:noProof/>
               </w:rPr>
-              <w:t>3. Database</w:t>
+              <w:t>3.</w:t>
+            </w:r>
+            <w:r>
+              <w:rPr>
+                <w:rStyle w:val="Hyperlink"/>
+                <w:noProof/>
+                <w:shd w:val="clear" w:color="auto" w:fill="FFFFFF"/>
+              </w:rPr>
+              <w:t xml:space="preserve"> Association</w:t>
             </w:r>
             <w:r>
               <w:rPr>
@@ -308,7 +324,7 @@
                 <w:noProof/>
                 <w:webHidden/>
               </w:rPr>
-              <w:instrText xml:space="preserve"> PAGEREF _Toc123505617 \h </w:instrText>
+              <w:instrText xml:space="preserve"> PAGEREF _Toc234924220 \h </w:instrText>
             </w:r>
             <w:r>
               <w:rPr>
@@ -348,17 +364,27 @@
             <w:rPr>
               <w:rFonts w:asciiTheme="minorHAnsi" w:eastAsiaTheme="minorEastAsia" w:hAnsiTheme="minorHAnsi"/>
               <w:noProof/>
-              <w:sz w:val="22"/>
-              <w:szCs w:val="22"/>
+              <w:kern w:val="2"/>
+              <w:sz w:val="24"/>
+              <w:szCs w:val="24"/>
+              <w14:ligatures w14:val="standardContextual"/>
             </w:rPr>
           </w:pPr>
-          <w:hyperlink w:anchor="_Toc123505618" w:history="1">
+          <w:hyperlink w:anchor="_Toc234924221" w:history="1">
             <w:r>
               <w:rPr>
                 <w:rStyle w:val="Hyperlink"/>
                 <w:noProof/>
               </w:rPr>
-              <w:t>4. Database Management System</w:t>
+              <w:t>4.</w:t>
+            </w:r>
+            <w:r>
+              <w:rPr>
+                <w:rStyle w:val="Hyperlink"/>
+                <w:noProof/>
+                <w:shd w:val="clear" w:color="auto" w:fill="FFFFFF"/>
+              </w:rPr>
+              <w:t xml:space="preserve"> Aggregation</w:t>
             </w:r>
             <w:r>
               <w:rPr>
@@ -379,7 +405,7 @@
                 <w:noProof/>
                 <w:webHidden/>
               </w:rPr>
-              <w:instrText xml:space="preserve"> PAGEREF _Toc123505618 \h </w:instrText>
+              <w:instrText xml:space="preserve"> PAGEREF _Toc234924221 \h </w:instrText>
             </w:r>
             <w:r>
               <w:rPr>
@@ -419,17 +445,27 @@
             <w:rPr>
               <w:rFonts w:asciiTheme="minorHAnsi" w:eastAsiaTheme="minorEastAsia" w:hAnsiTheme="minorHAnsi"/>
               <w:noProof/>
-              <w:sz w:val="22"/>
-              <w:szCs w:val="22"/>
+              <w:kern w:val="2"/>
+              <w:sz w:val="24"/>
+              <w:szCs w:val="24"/>
+              <w14:ligatures w14:val="standardContextual"/>
             </w:rPr>
           </w:pPr>
-          <w:hyperlink w:anchor="_Toc123505619" w:history="1">
+          <w:hyperlink w:anchor="_Toc234924222" w:history="1">
             <w:r>
               <w:rPr>
                 <w:rStyle w:val="Hyperlink"/>
                 <w:noProof/>
               </w:rPr>
-              <w:t>5. Need for DBMS</w:t>
+              <w:t>5.</w:t>
+            </w:r>
+            <w:r>
+              <w:rPr>
+                <w:rStyle w:val="Hyperlink"/>
+                <w:noProof/>
+                <w:shd w:val="clear" w:color="auto" w:fill="FFFFFF"/>
+              </w:rPr>
+              <w:t xml:space="preserve"> Composition</w:t>
             </w:r>
             <w:r>
               <w:rPr>
@@ -450,7 +486,7 @@
                 <w:noProof/>
                 <w:webHidden/>
               </w:rPr>
-              <w:instrText xml:space="preserve"> PAGEREF _Toc123505619 \h </w:instrText>
+              <w:instrText xml:space="preserve"> PAGEREF _Toc234924222 \h </w:instrText>
             </w:r>
             <w:r>
               <w:rPr>
@@ -490,17 +526,19 @@
             <w:rPr>
               <w:rFonts w:asciiTheme="minorHAnsi" w:eastAsiaTheme="minorEastAsia" w:hAnsiTheme="minorHAnsi"/>
               <w:noProof/>
-              <w:sz w:val="22"/>
-              <w:szCs w:val="22"/>
+              <w:kern w:val="2"/>
+              <w:sz w:val="24"/>
+              <w:szCs w:val="24"/>
+              <w14:ligatures w14:val="standardContextual"/>
             </w:rPr>
           </w:pPr>
-          <w:hyperlink w:anchor="_Toc123505620" w:history="1">
+          <w:hyperlink w:anchor="_Toc234924223" w:history="1">
             <w:r>
               <w:rPr>
                 <w:rStyle w:val="Hyperlink"/>
                 <w:noProof/>
               </w:rPr>
-              <w:t>II. Data Models and Schema</w:t>
+              <w:t>II. Relational Model</w:t>
             </w:r>
             <w:r>
               <w:rPr>
@@ -521,7 +559,7 @@
                 <w:noProof/>
                 <w:webHidden/>
               </w:rPr>
-              <w:instrText xml:space="preserve"> PAGEREF _Toc123505620 \h </w:instrText>
+              <w:instrText xml:space="preserve"> PAGEREF _Toc234924223 \h </w:instrText>
             </w:r>
             <w:r>
               <w:rPr>
@@ -541,7 +579,7 @@
                 <w:noProof/>
                 <w:webHidden/>
               </w:rPr>
-              <w:t>4</w:t>
+              <w:t>5</w:t>
             </w:r>
             <w:r>
               <w:rPr>
@@ -561,17 +599,19 @@
             <w:rPr>
               <w:rFonts w:asciiTheme="minorHAnsi" w:eastAsiaTheme="minorEastAsia" w:hAnsiTheme="minorHAnsi"/>
               <w:noProof/>
-              <w:sz w:val="22"/>
-              <w:szCs w:val="22"/>
+              <w:kern w:val="2"/>
+              <w:sz w:val="24"/>
+              <w:szCs w:val="24"/>
+              <w14:ligatures w14:val="standardContextual"/>
             </w:rPr>
           </w:pPr>
-          <w:hyperlink w:anchor="_Toc123505621" w:history="1">
+          <w:hyperlink w:anchor="_Toc234924224" w:history="1">
             <w:r>
               <w:rPr>
                 <w:rStyle w:val="Hyperlink"/>
                 <w:noProof/>
               </w:rPr>
-              <w:t>1. Data Model</w:t>
+              <w:t>1. Relational model keys</w:t>
             </w:r>
             <w:r>
               <w:rPr>
@@ -592,7 +632,7 @@
                 <w:noProof/>
                 <w:webHidden/>
               </w:rPr>
-              <w:instrText xml:space="preserve"> PAGEREF _Toc123505621 \h </w:instrText>
+              <w:instrText xml:space="preserve"> PAGEREF _Toc234924224 \h </w:instrText>
             </w:r>
             <w:r>
               <w:rPr>
@@ -612,7 +652,7 @@
                 <w:noProof/>
                 <w:webHidden/>
               </w:rPr>
-              <w:t>4</w:t>
+              <w:t>5</w:t>
             </w:r>
             <w:r>
               <w:rPr>
@@ -632,17 +672,19 @@
             <w:rPr>
               <w:rFonts w:asciiTheme="minorHAnsi" w:eastAsiaTheme="minorEastAsia" w:hAnsiTheme="minorHAnsi"/>
               <w:noProof/>
-              <w:sz w:val="22"/>
-              <w:szCs w:val="22"/>
+              <w:kern w:val="2"/>
+              <w:sz w:val="24"/>
+              <w:szCs w:val="24"/>
+              <w14:ligatures w14:val="standardContextual"/>
             </w:rPr>
           </w:pPr>
-          <w:hyperlink w:anchor="_Toc123505622" w:history="1">
+          <w:hyperlink w:anchor="_Toc234924225" w:history="1">
             <w:r>
               <w:rPr>
                 <w:rStyle w:val="Hyperlink"/>
                 <w:noProof/>
               </w:rPr>
-              <w:t>a. Conceptual Data Model</w:t>
+              <w:t>a. Super Key</w:t>
             </w:r>
             <w:r>
               <w:rPr>
@@ -663,7 +705,7 @@
                 <w:noProof/>
                 <w:webHidden/>
               </w:rPr>
-              <w:instrText xml:space="preserve"> PAGEREF _Toc123505622 \h </w:instrText>
+              <w:instrText xml:space="preserve"> PAGEREF _Toc234924225 \h </w:instrText>
             </w:r>
             <w:r>
               <w:rPr>
@@ -683,7 +725,7 @@
                 <w:noProof/>
                 <w:webHidden/>
               </w:rPr>
-              <w:t>4</w:t>
+              <w:t>5</w:t>
             </w:r>
             <w:r>
               <w:rPr>
@@ -703,17 +745,19 @@
             <w:rPr>
               <w:rFonts w:asciiTheme="minorHAnsi" w:eastAsiaTheme="minorEastAsia" w:hAnsiTheme="minorHAnsi"/>
               <w:noProof/>
-              <w:sz w:val="22"/>
-              <w:szCs w:val="22"/>
+              <w:kern w:val="2"/>
+              <w:sz w:val="24"/>
+              <w:szCs w:val="24"/>
+              <w14:ligatures w14:val="standardContextual"/>
             </w:rPr>
           </w:pPr>
-          <w:hyperlink w:anchor="_Toc123505623" w:history="1">
+          <w:hyperlink w:anchor="_Toc234924226" w:history="1">
             <w:r>
               <w:rPr>
                 <w:rStyle w:val="Hyperlink"/>
                 <w:noProof/>
               </w:rPr>
-              <w:t>b. Representational Data Model</w:t>
+              <w:t>b. Primary Key</w:t>
             </w:r>
             <w:r>
               <w:rPr>
@@ -734,7 +778,7 @@
                 <w:noProof/>
                 <w:webHidden/>
               </w:rPr>
-              <w:instrText xml:space="preserve"> PAGEREF _Toc123505623 \h </w:instrText>
+              <w:instrText xml:space="preserve"> PAGEREF _Toc234924226 \h </w:instrText>
             </w:r>
             <w:r>
               <w:rPr>
@@ -754,7 +798,7 @@
                 <w:noProof/>
                 <w:webHidden/>
               </w:rPr>
-              <w:t>4</w:t>
+              <w:t>5</w:t>
             </w:r>
             <w:r>
               <w:rPr>
@@ -774,17 +818,19 @@
             <w:rPr>
               <w:rFonts w:asciiTheme="minorHAnsi" w:eastAsiaTheme="minorEastAsia" w:hAnsiTheme="minorHAnsi"/>
               <w:noProof/>
-              <w:sz w:val="22"/>
-              <w:szCs w:val="22"/>
+              <w:kern w:val="2"/>
+              <w:sz w:val="24"/>
+              <w:szCs w:val="24"/>
+              <w14:ligatures w14:val="standardContextual"/>
             </w:rPr>
           </w:pPr>
-          <w:hyperlink w:anchor="_Toc123505624" w:history="1">
+          <w:hyperlink w:anchor="_Toc234924227" w:history="1">
             <w:r>
               <w:rPr>
                 <w:rStyle w:val="Hyperlink"/>
                 <w:noProof/>
               </w:rPr>
-              <w:t>c. Physical Data Model</w:t>
+              <w:t>c. Candidate Key</w:t>
             </w:r>
             <w:r>
               <w:rPr>
@@ -805,7 +851,7 @@
                 <w:noProof/>
                 <w:webHidden/>
               </w:rPr>
-              <w:instrText xml:space="preserve"> PAGEREF _Toc123505624 \h </w:instrText>
+              <w:instrText xml:space="preserve"> PAGEREF _Toc234924227 \h </w:instrText>
             </w:r>
             <w:r>
               <w:rPr>
@@ -825,7 +871,226 @@
                 <w:noProof/>
                 <w:webHidden/>
               </w:rPr>
-              <w:t>4</w:t>
+              <w:t>6</w:t>
+            </w:r>
+            <w:r>
+              <w:rPr>
+                <w:noProof/>
+                <w:webHidden/>
+              </w:rPr>
+              <w:fldChar w:fldCharType="end"/>
+            </w:r>
+          </w:hyperlink>
+        </w:p>
+        <w:p>
+          <w:pPr>
+            <w:pStyle w:val="TOC3"/>
+            <w:tabs>
+              <w:tab w:val="right" w:leader="dot" w:pos="9350"/>
+            </w:tabs>
+            <w:rPr>
+              <w:rFonts w:asciiTheme="minorHAnsi" w:eastAsiaTheme="minorEastAsia" w:hAnsiTheme="minorHAnsi"/>
+              <w:noProof/>
+              <w:kern w:val="2"/>
+              <w:sz w:val="24"/>
+              <w:szCs w:val="24"/>
+              <w14:ligatures w14:val="standardContextual"/>
+            </w:rPr>
+          </w:pPr>
+          <w:hyperlink w:anchor="_Toc234924228" w:history="1">
+            <w:r>
+              <w:rPr>
+                <w:rStyle w:val="Hyperlink"/>
+                <w:noProof/>
+              </w:rPr>
+              <w:t>d. Alternate Key</w:t>
+            </w:r>
+            <w:r>
+              <w:rPr>
+                <w:noProof/>
+                <w:webHidden/>
+              </w:rPr>
+              <w:tab/>
+            </w:r>
+            <w:r>
+              <w:rPr>
+                <w:noProof/>
+                <w:webHidden/>
+              </w:rPr>
+              <w:fldChar w:fldCharType="begin"/>
+            </w:r>
+            <w:r>
+              <w:rPr>
+                <w:noProof/>
+                <w:webHidden/>
+              </w:rPr>
+              <w:instrText xml:space="preserve"> PAGEREF _Toc234924228 \h </w:instrText>
+            </w:r>
+            <w:r>
+              <w:rPr>
+                <w:noProof/>
+                <w:webHidden/>
+              </w:rPr>
+            </w:r>
+            <w:r>
+              <w:rPr>
+                <w:noProof/>
+                <w:webHidden/>
+              </w:rPr>
+              <w:fldChar w:fldCharType="separate"/>
+            </w:r>
+            <w:r>
+              <w:rPr>
+                <w:noProof/>
+                <w:webHidden/>
+              </w:rPr>
+              <w:t>6</w:t>
+            </w:r>
+            <w:r>
+              <w:rPr>
+                <w:noProof/>
+                <w:webHidden/>
+              </w:rPr>
+              <w:fldChar w:fldCharType="end"/>
+            </w:r>
+          </w:hyperlink>
+        </w:p>
+        <w:p>
+          <w:pPr>
+            <w:pStyle w:val="TOC3"/>
+            <w:tabs>
+              <w:tab w:val="right" w:leader="dot" w:pos="9350"/>
+            </w:tabs>
+            <w:rPr>
+              <w:rFonts w:asciiTheme="minorHAnsi" w:eastAsiaTheme="minorEastAsia" w:hAnsiTheme="minorHAnsi"/>
+              <w:noProof/>
+              <w:kern w:val="2"/>
+              <w:sz w:val="24"/>
+              <w:szCs w:val="24"/>
+              <w14:ligatures w14:val="standardContextual"/>
+            </w:rPr>
+          </w:pPr>
+          <w:hyperlink w:anchor="_Toc234924229" w:history="1">
+            <w:r>
+              <w:rPr>
+                <w:rStyle w:val="Hyperlink"/>
+                <w:noProof/>
+              </w:rPr>
+              <w:t>e. Foreign key</w:t>
+            </w:r>
+            <w:r>
+              <w:rPr>
+                <w:noProof/>
+                <w:webHidden/>
+              </w:rPr>
+              <w:tab/>
+            </w:r>
+            <w:r>
+              <w:rPr>
+                <w:noProof/>
+                <w:webHidden/>
+              </w:rPr>
+              <w:fldChar w:fldCharType="begin"/>
+            </w:r>
+            <w:r>
+              <w:rPr>
+                <w:noProof/>
+                <w:webHidden/>
+              </w:rPr>
+              <w:instrText xml:space="preserve"> PAGEREF _Toc234924229 \h </w:instrText>
+            </w:r>
+            <w:r>
+              <w:rPr>
+                <w:noProof/>
+                <w:webHidden/>
+              </w:rPr>
+            </w:r>
+            <w:r>
+              <w:rPr>
+                <w:noProof/>
+                <w:webHidden/>
+              </w:rPr>
+              <w:fldChar w:fldCharType="separate"/>
+            </w:r>
+            <w:r>
+              <w:rPr>
+                <w:noProof/>
+                <w:webHidden/>
+              </w:rPr>
+              <w:t>6</w:t>
+            </w:r>
+            <w:r>
+              <w:rPr>
+                <w:noProof/>
+                <w:webHidden/>
+              </w:rPr>
+              <w:fldChar w:fldCharType="end"/>
+            </w:r>
+          </w:hyperlink>
+        </w:p>
+        <w:p>
+          <w:pPr>
+            <w:pStyle w:val="TOC3"/>
+            <w:tabs>
+              <w:tab w:val="right" w:leader="dot" w:pos="9350"/>
+            </w:tabs>
+            <w:rPr>
+              <w:rFonts w:asciiTheme="minorHAnsi" w:eastAsiaTheme="minorEastAsia" w:hAnsiTheme="minorHAnsi"/>
+              <w:noProof/>
+              <w:kern w:val="2"/>
+              <w:sz w:val="24"/>
+              <w:szCs w:val="24"/>
+              <w14:ligatures w14:val="standardContextual"/>
+            </w:rPr>
+          </w:pPr>
+          <w:hyperlink w:anchor="_Toc234924230" w:history="1">
+            <w:r>
+              <w:rPr>
+                <w:rStyle w:val="Hyperlink"/>
+                <w:noProof/>
+              </w:rPr>
+              <w:t>f. Surrogate Key</w:t>
+            </w:r>
+            <w:r>
+              <w:rPr>
+                <w:noProof/>
+                <w:webHidden/>
+              </w:rPr>
+              <w:tab/>
+            </w:r>
+            <w:r>
+              <w:rPr>
+                <w:noProof/>
+                <w:webHidden/>
+              </w:rPr>
+              <w:fldChar w:fldCharType="begin"/>
+            </w:r>
+            <w:r>
+              <w:rPr>
+                <w:noProof/>
+                <w:webHidden/>
+              </w:rPr>
+              <w:instrText xml:space="preserve"> PAGEREF _Toc234924230 \h </w:instrText>
+            </w:r>
+            <w:r>
+              <w:rPr>
+                <w:noProof/>
+                <w:webHidden/>
+              </w:rPr>
+            </w:r>
+            <w:r>
+              <w:rPr>
+                <w:noProof/>
+                <w:webHidden/>
+              </w:rPr>
+              <w:fldChar w:fldCharType="separate"/>
+            </w:r>
+            <w:r>
+              <w:rPr>
+                <w:noProof/>
+                <w:webHidden/>
+              </w:rPr>
+              <w:t>7</w:t>
             </w:r>
             <w:r>
               <w:rPr>
@@ -845,17 +1110,19 @@
             <w:rPr>
               <w:rFonts w:asciiTheme="minorHAnsi" w:eastAsiaTheme="minorEastAsia" w:hAnsiTheme="minorHAnsi"/>
               <w:noProof/>
-              <w:sz w:val="22"/>
-              <w:szCs w:val="22"/>
+              <w:kern w:val="2"/>
+              <w:sz w:val="24"/>
+              <w:szCs w:val="24"/>
+              <w14:ligatures w14:val="standardContextual"/>
             </w:rPr>
           </w:pPr>
-          <w:hyperlink w:anchor="_Toc123505625" w:history="1">
+          <w:hyperlink w:anchor="_Toc234924231" w:history="1">
             <w:r>
               <w:rPr>
                 <w:rStyle w:val="Hyperlink"/>
                 <w:noProof/>
               </w:rPr>
-              <w:t>2. Schema</w:t>
+              <w:t>2. Integrity Constraints</w:t>
             </w:r>
             <w:r>
               <w:rPr>
@@ -876,7 +1143,7 @@
                 <w:noProof/>
                 <w:webHidden/>
               </w:rPr>
-              <w:instrText xml:space="preserve"> PAGEREF _Toc123505625 \h </w:instrText>
+              <w:instrText xml:space="preserve"> PAGEREF _Toc234924231 \h </w:instrText>
             </w:r>
             <w:r>
               <w:rPr>
@@ -896,7 +1163,299 @@
                 <w:noProof/>
                 <w:webHidden/>
               </w:rPr>
-              <w:t>4</w:t>
+              <w:t>7</w:t>
+            </w:r>
+            <w:r>
+              <w:rPr>
+                <w:noProof/>
+                <w:webHidden/>
+              </w:rPr>
+              <w:fldChar w:fldCharType="end"/>
+            </w:r>
+          </w:hyperlink>
+        </w:p>
+        <w:p>
+          <w:pPr>
+            <w:pStyle w:val="TOC3"/>
+            <w:tabs>
+              <w:tab w:val="right" w:leader="dot" w:pos="9350"/>
+            </w:tabs>
+            <w:rPr>
+              <w:rFonts w:asciiTheme="minorHAnsi" w:eastAsiaTheme="minorEastAsia" w:hAnsiTheme="minorHAnsi"/>
+              <w:noProof/>
+              <w:kern w:val="2"/>
+              <w:sz w:val="24"/>
+              <w:szCs w:val="24"/>
+              <w14:ligatures w14:val="standardContextual"/>
+            </w:rPr>
+          </w:pPr>
+          <w:hyperlink w:anchor="_Toc234924232" w:history="1">
+            <w:r>
+              <w:rPr>
+                <w:rStyle w:val="Hyperlink"/>
+                <w:noProof/>
+              </w:rPr>
+              <w:t>a. Domain Constraints</w:t>
+            </w:r>
+            <w:r>
+              <w:rPr>
+                <w:noProof/>
+                <w:webHidden/>
+              </w:rPr>
+              <w:tab/>
+            </w:r>
+            <w:r>
+              <w:rPr>
+                <w:noProof/>
+                <w:webHidden/>
+              </w:rPr>
+              <w:fldChar w:fldCharType="begin"/>
+            </w:r>
+            <w:r>
+              <w:rPr>
+                <w:noProof/>
+                <w:webHidden/>
+              </w:rPr>
+              <w:instrText xml:space="preserve"> PAGEREF _Toc234924232 \h </w:instrText>
+            </w:r>
+            <w:r>
+              <w:rPr>
+                <w:noProof/>
+                <w:webHidden/>
+              </w:rPr>
+            </w:r>
+            <w:r>
+              <w:rPr>
+                <w:noProof/>
+                <w:webHidden/>
+              </w:rPr>
+              <w:fldChar w:fldCharType="separate"/>
+            </w:r>
+            <w:r>
+              <w:rPr>
+                <w:noProof/>
+                <w:webHidden/>
+              </w:rPr>
+              <w:t>7</w:t>
+            </w:r>
+            <w:r>
+              <w:rPr>
+                <w:noProof/>
+                <w:webHidden/>
+              </w:rPr>
+              <w:fldChar w:fldCharType="end"/>
+            </w:r>
+          </w:hyperlink>
+        </w:p>
+        <w:p>
+          <w:pPr>
+            <w:pStyle w:val="TOC3"/>
+            <w:tabs>
+              <w:tab w:val="right" w:leader="dot" w:pos="9350"/>
+            </w:tabs>
+            <w:rPr>
+              <w:rFonts w:asciiTheme="minorHAnsi" w:eastAsiaTheme="minorEastAsia" w:hAnsiTheme="minorHAnsi"/>
+              <w:noProof/>
+              <w:kern w:val="2"/>
+              <w:sz w:val="24"/>
+              <w:szCs w:val="24"/>
+              <w14:ligatures w14:val="standardContextual"/>
+            </w:rPr>
+          </w:pPr>
+          <w:hyperlink w:anchor="_Toc234924233" w:history="1">
+            <w:r>
+              <w:rPr>
+                <w:rStyle w:val="Hyperlink"/>
+                <w:noProof/>
+              </w:rPr>
+              <w:t>b. Entity Constraints</w:t>
+            </w:r>
+            <w:r>
+              <w:rPr>
+                <w:noProof/>
+                <w:webHidden/>
+              </w:rPr>
+              <w:tab/>
+            </w:r>
+            <w:r>
+              <w:rPr>
+                <w:noProof/>
+                <w:webHidden/>
+              </w:rPr>
+              <w:fldChar w:fldCharType="begin"/>
+            </w:r>
+            <w:r>
+              <w:rPr>
+                <w:noProof/>
+                <w:webHidden/>
+              </w:rPr>
+              <w:instrText xml:space="preserve"> PAGEREF _Toc234924233 \h </w:instrText>
+            </w:r>
+            <w:r>
+              <w:rPr>
+                <w:noProof/>
+                <w:webHidden/>
+              </w:rPr>
+            </w:r>
+            <w:r>
+              <w:rPr>
+                <w:noProof/>
+                <w:webHidden/>
+              </w:rPr>
+              <w:fldChar w:fldCharType="separate"/>
+            </w:r>
+            <w:r>
+              <w:rPr>
+                <w:noProof/>
+                <w:webHidden/>
+              </w:rPr>
+              <w:t>8</w:t>
+            </w:r>
+            <w:r>
+              <w:rPr>
+                <w:noProof/>
+                <w:webHidden/>
+              </w:rPr>
+              <w:fldChar w:fldCharType="end"/>
+            </w:r>
+          </w:hyperlink>
+        </w:p>
+        <w:p>
+          <w:pPr>
+            <w:pStyle w:val="TOC3"/>
+            <w:tabs>
+              <w:tab w:val="right" w:leader="dot" w:pos="9350"/>
+            </w:tabs>
+            <w:rPr>
+              <w:rFonts w:asciiTheme="minorHAnsi" w:eastAsiaTheme="minorEastAsia" w:hAnsiTheme="minorHAnsi"/>
+              <w:noProof/>
+              <w:kern w:val="2"/>
+              <w:sz w:val="24"/>
+              <w:szCs w:val="24"/>
+              <w14:ligatures w14:val="standardContextual"/>
+            </w:rPr>
+          </w:pPr>
+          <w:hyperlink w:anchor="_Toc234924234" w:history="1">
+            <w:r>
+              <w:rPr>
+                <w:rStyle w:val="Hyperlink"/>
+                <w:noProof/>
+              </w:rPr>
+              <w:t>c. Referential Constraints</w:t>
+            </w:r>
+            <w:r>
+              <w:rPr>
+                <w:noProof/>
+                <w:webHidden/>
+              </w:rPr>
+              <w:tab/>
+            </w:r>
+            <w:r>
+              <w:rPr>
+                <w:noProof/>
+                <w:webHidden/>
+              </w:rPr>
+              <w:fldChar w:fldCharType="begin"/>
+            </w:r>
+            <w:r>
+              <w:rPr>
+                <w:noProof/>
+                <w:webHidden/>
+              </w:rPr>
+              <w:instrText xml:space="preserve"> PAGEREF _Toc234924234 \h </w:instrText>
+            </w:r>
+            <w:r>
+              <w:rPr>
+                <w:noProof/>
+                <w:webHidden/>
+              </w:rPr>
+            </w:r>
+            <w:r>
+              <w:rPr>
+                <w:noProof/>
+                <w:webHidden/>
+              </w:rPr>
+              <w:fldChar w:fldCharType="separate"/>
+            </w:r>
+            <w:r>
+              <w:rPr>
+                <w:noProof/>
+                <w:webHidden/>
+              </w:rPr>
+              <w:t>8</w:t>
+            </w:r>
+            <w:r>
+              <w:rPr>
+                <w:noProof/>
+                <w:webHidden/>
+              </w:rPr>
+              <w:fldChar w:fldCharType="end"/>
+            </w:r>
+          </w:hyperlink>
+        </w:p>
+        <w:p>
+          <w:pPr>
+            <w:pStyle w:val="TOC3"/>
+            <w:tabs>
+              <w:tab w:val="right" w:leader="dot" w:pos="9350"/>
+            </w:tabs>
+            <w:rPr>
+              <w:rFonts w:asciiTheme="minorHAnsi" w:eastAsiaTheme="minorEastAsia" w:hAnsiTheme="minorHAnsi"/>
+              <w:noProof/>
+              <w:kern w:val="2"/>
+              <w:sz w:val="24"/>
+              <w:szCs w:val="24"/>
+              <w14:ligatures w14:val="standardContextual"/>
+            </w:rPr>
+          </w:pPr>
+          <w:hyperlink w:anchor="_Toc234924235" w:history="1">
+            <w:r>
+              <w:rPr>
+                <w:rStyle w:val="Hyperlink"/>
+                <w:noProof/>
+              </w:rPr>
+              <w:t>d. Key Constraints</w:t>
+            </w:r>
+            <w:r>
+              <w:rPr>
+                <w:noProof/>
+                <w:webHidden/>
+              </w:rPr>
+              <w:tab/>
+            </w:r>
+            <w:r>
+              <w:rPr>
+                <w:noProof/>
+                <w:webHidden/>
+              </w:rPr>
+              <w:fldChar w:fldCharType="begin"/>
+            </w:r>
+            <w:r>
+              <w:rPr>
+                <w:noProof/>
+                <w:webHidden/>
+              </w:rPr>
+              <w:instrText xml:space="preserve"> PAGEREF _Toc234924235 \h </w:instrText>
+            </w:r>
+            <w:r>
+              <w:rPr>
+                <w:noProof/>
+                <w:webHidden/>
+              </w:rPr>
+            </w:r>
+            <w:r>
+              <w:rPr>
+                <w:noProof/>
+                <w:webHidden/>
+              </w:rPr>
+              <w:fldChar w:fldCharType="separate"/>
+            </w:r>
+            <w:r>
+              <w:rPr>
+                <w:noProof/>
+                <w:webHidden/>
+              </w:rPr>
+              <w:t>8</w:t>
             </w:r>
             <w:r>
               <w:rPr>
@@ -916,17 +1475,19 @@
             <w:rPr>
               <w:rFonts w:asciiTheme="minorHAnsi" w:eastAsiaTheme="minorEastAsia" w:hAnsiTheme="minorHAnsi"/>
               <w:noProof/>
-              <w:sz w:val="22"/>
-              <w:szCs w:val="22"/>
+              <w:kern w:val="2"/>
+              <w:sz w:val="24"/>
+              <w:szCs w:val="24"/>
+              <w14:ligatures w14:val="standardContextual"/>
             </w:rPr>
           </w:pPr>
-          <w:hyperlink w:anchor="_Toc123505626" w:history="1">
+          <w:hyperlink w:anchor="_Toc234924236" w:history="1">
             <w:r>
               <w:rPr>
                 <w:rStyle w:val="Hyperlink"/>
                 <w:noProof/>
               </w:rPr>
-              <w:t>3. Instance</w:t>
+              <w:t>3. Relational Algebra</w:t>
             </w:r>
             <w:r>
               <w:rPr>
@@ -947,7 +1508,7 @@
                 <w:noProof/>
                 <w:webHidden/>
               </w:rPr>
-              <w:instrText xml:space="preserve"> PAGEREF _Toc123505626 \h </w:instrText>
+              <w:instrText xml:space="preserve"> PAGEREF _Toc234924236 \h </w:instrText>
             </w:r>
             <w:r>
               <w:rPr>
@@ -967,7 +1528,7 @@
                 <w:noProof/>
                 <w:webHidden/>
               </w:rPr>
-              <w:t>5</w:t>
+              <w:t>8</w:t>
             </w:r>
             <w:r>
               <w:rPr>
@@ -987,17 +1548,19 @@
             <w:rPr>
               <w:rFonts w:asciiTheme="minorHAnsi" w:eastAsiaTheme="minorEastAsia" w:hAnsiTheme="minorHAnsi"/>
               <w:noProof/>
-              <w:sz w:val="22"/>
-              <w:szCs w:val="22"/>
+              <w:kern w:val="2"/>
+              <w:sz w:val="24"/>
+              <w:szCs w:val="24"/>
+              <w14:ligatures w14:val="standardContextual"/>
             </w:rPr>
           </w:pPr>
-          <w:hyperlink w:anchor="_Toc123505627" w:history="1">
+          <w:hyperlink w:anchor="_Toc234924237" w:history="1">
             <w:r>
               <w:rPr>
                 <w:rStyle w:val="Hyperlink"/>
                 <w:noProof/>
               </w:rPr>
-              <w:t>III. ER Model</w:t>
+              <w:t>III. Transaction Control Language</w:t>
             </w:r>
             <w:r>
               <w:rPr>
@@ -1018,7 +1581,7 @@
                 <w:noProof/>
                 <w:webHidden/>
               </w:rPr>
-              <w:instrText xml:space="preserve"> PAGEREF _Toc123505627 \h </w:instrText>
+              <w:instrText xml:space="preserve"> PAGEREF _Toc234924237 \h </w:instrText>
             </w:r>
             <w:r>
               <w:rPr>
@@ -1038,7 +1601,7 @@
                 <w:noProof/>
                 <w:webHidden/>
               </w:rPr>
-              <w:t>5</w:t>
+              <w:t>8</w:t>
             </w:r>
             <w:r>
               <w:rPr>
@@ -1058,17 +1621,19 @@
             <w:rPr>
               <w:rFonts w:asciiTheme="minorHAnsi" w:eastAsiaTheme="minorEastAsia" w:hAnsiTheme="minorHAnsi"/>
               <w:noProof/>
-              <w:sz w:val="22"/>
-              <w:szCs w:val="22"/>
+              <w:kern w:val="2"/>
+              <w:sz w:val="24"/>
+              <w:szCs w:val="24"/>
+              <w14:ligatures w14:val="standardContextual"/>
             </w:rPr>
           </w:pPr>
-          <w:hyperlink w:anchor="_Toc123505628" w:history="1">
+          <w:hyperlink w:anchor="_Toc234924238" w:history="1">
             <w:r>
               <w:rPr>
                 <w:rStyle w:val="Hyperlink"/>
                 <w:noProof/>
               </w:rPr>
-              <w:t>1. Entity</w:t>
+              <w:t>1. COMMIT</w:t>
             </w:r>
             <w:r>
               <w:rPr>
@@ -1089,7 +1654,7 @@
                 <w:noProof/>
                 <w:webHidden/>
               </w:rPr>
-              <w:instrText xml:space="preserve"> PAGEREF _Toc123505628 \h </w:instrText>
+              <w:instrText xml:space="preserve"> PAGEREF _Toc234924238 \h </w:instrText>
             </w:r>
             <w:r>
               <w:rPr>
@@ -1109,7 +1674,226 @@
                 <w:noProof/>
                 <w:webHidden/>
               </w:rPr>
-              <w:t>5</w:t>
+              <w:t>9</w:t>
+            </w:r>
+            <w:r>
+              <w:rPr>
+                <w:noProof/>
+                <w:webHidden/>
+              </w:rPr>
+              <w:fldChar w:fldCharType="end"/>
+            </w:r>
+          </w:hyperlink>
+        </w:p>
+        <w:p>
+          <w:pPr>
+            <w:pStyle w:val="TOC2"/>
+            <w:tabs>
+              <w:tab w:val="right" w:leader="dot" w:pos="9350"/>
+            </w:tabs>
+            <w:rPr>
+              <w:rFonts w:asciiTheme="minorHAnsi" w:eastAsiaTheme="minorEastAsia" w:hAnsiTheme="minorHAnsi"/>
+              <w:noProof/>
+              <w:kern w:val="2"/>
+              <w:sz w:val="24"/>
+              <w:szCs w:val="24"/>
+              <w14:ligatures w14:val="standardContextual"/>
+            </w:rPr>
+          </w:pPr>
+          <w:hyperlink w:anchor="_Toc234924239" w:history="1">
+            <w:r>
+              <w:rPr>
+                <w:rStyle w:val="Hyperlink"/>
+                <w:noProof/>
+              </w:rPr>
+              <w:t>2. SAVEPOINT</w:t>
+            </w:r>
+            <w:r>
+              <w:rPr>
+                <w:noProof/>
+                <w:webHidden/>
+              </w:rPr>
+              <w:tab/>
+            </w:r>
+            <w:r>
+              <w:rPr>
+                <w:noProof/>
+                <w:webHidden/>
+              </w:rPr>
+              <w:fldChar w:fldCharType="begin"/>
+            </w:r>
+            <w:r>
+              <w:rPr>
+                <w:noProof/>
+                <w:webHidden/>
+              </w:rPr>
+              <w:instrText xml:space="preserve"> PAGEREF _Toc234924239 \h </w:instrText>
+            </w:r>
+            <w:r>
+              <w:rPr>
+                <w:noProof/>
+                <w:webHidden/>
+              </w:rPr>
+            </w:r>
+            <w:r>
+              <w:rPr>
+                <w:noProof/>
+                <w:webHidden/>
+              </w:rPr>
+              <w:fldChar w:fldCharType="separate"/>
+            </w:r>
+            <w:r>
+              <w:rPr>
+                <w:noProof/>
+                <w:webHidden/>
+              </w:rPr>
+              <w:t>10</w:t>
+            </w:r>
+            <w:r>
+              <w:rPr>
+                <w:noProof/>
+                <w:webHidden/>
+              </w:rPr>
+              <w:fldChar w:fldCharType="end"/>
+            </w:r>
+          </w:hyperlink>
+        </w:p>
+        <w:p>
+          <w:pPr>
+            <w:pStyle w:val="TOC2"/>
+            <w:tabs>
+              <w:tab w:val="right" w:leader="dot" w:pos="9350"/>
+            </w:tabs>
+            <w:rPr>
+              <w:rFonts w:asciiTheme="minorHAnsi" w:eastAsiaTheme="minorEastAsia" w:hAnsiTheme="minorHAnsi"/>
+              <w:noProof/>
+              <w:kern w:val="2"/>
+              <w:sz w:val="24"/>
+              <w:szCs w:val="24"/>
+              <w14:ligatures w14:val="standardContextual"/>
+            </w:rPr>
+          </w:pPr>
+          <w:hyperlink w:anchor="_Toc234924240" w:history="1">
+            <w:r>
+              <w:rPr>
+                <w:rStyle w:val="Hyperlink"/>
+                <w:noProof/>
+              </w:rPr>
+              <w:t>3. ROLLBACK</w:t>
+            </w:r>
+            <w:r>
+              <w:rPr>
+                <w:noProof/>
+                <w:webHidden/>
+              </w:rPr>
+              <w:tab/>
+            </w:r>
+            <w:r>
+              <w:rPr>
+                <w:noProof/>
+                <w:webHidden/>
+              </w:rPr>
+              <w:fldChar w:fldCharType="begin"/>
+            </w:r>
+            <w:r>
+              <w:rPr>
+                <w:noProof/>
+                <w:webHidden/>
+              </w:rPr>
+              <w:instrText xml:space="preserve"> PAGEREF _Toc234924240 \h </w:instrText>
+            </w:r>
+            <w:r>
+              <w:rPr>
+                <w:noProof/>
+                <w:webHidden/>
+              </w:rPr>
+            </w:r>
+            <w:r>
+              <w:rPr>
+                <w:noProof/>
+                <w:webHidden/>
+              </w:rPr>
+              <w:fldChar w:fldCharType="separate"/>
+            </w:r>
+            <w:r>
+              <w:rPr>
+                <w:noProof/>
+                <w:webHidden/>
+              </w:rPr>
+              <w:t>10</w:t>
+            </w:r>
+            <w:r>
+              <w:rPr>
+                <w:noProof/>
+                <w:webHidden/>
+              </w:rPr>
+              <w:fldChar w:fldCharType="end"/>
+            </w:r>
+          </w:hyperlink>
+        </w:p>
+        <w:p>
+          <w:pPr>
+            <w:pStyle w:val="TOC2"/>
+            <w:tabs>
+              <w:tab w:val="right" w:leader="dot" w:pos="9350"/>
+            </w:tabs>
+            <w:rPr>
+              <w:rFonts w:asciiTheme="minorHAnsi" w:eastAsiaTheme="minorEastAsia" w:hAnsiTheme="minorHAnsi"/>
+              <w:noProof/>
+              <w:kern w:val="2"/>
+              <w:sz w:val="24"/>
+              <w:szCs w:val="24"/>
+              <w14:ligatures w14:val="standardContextual"/>
+            </w:rPr>
+          </w:pPr>
+          <w:hyperlink w:anchor="_Toc234924241" w:history="1">
+            <w:r>
+              <w:rPr>
+                <w:rStyle w:val="Hyperlink"/>
+                <w:noProof/>
+              </w:rPr>
+              <w:t>4. Locks</w:t>
+            </w:r>
+            <w:r>
+              <w:rPr>
+                <w:noProof/>
+                <w:webHidden/>
+              </w:rPr>
+              <w:tab/>
+            </w:r>
+            <w:r>
+              <w:rPr>
+                <w:noProof/>
+                <w:webHidden/>
+              </w:rPr>
+              <w:fldChar w:fldCharType="begin"/>
+            </w:r>
+            <w:r>
+              <w:rPr>
+                <w:noProof/>
+                <w:webHidden/>
+              </w:rPr>
+              <w:instrText xml:space="preserve"> PAGEREF _Toc234924241 \h </w:instrText>
+            </w:r>
+            <w:r>
+              <w:rPr>
+                <w:noProof/>
+                <w:webHidden/>
+              </w:rPr>
+            </w:r>
+            <w:r>
+              <w:rPr>
+                <w:noProof/>
+                <w:webHidden/>
+              </w:rPr>
+              <w:fldChar w:fldCharType="separate"/>
+            </w:r>
+            <w:r>
+              <w:rPr>
+                <w:noProof/>
+                <w:webHidden/>
+              </w:rPr>
+              <w:t>11</w:t>
             </w:r>
             <w:r>
               <w:rPr>
@@ -1129,17 +1913,19 @@
             <w:rPr>
               <w:rFonts w:asciiTheme="minorHAnsi" w:eastAsiaTheme="minorEastAsia" w:hAnsiTheme="minorHAnsi"/>
               <w:noProof/>
-              <w:sz w:val="22"/>
-              <w:szCs w:val="22"/>
+              <w:kern w:val="2"/>
+              <w:sz w:val="24"/>
+              <w:szCs w:val="24"/>
+              <w14:ligatures w14:val="standardContextual"/>
             </w:rPr>
           </w:pPr>
-          <w:hyperlink w:anchor="_Toc123505629" w:history="1">
+          <w:hyperlink w:anchor="_Toc234924242" w:history="1">
             <w:r>
               <w:rPr>
                 <w:rStyle w:val="Hyperlink"/>
                 <w:noProof/>
               </w:rPr>
-              <w:t>a. Types</w:t>
+              <w:t>a. READ LOCK</w:t>
             </w:r>
             <w:r>
               <w:rPr>
@@ -1160,7 +1946,7 @@
                 <w:noProof/>
                 <w:webHidden/>
               </w:rPr>
-              <w:instrText xml:space="preserve"> PAGEREF _Toc123505629 \h </w:instrText>
+              <w:instrText xml:space="preserve"> PAGEREF _Toc234924242 \h </w:instrText>
             </w:r>
             <w:r>
               <w:rPr>
@@ -1180,7 +1966,153 @@
                 <w:noProof/>
                 <w:webHidden/>
               </w:rPr>
-              <w:t>5</w:t>
+              <w:t>11</w:t>
+            </w:r>
+            <w:r>
+              <w:rPr>
+                <w:noProof/>
+                <w:webHidden/>
+              </w:rPr>
+              <w:fldChar w:fldCharType="end"/>
+            </w:r>
+          </w:hyperlink>
+        </w:p>
+        <w:p>
+          <w:pPr>
+            <w:pStyle w:val="TOC3"/>
+            <w:tabs>
+              <w:tab w:val="right" w:leader="dot" w:pos="9350"/>
+            </w:tabs>
+            <w:rPr>
+              <w:rFonts w:asciiTheme="minorHAnsi" w:eastAsiaTheme="minorEastAsia" w:hAnsiTheme="minorHAnsi"/>
+              <w:noProof/>
+              <w:kern w:val="2"/>
+              <w:sz w:val="24"/>
+              <w:szCs w:val="24"/>
+              <w14:ligatures w14:val="standardContextual"/>
+            </w:rPr>
+          </w:pPr>
+          <w:hyperlink w:anchor="_Toc234924243" w:history="1">
+            <w:r>
+              <w:rPr>
+                <w:rStyle w:val="Hyperlink"/>
+                <w:noProof/>
+              </w:rPr>
+              <w:t>b. WRITE LOCK</w:t>
+            </w:r>
+            <w:r>
+              <w:rPr>
+                <w:noProof/>
+                <w:webHidden/>
+              </w:rPr>
+              <w:tab/>
+            </w:r>
+            <w:r>
+              <w:rPr>
+                <w:noProof/>
+                <w:webHidden/>
+              </w:rPr>
+              <w:fldChar w:fldCharType="begin"/>
+            </w:r>
+            <w:r>
+              <w:rPr>
+                <w:noProof/>
+                <w:webHidden/>
+              </w:rPr>
+              <w:instrText xml:space="preserve"> PAGEREF _Toc234924243 \h </w:instrText>
+            </w:r>
+            <w:r>
+              <w:rPr>
+                <w:noProof/>
+                <w:webHidden/>
+              </w:rPr>
+            </w:r>
+            <w:r>
+              <w:rPr>
+                <w:noProof/>
+                <w:webHidden/>
+              </w:rPr>
+              <w:fldChar w:fldCharType="separate"/>
+            </w:r>
+            <w:r>
+              <w:rPr>
+                <w:noProof/>
+                <w:webHidden/>
+              </w:rPr>
+              <w:t>11</w:t>
+            </w:r>
+            <w:r>
+              <w:rPr>
+                <w:noProof/>
+                <w:webHidden/>
+              </w:rPr>
+              <w:fldChar w:fldCharType="end"/>
+            </w:r>
+          </w:hyperlink>
+        </w:p>
+        <w:p>
+          <w:pPr>
+            <w:pStyle w:val="TOC1"/>
+            <w:tabs>
+              <w:tab w:val="right" w:leader="dot" w:pos="9350"/>
+            </w:tabs>
+            <w:rPr>
+              <w:rFonts w:asciiTheme="minorHAnsi" w:eastAsiaTheme="minorEastAsia" w:hAnsiTheme="minorHAnsi"/>
+              <w:noProof/>
+              <w:kern w:val="2"/>
+              <w:sz w:val="24"/>
+              <w:szCs w:val="24"/>
+              <w14:ligatures w14:val="standardContextual"/>
+            </w:rPr>
+          </w:pPr>
+          <w:hyperlink w:anchor="_Toc234924244" w:history="1">
+            <w:r>
+              <w:rPr>
+                <w:rStyle w:val="Hyperlink"/>
+                <w:noProof/>
+              </w:rPr>
+              <w:t>IV. Normalization</w:t>
+            </w:r>
+            <w:r>
+              <w:rPr>
+                <w:noProof/>
+                <w:webHidden/>
+              </w:rPr>
+              <w:tab/>
+            </w:r>
+            <w:r>
+              <w:rPr>
+                <w:noProof/>
+                <w:webHidden/>
+              </w:rPr>
+              <w:fldChar w:fldCharType="begin"/>
+            </w:r>
+            <w:r>
+              <w:rPr>
+                <w:noProof/>
+                <w:webHidden/>
+              </w:rPr>
+              <w:instrText xml:space="preserve"> PAGEREF _Toc234924244 \h </w:instrText>
+            </w:r>
+            <w:r>
+              <w:rPr>
+                <w:noProof/>
+                <w:webHidden/>
+              </w:rPr>
+            </w:r>
+            <w:r>
+              <w:rPr>
+                <w:noProof/>
+                <w:webHidden/>
+              </w:rPr>
+              <w:fldChar w:fldCharType="separate"/>
+            </w:r>
+            <w:r>
+              <w:rPr>
+                <w:noProof/>
+                <w:webHidden/>
+              </w:rPr>
+              <w:t>11</w:t>
             </w:r>
             <w:r>
               <w:rPr>
@@ -1200,17 +2132,19 @@
             <w:rPr>
               <w:rFonts w:asciiTheme="minorHAnsi" w:eastAsiaTheme="minorEastAsia" w:hAnsiTheme="minorHAnsi"/>
               <w:noProof/>
-              <w:sz w:val="22"/>
-              <w:szCs w:val="22"/>
+              <w:kern w:val="2"/>
+              <w:sz w:val="24"/>
+              <w:szCs w:val="24"/>
+              <w14:ligatures w14:val="standardContextual"/>
             </w:rPr>
           </w:pPr>
-          <w:hyperlink w:anchor="_Toc123505630" w:history="1">
+          <w:hyperlink w:anchor="_Toc234924245" w:history="1">
             <w:r>
               <w:rPr>
                 <w:rStyle w:val="Hyperlink"/>
                 <w:noProof/>
               </w:rPr>
-              <w:t>2. Attribute</w:t>
+              <w:t>1. Functional Dependency</w:t>
             </w:r>
             <w:r>
               <w:rPr>
@@ -1231,7 +2165,7 @@
                 <w:noProof/>
                 <w:webHidden/>
               </w:rPr>
-              <w:instrText xml:space="preserve"> PAGEREF _Toc123505630 \h </w:instrText>
+              <w:instrText xml:space="preserve"> PAGEREF _Toc234924245 \h </w:instrText>
             </w:r>
             <w:r>
               <w:rPr>
@@ -1251,7 +2185,7 @@
                 <w:noProof/>
                 <w:webHidden/>
               </w:rPr>
-              <w:t>6</w:t>
+              <w:t>11</w:t>
             </w:r>
             <w:r>
               <w:rPr>
@@ -1271,17 +2205,19 @@
             <w:rPr>
               <w:rFonts w:asciiTheme="minorHAnsi" w:eastAsiaTheme="minorEastAsia" w:hAnsiTheme="minorHAnsi"/>
               <w:noProof/>
-              <w:sz w:val="22"/>
-              <w:szCs w:val="22"/>
+              <w:kern w:val="2"/>
+              <w:sz w:val="24"/>
+              <w:szCs w:val="24"/>
+              <w14:ligatures w14:val="standardContextual"/>
             </w:rPr>
           </w:pPr>
-          <w:hyperlink w:anchor="_Toc123505631" w:history="1">
+          <w:hyperlink w:anchor="_Toc234924246" w:history="1">
             <w:r>
               <w:rPr>
                 <w:rStyle w:val="Hyperlink"/>
                 <w:noProof/>
               </w:rPr>
-              <w:t>a. Based on Composition</w:t>
+              <w:t>a. Armstrong’s axioms/properties of functional dependencies</w:t>
             </w:r>
             <w:r>
               <w:rPr>
@@ -1302,7 +2238,7 @@
                 <w:noProof/>
                 <w:webHidden/>
               </w:rPr>
-              <w:instrText xml:space="preserve"> PAGEREF _Toc123505631 \h </w:instrText>
+              <w:instrText xml:space="preserve"> PAGEREF _Toc234924246 \h </w:instrText>
             </w:r>
             <w:r>
               <w:rPr>
@@ -1322,7 +2258,7 @@
                 <w:noProof/>
                 <w:webHidden/>
               </w:rPr>
-              <w:t>7</w:t>
+              <w:t>12</w:t>
             </w:r>
             <w:r>
               <w:rPr>
@@ -1342,17 +2278,19 @@
             <w:rPr>
               <w:rFonts w:asciiTheme="minorHAnsi" w:eastAsiaTheme="minorEastAsia" w:hAnsiTheme="minorHAnsi"/>
               <w:noProof/>
-              <w:sz w:val="22"/>
-              <w:szCs w:val="22"/>
+              <w:kern w:val="2"/>
+              <w:sz w:val="24"/>
+              <w:szCs w:val="24"/>
+              <w14:ligatures w14:val="standardContextual"/>
             </w:rPr>
           </w:pPr>
-          <w:hyperlink w:anchor="_Toc123505632" w:history="1">
+          <w:hyperlink w:anchor="_Toc234924247" w:history="1">
             <w:r>
               <w:rPr>
                 <w:rStyle w:val="Hyperlink"/>
                 <w:noProof/>
               </w:rPr>
-              <w:t>b. Based on count of values that can be stored</w:t>
+              <w:t>b. Types of Functional Dependencies</w:t>
             </w:r>
             <w:r>
               <w:rPr>
@@ -1373,7 +2311,7 @@
                 <w:noProof/>
                 <w:webHidden/>
               </w:rPr>
-              <w:instrText xml:space="preserve"> PAGEREF _Toc123505632 \h </w:instrText>
+              <w:instrText xml:space="preserve"> PAGEREF _Toc234924247 \h </w:instrText>
             </w:r>
             <w:r>
               <w:rPr>
@@ -1393,7 +2331,80 @@
                 <w:noProof/>
                 <w:webHidden/>
               </w:rPr>
-              <w:t>7</w:t>
+              <w:t>13</w:t>
+            </w:r>
+            <w:r>
+              <w:rPr>
+                <w:noProof/>
+                <w:webHidden/>
+              </w:rPr>
+              <w:fldChar w:fldCharType="end"/>
+            </w:r>
+          </w:hyperlink>
+        </w:p>
+        <w:p>
+          <w:pPr>
+            <w:pStyle w:val="TOC2"/>
+            <w:tabs>
+              <w:tab w:val="right" w:leader="dot" w:pos="9350"/>
+            </w:tabs>
+            <w:rPr>
+              <w:rFonts w:asciiTheme="minorHAnsi" w:eastAsiaTheme="minorEastAsia" w:hAnsiTheme="minorHAnsi"/>
+              <w:noProof/>
+              <w:kern w:val="2"/>
+              <w:sz w:val="24"/>
+              <w:szCs w:val="24"/>
+              <w14:ligatures w14:val="standardContextual"/>
+            </w:rPr>
+          </w:pPr>
+          <w:hyperlink w:anchor="_Toc234924248" w:history="1">
+            <w:r>
+              <w:rPr>
+                <w:rStyle w:val="Hyperlink"/>
+                <w:noProof/>
+              </w:rPr>
+              <w:t>2. Anomolies</w:t>
+            </w:r>
+            <w:r>
+              <w:rPr>
+                <w:noProof/>
+                <w:webHidden/>
+              </w:rPr>
+              <w:tab/>
+            </w:r>
+            <w:r>
+              <w:rPr>
+                <w:noProof/>
+                <w:webHidden/>
+              </w:rPr>
+              <w:fldChar w:fldCharType="begin"/>
+            </w:r>
+            <w:r>
+              <w:rPr>
+                <w:noProof/>
+                <w:webHidden/>
+              </w:rPr>
+              <w:instrText xml:space="preserve"> PAGEREF _Toc234924248 \h </w:instrText>
+            </w:r>
+            <w:r>
+              <w:rPr>
+                <w:noProof/>
+                <w:webHidden/>
+              </w:rPr>
+            </w:r>
+            <w:r>
+              <w:rPr>
+                <w:noProof/>
+                <w:webHidden/>
+              </w:rPr>
+              <w:fldChar w:fldCharType="separate"/>
+            </w:r>
+            <w:r>
+              <w:rPr>
+                <w:noProof/>
+                <w:webHidden/>
+              </w:rPr>
+              <w:t>13</w:t>
             </w:r>
             <w:r>
               <w:rPr>
@@ -1413,17 +2424,19 @@
             <w:rPr>
               <w:rFonts w:asciiTheme="minorHAnsi" w:eastAsiaTheme="minorEastAsia" w:hAnsiTheme="minorHAnsi"/>
               <w:noProof/>
-              <w:sz w:val="22"/>
-              <w:szCs w:val="22"/>
+              <w:kern w:val="2"/>
+              <w:sz w:val="24"/>
+              <w:szCs w:val="24"/>
+              <w14:ligatures w14:val="standardContextual"/>
             </w:rPr>
           </w:pPr>
-          <w:hyperlink w:anchor="_Toc123505633" w:history="1">
+          <w:hyperlink w:anchor="_Toc234924249" w:history="1">
             <w:r>
               <w:rPr>
                 <w:rStyle w:val="Hyperlink"/>
                 <w:noProof/>
               </w:rPr>
-              <w:t>c. Based on how the attribute value can be stored</w:t>
+              <w:t>a. Insertion Anomaly</w:t>
             </w:r>
             <w:r>
               <w:rPr>
@@ -1444,7 +2457,7 @@
                 <w:noProof/>
                 <w:webHidden/>
               </w:rPr>
-              <w:instrText xml:space="preserve"> PAGEREF _Toc123505633 \h </w:instrText>
+              <w:instrText xml:space="preserve"> PAGEREF _Toc234924249 \h </w:instrText>
             </w:r>
             <w:r>
               <w:rPr>
@@ -1464,7 +2477,7 @@
                 <w:noProof/>
                 <w:webHidden/>
               </w:rPr>
-              <w:t>8</w:t>
+              <w:t>13</w:t>
             </w:r>
             <w:r>
               <w:rPr>
@@ -1484,17 +2497,19 @@
             <w:rPr>
               <w:rFonts w:asciiTheme="minorHAnsi" w:eastAsiaTheme="minorEastAsia" w:hAnsiTheme="minorHAnsi"/>
               <w:noProof/>
-              <w:sz w:val="22"/>
-              <w:szCs w:val="22"/>
+              <w:kern w:val="2"/>
+              <w:sz w:val="24"/>
+              <w:szCs w:val="24"/>
+              <w14:ligatures w14:val="standardContextual"/>
             </w:rPr>
           </w:pPr>
-          <w:hyperlink w:anchor="_Toc123505634" w:history="1">
+          <w:hyperlink w:anchor="_Toc234924250" w:history="1">
             <w:r>
               <w:rPr>
                 <w:rStyle w:val="Hyperlink"/>
                 <w:noProof/>
               </w:rPr>
-              <w:t>d. Based on keys</w:t>
+              <w:t>b. Update Anomaly</w:t>
             </w:r>
             <w:r>
               <w:rPr>
@@ -1515,7 +2530,7 @@
                 <w:noProof/>
                 <w:webHidden/>
               </w:rPr>
-              <w:instrText xml:space="preserve"> PAGEREF _Toc123505634 \h </w:instrText>
+              <w:instrText xml:space="preserve"> PAGEREF _Toc234924250 \h </w:instrText>
             </w:r>
             <w:r>
               <w:rPr>
@@ -1535,7 +2550,80 @@
                 <w:noProof/>
                 <w:webHidden/>
               </w:rPr>
-              <w:t>8</w:t>
+              <w:t>13</w:t>
+            </w:r>
+            <w:r>
+              <w:rPr>
+                <w:noProof/>
+                <w:webHidden/>
+              </w:rPr>
+              <w:fldChar w:fldCharType="end"/>
+            </w:r>
+          </w:hyperlink>
+        </w:p>
+        <w:p>
+          <w:pPr>
+            <w:pStyle w:val="TOC3"/>
+            <w:tabs>
+              <w:tab w:val="right" w:leader="dot" w:pos="9350"/>
+            </w:tabs>
+            <w:rPr>
+              <w:rFonts w:asciiTheme="minorHAnsi" w:eastAsiaTheme="minorEastAsia" w:hAnsiTheme="minorHAnsi"/>
+              <w:noProof/>
+              <w:kern w:val="2"/>
+              <w:sz w:val="24"/>
+              <w:szCs w:val="24"/>
+              <w14:ligatures w14:val="standardContextual"/>
+            </w:rPr>
+          </w:pPr>
+          <w:hyperlink w:anchor="_Toc234924251" w:history="1">
+            <w:r>
+              <w:rPr>
+                <w:rStyle w:val="Hyperlink"/>
+                <w:noProof/>
+              </w:rPr>
+              <w:t>c. Delete Anamoly</w:t>
+            </w:r>
+            <w:r>
+              <w:rPr>
+                <w:noProof/>
+                <w:webHidden/>
+              </w:rPr>
+              <w:tab/>
+            </w:r>
+            <w:r>
+              <w:rPr>
+                <w:noProof/>
+                <w:webHidden/>
+              </w:rPr>
+              <w:fldChar w:fldCharType="begin"/>
+            </w:r>
+            <w:r>
+              <w:rPr>
+                <w:noProof/>
+                <w:webHidden/>
+              </w:rPr>
+              <w:instrText xml:space="preserve"> PAGEREF _Toc234924251 \h </w:instrText>
+            </w:r>
+            <w:r>
+              <w:rPr>
+                <w:noProof/>
+                <w:webHidden/>
+              </w:rPr>
+            </w:r>
+            <w:r>
+              <w:rPr>
+                <w:noProof/>
+                <w:webHidden/>
+              </w:rPr>
+              <w:fldChar w:fldCharType="separate"/>
+            </w:r>
+            <w:r>
+              <w:rPr>
+                <w:noProof/>
+                <w:webHidden/>
+              </w:rPr>
+              <w:t>14</w:t>
             </w:r>
             <w:r>
               <w:rPr>
@@ -1555,17 +2643,19 @@
             <w:rPr>
               <w:rFonts w:asciiTheme="minorHAnsi" w:eastAsiaTheme="minorEastAsia" w:hAnsiTheme="minorHAnsi"/>
               <w:noProof/>
-              <w:sz w:val="22"/>
-              <w:szCs w:val="22"/>
+              <w:kern w:val="2"/>
+              <w:sz w:val="24"/>
+              <w:szCs w:val="24"/>
+              <w14:ligatures w14:val="standardContextual"/>
             </w:rPr>
           </w:pPr>
-          <w:hyperlink w:anchor="_Toc123505635" w:history="1">
+          <w:hyperlink w:anchor="_Toc234924252" w:history="1">
             <w:r>
               <w:rPr>
                 <w:rStyle w:val="Hyperlink"/>
                 <w:noProof/>
               </w:rPr>
-              <w:t>3. Relationships</w:t>
+              <w:t>3. Normalization</w:t>
             </w:r>
             <w:r>
               <w:rPr>
@@ -1586,7 +2676,7 @@
                 <w:noProof/>
                 <w:webHidden/>
               </w:rPr>
-              <w:instrText xml:space="preserve"> PAGEREF _Toc123505635 \h </w:instrText>
+              <w:instrText xml:space="preserve"> PAGEREF _Toc234924252 \h </w:instrText>
             </w:r>
             <w:r>
               <w:rPr>
@@ -1606,7 +2696,7 @@
                 <w:noProof/>
                 <w:webHidden/>
               </w:rPr>
-              <w:t>8</w:t>
+              <w:t>14</w:t>
             </w:r>
             <w:r>
               <w:rPr>
@@ -1626,17 +2716,19 @@
             <w:rPr>
               <w:rFonts w:asciiTheme="minorHAnsi" w:eastAsiaTheme="minorEastAsia" w:hAnsiTheme="minorHAnsi"/>
               <w:noProof/>
-              <w:sz w:val="22"/>
-              <w:szCs w:val="22"/>
+              <w:kern w:val="2"/>
+              <w:sz w:val="24"/>
+              <w:szCs w:val="24"/>
+              <w14:ligatures w14:val="standardContextual"/>
             </w:rPr>
           </w:pPr>
-          <w:hyperlink w:anchor="_Toc123505636" w:history="1">
+          <w:hyperlink w:anchor="_Toc234924253" w:history="1">
             <w:r>
               <w:rPr>
                 <w:rStyle w:val="Hyperlink"/>
                 <w:noProof/>
               </w:rPr>
-              <w:t>a. Strong Relationship</w:t>
+              <w:t>a. First Normal Form (1NF)</w:t>
             </w:r>
             <w:r>
               <w:rPr>
@@ -1657,7 +2749,7 @@
                 <w:noProof/>
                 <w:webHidden/>
               </w:rPr>
-              <w:instrText xml:space="preserve"> PAGEREF _Toc123505636 \h </w:instrText>
+              <w:instrText xml:space="preserve"> PAGEREF _Toc234924253 \h </w:instrText>
             </w:r>
             <w:r>
               <w:rPr>
@@ -1677,7 +2769,7 @@
                 <w:noProof/>
                 <w:webHidden/>
               </w:rPr>
-              <w:t>9</w:t>
+              <w:t>14</w:t>
             </w:r>
             <w:r>
               <w:rPr>
@@ -1697,17 +2789,19 @@
             <w:rPr>
               <w:rFonts w:asciiTheme="minorHAnsi" w:eastAsiaTheme="minorEastAsia" w:hAnsiTheme="minorHAnsi"/>
               <w:noProof/>
-              <w:sz w:val="22"/>
-              <w:szCs w:val="22"/>
+              <w:kern w:val="2"/>
+              <w:sz w:val="24"/>
+              <w:szCs w:val="24"/>
+              <w14:ligatures w14:val="standardContextual"/>
             </w:rPr>
           </w:pPr>
-          <w:hyperlink w:anchor="_Toc123505637" w:history="1">
+          <w:hyperlink w:anchor="_Toc234924254" w:history="1">
             <w:r>
               <w:rPr>
                 <w:rStyle w:val="Hyperlink"/>
                 <w:noProof/>
               </w:rPr>
-              <w:t>b. Weak Relationship</w:t>
+              <w:t>b. Second Normal Form (2NF)</w:t>
             </w:r>
             <w:r>
               <w:rPr>
@@ -1728,7 +2822,7 @@
                 <w:noProof/>
                 <w:webHidden/>
               </w:rPr>
-              <w:instrText xml:space="preserve"> PAGEREF _Toc123505637 \h </w:instrText>
+              <w:instrText xml:space="preserve"> PAGEREF _Toc234924254 \h </w:instrText>
             </w:r>
             <w:r>
               <w:rPr>
@@ -1748,7 +2842,7 @@
                 <w:noProof/>
                 <w:webHidden/>
               </w:rPr>
-              <w:t>9</w:t>
+              <w:t>15</w:t>
             </w:r>
             <w:r>
               <w:rPr>
@@ -1768,17 +2862,19 @@
             <w:rPr>
               <w:rFonts w:asciiTheme="minorHAnsi" w:eastAsiaTheme="minorEastAsia" w:hAnsiTheme="minorHAnsi"/>
               <w:noProof/>
-              <w:sz w:val="22"/>
-              <w:szCs w:val="22"/>
+              <w:kern w:val="2"/>
+              <w:sz w:val="24"/>
+              <w:szCs w:val="24"/>
+              <w14:ligatures w14:val="standardContextual"/>
             </w:rPr>
           </w:pPr>
-          <w:hyperlink w:anchor="_Toc123505638" w:history="1">
+          <w:hyperlink w:anchor="_Toc234924255" w:history="1">
             <w:r>
               <w:rPr>
                 <w:rStyle w:val="Hyperlink"/>
                 <w:noProof/>
               </w:rPr>
-              <w:t>c. Degree of Relationship</w:t>
+              <w:t>c. Third Normal Form (3 NF)</w:t>
             </w:r>
             <w:r>
               <w:rPr>
@@ -1799,7 +2895,7 @@
                 <w:noProof/>
                 <w:webHidden/>
               </w:rPr>
-              <w:instrText xml:space="preserve"> PAGEREF _Toc123505638 \h </w:instrText>
+              <w:instrText xml:space="preserve"> PAGEREF _Toc234924255 \h </w:instrText>
             </w:r>
             <w:r>
               <w:rPr>
@@ -1819,7 +2915,7 @@
                 <w:noProof/>
                 <w:webHidden/>
               </w:rPr>
-              <w:t>9</w:t>
+              <w:t>16</w:t>
             </w:r>
             <w:r>
               <w:rPr>
@@ -1839,17 +2935,19 @@
             <w:rPr>
               <w:rFonts w:asciiTheme="minorHAnsi" w:eastAsiaTheme="minorEastAsia" w:hAnsiTheme="minorHAnsi"/>
               <w:noProof/>
-              <w:sz w:val="22"/>
-              <w:szCs w:val="22"/>
+              <w:kern w:val="2"/>
+              <w:sz w:val="24"/>
+              <w:szCs w:val="24"/>
+              <w14:ligatures w14:val="standardContextual"/>
             </w:rPr>
           </w:pPr>
-          <w:hyperlink w:anchor="_Toc123505639" w:history="1">
+          <w:hyperlink w:anchor="_Toc234924256" w:history="1">
             <w:r>
               <w:rPr>
                 <w:rStyle w:val="Hyperlink"/>
                 <w:noProof/>
               </w:rPr>
-              <w:t>d. Cardinality</w:t>
+              <w:t>d. Boyce-Codd Normal Form (BCNF)</w:t>
             </w:r>
             <w:r>
               <w:rPr>
@@ -1870,7 +2968,7 @@
                 <w:noProof/>
                 <w:webHidden/>
               </w:rPr>
-              <w:instrText xml:space="preserve"> PAGEREF _Toc123505639 \h </w:instrText>
+              <w:instrText xml:space="preserve"> PAGEREF _Toc234924256 \h </w:instrText>
             </w:r>
             <w:r>
               <w:rPr>
@@ -1890,220 +2988,7 @@
                 <w:noProof/>
                 <w:webHidden/>
               </w:rPr>
-              <w:t>9</w:t>
-            </w:r>
-            <w:r>
-              <w:rPr>
-                <w:noProof/>
-                <w:webHidden/>
-              </w:rPr>
-              <w:fldChar w:fldCharType="end"/>
-            </w:r>
-          </w:hyperlink>
-        </w:p>
-        <w:p>
-          <w:pPr>
-            <w:pStyle w:val="TOC3"/>
-            <w:tabs>
-              <w:tab w:val="right" w:leader="dot" w:pos="9350"/>
-            </w:tabs>
-            <w:rPr>
-              <w:rFonts w:asciiTheme="minorHAnsi" w:eastAsiaTheme="minorEastAsia" w:hAnsiTheme="minorHAnsi"/>
-              <w:noProof/>
-              <w:sz w:val="22"/>
-              <w:szCs w:val="22"/>
-            </w:rPr>
-          </w:pPr>
-          <w:hyperlink w:anchor="_Toc123505640" w:history="1">
-            <w:r>
-              <w:rPr>
-                <w:rStyle w:val="Hyperlink"/>
-                <w:noProof/>
-              </w:rPr>
-              <w:t>e. Specialization</w:t>
-            </w:r>
-            <w:r>
-              <w:rPr>
-                <w:noProof/>
-                <w:webHidden/>
-              </w:rPr>
-              <w:tab/>
-            </w:r>
-            <w:r>
-              <w:rPr>
-                <w:noProof/>
-                <w:webHidden/>
-              </w:rPr>
-              <w:fldChar w:fldCharType="begin"/>
-            </w:r>
-            <w:r>
-              <w:rPr>
-                <w:noProof/>
-                <w:webHidden/>
-              </w:rPr>
-              <w:instrText xml:space="preserve"> PAGEREF _Toc123505640 \h </w:instrText>
-            </w:r>
-            <w:r>
-              <w:rPr>
-                <w:noProof/>
-                <w:webHidden/>
-              </w:rPr>
-            </w:r>
-            <w:r>
-              <w:rPr>
-                <w:noProof/>
-                <w:webHidden/>
-              </w:rPr>
-              <w:fldChar w:fldCharType="separate"/>
-            </w:r>
-            <w:r>
-              <w:rPr>
-                <w:noProof/>
-                <w:webHidden/>
-              </w:rPr>
-              <w:t>12</w:t>
-            </w:r>
-            <w:r>
-              <w:rPr>
-                <w:noProof/>
-                <w:webHidden/>
-              </w:rPr>
-              <w:fldChar w:fldCharType="end"/>
-            </w:r>
-          </w:hyperlink>
-        </w:p>
-        <w:p>
-          <w:pPr>
-            <w:pStyle w:val="TOC3"/>
-            <w:tabs>
-              <w:tab w:val="right" w:leader="dot" w:pos="9350"/>
-            </w:tabs>
-            <w:rPr>
-              <w:rFonts w:asciiTheme="minorHAnsi" w:eastAsiaTheme="minorEastAsia" w:hAnsiTheme="minorHAnsi"/>
-              <w:noProof/>
-              <w:sz w:val="22"/>
-              <w:szCs w:val="22"/>
-            </w:rPr>
-          </w:pPr>
-          <w:hyperlink w:anchor="_Toc123505641" w:history="1">
-            <w:r>
-              <w:rPr>
-                <w:rStyle w:val="Hyperlink"/>
-                <w:noProof/>
-              </w:rPr>
-              <w:t>f. Generalization</w:t>
-            </w:r>
-            <w:r>
-              <w:rPr>
-                <w:noProof/>
-                <w:webHidden/>
-              </w:rPr>
-              <w:tab/>
-            </w:r>
-            <w:r>
-              <w:rPr>
-                <w:noProof/>
-                <w:webHidden/>
-              </w:rPr>
-              <w:fldChar w:fldCharType="begin"/>
-            </w:r>
-            <w:r>
-              <w:rPr>
-                <w:noProof/>
-                <w:webHidden/>
-              </w:rPr>
-              <w:instrText xml:space="preserve"> PAGEREF _Toc123505641 \h </w:instrText>
-            </w:r>
-            <w:r>
-              <w:rPr>
-                <w:noProof/>
-                <w:webHidden/>
-              </w:rPr>
-            </w:r>
-            <w:r>
-              <w:rPr>
-                <w:noProof/>
-                <w:webHidden/>
-              </w:rPr>
-              <w:fldChar w:fldCharType="separate"/>
-            </w:r>
-            <w:r>
-              <w:rPr>
-                <w:noProof/>
-                <w:webHidden/>
-              </w:rPr>
-              <w:t>12</w:t>
-            </w:r>
-            <w:r>
-              <w:rPr>
-                <w:noProof/>
-                <w:webHidden/>
-              </w:rPr>
-              <w:fldChar w:fldCharType="end"/>
-            </w:r>
-          </w:hyperlink>
-        </w:p>
-        <w:p>
-          <w:pPr>
-            <w:pStyle w:val="TOC3"/>
-            <w:tabs>
-              <w:tab w:val="right" w:leader="dot" w:pos="9350"/>
-            </w:tabs>
-            <w:rPr>
-              <w:rFonts w:asciiTheme="minorHAnsi" w:eastAsiaTheme="minorEastAsia" w:hAnsiTheme="minorHAnsi"/>
-              <w:noProof/>
-              <w:sz w:val="22"/>
-              <w:szCs w:val="22"/>
-            </w:rPr>
-          </w:pPr>
-          <w:hyperlink w:anchor="_Toc123505642" w:history="1">
-            <w:r>
-              <w:rPr>
-                <w:rStyle w:val="Hyperlink"/>
-                <w:noProof/>
-              </w:rPr>
-              <w:t>g. Aggregation</w:t>
-            </w:r>
-            <w:r>
-              <w:rPr>
-                <w:noProof/>
-                <w:webHidden/>
-              </w:rPr>
-              <w:tab/>
-            </w:r>
-            <w:r>
-              <w:rPr>
-                <w:noProof/>
-                <w:webHidden/>
-              </w:rPr>
-              <w:fldChar w:fldCharType="begin"/>
-            </w:r>
-            <w:r>
-              <w:rPr>
-                <w:noProof/>
-                <w:webHidden/>
-              </w:rPr>
-              <w:instrText xml:space="preserve"> PAGEREF _Toc123505642 \h </w:instrText>
-            </w:r>
-            <w:r>
-              <w:rPr>
-                <w:noProof/>
-                <w:webHidden/>
-              </w:rPr>
-            </w:r>
-            <w:r>
-              <w:rPr>
-                <w:noProof/>
-                <w:webHidden/>
-              </w:rPr>
-              <w:fldChar w:fldCharType="separate"/>
-            </w:r>
-            <w:r>
-              <w:rPr>
-                <w:noProof/>
-                <w:webHidden/>
-              </w:rPr>
-              <w:t>13</w:t>
+              <w:t>17</w:t>
             </w:r>
             <w:r>
               <w:rPr>
@@ -2123,17 +3008,19 @@
             <w:rPr>
               <w:rFonts w:asciiTheme="minorHAnsi" w:eastAsiaTheme="minorEastAsia" w:hAnsiTheme="minorHAnsi"/>
               <w:noProof/>
-              <w:sz w:val="22"/>
-              <w:szCs w:val="22"/>
+              <w:kern w:val="2"/>
+              <w:sz w:val="24"/>
+              <w:szCs w:val="24"/>
+              <w14:ligatures w14:val="standardContextual"/>
             </w:rPr>
           </w:pPr>
-          <w:hyperlink w:anchor="_Toc123505643" w:history="1">
+          <w:hyperlink w:anchor="_Toc234924257" w:history="1">
             <w:r>
               <w:rPr>
                 <w:rStyle w:val="Hyperlink"/>
                 <w:noProof/>
               </w:rPr>
-              <w:t>IV. Relational Model</w:t>
+              <w:t>V. Indexing</w:t>
             </w:r>
             <w:r>
               <w:rPr>
@@ -2154,7 +3041,7 @@
                 <w:noProof/>
                 <w:webHidden/>
               </w:rPr>
-              <w:instrText xml:space="preserve"> PAGEREF _Toc123505643 \h </w:instrText>
+              <w:instrText xml:space="preserve"> PAGEREF _Toc234924257 \h </w:instrText>
             </w:r>
             <w:r>
               <w:rPr>
@@ -2174,7 +3061,80 @@
                 <w:noProof/>
                 <w:webHidden/>
               </w:rPr>
-              <w:t>13</w:t>
+              <w:t>19</w:t>
+            </w:r>
+            <w:r>
+              <w:rPr>
+                <w:noProof/>
+                <w:webHidden/>
+              </w:rPr>
+              <w:fldChar w:fldCharType="end"/>
+            </w:r>
+          </w:hyperlink>
+        </w:p>
+        <w:p>
+          <w:pPr>
+            <w:pStyle w:val="TOC1"/>
+            <w:tabs>
+              <w:tab w:val="right" w:leader="dot" w:pos="9350"/>
+            </w:tabs>
+            <w:rPr>
+              <w:rFonts w:asciiTheme="minorHAnsi" w:eastAsiaTheme="minorEastAsia" w:hAnsiTheme="minorHAnsi"/>
+              <w:noProof/>
+              <w:kern w:val="2"/>
+              <w:sz w:val="24"/>
+              <w:szCs w:val="24"/>
+              <w14:ligatures w14:val="standardContextual"/>
+            </w:rPr>
+          </w:pPr>
+          <w:hyperlink w:anchor="_Toc234924258" w:history="1">
+            <w:r>
+              <w:rPr>
+                <w:rStyle w:val="Hyperlink"/>
+                <w:noProof/>
+              </w:rPr>
+              <w:t>VI. Joins</w:t>
+            </w:r>
+            <w:r>
+              <w:rPr>
+                <w:noProof/>
+                <w:webHidden/>
+              </w:rPr>
+              <w:tab/>
+            </w:r>
+            <w:r>
+              <w:rPr>
+                <w:noProof/>
+                <w:webHidden/>
+              </w:rPr>
+              <w:fldChar w:fldCharType="begin"/>
+            </w:r>
+            <w:r>
+              <w:rPr>
+                <w:noProof/>
+                <w:webHidden/>
+              </w:rPr>
+              <w:instrText xml:space="preserve"> PAGEREF _Toc234924258 \h </w:instrText>
+            </w:r>
+            <w:r>
+              <w:rPr>
+                <w:noProof/>
+                <w:webHidden/>
+              </w:rPr>
+            </w:r>
+            <w:r>
+              <w:rPr>
+                <w:noProof/>
+                <w:webHidden/>
+              </w:rPr>
+              <w:fldChar w:fldCharType="separate"/>
+            </w:r>
+            <w:r>
+              <w:rPr>
+                <w:noProof/>
+                <w:webHidden/>
+              </w:rPr>
+              <w:t>20</w:t>
             </w:r>
             <w:r>
               <w:rPr>
@@ -2194,17 +3154,19 @@
             <w:rPr>
               <w:rFonts w:asciiTheme="minorHAnsi" w:eastAsiaTheme="minorEastAsia" w:hAnsiTheme="minorHAnsi"/>
               <w:noProof/>
-              <w:sz w:val="22"/>
-              <w:szCs w:val="22"/>
+              <w:kern w:val="2"/>
+              <w:sz w:val="24"/>
+              <w:szCs w:val="24"/>
+              <w14:ligatures w14:val="standardContextual"/>
             </w:rPr>
           </w:pPr>
-          <w:hyperlink w:anchor="_Toc123505644" w:history="1">
+          <w:hyperlink w:anchor="_Toc234924259" w:history="1">
             <w:r>
               <w:rPr>
                 <w:rStyle w:val="Hyperlink"/>
                 <w:noProof/>
               </w:rPr>
-              <w:t>1. Relational model keys</w:t>
+              <w:t>1. INNER JOIN</w:t>
             </w:r>
             <w:r>
               <w:rPr>
@@ -2225,7 +3187,7 @@
                 <w:noProof/>
                 <w:webHidden/>
               </w:rPr>
-              <w:instrText xml:space="preserve"> PAGEREF _Toc123505644 \h </w:instrText>
+              <w:instrText xml:space="preserve"> PAGEREF _Toc234924259 \h </w:instrText>
             </w:r>
             <w:r>
               <w:rPr>
@@ -2245,2847 +3207,7 @@
                 <w:noProof/>
                 <w:webHidden/>
               </w:rPr>
-              <w:t>13</w:t>
-            </w:r>
-            <w:r>
-              <w:rPr>
-                <w:noProof/>
-                <w:webHidden/>
-              </w:rPr>
-              <w:fldChar w:fldCharType="end"/>
-            </w:r>
-          </w:hyperlink>
-        </w:p>
-        <w:p>
-          <w:pPr>
-            <w:pStyle w:val="TOC3"/>
-            <w:tabs>
-              <w:tab w:val="right" w:leader="dot" w:pos="9350"/>
-            </w:tabs>
-            <w:rPr>
-              <w:rFonts w:asciiTheme="minorHAnsi" w:eastAsiaTheme="minorEastAsia" w:hAnsiTheme="minorHAnsi"/>
-              <w:noProof/>
-              <w:sz w:val="22"/>
-              <w:szCs w:val="22"/>
-            </w:rPr>
-          </w:pPr>
-          <w:hyperlink w:anchor="_Toc123505645" w:history="1">
-            <w:r>
-              <w:rPr>
-                <w:rStyle w:val="Hyperlink"/>
-                <w:noProof/>
-              </w:rPr>
-              <w:t>a. Super Key</w:t>
-            </w:r>
-            <w:r>
-              <w:rPr>
-                <w:noProof/>
-                <w:webHidden/>
-              </w:rPr>
-              <w:tab/>
-            </w:r>
-            <w:r>
-              <w:rPr>
-                <w:noProof/>
-                <w:webHidden/>
-              </w:rPr>
-              <w:fldChar w:fldCharType="begin"/>
-            </w:r>
-            <w:r>
-              <w:rPr>
-                <w:noProof/>
-                <w:webHidden/>
-              </w:rPr>
-              <w:instrText xml:space="preserve"> PAGEREF _Toc123505645 \h </w:instrText>
-            </w:r>
-            <w:r>
-              <w:rPr>
-                <w:noProof/>
-                <w:webHidden/>
-              </w:rPr>
-            </w:r>
-            <w:r>
-              <w:rPr>
-                <w:noProof/>
-                <w:webHidden/>
-              </w:rPr>
-              <w:fldChar w:fldCharType="separate"/>
-            </w:r>
-            <w:r>
-              <w:rPr>
-                <w:noProof/>
-                <w:webHidden/>
-              </w:rPr>
-              <w:t>14</w:t>
-            </w:r>
-            <w:r>
-              <w:rPr>
-                <w:noProof/>
-                <w:webHidden/>
-              </w:rPr>
-              <w:fldChar w:fldCharType="end"/>
-            </w:r>
-          </w:hyperlink>
-        </w:p>
-        <w:p>
-          <w:pPr>
-            <w:pStyle w:val="TOC3"/>
-            <w:tabs>
-              <w:tab w:val="right" w:leader="dot" w:pos="9350"/>
-            </w:tabs>
-            <w:rPr>
-              <w:rFonts w:asciiTheme="minorHAnsi" w:eastAsiaTheme="minorEastAsia" w:hAnsiTheme="minorHAnsi"/>
-              <w:noProof/>
-              <w:sz w:val="22"/>
-              <w:szCs w:val="22"/>
-            </w:rPr>
-          </w:pPr>
-          <w:hyperlink w:anchor="_Toc123505646" w:history="1">
-            <w:r>
-              <w:rPr>
-                <w:rStyle w:val="Hyperlink"/>
-                <w:noProof/>
-              </w:rPr>
-              <w:t>b. Primary Key</w:t>
-            </w:r>
-            <w:r>
-              <w:rPr>
-                <w:noProof/>
-                <w:webHidden/>
-              </w:rPr>
-              <w:tab/>
-            </w:r>
-            <w:r>
-              <w:rPr>
-                <w:noProof/>
-                <w:webHidden/>
-              </w:rPr>
-              <w:fldChar w:fldCharType="begin"/>
-            </w:r>
-            <w:r>
-              <w:rPr>
-                <w:noProof/>
-                <w:webHidden/>
-              </w:rPr>
-              <w:instrText xml:space="preserve"> PAGEREF _Toc123505646 \h </w:instrText>
-            </w:r>
-            <w:r>
-              <w:rPr>
-                <w:noProof/>
-                <w:webHidden/>
-              </w:rPr>
-            </w:r>
-            <w:r>
-              <w:rPr>
-                <w:noProof/>
-                <w:webHidden/>
-              </w:rPr>
-              <w:fldChar w:fldCharType="separate"/>
-            </w:r>
-            <w:r>
-              <w:rPr>
-                <w:noProof/>
-                <w:webHidden/>
-              </w:rPr>
-              <w:t>14</w:t>
-            </w:r>
-            <w:r>
-              <w:rPr>
-                <w:noProof/>
-                <w:webHidden/>
-              </w:rPr>
-              <w:fldChar w:fldCharType="end"/>
-            </w:r>
-          </w:hyperlink>
-        </w:p>
-        <w:p>
-          <w:pPr>
-            <w:pStyle w:val="TOC3"/>
-            <w:tabs>
-              <w:tab w:val="right" w:leader="dot" w:pos="9350"/>
-            </w:tabs>
-            <w:rPr>
-              <w:rFonts w:asciiTheme="minorHAnsi" w:eastAsiaTheme="minorEastAsia" w:hAnsiTheme="minorHAnsi"/>
-              <w:noProof/>
-              <w:sz w:val="22"/>
-              <w:szCs w:val="22"/>
-            </w:rPr>
-          </w:pPr>
-          <w:hyperlink w:anchor="_Toc123505647" w:history="1">
-            <w:r>
-              <w:rPr>
-                <w:rStyle w:val="Hyperlink"/>
-                <w:noProof/>
-              </w:rPr>
-              <w:t>c. Candidate Key</w:t>
-            </w:r>
-            <w:r>
-              <w:rPr>
-                <w:noProof/>
-                <w:webHidden/>
-              </w:rPr>
-              <w:tab/>
-            </w:r>
-            <w:r>
-              <w:rPr>
-                <w:noProof/>
-                <w:webHidden/>
-              </w:rPr>
-              <w:fldChar w:fldCharType="begin"/>
-            </w:r>
-            <w:r>
-              <w:rPr>
-                <w:noProof/>
-                <w:webHidden/>
-              </w:rPr>
-              <w:instrText xml:space="preserve"> PAGEREF _Toc123505647 \h </w:instrText>
-            </w:r>
-            <w:r>
-              <w:rPr>
-                <w:noProof/>
-                <w:webHidden/>
-              </w:rPr>
-            </w:r>
-            <w:r>
-              <w:rPr>
-                <w:noProof/>
-                <w:webHidden/>
-              </w:rPr>
-              <w:fldChar w:fldCharType="separate"/>
-            </w:r>
-            <w:r>
-              <w:rPr>
-                <w:noProof/>
-                <w:webHidden/>
-              </w:rPr>
-              <w:t>14</w:t>
-            </w:r>
-            <w:r>
-              <w:rPr>
-                <w:noProof/>
-                <w:webHidden/>
-              </w:rPr>
-              <w:fldChar w:fldCharType="end"/>
-            </w:r>
-          </w:hyperlink>
-        </w:p>
-        <w:p>
-          <w:pPr>
-            <w:pStyle w:val="TOC3"/>
-            <w:tabs>
-              <w:tab w:val="right" w:leader="dot" w:pos="9350"/>
-            </w:tabs>
-            <w:rPr>
-              <w:rFonts w:asciiTheme="minorHAnsi" w:eastAsiaTheme="minorEastAsia" w:hAnsiTheme="minorHAnsi"/>
-              <w:noProof/>
-              <w:sz w:val="22"/>
-              <w:szCs w:val="22"/>
-            </w:rPr>
-          </w:pPr>
-          <w:hyperlink w:anchor="_Toc123505648" w:history="1">
-            <w:r>
-              <w:rPr>
-                <w:rStyle w:val="Hyperlink"/>
-                <w:noProof/>
-              </w:rPr>
-              <w:t>d. Alternate Key</w:t>
-            </w:r>
-            <w:r>
-              <w:rPr>
-                <w:noProof/>
-                <w:webHidden/>
-              </w:rPr>
-              <w:tab/>
-            </w:r>
-            <w:r>
-              <w:rPr>
-                <w:noProof/>
-                <w:webHidden/>
-              </w:rPr>
-              <w:fldChar w:fldCharType="begin"/>
-            </w:r>
-            <w:r>
-              <w:rPr>
-                <w:noProof/>
-                <w:webHidden/>
-              </w:rPr>
-              <w:instrText xml:space="preserve"> PAGEREF _Toc123505648 \h </w:instrText>
-            </w:r>
-            <w:r>
-              <w:rPr>
-                <w:noProof/>
-                <w:webHidden/>
-              </w:rPr>
-            </w:r>
-            <w:r>
-              <w:rPr>
-                <w:noProof/>
-                <w:webHidden/>
-              </w:rPr>
-              <w:fldChar w:fldCharType="separate"/>
-            </w:r>
-            <w:r>
-              <w:rPr>
-                <w:noProof/>
-                <w:webHidden/>
-              </w:rPr>
-              <w:t>15</w:t>
-            </w:r>
-            <w:r>
-              <w:rPr>
-                <w:noProof/>
-                <w:webHidden/>
-              </w:rPr>
-              <w:fldChar w:fldCharType="end"/>
-            </w:r>
-          </w:hyperlink>
-        </w:p>
-        <w:p>
-          <w:pPr>
-            <w:pStyle w:val="TOC3"/>
-            <w:tabs>
-              <w:tab w:val="right" w:leader="dot" w:pos="9350"/>
-            </w:tabs>
-            <w:rPr>
-              <w:rFonts w:asciiTheme="minorHAnsi" w:eastAsiaTheme="minorEastAsia" w:hAnsiTheme="minorHAnsi"/>
-              <w:noProof/>
-              <w:sz w:val="22"/>
-              <w:szCs w:val="22"/>
-            </w:rPr>
-          </w:pPr>
-          <w:hyperlink w:anchor="_Toc123505649" w:history="1">
-            <w:r>
-              <w:rPr>
-                <w:rStyle w:val="Hyperlink"/>
-                <w:noProof/>
-              </w:rPr>
-              <w:t>e. Foreign key</w:t>
-            </w:r>
-            <w:r>
-              <w:rPr>
-                <w:noProof/>
-                <w:webHidden/>
-              </w:rPr>
-              <w:tab/>
-            </w:r>
-            <w:r>
-              <w:rPr>
-                <w:noProof/>
-                <w:webHidden/>
-              </w:rPr>
-              <w:fldChar w:fldCharType="begin"/>
-            </w:r>
-            <w:r>
-              <w:rPr>
-                <w:noProof/>
-                <w:webHidden/>
-              </w:rPr>
-              <w:instrText xml:space="preserve"> PAGEREF _Toc123505649 \h </w:instrText>
-            </w:r>
-            <w:r>
-              <w:rPr>
-                <w:noProof/>
-                <w:webHidden/>
-              </w:rPr>
-            </w:r>
-            <w:r>
-              <w:rPr>
-                <w:noProof/>
-                <w:webHidden/>
-              </w:rPr>
-              <w:fldChar w:fldCharType="separate"/>
-            </w:r>
-            <w:r>
-              <w:rPr>
-                <w:noProof/>
-                <w:webHidden/>
-              </w:rPr>
-              <w:t>15</w:t>
-            </w:r>
-            <w:r>
-              <w:rPr>
-                <w:noProof/>
-                <w:webHidden/>
-              </w:rPr>
-              <w:fldChar w:fldCharType="end"/>
-            </w:r>
-          </w:hyperlink>
-        </w:p>
-        <w:p>
-          <w:pPr>
-            <w:pStyle w:val="TOC3"/>
-            <w:tabs>
-              <w:tab w:val="right" w:leader="dot" w:pos="9350"/>
-            </w:tabs>
-            <w:rPr>
-              <w:rFonts w:asciiTheme="minorHAnsi" w:eastAsiaTheme="minorEastAsia" w:hAnsiTheme="minorHAnsi"/>
-              <w:noProof/>
-              <w:sz w:val="22"/>
-              <w:szCs w:val="22"/>
-            </w:rPr>
-          </w:pPr>
-          <w:hyperlink w:anchor="_Toc123505650" w:history="1">
-            <w:r>
-              <w:rPr>
-                <w:rStyle w:val="Hyperlink"/>
-                <w:noProof/>
-              </w:rPr>
-              <w:t>f. Surrogate Key</w:t>
-            </w:r>
-            <w:r>
-              <w:rPr>
-                <w:noProof/>
-                <w:webHidden/>
-              </w:rPr>
-              <w:tab/>
-            </w:r>
-            <w:r>
-              <w:rPr>
-                <w:noProof/>
-                <w:webHidden/>
-              </w:rPr>
-              <w:fldChar w:fldCharType="begin"/>
-            </w:r>
-            <w:r>
-              <w:rPr>
-                <w:noProof/>
-                <w:webHidden/>
-              </w:rPr>
-              <w:instrText xml:space="preserve"> PAGEREF _Toc123505650 \h </w:instrText>
-            </w:r>
-            <w:r>
-              <w:rPr>
-                <w:noProof/>
-                <w:webHidden/>
-              </w:rPr>
-            </w:r>
-            <w:r>
-              <w:rPr>
-                <w:noProof/>
-                <w:webHidden/>
-              </w:rPr>
-              <w:fldChar w:fldCharType="separate"/>
-            </w:r>
-            <w:r>
-              <w:rPr>
-                <w:noProof/>
-                <w:webHidden/>
-              </w:rPr>
-              <w:t>15</w:t>
-            </w:r>
-            <w:r>
-              <w:rPr>
-                <w:noProof/>
-                <w:webHidden/>
-              </w:rPr>
-              <w:fldChar w:fldCharType="end"/>
-            </w:r>
-          </w:hyperlink>
-        </w:p>
-        <w:p>
-          <w:pPr>
-            <w:pStyle w:val="TOC2"/>
-            <w:tabs>
-              <w:tab w:val="right" w:leader="dot" w:pos="9350"/>
-            </w:tabs>
-            <w:rPr>
-              <w:rFonts w:asciiTheme="minorHAnsi" w:eastAsiaTheme="minorEastAsia" w:hAnsiTheme="minorHAnsi"/>
-              <w:noProof/>
-              <w:sz w:val="22"/>
-              <w:szCs w:val="22"/>
-            </w:rPr>
-          </w:pPr>
-          <w:hyperlink w:anchor="_Toc123505651" w:history="1">
-            <w:r>
-              <w:rPr>
-                <w:rStyle w:val="Hyperlink"/>
-                <w:noProof/>
-              </w:rPr>
-              <w:t>2. Integrity Constraints</w:t>
-            </w:r>
-            <w:r>
-              <w:rPr>
-                <w:noProof/>
-                <w:webHidden/>
-              </w:rPr>
-              <w:tab/>
-            </w:r>
-            <w:r>
-              <w:rPr>
-                <w:noProof/>
-                <w:webHidden/>
-              </w:rPr>
-              <w:fldChar w:fldCharType="begin"/>
-            </w:r>
-            <w:r>
-              <w:rPr>
-                <w:noProof/>
-                <w:webHidden/>
-              </w:rPr>
-              <w:instrText xml:space="preserve"> PAGEREF _Toc123505651 \h </w:instrText>
-            </w:r>
-            <w:r>
-              <w:rPr>
-                <w:noProof/>
-                <w:webHidden/>
-              </w:rPr>
-            </w:r>
-            <w:r>
-              <w:rPr>
-                <w:noProof/>
-                <w:webHidden/>
-              </w:rPr>
-              <w:fldChar w:fldCharType="separate"/>
-            </w:r>
-            <w:r>
-              <w:rPr>
-                <w:noProof/>
-                <w:webHidden/>
-              </w:rPr>
-              <w:t>15</w:t>
-            </w:r>
-            <w:r>
-              <w:rPr>
-                <w:noProof/>
-                <w:webHidden/>
-              </w:rPr>
-              <w:fldChar w:fldCharType="end"/>
-            </w:r>
-          </w:hyperlink>
-        </w:p>
-        <w:p>
-          <w:pPr>
-            <w:pStyle w:val="TOC3"/>
-            <w:tabs>
-              <w:tab w:val="right" w:leader="dot" w:pos="9350"/>
-            </w:tabs>
-            <w:rPr>
-              <w:rFonts w:asciiTheme="minorHAnsi" w:eastAsiaTheme="minorEastAsia" w:hAnsiTheme="minorHAnsi"/>
-              <w:noProof/>
-              <w:sz w:val="22"/>
-              <w:szCs w:val="22"/>
-            </w:rPr>
-          </w:pPr>
-          <w:hyperlink w:anchor="_Toc123505652" w:history="1">
-            <w:r>
-              <w:rPr>
-                <w:rStyle w:val="Hyperlink"/>
-                <w:noProof/>
-              </w:rPr>
-              <w:t>a. Domain Constraints</w:t>
-            </w:r>
-            <w:r>
-              <w:rPr>
-                <w:noProof/>
-                <w:webHidden/>
-              </w:rPr>
-              <w:tab/>
-            </w:r>
-            <w:r>
-              <w:rPr>
-                <w:noProof/>
-                <w:webHidden/>
-              </w:rPr>
-              <w:fldChar w:fldCharType="begin"/>
-            </w:r>
-            <w:r>
-              <w:rPr>
-                <w:noProof/>
-                <w:webHidden/>
-              </w:rPr>
-              <w:instrText xml:space="preserve"> PAGEREF _Toc123505652 \h </w:instrText>
-            </w:r>
-            <w:r>
-              <w:rPr>
-                <w:noProof/>
-                <w:webHidden/>
-              </w:rPr>
-            </w:r>
-            <w:r>
-              <w:rPr>
-                <w:noProof/>
-                <w:webHidden/>
-              </w:rPr>
-              <w:fldChar w:fldCharType="separate"/>
-            </w:r>
-            <w:r>
-              <w:rPr>
-                <w:noProof/>
-                <w:webHidden/>
-              </w:rPr>
-              <w:t>15</w:t>
-            </w:r>
-            <w:r>
-              <w:rPr>
-                <w:noProof/>
-                <w:webHidden/>
-              </w:rPr>
-              <w:fldChar w:fldCharType="end"/>
-            </w:r>
-          </w:hyperlink>
-        </w:p>
-        <w:p>
-          <w:pPr>
-            <w:pStyle w:val="TOC3"/>
-            <w:tabs>
-              <w:tab w:val="right" w:leader="dot" w:pos="9350"/>
-            </w:tabs>
-            <w:rPr>
-              <w:rFonts w:asciiTheme="minorHAnsi" w:eastAsiaTheme="minorEastAsia" w:hAnsiTheme="minorHAnsi"/>
-              <w:noProof/>
-              <w:sz w:val="22"/>
-              <w:szCs w:val="22"/>
-            </w:rPr>
-          </w:pPr>
-          <w:hyperlink w:anchor="_Toc123505653" w:history="1">
-            <w:r>
-              <w:rPr>
-                <w:rStyle w:val="Hyperlink"/>
-                <w:noProof/>
-              </w:rPr>
-              <w:t>b. Entity Constraints</w:t>
-            </w:r>
-            <w:r>
-              <w:rPr>
-                <w:noProof/>
-                <w:webHidden/>
-              </w:rPr>
-              <w:tab/>
-            </w:r>
-            <w:r>
-              <w:rPr>
-                <w:noProof/>
-                <w:webHidden/>
-              </w:rPr>
-              <w:fldChar w:fldCharType="begin"/>
-            </w:r>
-            <w:r>
-              <w:rPr>
-                <w:noProof/>
-                <w:webHidden/>
-              </w:rPr>
-              <w:instrText xml:space="preserve"> PAGEREF _Toc123505653 \h </w:instrText>
-            </w:r>
-            <w:r>
-              <w:rPr>
-                <w:noProof/>
-                <w:webHidden/>
-              </w:rPr>
-            </w:r>
-            <w:r>
-              <w:rPr>
-                <w:noProof/>
-                <w:webHidden/>
-              </w:rPr>
-              <w:fldChar w:fldCharType="separate"/>
-            </w:r>
-            <w:r>
-              <w:rPr>
-                <w:noProof/>
-                <w:webHidden/>
-              </w:rPr>
-              <w:t>16</w:t>
-            </w:r>
-            <w:r>
-              <w:rPr>
-                <w:noProof/>
-                <w:webHidden/>
-              </w:rPr>
-              <w:fldChar w:fldCharType="end"/>
-            </w:r>
-          </w:hyperlink>
-        </w:p>
-        <w:p>
-          <w:pPr>
-            <w:pStyle w:val="TOC3"/>
-            <w:tabs>
-              <w:tab w:val="right" w:leader="dot" w:pos="9350"/>
-            </w:tabs>
-            <w:rPr>
-              <w:rFonts w:asciiTheme="minorHAnsi" w:eastAsiaTheme="minorEastAsia" w:hAnsiTheme="minorHAnsi"/>
-              <w:noProof/>
-              <w:sz w:val="22"/>
-              <w:szCs w:val="22"/>
-            </w:rPr>
-          </w:pPr>
-          <w:hyperlink w:anchor="_Toc123505654" w:history="1">
-            <w:r>
-              <w:rPr>
-                <w:rStyle w:val="Hyperlink"/>
-                <w:noProof/>
-              </w:rPr>
-              <w:t>c. Referential Constraints</w:t>
-            </w:r>
-            <w:r>
-              <w:rPr>
-                <w:noProof/>
-                <w:webHidden/>
-              </w:rPr>
-              <w:tab/>
-            </w:r>
-            <w:r>
-              <w:rPr>
-                <w:noProof/>
-                <w:webHidden/>
-              </w:rPr>
-              <w:fldChar w:fldCharType="begin"/>
-            </w:r>
-            <w:r>
-              <w:rPr>
-                <w:noProof/>
-                <w:webHidden/>
-              </w:rPr>
-              <w:instrText xml:space="preserve"> PAGEREF _Toc123505654 \h </w:instrText>
-            </w:r>
-            <w:r>
-              <w:rPr>
-                <w:noProof/>
-                <w:webHidden/>
-              </w:rPr>
-            </w:r>
-            <w:r>
-              <w:rPr>
-                <w:noProof/>
-                <w:webHidden/>
-              </w:rPr>
-              <w:fldChar w:fldCharType="separate"/>
-            </w:r>
-            <w:r>
-              <w:rPr>
-                <w:noProof/>
-                <w:webHidden/>
-              </w:rPr>
-              <w:t>16</w:t>
-            </w:r>
-            <w:r>
-              <w:rPr>
-                <w:noProof/>
-                <w:webHidden/>
-              </w:rPr>
-              <w:fldChar w:fldCharType="end"/>
-            </w:r>
-          </w:hyperlink>
-        </w:p>
-        <w:p>
-          <w:pPr>
-            <w:pStyle w:val="TOC3"/>
-            <w:tabs>
-              <w:tab w:val="right" w:leader="dot" w:pos="9350"/>
-            </w:tabs>
-            <w:rPr>
-              <w:rFonts w:asciiTheme="minorHAnsi" w:eastAsiaTheme="minorEastAsia" w:hAnsiTheme="minorHAnsi"/>
-              <w:noProof/>
-              <w:sz w:val="22"/>
-              <w:szCs w:val="22"/>
-            </w:rPr>
-          </w:pPr>
-          <w:hyperlink w:anchor="_Toc123505655" w:history="1">
-            <w:r>
-              <w:rPr>
-                <w:rStyle w:val="Hyperlink"/>
-                <w:noProof/>
-              </w:rPr>
-              <w:t>d. Key Constraints</w:t>
-            </w:r>
-            <w:r>
-              <w:rPr>
-                <w:noProof/>
-                <w:webHidden/>
-              </w:rPr>
-              <w:tab/>
-            </w:r>
-            <w:r>
-              <w:rPr>
-                <w:noProof/>
-                <w:webHidden/>
-              </w:rPr>
-              <w:fldChar w:fldCharType="begin"/>
-            </w:r>
-            <w:r>
-              <w:rPr>
-                <w:noProof/>
-                <w:webHidden/>
-              </w:rPr>
-              <w:instrText xml:space="preserve"> PAGEREF _Toc123505655 \h </w:instrText>
-            </w:r>
-            <w:r>
-              <w:rPr>
-                <w:noProof/>
-                <w:webHidden/>
-              </w:rPr>
-            </w:r>
-            <w:r>
-              <w:rPr>
-                <w:noProof/>
-                <w:webHidden/>
-              </w:rPr>
-              <w:fldChar w:fldCharType="separate"/>
-            </w:r>
-            <w:r>
-              <w:rPr>
-                <w:noProof/>
-                <w:webHidden/>
-              </w:rPr>
-              <w:t>16</w:t>
-            </w:r>
-            <w:r>
-              <w:rPr>
-                <w:noProof/>
-                <w:webHidden/>
-              </w:rPr>
-              <w:fldChar w:fldCharType="end"/>
-            </w:r>
-          </w:hyperlink>
-        </w:p>
-        <w:p>
-          <w:pPr>
-            <w:pStyle w:val="TOC2"/>
-            <w:tabs>
-              <w:tab w:val="right" w:leader="dot" w:pos="9350"/>
-            </w:tabs>
-            <w:rPr>
-              <w:rFonts w:asciiTheme="minorHAnsi" w:eastAsiaTheme="minorEastAsia" w:hAnsiTheme="minorHAnsi"/>
-              <w:noProof/>
-              <w:sz w:val="22"/>
-              <w:szCs w:val="22"/>
-            </w:rPr>
-          </w:pPr>
-          <w:hyperlink w:anchor="_Toc123505656" w:history="1">
-            <w:r>
-              <w:rPr>
-                <w:rStyle w:val="Hyperlink"/>
-                <w:noProof/>
-              </w:rPr>
-              <w:t>3. Relational Algebra</w:t>
-            </w:r>
-            <w:r>
-              <w:rPr>
-                <w:noProof/>
-                <w:webHidden/>
-              </w:rPr>
-              <w:tab/>
-            </w:r>
-            <w:r>
-              <w:rPr>
-                <w:noProof/>
-                <w:webHidden/>
-              </w:rPr>
-              <w:fldChar w:fldCharType="begin"/>
-            </w:r>
-            <w:r>
-              <w:rPr>
-                <w:noProof/>
-                <w:webHidden/>
-              </w:rPr>
-              <w:instrText xml:space="preserve"> PAGEREF _Toc123505656 \h </w:instrText>
-            </w:r>
-            <w:r>
-              <w:rPr>
-                <w:noProof/>
-                <w:webHidden/>
-              </w:rPr>
-            </w:r>
-            <w:r>
-              <w:rPr>
-                <w:noProof/>
-                <w:webHidden/>
-              </w:rPr>
-              <w:fldChar w:fldCharType="separate"/>
-            </w:r>
-            <w:r>
-              <w:rPr>
-                <w:noProof/>
-                <w:webHidden/>
-              </w:rPr>
-              <w:t>16</w:t>
-            </w:r>
-            <w:r>
-              <w:rPr>
-                <w:noProof/>
-                <w:webHidden/>
-              </w:rPr>
-              <w:fldChar w:fldCharType="end"/>
-            </w:r>
-          </w:hyperlink>
-        </w:p>
-        <w:p>
-          <w:pPr>
-            <w:pStyle w:val="TOC1"/>
-            <w:tabs>
-              <w:tab w:val="right" w:leader="dot" w:pos="9350"/>
-            </w:tabs>
-            <w:rPr>
-              <w:rFonts w:asciiTheme="minorHAnsi" w:eastAsiaTheme="minorEastAsia" w:hAnsiTheme="minorHAnsi"/>
-              <w:noProof/>
-              <w:sz w:val="22"/>
-              <w:szCs w:val="22"/>
-            </w:rPr>
-          </w:pPr>
-          <w:hyperlink w:anchor="_Toc123505657" w:history="1">
-            <w:r>
-              <w:rPr>
-                <w:rStyle w:val="Hyperlink"/>
-                <w:noProof/>
-              </w:rPr>
-              <w:t>V. Transaction Control Language</w:t>
-            </w:r>
-            <w:r>
-              <w:rPr>
-                <w:noProof/>
-                <w:webHidden/>
-              </w:rPr>
-              <w:tab/>
-            </w:r>
-            <w:r>
-              <w:rPr>
-                <w:noProof/>
-                <w:webHidden/>
-              </w:rPr>
-              <w:fldChar w:fldCharType="begin"/>
-            </w:r>
-            <w:r>
-              <w:rPr>
-                <w:noProof/>
-                <w:webHidden/>
-              </w:rPr>
-              <w:instrText xml:space="preserve"> PAGEREF _Toc123505657 \h </w:instrText>
-            </w:r>
-            <w:r>
-              <w:rPr>
-                <w:noProof/>
-                <w:webHidden/>
-              </w:rPr>
-            </w:r>
-            <w:r>
-              <w:rPr>
-                <w:noProof/>
-                <w:webHidden/>
-              </w:rPr>
-              <w:fldChar w:fldCharType="separate"/>
-            </w:r>
-            <w:r>
-              <w:rPr>
-                <w:noProof/>
-                <w:webHidden/>
-              </w:rPr>
-              <w:t>16</w:t>
-            </w:r>
-            <w:r>
-              <w:rPr>
-                <w:noProof/>
-                <w:webHidden/>
-              </w:rPr>
-              <w:fldChar w:fldCharType="end"/>
-            </w:r>
-          </w:hyperlink>
-        </w:p>
-        <w:p>
-          <w:pPr>
-            <w:pStyle w:val="TOC2"/>
-            <w:tabs>
-              <w:tab w:val="right" w:leader="dot" w:pos="9350"/>
-            </w:tabs>
-            <w:rPr>
-              <w:rFonts w:asciiTheme="minorHAnsi" w:eastAsiaTheme="minorEastAsia" w:hAnsiTheme="minorHAnsi"/>
-              <w:noProof/>
-              <w:sz w:val="22"/>
-              <w:szCs w:val="22"/>
-            </w:rPr>
-          </w:pPr>
-          <w:hyperlink w:anchor="_Toc123505658" w:history="1">
-            <w:r>
-              <w:rPr>
-                <w:rStyle w:val="Hyperlink"/>
-                <w:noProof/>
-              </w:rPr>
-              <w:t>1. COMMIT</w:t>
-            </w:r>
-            <w:r>
-              <w:rPr>
-                <w:noProof/>
-                <w:webHidden/>
-              </w:rPr>
-              <w:tab/>
-            </w:r>
-            <w:r>
-              <w:rPr>
-                <w:noProof/>
-                <w:webHidden/>
-              </w:rPr>
-              <w:fldChar w:fldCharType="begin"/>
-            </w:r>
-            <w:r>
-              <w:rPr>
-                <w:noProof/>
-                <w:webHidden/>
-              </w:rPr>
-              <w:instrText xml:space="preserve"> PAGEREF _Toc123505658 \h </w:instrText>
-            </w:r>
-            <w:r>
-              <w:rPr>
-                <w:noProof/>
-                <w:webHidden/>
-              </w:rPr>
-            </w:r>
-            <w:r>
-              <w:rPr>
-                <w:noProof/>
-                <w:webHidden/>
-              </w:rPr>
-              <w:fldChar w:fldCharType="separate"/>
-            </w:r>
-            <w:r>
-              <w:rPr>
-                <w:noProof/>
-                <w:webHidden/>
-              </w:rPr>
-              <w:t>17</w:t>
-            </w:r>
-            <w:r>
-              <w:rPr>
-                <w:noProof/>
-                <w:webHidden/>
-              </w:rPr>
-              <w:fldChar w:fldCharType="end"/>
-            </w:r>
-          </w:hyperlink>
-        </w:p>
-        <w:p>
-          <w:pPr>
-            <w:pStyle w:val="TOC2"/>
-            <w:tabs>
-              <w:tab w:val="right" w:leader="dot" w:pos="9350"/>
-            </w:tabs>
-            <w:rPr>
-              <w:rFonts w:asciiTheme="minorHAnsi" w:eastAsiaTheme="minorEastAsia" w:hAnsiTheme="minorHAnsi"/>
-              <w:noProof/>
-              <w:sz w:val="22"/>
-              <w:szCs w:val="22"/>
-            </w:rPr>
-          </w:pPr>
-          <w:hyperlink w:anchor="_Toc123505659" w:history="1">
-            <w:r>
-              <w:rPr>
-                <w:rStyle w:val="Hyperlink"/>
-                <w:noProof/>
-              </w:rPr>
-              <w:t>2. SAVEPOINT</w:t>
-            </w:r>
-            <w:r>
-              <w:rPr>
-                <w:noProof/>
-                <w:webHidden/>
-              </w:rPr>
-              <w:tab/>
-            </w:r>
-            <w:r>
-              <w:rPr>
-                <w:noProof/>
-                <w:webHidden/>
-              </w:rPr>
-              <w:fldChar w:fldCharType="begin"/>
-            </w:r>
-            <w:r>
-              <w:rPr>
-                <w:noProof/>
-                <w:webHidden/>
-              </w:rPr>
-              <w:instrText xml:space="preserve"> PAGEREF _Toc123505659 \h </w:instrText>
-            </w:r>
-            <w:r>
-              <w:rPr>
-                <w:noProof/>
-                <w:webHidden/>
-              </w:rPr>
-            </w:r>
-            <w:r>
-              <w:rPr>
-                <w:noProof/>
-                <w:webHidden/>
-              </w:rPr>
-              <w:fldChar w:fldCharType="separate"/>
-            </w:r>
-            <w:r>
-              <w:rPr>
-                <w:noProof/>
-                <w:webHidden/>
-              </w:rPr>
-              <w:t>18</w:t>
-            </w:r>
-            <w:r>
-              <w:rPr>
-                <w:noProof/>
-                <w:webHidden/>
-              </w:rPr>
-              <w:fldChar w:fldCharType="end"/>
-            </w:r>
-          </w:hyperlink>
-        </w:p>
-        <w:p>
-          <w:pPr>
-            <w:pStyle w:val="TOC2"/>
-            <w:tabs>
-              <w:tab w:val="right" w:leader="dot" w:pos="9350"/>
-            </w:tabs>
-            <w:rPr>
-              <w:rFonts w:asciiTheme="minorHAnsi" w:eastAsiaTheme="minorEastAsia" w:hAnsiTheme="minorHAnsi"/>
-              <w:noProof/>
-              <w:sz w:val="22"/>
-              <w:szCs w:val="22"/>
-            </w:rPr>
-          </w:pPr>
-          <w:hyperlink w:anchor="_Toc123505660" w:history="1">
-            <w:r>
-              <w:rPr>
-                <w:rStyle w:val="Hyperlink"/>
-                <w:noProof/>
-              </w:rPr>
-              <w:t>3. ROLLBACK</w:t>
-            </w:r>
-            <w:r>
-              <w:rPr>
-                <w:noProof/>
-                <w:webHidden/>
-              </w:rPr>
-              <w:tab/>
-            </w:r>
-            <w:r>
-              <w:rPr>
-                <w:noProof/>
-                <w:webHidden/>
-              </w:rPr>
-              <w:fldChar w:fldCharType="begin"/>
-            </w:r>
-            <w:r>
-              <w:rPr>
-                <w:noProof/>
-                <w:webHidden/>
-              </w:rPr>
-              <w:instrText xml:space="preserve"> PAGEREF _Toc123505660 \h </w:instrText>
-            </w:r>
-            <w:r>
-              <w:rPr>
-                <w:noProof/>
-                <w:webHidden/>
-              </w:rPr>
-            </w:r>
-            <w:r>
-              <w:rPr>
-                <w:noProof/>
-                <w:webHidden/>
-              </w:rPr>
-              <w:fldChar w:fldCharType="separate"/>
-            </w:r>
-            <w:r>
-              <w:rPr>
-                <w:noProof/>
-                <w:webHidden/>
-              </w:rPr>
-              <w:t>18</w:t>
-            </w:r>
-            <w:r>
-              <w:rPr>
-                <w:noProof/>
-                <w:webHidden/>
-              </w:rPr>
-              <w:fldChar w:fldCharType="end"/>
-            </w:r>
-          </w:hyperlink>
-        </w:p>
-        <w:p>
-          <w:pPr>
-            <w:pStyle w:val="TOC2"/>
-            <w:tabs>
-              <w:tab w:val="right" w:leader="dot" w:pos="9350"/>
-            </w:tabs>
-            <w:rPr>
-              <w:rFonts w:asciiTheme="minorHAnsi" w:eastAsiaTheme="minorEastAsia" w:hAnsiTheme="minorHAnsi"/>
-              <w:noProof/>
-              <w:sz w:val="22"/>
-              <w:szCs w:val="22"/>
-            </w:rPr>
-          </w:pPr>
-          <w:hyperlink w:anchor="_Toc123505661" w:history="1">
-            <w:r>
-              <w:rPr>
-                <w:rStyle w:val="Hyperlink"/>
-                <w:noProof/>
-              </w:rPr>
-              <w:t>4. Locks</w:t>
-            </w:r>
-            <w:r>
-              <w:rPr>
-                <w:noProof/>
-                <w:webHidden/>
-              </w:rPr>
-              <w:tab/>
-            </w:r>
-            <w:r>
-              <w:rPr>
-                <w:noProof/>
-                <w:webHidden/>
-              </w:rPr>
-              <w:fldChar w:fldCharType="begin"/>
-            </w:r>
-            <w:r>
-              <w:rPr>
-                <w:noProof/>
-                <w:webHidden/>
-              </w:rPr>
-              <w:instrText xml:space="preserve"> PAGEREF _Toc123505661 \h </w:instrText>
-            </w:r>
-            <w:r>
-              <w:rPr>
-                <w:noProof/>
-                <w:webHidden/>
-              </w:rPr>
-            </w:r>
-            <w:r>
-              <w:rPr>
-                <w:noProof/>
-                <w:webHidden/>
-              </w:rPr>
-              <w:fldChar w:fldCharType="separate"/>
-            </w:r>
-            <w:r>
-              <w:rPr>
-                <w:noProof/>
-                <w:webHidden/>
-              </w:rPr>
-              <w:t>19</w:t>
-            </w:r>
-            <w:r>
-              <w:rPr>
-                <w:noProof/>
-                <w:webHidden/>
-              </w:rPr>
-              <w:fldChar w:fldCharType="end"/>
-            </w:r>
-          </w:hyperlink>
-        </w:p>
-        <w:p>
-          <w:pPr>
-            <w:pStyle w:val="TOC3"/>
-            <w:tabs>
-              <w:tab w:val="right" w:leader="dot" w:pos="9350"/>
-            </w:tabs>
-            <w:rPr>
-              <w:rFonts w:asciiTheme="minorHAnsi" w:eastAsiaTheme="minorEastAsia" w:hAnsiTheme="minorHAnsi"/>
-              <w:noProof/>
-              <w:sz w:val="22"/>
-              <w:szCs w:val="22"/>
-            </w:rPr>
-          </w:pPr>
-          <w:hyperlink w:anchor="_Toc123505662" w:history="1">
-            <w:r>
-              <w:rPr>
-                <w:rStyle w:val="Hyperlink"/>
-                <w:noProof/>
-              </w:rPr>
-              <w:t>a. READ LOCK</w:t>
-            </w:r>
-            <w:r>
-              <w:rPr>
-                <w:noProof/>
-                <w:webHidden/>
-              </w:rPr>
-              <w:tab/>
-            </w:r>
-            <w:r>
-              <w:rPr>
-                <w:noProof/>
-                <w:webHidden/>
-              </w:rPr>
-              <w:fldChar w:fldCharType="begin"/>
-            </w:r>
-            <w:r>
-              <w:rPr>
-                <w:noProof/>
-                <w:webHidden/>
-              </w:rPr>
-              <w:instrText xml:space="preserve"> PAGEREF _Toc123505662 \h </w:instrText>
-            </w:r>
-            <w:r>
-              <w:rPr>
-                <w:noProof/>
-                <w:webHidden/>
-              </w:rPr>
-            </w:r>
-            <w:r>
-              <w:rPr>
-                <w:noProof/>
-                <w:webHidden/>
-              </w:rPr>
-              <w:fldChar w:fldCharType="separate"/>
-            </w:r>
-            <w:r>
-              <w:rPr>
-                <w:noProof/>
-                <w:webHidden/>
-              </w:rPr>
-              <w:t>19</w:t>
-            </w:r>
-            <w:r>
-              <w:rPr>
-                <w:noProof/>
-                <w:webHidden/>
-              </w:rPr>
-              <w:fldChar w:fldCharType="end"/>
-            </w:r>
-          </w:hyperlink>
-        </w:p>
-        <w:p>
-          <w:pPr>
-            <w:pStyle w:val="TOC3"/>
-            <w:tabs>
-              <w:tab w:val="right" w:leader="dot" w:pos="9350"/>
-            </w:tabs>
-            <w:rPr>
-              <w:rFonts w:asciiTheme="minorHAnsi" w:eastAsiaTheme="minorEastAsia" w:hAnsiTheme="minorHAnsi"/>
-              <w:noProof/>
-              <w:sz w:val="22"/>
-              <w:szCs w:val="22"/>
-            </w:rPr>
-          </w:pPr>
-          <w:hyperlink w:anchor="_Toc123505663" w:history="1">
-            <w:r>
-              <w:rPr>
-                <w:rStyle w:val="Hyperlink"/>
-                <w:noProof/>
-              </w:rPr>
-              <w:t>b. WRITE LOCK</w:t>
-            </w:r>
-            <w:r>
-              <w:rPr>
-                <w:noProof/>
-                <w:webHidden/>
-              </w:rPr>
-              <w:tab/>
-            </w:r>
-            <w:r>
-              <w:rPr>
-                <w:noProof/>
-                <w:webHidden/>
-              </w:rPr>
-              <w:fldChar w:fldCharType="begin"/>
-            </w:r>
-            <w:r>
-              <w:rPr>
-                <w:noProof/>
-                <w:webHidden/>
-              </w:rPr>
-              <w:instrText xml:space="preserve"> PAGEREF _Toc123505663 \h </w:instrText>
-            </w:r>
-            <w:r>
-              <w:rPr>
-                <w:noProof/>
-                <w:webHidden/>
-              </w:rPr>
-            </w:r>
-            <w:r>
-              <w:rPr>
-                <w:noProof/>
-                <w:webHidden/>
-              </w:rPr>
-              <w:fldChar w:fldCharType="separate"/>
-            </w:r>
-            <w:r>
-              <w:rPr>
-                <w:noProof/>
-                <w:webHidden/>
-              </w:rPr>
-              <w:t>19</w:t>
-            </w:r>
-            <w:r>
-              <w:rPr>
-                <w:noProof/>
-                <w:webHidden/>
-              </w:rPr>
-              <w:fldChar w:fldCharType="end"/>
-            </w:r>
-          </w:hyperlink>
-        </w:p>
-        <w:p>
-          <w:pPr>
-            <w:pStyle w:val="TOC1"/>
-            <w:tabs>
-              <w:tab w:val="right" w:leader="dot" w:pos="9350"/>
-            </w:tabs>
-            <w:rPr>
-              <w:rFonts w:asciiTheme="minorHAnsi" w:eastAsiaTheme="minorEastAsia" w:hAnsiTheme="minorHAnsi"/>
-              <w:noProof/>
-              <w:sz w:val="22"/>
-              <w:szCs w:val="22"/>
-            </w:rPr>
-          </w:pPr>
-          <w:hyperlink w:anchor="_Toc123505664" w:history="1">
-            <w:r>
-              <w:rPr>
-                <w:rStyle w:val="Hyperlink"/>
-                <w:noProof/>
-              </w:rPr>
-              <w:t>VI. Normalization</w:t>
-            </w:r>
-            <w:r>
-              <w:rPr>
-                <w:noProof/>
-                <w:webHidden/>
-              </w:rPr>
-              <w:tab/>
-            </w:r>
-            <w:r>
-              <w:rPr>
-                <w:noProof/>
-                <w:webHidden/>
-              </w:rPr>
-              <w:fldChar w:fldCharType="begin"/>
-            </w:r>
-            <w:r>
-              <w:rPr>
-                <w:noProof/>
-                <w:webHidden/>
-              </w:rPr>
-              <w:instrText xml:space="preserve"> PAGEREF _Toc123505664 \h </w:instrText>
-            </w:r>
-            <w:r>
-              <w:rPr>
-                <w:noProof/>
-                <w:webHidden/>
-              </w:rPr>
-            </w:r>
-            <w:r>
-              <w:rPr>
-                <w:noProof/>
-                <w:webHidden/>
-              </w:rPr>
-              <w:fldChar w:fldCharType="separate"/>
-            </w:r>
-            <w:r>
-              <w:rPr>
-                <w:noProof/>
-                <w:webHidden/>
-              </w:rPr>
-              <w:t>19</w:t>
-            </w:r>
-            <w:r>
-              <w:rPr>
-                <w:noProof/>
-                <w:webHidden/>
-              </w:rPr>
-              <w:fldChar w:fldCharType="end"/>
-            </w:r>
-          </w:hyperlink>
-        </w:p>
-        <w:p>
-          <w:pPr>
-            <w:pStyle w:val="TOC2"/>
-            <w:tabs>
-              <w:tab w:val="right" w:leader="dot" w:pos="9350"/>
-            </w:tabs>
-            <w:rPr>
-              <w:rFonts w:asciiTheme="minorHAnsi" w:eastAsiaTheme="minorEastAsia" w:hAnsiTheme="minorHAnsi"/>
-              <w:noProof/>
-              <w:sz w:val="22"/>
-              <w:szCs w:val="22"/>
-            </w:rPr>
-          </w:pPr>
-          <w:hyperlink w:anchor="_Toc123505665" w:history="1">
-            <w:r>
-              <w:rPr>
-                <w:rStyle w:val="Hyperlink"/>
-                <w:noProof/>
-              </w:rPr>
-              <w:t>1. Functional Dependency</w:t>
-            </w:r>
-            <w:r>
-              <w:rPr>
-                <w:noProof/>
-                <w:webHidden/>
-              </w:rPr>
-              <w:tab/>
-            </w:r>
-            <w:r>
-              <w:rPr>
-                <w:noProof/>
-                <w:webHidden/>
-              </w:rPr>
-              <w:fldChar w:fldCharType="begin"/>
-            </w:r>
-            <w:r>
-              <w:rPr>
-                <w:noProof/>
-                <w:webHidden/>
-              </w:rPr>
-              <w:instrText xml:space="preserve"> PAGEREF _Toc123505665 \h </w:instrText>
-            </w:r>
-            <w:r>
-              <w:rPr>
-                <w:noProof/>
-                <w:webHidden/>
-              </w:rPr>
-            </w:r>
-            <w:r>
-              <w:rPr>
-                <w:noProof/>
-                <w:webHidden/>
-              </w:rPr>
-              <w:fldChar w:fldCharType="separate"/>
-            </w:r>
-            <w:r>
-              <w:rPr>
-                <w:noProof/>
-                <w:webHidden/>
-              </w:rPr>
-              <w:t>19</w:t>
-            </w:r>
-            <w:r>
-              <w:rPr>
-                <w:noProof/>
-                <w:webHidden/>
-              </w:rPr>
-              <w:fldChar w:fldCharType="end"/>
-            </w:r>
-          </w:hyperlink>
-        </w:p>
-        <w:p>
-          <w:pPr>
-            <w:pStyle w:val="TOC3"/>
-            <w:tabs>
-              <w:tab w:val="right" w:leader="dot" w:pos="9350"/>
-            </w:tabs>
-            <w:rPr>
-              <w:rFonts w:asciiTheme="minorHAnsi" w:eastAsiaTheme="minorEastAsia" w:hAnsiTheme="minorHAnsi"/>
-              <w:noProof/>
-              <w:sz w:val="22"/>
-              <w:szCs w:val="22"/>
-            </w:rPr>
-          </w:pPr>
-          <w:hyperlink w:anchor="_Toc123505666" w:history="1">
-            <w:r>
-              <w:rPr>
-                <w:rStyle w:val="Hyperlink"/>
-                <w:noProof/>
-              </w:rPr>
-              <w:t>a. Armstrong’s axioms/properties of functional dependencies</w:t>
-            </w:r>
-            <w:r>
-              <w:rPr>
-                <w:noProof/>
-                <w:webHidden/>
-              </w:rPr>
-              <w:tab/>
-            </w:r>
-            <w:r>
-              <w:rPr>
-                <w:noProof/>
-                <w:webHidden/>
-              </w:rPr>
-              <w:fldChar w:fldCharType="begin"/>
-            </w:r>
-            <w:r>
-              <w:rPr>
-                <w:noProof/>
-                <w:webHidden/>
-              </w:rPr>
-              <w:instrText xml:space="preserve"> PAGEREF _Toc123505666 \h </w:instrText>
-            </w:r>
-            <w:r>
-              <w:rPr>
-                <w:noProof/>
-                <w:webHidden/>
-              </w:rPr>
-            </w:r>
-            <w:r>
-              <w:rPr>
-                <w:noProof/>
-                <w:webHidden/>
-              </w:rPr>
-              <w:fldChar w:fldCharType="separate"/>
-            </w:r>
-            <w:r>
-              <w:rPr>
-                <w:noProof/>
-                <w:webHidden/>
-              </w:rPr>
               <w:t>20</w:t>
-            </w:r>
-            <w:r>
-              <w:rPr>
-                <w:noProof/>
-                <w:webHidden/>
-              </w:rPr>
-              <w:fldChar w:fldCharType="end"/>
-            </w:r>
-          </w:hyperlink>
-        </w:p>
-        <w:p>
-          <w:pPr>
-            <w:pStyle w:val="TOC3"/>
-            <w:tabs>
-              <w:tab w:val="right" w:leader="dot" w:pos="9350"/>
-            </w:tabs>
-            <w:rPr>
-              <w:rFonts w:asciiTheme="minorHAnsi" w:eastAsiaTheme="minorEastAsia" w:hAnsiTheme="minorHAnsi"/>
-              <w:noProof/>
-              <w:sz w:val="22"/>
-              <w:szCs w:val="22"/>
-            </w:rPr>
-          </w:pPr>
-          <w:hyperlink w:anchor="_Toc123505667" w:history="1">
-            <w:r>
-              <w:rPr>
-                <w:rStyle w:val="Hyperlink"/>
-                <w:noProof/>
-              </w:rPr>
-              <w:t>b. Types of Functional Dependencies</w:t>
-            </w:r>
-            <w:r>
-              <w:rPr>
-                <w:noProof/>
-                <w:webHidden/>
-              </w:rPr>
-              <w:tab/>
-            </w:r>
-            <w:r>
-              <w:rPr>
-                <w:noProof/>
-                <w:webHidden/>
-              </w:rPr>
-              <w:fldChar w:fldCharType="begin"/>
-            </w:r>
-            <w:r>
-              <w:rPr>
-                <w:noProof/>
-                <w:webHidden/>
-              </w:rPr>
-              <w:instrText xml:space="preserve"> PAGEREF _Toc123505667 \h </w:instrText>
-            </w:r>
-            <w:r>
-              <w:rPr>
-                <w:noProof/>
-                <w:webHidden/>
-              </w:rPr>
-            </w:r>
-            <w:r>
-              <w:rPr>
-                <w:noProof/>
-                <w:webHidden/>
-              </w:rPr>
-              <w:fldChar w:fldCharType="separate"/>
-            </w:r>
-            <w:r>
-              <w:rPr>
-                <w:noProof/>
-                <w:webHidden/>
-              </w:rPr>
-              <w:t>21</w:t>
-            </w:r>
-            <w:r>
-              <w:rPr>
-                <w:noProof/>
-                <w:webHidden/>
-              </w:rPr>
-              <w:fldChar w:fldCharType="end"/>
-            </w:r>
-          </w:hyperlink>
-        </w:p>
-        <w:p>
-          <w:pPr>
-            <w:pStyle w:val="TOC2"/>
-            <w:tabs>
-              <w:tab w:val="right" w:leader="dot" w:pos="9350"/>
-            </w:tabs>
-            <w:rPr>
-              <w:rFonts w:asciiTheme="minorHAnsi" w:eastAsiaTheme="minorEastAsia" w:hAnsiTheme="minorHAnsi"/>
-              <w:noProof/>
-              <w:sz w:val="22"/>
-              <w:szCs w:val="22"/>
-            </w:rPr>
-          </w:pPr>
-          <w:hyperlink w:anchor="_Toc123505668" w:history="1">
-            <w:r>
-              <w:rPr>
-                <w:rStyle w:val="Hyperlink"/>
-                <w:noProof/>
-              </w:rPr>
-              <w:t>2. Anomolies</w:t>
-            </w:r>
-            <w:r>
-              <w:rPr>
-                <w:noProof/>
-                <w:webHidden/>
-              </w:rPr>
-              <w:tab/>
-            </w:r>
-            <w:r>
-              <w:rPr>
-                <w:noProof/>
-                <w:webHidden/>
-              </w:rPr>
-              <w:fldChar w:fldCharType="begin"/>
-            </w:r>
-            <w:r>
-              <w:rPr>
-                <w:noProof/>
-                <w:webHidden/>
-              </w:rPr>
-              <w:instrText xml:space="preserve"> PAGEREF _Toc123505668 \h </w:instrText>
-            </w:r>
-            <w:r>
-              <w:rPr>
-                <w:noProof/>
-                <w:webHidden/>
-              </w:rPr>
-            </w:r>
-            <w:r>
-              <w:rPr>
-                <w:noProof/>
-                <w:webHidden/>
-              </w:rPr>
-              <w:fldChar w:fldCharType="separate"/>
-            </w:r>
-            <w:r>
-              <w:rPr>
-                <w:noProof/>
-                <w:webHidden/>
-              </w:rPr>
-              <w:t>21</w:t>
-            </w:r>
-            <w:r>
-              <w:rPr>
-                <w:noProof/>
-                <w:webHidden/>
-              </w:rPr>
-              <w:fldChar w:fldCharType="end"/>
-            </w:r>
-          </w:hyperlink>
-        </w:p>
-        <w:p>
-          <w:pPr>
-            <w:pStyle w:val="TOC3"/>
-            <w:tabs>
-              <w:tab w:val="right" w:leader="dot" w:pos="9350"/>
-            </w:tabs>
-            <w:rPr>
-              <w:rFonts w:asciiTheme="minorHAnsi" w:eastAsiaTheme="minorEastAsia" w:hAnsiTheme="minorHAnsi"/>
-              <w:noProof/>
-              <w:sz w:val="22"/>
-              <w:szCs w:val="22"/>
-            </w:rPr>
-          </w:pPr>
-          <w:hyperlink w:anchor="_Toc123505669" w:history="1">
-            <w:r>
-              <w:rPr>
-                <w:rStyle w:val="Hyperlink"/>
-                <w:noProof/>
-              </w:rPr>
-              <w:t>a. Insertion Anomaly</w:t>
-            </w:r>
-            <w:r>
-              <w:rPr>
-                <w:noProof/>
-                <w:webHidden/>
-              </w:rPr>
-              <w:tab/>
-            </w:r>
-            <w:r>
-              <w:rPr>
-                <w:noProof/>
-                <w:webHidden/>
-              </w:rPr>
-              <w:fldChar w:fldCharType="begin"/>
-            </w:r>
-            <w:r>
-              <w:rPr>
-                <w:noProof/>
-                <w:webHidden/>
-              </w:rPr>
-              <w:instrText xml:space="preserve"> PAGEREF _Toc123505669 \h </w:instrText>
-            </w:r>
-            <w:r>
-              <w:rPr>
-                <w:noProof/>
-                <w:webHidden/>
-              </w:rPr>
-            </w:r>
-            <w:r>
-              <w:rPr>
-                <w:noProof/>
-                <w:webHidden/>
-              </w:rPr>
-              <w:fldChar w:fldCharType="separate"/>
-            </w:r>
-            <w:r>
-              <w:rPr>
-                <w:noProof/>
-                <w:webHidden/>
-              </w:rPr>
-              <w:t>21</w:t>
-            </w:r>
-            <w:r>
-              <w:rPr>
-                <w:noProof/>
-                <w:webHidden/>
-              </w:rPr>
-              <w:fldChar w:fldCharType="end"/>
-            </w:r>
-          </w:hyperlink>
-        </w:p>
-        <w:p>
-          <w:pPr>
-            <w:pStyle w:val="TOC3"/>
-            <w:tabs>
-              <w:tab w:val="right" w:leader="dot" w:pos="9350"/>
-            </w:tabs>
-            <w:rPr>
-              <w:rFonts w:asciiTheme="minorHAnsi" w:eastAsiaTheme="minorEastAsia" w:hAnsiTheme="minorHAnsi"/>
-              <w:noProof/>
-              <w:sz w:val="22"/>
-              <w:szCs w:val="22"/>
-            </w:rPr>
-          </w:pPr>
-          <w:hyperlink w:anchor="_Toc123505670" w:history="1">
-            <w:r>
-              <w:rPr>
-                <w:rStyle w:val="Hyperlink"/>
-                <w:noProof/>
-              </w:rPr>
-              <w:t>b. Update Anomaly</w:t>
-            </w:r>
-            <w:r>
-              <w:rPr>
-                <w:noProof/>
-                <w:webHidden/>
-              </w:rPr>
-              <w:tab/>
-            </w:r>
-            <w:r>
-              <w:rPr>
-                <w:noProof/>
-                <w:webHidden/>
-              </w:rPr>
-              <w:fldChar w:fldCharType="begin"/>
-            </w:r>
-            <w:r>
-              <w:rPr>
-                <w:noProof/>
-                <w:webHidden/>
-              </w:rPr>
-              <w:instrText xml:space="preserve"> PAGEREF _Toc123505670 \h </w:instrText>
-            </w:r>
-            <w:r>
-              <w:rPr>
-                <w:noProof/>
-                <w:webHidden/>
-              </w:rPr>
-            </w:r>
-            <w:r>
-              <w:rPr>
-                <w:noProof/>
-                <w:webHidden/>
-              </w:rPr>
-              <w:fldChar w:fldCharType="separate"/>
-            </w:r>
-            <w:r>
-              <w:rPr>
-                <w:noProof/>
-                <w:webHidden/>
-              </w:rPr>
-              <w:t>21</w:t>
-            </w:r>
-            <w:r>
-              <w:rPr>
-                <w:noProof/>
-                <w:webHidden/>
-              </w:rPr>
-              <w:fldChar w:fldCharType="end"/>
-            </w:r>
-          </w:hyperlink>
-        </w:p>
-        <w:p>
-          <w:pPr>
-            <w:pStyle w:val="TOC3"/>
-            <w:tabs>
-              <w:tab w:val="right" w:leader="dot" w:pos="9350"/>
-            </w:tabs>
-            <w:rPr>
-              <w:rFonts w:asciiTheme="minorHAnsi" w:eastAsiaTheme="minorEastAsia" w:hAnsiTheme="minorHAnsi"/>
-              <w:noProof/>
-              <w:sz w:val="22"/>
-              <w:szCs w:val="22"/>
-            </w:rPr>
-          </w:pPr>
-          <w:hyperlink w:anchor="_Toc123505671" w:history="1">
-            <w:r>
-              <w:rPr>
-                <w:rStyle w:val="Hyperlink"/>
-                <w:noProof/>
-              </w:rPr>
-              <w:t>c. Delete Anamoly</w:t>
-            </w:r>
-            <w:r>
-              <w:rPr>
-                <w:noProof/>
-                <w:webHidden/>
-              </w:rPr>
-              <w:tab/>
-            </w:r>
-            <w:r>
-              <w:rPr>
-                <w:noProof/>
-                <w:webHidden/>
-              </w:rPr>
-              <w:fldChar w:fldCharType="begin"/>
-            </w:r>
-            <w:r>
-              <w:rPr>
-                <w:noProof/>
-                <w:webHidden/>
-              </w:rPr>
-              <w:instrText xml:space="preserve"> PAGEREF _Toc123505671 \h </w:instrText>
-            </w:r>
-            <w:r>
-              <w:rPr>
-                <w:noProof/>
-                <w:webHidden/>
-              </w:rPr>
-            </w:r>
-            <w:r>
-              <w:rPr>
-                <w:noProof/>
-                <w:webHidden/>
-              </w:rPr>
-              <w:fldChar w:fldCharType="separate"/>
-            </w:r>
-            <w:r>
-              <w:rPr>
-                <w:noProof/>
-                <w:webHidden/>
-              </w:rPr>
-              <w:t>22</w:t>
-            </w:r>
-            <w:r>
-              <w:rPr>
-                <w:noProof/>
-                <w:webHidden/>
-              </w:rPr>
-              <w:fldChar w:fldCharType="end"/>
-            </w:r>
-          </w:hyperlink>
-        </w:p>
-        <w:p>
-          <w:pPr>
-            <w:pStyle w:val="TOC2"/>
-            <w:tabs>
-              <w:tab w:val="right" w:leader="dot" w:pos="9350"/>
-            </w:tabs>
-            <w:rPr>
-              <w:rFonts w:asciiTheme="minorHAnsi" w:eastAsiaTheme="minorEastAsia" w:hAnsiTheme="minorHAnsi"/>
-              <w:noProof/>
-              <w:sz w:val="22"/>
-              <w:szCs w:val="22"/>
-            </w:rPr>
-          </w:pPr>
-          <w:hyperlink w:anchor="_Toc123505672" w:history="1">
-            <w:r>
-              <w:rPr>
-                <w:rStyle w:val="Hyperlink"/>
-                <w:noProof/>
-              </w:rPr>
-              <w:t>3. Normalization</w:t>
-            </w:r>
-            <w:r>
-              <w:rPr>
-                <w:noProof/>
-                <w:webHidden/>
-              </w:rPr>
-              <w:tab/>
-            </w:r>
-            <w:r>
-              <w:rPr>
-                <w:noProof/>
-                <w:webHidden/>
-              </w:rPr>
-              <w:fldChar w:fldCharType="begin"/>
-            </w:r>
-            <w:r>
-              <w:rPr>
-                <w:noProof/>
-                <w:webHidden/>
-              </w:rPr>
-              <w:instrText xml:space="preserve"> PAGEREF _Toc123505672 \h </w:instrText>
-            </w:r>
-            <w:r>
-              <w:rPr>
-                <w:noProof/>
-                <w:webHidden/>
-              </w:rPr>
-            </w:r>
-            <w:r>
-              <w:rPr>
-                <w:noProof/>
-                <w:webHidden/>
-              </w:rPr>
-              <w:fldChar w:fldCharType="separate"/>
-            </w:r>
-            <w:r>
-              <w:rPr>
-                <w:noProof/>
-                <w:webHidden/>
-              </w:rPr>
-              <w:t>22</w:t>
-            </w:r>
-            <w:r>
-              <w:rPr>
-                <w:noProof/>
-                <w:webHidden/>
-              </w:rPr>
-              <w:fldChar w:fldCharType="end"/>
-            </w:r>
-          </w:hyperlink>
-        </w:p>
-        <w:p>
-          <w:pPr>
-            <w:pStyle w:val="TOC3"/>
-            <w:tabs>
-              <w:tab w:val="right" w:leader="dot" w:pos="9350"/>
-            </w:tabs>
-            <w:rPr>
-              <w:rFonts w:asciiTheme="minorHAnsi" w:eastAsiaTheme="minorEastAsia" w:hAnsiTheme="minorHAnsi"/>
-              <w:noProof/>
-              <w:sz w:val="22"/>
-              <w:szCs w:val="22"/>
-            </w:rPr>
-          </w:pPr>
-          <w:hyperlink w:anchor="_Toc123505673" w:history="1">
-            <w:r>
-              <w:rPr>
-                <w:rStyle w:val="Hyperlink"/>
-                <w:noProof/>
-              </w:rPr>
-              <w:t>a. First Normal Form (1NF)</w:t>
-            </w:r>
-            <w:r>
-              <w:rPr>
-                <w:noProof/>
-                <w:webHidden/>
-              </w:rPr>
-              <w:tab/>
-            </w:r>
-            <w:r>
-              <w:rPr>
-                <w:noProof/>
-                <w:webHidden/>
-              </w:rPr>
-              <w:fldChar w:fldCharType="begin"/>
-            </w:r>
-            <w:r>
-              <w:rPr>
-                <w:noProof/>
-                <w:webHidden/>
-              </w:rPr>
-              <w:instrText xml:space="preserve"> PAGEREF _Toc123505673 \h </w:instrText>
-            </w:r>
-            <w:r>
-              <w:rPr>
-                <w:noProof/>
-                <w:webHidden/>
-              </w:rPr>
-            </w:r>
-            <w:r>
-              <w:rPr>
-                <w:noProof/>
-                <w:webHidden/>
-              </w:rPr>
-              <w:fldChar w:fldCharType="separate"/>
-            </w:r>
-            <w:r>
-              <w:rPr>
-                <w:noProof/>
-                <w:webHidden/>
-              </w:rPr>
-              <w:t>22</w:t>
-            </w:r>
-            <w:r>
-              <w:rPr>
-                <w:noProof/>
-                <w:webHidden/>
-              </w:rPr>
-              <w:fldChar w:fldCharType="end"/>
-            </w:r>
-          </w:hyperlink>
-        </w:p>
-        <w:p>
-          <w:pPr>
-            <w:pStyle w:val="TOC3"/>
-            <w:tabs>
-              <w:tab w:val="right" w:leader="dot" w:pos="9350"/>
-            </w:tabs>
-            <w:rPr>
-              <w:rFonts w:asciiTheme="minorHAnsi" w:eastAsiaTheme="minorEastAsia" w:hAnsiTheme="minorHAnsi"/>
-              <w:noProof/>
-              <w:sz w:val="22"/>
-              <w:szCs w:val="22"/>
-            </w:rPr>
-          </w:pPr>
-          <w:hyperlink w:anchor="_Toc123505674" w:history="1">
-            <w:r>
-              <w:rPr>
-                <w:rStyle w:val="Hyperlink"/>
-                <w:noProof/>
-              </w:rPr>
-              <w:t>b. Second Normal Form (2NF)</w:t>
-            </w:r>
-            <w:r>
-              <w:rPr>
-                <w:noProof/>
-                <w:webHidden/>
-              </w:rPr>
-              <w:tab/>
-            </w:r>
-            <w:r>
-              <w:rPr>
-                <w:noProof/>
-                <w:webHidden/>
-              </w:rPr>
-              <w:fldChar w:fldCharType="begin"/>
-            </w:r>
-            <w:r>
-              <w:rPr>
-                <w:noProof/>
-                <w:webHidden/>
-              </w:rPr>
-              <w:instrText xml:space="preserve"> PAGEREF _Toc123505674 \h </w:instrText>
-            </w:r>
-            <w:r>
-              <w:rPr>
-                <w:noProof/>
-                <w:webHidden/>
-              </w:rPr>
-            </w:r>
-            <w:r>
-              <w:rPr>
-                <w:noProof/>
-                <w:webHidden/>
-              </w:rPr>
-              <w:fldChar w:fldCharType="separate"/>
-            </w:r>
-            <w:r>
-              <w:rPr>
-                <w:noProof/>
-                <w:webHidden/>
-              </w:rPr>
-              <w:t>23</w:t>
-            </w:r>
-            <w:r>
-              <w:rPr>
-                <w:noProof/>
-                <w:webHidden/>
-              </w:rPr>
-              <w:fldChar w:fldCharType="end"/>
-            </w:r>
-          </w:hyperlink>
-        </w:p>
-        <w:p>
-          <w:pPr>
-            <w:pStyle w:val="TOC3"/>
-            <w:tabs>
-              <w:tab w:val="right" w:leader="dot" w:pos="9350"/>
-            </w:tabs>
-            <w:rPr>
-              <w:rFonts w:asciiTheme="minorHAnsi" w:eastAsiaTheme="minorEastAsia" w:hAnsiTheme="minorHAnsi"/>
-              <w:noProof/>
-              <w:sz w:val="22"/>
-              <w:szCs w:val="22"/>
-            </w:rPr>
-          </w:pPr>
-          <w:hyperlink w:anchor="_Toc123505675" w:history="1">
-            <w:r>
-              <w:rPr>
-                <w:rStyle w:val="Hyperlink"/>
-                <w:noProof/>
-              </w:rPr>
-              <w:t>c. Third Normal Form (3 NF)</w:t>
-            </w:r>
-            <w:r>
-              <w:rPr>
-                <w:noProof/>
-                <w:webHidden/>
-              </w:rPr>
-              <w:tab/>
-            </w:r>
-            <w:r>
-              <w:rPr>
-                <w:noProof/>
-                <w:webHidden/>
-              </w:rPr>
-              <w:fldChar w:fldCharType="begin"/>
-            </w:r>
-            <w:r>
-              <w:rPr>
-                <w:noProof/>
-                <w:webHidden/>
-              </w:rPr>
-              <w:instrText xml:space="preserve"> PAGEREF _Toc123505675 \h </w:instrText>
-            </w:r>
-            <w:r>
-              <w:rPr>
-                <w:noProof/>
-                <w:webHidden/>
-              </w:rPr>
-            </w:r>
-            <w:r>
-              <w:rPr>
-                <w:noProof/>
-                <w:webHidden/>
-              </w:rPr>
-              <w:fldChar w:fldCharType="separate"/>
-            </w:r>
-            <w:r>
-              <w:rPr>
-                <w:noProof/>
-                <w:webHidden/>
-              </w:rPr>
-              <w:t>24</w:t>
-            </w:r>
-            <w:r>
-              <w:rPr>
-                <w:noProof/>
-                <w:webHidden/>
-              </w:rPr>
-              <w:fldChar w:fldCharType="end"/>
-            </w:r>
-          </w:hyperlink>
-        </w:p>
-        <w:p>
-          <w:pPr>
-            <w:pStyle w:val="TOC3"/>
-            <w:tabs>
-              <w:tab w:val="right" w:leader="dot" w:pos="9350"/>
-            </w:tabs>
-            <w:rPr>
-              <w:rFonts w:asciiTheme="minorHAnsi" w:eastAsiaTheme="minorEastAsia" w:hAnsiTheme="minorHAnsi"/>
-              <w:noProof/>
-              <w:sz w:val="22"/>
-              <w:szCs w:val="22"/>
-            </w:rPr>
-          </w:pPr>
-          <w:hyperlink w:anchor="_Toc123505676" w:history="1">
-            <w:r>
-              <w:rPr>
-                <w:rStyle w:val="Hyperlink"/>
-                <w:noProof/>
-              </w:rPr>
-              <w:t>d. Boyce-Codd Normal Form (BCNF)</w:t>
-            </w:r>
-            <w:r>
-              <w:rPr>
-                <w:noProof/>
-                <w:webHidden/>
-              </w:rPr>
-              <w:tab/>
-            </w:r>
-            <w:r>
-              <w:rPr>
-                <w:noProof/>
-                <w:webHidden/>
-              </w:rPr>
-              <w:fldChar w:fldCharType="begin"/>
-            </w:r>
-            <w:r>
-              <w:rPr>
-                <w:noProof/>
-                <w:webHidden/>
-              </w:rPr>
-              <w:instrText xml:space="preserve"> PAGEREF _Toc123505676 \h </w:instrText>
-            </w:r>
-            <w:r>
-              <w:rPr>
-                <w:noProof/>
-                <w:webHidden/>
-              </w:rPr>
-            </w:r>
-            <w:r>
-              <w:rPr>
-                <w:noProof/>
-                <w:webHidden/>
-              </w:rPr>
-              <w:fldChar w:fldCharType="separate"/>
-            </w:r>
-            <w:r>
-              <w:rPr>
-                <w:noProof/>
-                <w:webHidden/>
-              </w:rPr>
-              <w:t>25</w:t>
-            </w:r>
-            <w:r>
-              <w:rPr>
-                <w:noProof/>
-                <w:webHidden/>
-              </w:rPr>
-              <w:fldChar w:fldCharType="end"/>
-            </w:r>
-          </w:hyperlink>
-        </w:p>
-        <w:p>
-          <w:pPr>
-            <w:pStyle w:val="TOC1"/>
-            <w:tabs>
-              <w:tab w:val="right" w:leader="dot" w:pos="9350"/>
-            </w:tabs>
-            <w:rPr>
-              <w:rFonts w:asciiTheme="minorHAnsi" w:eastAsiaTheme="minorEastAsia" w:hAnsiTheme="minorHAnsi"/>
-              <w:noProof/>
-              <w:sz w:val="22"/>
-              <w:szCs w:val="22"/>
-            </w:rPr>
-          </w:pPr>
-          <w:hyperlink w:anchor="_Toc123505677" w:history="1">
-            <w:r>
-              <w:rPr>
-                <w:rStyle w:val="Hyperlink"/>
-                <w:noProof/>
-              </w:rPr>
-              <w:t>VII. Indexing</w:t>
-            </w:r>
-            <w:r>
-              <w:rPr>
-                <w:noProof/>
-                <w:webHidden/>
-              </w:rPr>
-              <w:tab/>
-            </w:r>
-            <w:r>
-              <w:rPr>
-                <w:noProof/>
-                <w:webHidden/>
-              </w:rPr>
-              <w:fldChar w:fldCharType="begin"/>
-            </w:r>
-            <w:r>
-              <w:rPr>
-                <w:noProof/>
-                <w:webHidden/>
-              </w:rPr>
-              <w:instrText xml:space="preserve"> PAGEREF _Toc123505677 \h </w:instrText>
-            </w:r>
-            <w:r>
-              <w:rPr>
-                <w:noProof/>
-                <w:webHidden/>
-              </w:rPr>
-            </w:r>
-            <w:r>
-              <w:rPr>
-                <w:noProof/>
-                <w:webHidden/>
-              </w:rPr>
-              <w:fldChar w:fldCharType="separate"/>
-            </w:r>
-            <w:r>
-              <w:rPr>
-                <w:noProof/>
-                <w:webHidden/>
-              </w:rPr>
-              <w:t>27</w:t>
-            </w:r>
-            <w:r>
-              <w:rPr>
-                <w:noProof/>
-                <w:webHidden/>
-              </w:rPr>
-              <w:fldChar w:fldCharType="end"/>
-            </w:r>
-          </w:hyperlink>
-        </w:p>
-        <w:p>
-          <w:pPr>
-            <w:pStyle w:val="TOC2"/>
-            <w:tabs>
-              <w:tab w:val="right" w:leader="dot" w:pos="9350"/>
-            </w:tabs>
-            <w:rPr>
-              <w:rFonts w:asciiTheme="minorHAnsi" w:eastAsiaTheme="minorEastAsia" w:hAnsiTheme="minorHAnsi"/>
-              <w:noProof/>
-              <w:sz w:val="22"/>
-              <w:szCs w:val="22"/>
-            </w:rPr>
-          </w:pPr>
-          <w:hyperlink w:anchor="_Toc123505678" w:history="1">
-            <w:r>
-              <w:rPr>
-                <w:rStyle w:val="Hyperlink"/>
-                <w:noProof/>
-              </w:rPr>
-              <w:t>1. Primary Index</w:t>
-            </w:r>
-            <w:r>
-              <w:rPr>
-                <w:noProof/>
-                <w:webHidden/>
-              </w:rPr>
-              <w:tab/>
-            </w:r>
-            <w:r>
-              <w:rPr>
-                <w:noProof/>
-                <w:webHidden/>
-              </w:rPr>
-              <w:fldChar w:fldCharType="begin"/>
-            </w:r>
-            <w:r>
-              <w:rPr>
-                <w:noProof/>
-                <w:webHidden/>
-              </w:rPr>
-              <w:instrText xml:space="preserve"> PAGEREF _Toc123505678 \h </w:instrText>
-            </w:r>
-            <w:r>
-              <w:rPr>
-                <w:noProof/>
-                <w:webHidden/>
-              </w:rPr>
-            </w:r>
-            <w:r>
-              <w:rPr>
-                <w:noProof/>
-                <w:webHidden/>
-              </w:rPr>
-              <w:fldChar w:fldCharType="separate"/>
-            </w:r>
-            <w:r>
-              <w:rPr>
-                <w:noProof/>
-                <w:webHidden/>
-              </w:rPr>
-              <w:t>28</w:t>
-            </w:r>
-            <w:r>
-              <w:rPr>
-                <w:noProof/>
-                <w:webHidden/>
-              </w:rPr>
-              <w:fldChar w:fldCharType="end"/>
-            </w:r>
-          </w:hyperlink>
-        </w:p>
-        <w:p>
-          <w:pPr>
-            <w:pStyle w:val="TOC3"/>
-            <w:tabs>
-              <w:tab w:val="right" w:leader="dot" w:pos="9350"/>
-            </w:tabs>
-            <w:rPr>
-              <w:rFonts w:asciiTheme="minorHAnsi" w:eastAsiaTheme="minorEastAsia" w:hAnsiTheme="minorHAnsi"/>
-              <w:noProof/>
-              <w:sz w:val="22"/>
-              <w:szCs w:val="22"/>
-            </w:rPr>
-          </w:pPr>
-          <w:hyperlink w:anchor="_Toc123505679" w:history="1">
-            <w:r>
-              <w:rPr>
-                <w:rStyle w:val="Hyperlink"/>
-                <w:noProof/>
-              </w:rPr>
-              <w:t>a. Dense index</w:t>
-            </w:r>
-            <w:r>
-              <w:rPr>
-                <w:noProof/>
-                <w:webHidden/>
-              </w:rPr>
-              <w:tab/>
-            </w:r>
-            <w:r>
-              <w:rPr>
-                <w:noProof/>
-                <w:webHidden/>
-              </w:rPr>
-              <w:fldChar w:fldCharType="begin"/>
-            </w:r>
-            <w:r>
-              <w:rPr>
-                <w:noProof/>
-                <w:webHidden/>
-              </w:rPr>
-              <w:instrText xml:space="preserve"> PAGEREF _Toc123505679 \h </w:instrText>
-            </w:r>
-            <w:r>
-              <w:rPr>
-                <w:noProof/>
-                <w:webHidden/>
-              </w:rPr>
-            </w:r>
-            <w:r>
-              <w:rPr>
-                <w:noProof/>
-                <w:webHidden/>
-              </w:rPr>
-              <w:fldChar w:fldCharType="separate"/>
-            </w:r>
-            <w:r>
-              <w:rPr>
-                <w:noProof/>
-                <w:webHidden/>
-              </w:rPr>
-              <w:t>28</w:t>
-            </w:r>
-            <w:r>
-              <w:rPr>
-                <w:noProof/>
-                <w:webHidden/>
-              </w:rPr>
-              <w:fldChar w:fldCharType="end"/>
-            </w:r>
-          </w:hyperlink>
-        </w:p>
-        <w:p>
-          <w:pPr>
-            <w:pStyle w:val="TOC3"/>
-            <w:tabs>
-              <w:tab w:val="right" w:leader="dot" w:pos="9350"/>
-            </w:tabs>
-            <w:rPr>
-              <w:rFonts w:asciiTheme="minorHAnsi" w:eastAsiaTheme="minorEastAsia" w:hAnsiTheme="minorHAnsi"/>
-              <w:noProof/>
-              <w:sz w:val="22"/>
-              <w:szCs w:val="22"/>
-            </w:rPr>
-          </w:pPr>
-          <w:hyperlink w:anchor="_Toc123505680" w:history="1">
-            <w:r>
-              <w:rPr>
-                <w:rStyle w:val="Hyperlink"/>
-                <w:noProof/>
-              </w:rPr>
-              <w:t>b. Sparse index</w:t>
-            </w:r>
-            <w:r>
-              <w:rPr>
-                <w:noProof/>
-                <w:webHidden/>
-              </w:rPr>
-              <w:tab/>
-            </w:r>
-            <w:r>
-              <w:rPr>
-                <w:noProof/>
-                <w:webHidden/>
-              </w:rPr>
-              <w:fldChar w:fldCharType="begin"/>
-            </w:r>
-            <w:r>
-              <w:rPr>
-                <w:noProof/>
-                <w:webHidden/>
-              </w:rPr>
-              <w:instrText xml:space="preserve"> PAGEREF _Toc123505680 \h </w:instrText>
-            </w:r>
-            <w:r>
-              <w:rPr>
-                <w:noProof/>
-                <w:webHidden/>
-              </w:rPr>
-            </w:r>
-            <w:r>
-              <w:rPr>
-                <w:noProof/>
-                <w:webHidden/>
-              </w:rPr>
-              <w:fldChar w:fldCharType="separate"/>
-            </w:r>
-            <w:r>
-              <w:rPr>
-                <w:noProof/>
-                <w:webHidden/>
-              </w:rPr>
-              <w:t>28</w:t>
-            </w:r>
-            <w:r>
-              <w:rPr>
-                <w:noProof/>
-                <w:webHidden/>
-              </w:rPr>
-              <w:fldChar w:fldCharType="end"/>
-            </w:r>
-          </w:hyperlink>
-        </w:p>
-        <w:p>
-          <w:pPr>
-            <w:pStyle w:val="TOC2"/>
-            <w:tabs>
-              <w:tab w:val="right" w:leader="dot" w:pos="9350"/>
-            </w:tabs>
-            <w:rPr>
-              <w:rFonts w:asciiTheme="minorHAnsi" w:eastAsiaTheme="minorEastAsia" w:hAnsiTheme="minorHAnsi"/>
-              <w:noProof/>
-              <w:sz w:val="22"/>
-              <w:szCs w:val="22"/>
-            </w:rPr>
-          </w:pPr>
-          <w:hyperlink w:anchor="_Toc123505681" w:history="1">
-            <w:r>
-              <w:rPr>
-                <w:rStyle w:val="Hyperlink"/>
-                <w:noProof/>
-              </w:rPr>
-              <w:t>2. Clustering Index</w:t>
-            </w:r>
-            <w:r>
-              <w:rPr>
-                <w:noProof/>
-                <w:webHidden/>
-              </w:rPr>
-              <w:tab/>
-            </w:r>
-            <w:r>
-              <w:rPr>
-                <w:noProof/>
-                <w:webHidden/>
-              </w:rPr>
-              <w:fldChar w:fldCharType="begin"/>
-            </w:r>
-            <w:r>
-              <w:rPr>
-                <w:noProof/>
-                <w:webHidden/>
-              </w:rPr>
-              <w:instrText xml:space="preserve"> PAGEREF _Toc123505681 \h </w:instrText>
-            </w:r>
-            <w:r>
-              <w:rPr>
-                <w:noProof/>
-                <w:webHidden/>
-              </w:rPr>
-            </w:r>
-            <w:r>
-              <w:rPr>
-                <w:noProof/>
-                <w:webHidden/>
-              </w:rPr>
-              <w:fldChar w:fldCharType="separate"/>
-            </w:r>
-            <w:r>
-              <w:rPr>
-                <w:noProof/>
-                <w:webHidden/>
-              </w:rPr>
-              <w:t>28</w:t>
-            </w:r>
-            <w:r>
-              <w:rPr>
-                <w:noProof/>
-                <w:webHidden/>
-              </w:rPr>
-              <w:fldChar w:fldCharType="end"/>
-            </w:r>
-          </w:hyperlink>
-        </w:p>
-        <w:p>
-          <w:pPr>
-            <w:pStyle w:val="TOC2"/>
-            <w:tabs>
-              <w:tab w:val="right" w:leader="dot" w:pos="9350"/>
-            </w:tabs>
-            <w:rPr>
-              <w:rFonts w:asciiTheme="minorHAnsi" w:eastAsiaTheme="minorEastAsia" w:hAnsiTheme="minorHAnsi"/>
-              <w:noProof/>
-              <w:sz w:val="22"/>
-              <w:szCs w:val="22"/>
-            </w:rPr>
-          </w:pPr>
-          <w:hyperlink w:anchor="_Toc123505682" w:history="1">
-            <w:r>
-              <w:rPr>
-                <w:rStyle w:val="Hyperlink"/>
-                <w:noProof/>
-              </w:rPr>
-              <w:t>3. Secondary Index</w:t>
-            </w:r>
-            <w:r>
-              <w:rPr>
-                <w:noProof/>
-                <w:webHidden/>
-              </w:rPr>
-              <w:tab/>
-            </w:r>
-            <w:r>
-              <w:rPr>
-                <w:noProof/>
-                <w:webHidden/>
-              </w:rPr>
-              <w:fldChar w:fldCharType="begin"/>
-            </w:r>
-            <w:r>
-              <w:rPr>
-                <w:noProof/>
-                <w:webHidden/>
-              </w:rPr>
-              <w:instrText xml:space="preserve"> PAGEREF _Toc123505682 \h </w:instrText>
-            </w:r>
-            <w:r>
-              <w:rPr>
-                <w:noProof/>
-                <w:webHidden/>
-              </w:rPr>
-            </w:r>
-            <w:r>
-              <w:rPr>
-                <w:noProof/>
-                <w:webHidden/>
-              </w:rPr>
-              <w:fldChar w:fldCharType="separate"/>
-            </w:r>
-            <w:r>
-              <w:rPr>
-                <w:noProof/>
-                <w:webHidden/>
-              </w:rPr>
-              <w:t>29</w:t>
-            </w:r>
-            <w:r>
-              <w:rPr>
-                <w:noProof/>
-                <w:webHidden/>
-              </w:rPr>
-              <w:fldChar w:fldCharType="end"/>
-            </w:r>
-          </w:hyperlink>
-        </w:p>
-        <w:p>
-          <w:pPr>
-            <w:pStyle w:val="TOC2"/>
-            <w:tabs>
-              <w:tab w:val="right" w:leader="dot" w:pos="9350"/>
-            </w:tabs>
-            <w:rPr>
-              <w:rFonts w:asciiTheme="minorHAnsi" w:eastAsiaTheme="minorEastAsia" w:hAnsiTheme="minorHAnsi"/>
-              <w:noProof/>
-              <w:sz w:val="22"/>
-              <w:szCs w:val="22"/>
-            </w:rPr>
-          </w:pPr>
-          <w:hyperlink w:anchor="_Toc123505683" w:history="1">
-            <w:r>
-              <w:rPr>
-                <w:rStyle w:val="Hyperlink"/>
-                <w:noProof/>
-              </w:rPr>
-              <w:t>4. Usecases of Indexing</w:t>
-            </w:r>
-            <w:r>
-              <w:rPr>
-                <w:noProof/>
-                <w:webHidden/>
-              </w:rPr>
-              <w:tab/>
-            </w:r>
-            <w:r>
-              <w:rPr>
-                <w:noProof/>
-                <w:webHidden/>
-              </w:rPr>
-              <w:fldChar w:fldCharType="begin"/>
-            </w:r>
-            <w:r>
-              <w:rPr>
-                <w:noProof/>
-                <w:webHidden/>
-              </w:rPr>
-              <w:instrText xml:space="preserve"> PAGEREF _Toc123505683 \h </w:instrText>
-            </w:r>
-            <w:r>
-              <w:rPr>
-                <w:noProof/>
-                <w:webHidden/>
-              </w:rPr>
-            </w:r>
-            <w:r>
-              <w:rPr>
-                <w:noProof/>
-                <w:webHidden/>
-              </w:rPr>
-              <w:fldChar w:fldCharType="separate"/>
-            </w:r>
-            <w:r>
-              <w:rPr>
-                <w:noProof/>
-                <w:webHidden/>
-              </w:rPr>
-              <w:t>30</w:t>
-            </w:r>
-            <w:r>
-              <w:rPr>
-                <w:noProof/>
-                <w:webHidden/>
-              </w:rPr>
-              <w:fldChar w:fldCharType="end"/>
-            </w:r>
-          </w:hyperlink>
-        </w:p>
-        <w:p>
-          <w:pPr>
-            <w:pStyle w:val="TOC2"/>
-            <w:tabs>
-              <w:tab w:val="right" w:leader="dot" w:pos="9350"/>
-            </w:tabs>
-            <w:rPr>
-              <w:rFonts w:asciiTheme="minorHAnsi" w:eastAsiaTheme="minorEastAsia" w:hAnsiTheme="minorHAnsi"/>
-              <w:noProof/>
-              <w:sz w:val="22"/>
-              <w:szCs w:val="22"/>
-            </w:rPr>
-          </w:pPr>
-          <w:hyperlink w:anchor="_Toc123505684" w:history="1">
-            <w:r>
-              <w:rPr>
-                <w:rStyle w:val="Hyperlink"/>
-                <w:noProof/>
-              </w:rPr>
-              <w:t>5. Drawbacks of Indexing</w:t>
-            </w:r>
-            <w:r>
-              <w:rPr>
-                <w:noProof/>
-                <w:webHidden/>
-              </w:rPr>
-              <w:tab/>
-            </w:r>
-            <w:r>
-              <w:rPr>
-                <w:noProof/>
-                <w:webHidden/>
-              </w:rPr>
-              <w:fldChar w:fldCharType="begin"/>
-            </w:r>
-            <w:r>
-              <w:rPr>
-                <w:noProof/>
-                <w:webHidden/>
-              </w:rPr>
-              <w:instrText xml:space="preserve"> PAGEREF _Toc123505684 \h </w:instrText>
-            </w:r>
-            <w:r>
-              <w:rPr>
-                <w:noProof/>
-                <w:webHidden/>
-              </w:rPr>
-            </w:r>
-            <w:r>
-              <w:rPr>
-                <w:noProof/>
-                <w:webHidden/>
-              </w:rPr>
-              <w:fldChar w:fldCharType="separate"/>
-            </w:r>
-            <w:r>
-              <w:rPr>
-                <w:noProof/>
-                <w:webHidden/>
-              </w:rPr>
-              <w:t>30</w:t>
             </w:r>
             <w:r>
               <w:rPr>
@@ -5124,20 +3246,22 @@
       <w:pPr>
         <w:pStyle w:val="Heading1"/>
       </w:pPr>
-      <w:bookmarkStart w:id="0" w:name="_Toc123505640"/>
+      <w:bookmarkStart w:id="0" w:name="_Toc234924217"/>
       <w:r>
         <w:lastRenderedPageBreak/>
         <w:t>Relationships</w:t>
       </w:r>
+      <w:bookmarkEnd w:id="0"/>
     </w:p>
     <w:p>
       <w:pPr>
         <w:pStyle w:val="Heading2"/>
       </w:pPr>
+      <w:bookmarkStart w:id="1" w:name="_Toc234924218"/>
       <w:r>
         <w:t>Specialization</w:t>
       </w:r>
-      <w:bookmarkEnd w:id="0"/>
+      <w:bookmarkEnd w:id="1"/>
     </w:p>
     <w:p>
       <w:r>
@@ -5220,11 +3344,11 @@
       <w:pPr>
         <w:pStyle w:val="Heading2"/>
       </w:pPr>
-      <w:bookmarkStart w:id="1" w:name="_Toc123505641"/>
+      <w:bookmarkStart w:id="2" w:name="_Toc234924219"/>
       <w:r>
         <w:t>Generalization</w:t>
       </w:r>
-      <w:bookmarkEnd w:id="1"/>
+      <w:bookmarkEnd w:id="2"/>
     </w:p>
     <w:p>
       <w:r>
@@ -5239,7 +3363,15 @@
     </w:p>
     <w:p>
       <w:r>
-        <w:t>It is a bottom-up approach . It is the reverse process of Specialization.</w:t>
+        <w:t xml:space="preserve">It is a bottom-up </w:t>
+      </w:r>
+      <w:proofErr w:type="gramStart"/>
+      <w:r>
+        <w:t>approach .</w:t>
+      </w:r>
+      <w:proofErr w:type="gramEnd"/>
+      <w:r>
+        <w:t xml:space="preserve"> It is the reverse process of Specialization.</w:t>
       </w:r>
     </w:p>
     <w:p>
@@ -5305,12 +3437,14 @@
           <w:shd w:val="clear" w:color="auto" w:fill="FFFFFF"/>
         </w:rPr>
       </w:pPr>
+      <w:bookmarkStart w:id="3" w:name="_Toc234924220"/>
       <w:r>
         <w:rPr>
           <w:shd w:val="clear" w:color="auto" w:fill="FFFFFF"/>
         </w:rPr>
         <w:t>Association</w:t>
       </w:r>
+      <w:bookmarkEnd w:id="3"/>
     </w:p>
     <w:p>
       <w:r>
@@ -5410,12 +3544,14 @@
           <w:shd w:val="clear" w:color="auto" w:fill="FFFFFF"/>
         </w:rPr>
       </w:pPr>
+      <w:bookmarkStart w:id="4" w:name="_Toc234924221"/>
       <w:r>
         <w:rPr>
           <w:shd w:val="clear" w:color="auto" w:fill="FFFFFF"/>
         </w:rPr>
         <w:t>Aggregation</w:t>
       </w:r>
+      <w:bookmarkEnd w:id="4"/>
     </w:p>
     <w:p>
       <w:r>
@@ -5492,12 +3628,14 @@
       <w:pPr>
         <w:pStyle w:val="Heading2"/>
       </w:pPr>
+      <w:bookmarkStart w:id="5" w:name="_Toc234924222"/>
       <w:r>
         <w:rPr>
           <w:shd w:val="clear" w:color="auto" w:fill="FFFFFF"/>
         </w:rPr>
         <w:t>Composition</w:t>
       </w:r>
+      <w:bookmarkEnd w:id="5"/>
     </w:p>
     <w:p>
       <w:r>
@@ -5526,13 +3664,7 @@
     </w:p>
     <w:p>
       <w:r>
-        <w:t xml:space="preserve">When the owner </w:t>
-      </w:r>
-      <w:r>
-        <w:t>dies, its</w:t>
-      </w:r>
-      <w:r>
-        <w:t xml:space="preserve"> parts die too.</w:t>
+        <w:t>When the owner dies, its parts die too.</w:t>
       </w:r>
     </w:p>
     <w:p>
@@ -5585,11 +3717,11 @@
       <w:pPr>
         <w:pStyle w:val="Heading1"/>
       </w:pPr>
-      <w:bookmarkStart w:id="2" w:name="_Toc123505643"/>
+      <w:bookmarkStart w:id="6" w:name="_Toc234924223"/>
       <w:r>
         <w:t>Relational Model</w:t>
       </w:r>
-      <w:bookmarkEnd w:id="2"/>
+      <w:bookmarkEnd w:id="6"/>
     </w:p>
     <w:p>
       <w:r>
@@ -5672,18 +3804,18 @@
       <w:pPr>
         <w:pStyle w:val="Heading2"/>
       </w:pPr>
-      <w:bookmarkStart w:id="3" w:name="_Toc123505644"/>
+      <w:bookmarkStart w:id="7" w:name="_Toc234924224"/>
       <w:r>
         <w:t>Relational model keys</w:t>
       </w:r>
-      <w:bookmarkEnd w:id="3"/>
+      <w:bookmarkEnd w:id="7"/>
     </w:p>
     <w:p/>
     <w:p>
       <w:pPr>
         <w:pStyle w:val="Heading3"/>
       </w:pPr>
-      <w:bookmarkStart w:id="4" w:name="_Toc123505645"/>
+      <w:bookmarkStart w:id="8" w:name="_Toc234924225"/>
       <w:r>
         <w:t>Super</w:t>
       </w:r>
@@ -5693,11 +3825,19 @@
       <w:r>
         <w:t>ey</w:t>
       </w:r>
-      <w:bookmarkEnd w:id="4"/>
-    </w:p>
-    <w:p>
-      <w:r>
-        <w:t>A superkey is a combination of columns that uniquely identifies any row within a relation</w:t>
+      <w:bookmarkEnd w:id="8"/>
+    </w:p>
+    <w:p>
+      <w:r>
+        <w:t xml:space="preserve">A </w:t>
+      </w:r>
+      <w:proofErr w:type="spellStart"/>
+      <w:r>
+        <w:t>superkey</w:t>
+      </w:r>
+      <w:proofErr w:type="spellEnd"/>
+      <w:r>
+        <w:t xml:space="preserve"> is a combination of columns that uniquely identifies any row within a relation</w:t>
       </w:r>
       <w:r>
         <w:t>/table.</w:t>
@@ -5711,7 +3851,15 @@
         <w:t>key. It</w:t>
       </w:r>
       <w:r>
-        <w:t xml:space="preserve"> can have single attribute or multiple attributes which can be combined together as a </w:t>
+        <w:t xml:space="preserve"> can have single attribute or multiple attributes which can be </w:t>
+      </w:r>
+      <w:proofErr w:type="gramStart"/>
+      <w:r>
+        <w:t>combined together</w:t>
+      </w:r>
+      <w:proofErr w:type="gramEnd"/>
+      <w:r>
+        <w:t xml:space="preserve"> as a </w:t>
       </w:r>
       <w:r>
         <w:t>unique set</w:t>
@@ -5722,61 +3870,228 @@
     </w:p>
     <w:p>
       <w:r>
-        <w:t>If a STUDENT relation has [stud_</w:t>
-      </w:r>
-      <w:r>
-        <w:t>id,</w:t>
-      </w:r>
-      <w:r>
-        <w:t xml:space="preserve"> stud_name , stud_address,stud_phone]</w:t>
-      </w:r>
-    </w:p>
-    <w:p>
+        <w:t>If a STUDENT relation has [</w:t>
+      </w:r>
+      <w:proofErr w:type="spellStart"/>
+      <w:r>
+        <w:t>stud_</w:t>
+      </w:r>
+      <w:r>
+        <w:t>id</w:t>
+      </w:r>
+      <w:proofErr w:type="spellEnd"/>
+      <w:r>
+        <w:t>,</w:t>
+      </w:r>
       <w:r>
         <w:t xml:space="preserve"> </w:t>
       </w:r>
+      <w:proofErr w:type="spellStart"/>
+      <w:r>
+        <w:t>stud_</w:t>
+      </w:r>
+      <w:proofErr w:type="gramStart"/>
+      <w:r>
+        <w:t>name</w:t>
+      </w:r>
+      <w:proofErr w:type="spellEnd"/>
+      <w:r>
+        <w:t xml:space="preserve"> ,</w:t>
+      </w:r>
+      <w:proofErr w:type="gramEnd"/>
+      <w:r>
+        <w:t xml:space="preserve"> </w:t>
+      </w:r>
+      <w:proofErr w:type="spellStart"/>
+      <w:r>
+        <w:t>stud_</w:t>
+      </w:r>
+      <w:proofErr w:type="gramStart"/>
+      <w:r>
+        <w:t>address,stud</w:t>
+      </w:r>
+      <w:proofErr w:type="gramEnd"/>
+      <w:r>
+        <w:t>_phone</w:t>
+      </w:r>
+      <w:proofErr w:type="spellEnd"/>
+      <w:r>
+        <w:t>]</w:t>
+      </w:r>
+    </w:p>
+    <w:p>
+      <w:r>
+        <w:t xml:space="preserve"> </w:t>
+      </w:r>
+      <w:proofErr w:type="gramStart"/>
       <w:r>
         <w:t>{</w:t>
       </w:r>
       <w:r>
         <w:t xml:space="preserve"> </w:t>
       </w:r>
-      <w:r>
-        <w:t>stud_id }</w:t>
-      </w:r>
-    </w:p>
-    <w:p>
+      <w:proofErr w:type="spellStart"/>
+      <w:r>
+        <w:t>stud</w:t>
+      </w:r>
+      <w:proofErr w:type="gramEnd"/>
+      <w:r>
+        <w:t>_</w:t>
+      </w:r>
+      <w:proofErr w:type="gramStart"/>
+      <w:r>
+        <w:t>id</w:t>
+      </w:r>
+      <w:proofErr w:type="spellEnd"/>
+      <w:r>
+        <w:t xml:space="preserve"> }</w:t>
+      </w:r>
+      <w:proofErr w:type="gramEnd"/>
+    </w:p>
+    <w:p>
+      <w:proofErr w:type="gramStart"/>
       <w:r>
         <w:t>{</w:t>
       </w:r>
       <w:r>
         <w:t xml:space="preserve"> </w:t>
       </w:r>
-      <w:r>
-        <w:t>stud_id , stud_name }</w:t>
-      </w:r>
-    </w:p>
-    <w:p>
+      <w:proofErr w:type="spellStart"/>
+      <w:r>
+        <w:t>stud</w:t>
+      </w:r>
+      <w:proofErr w:type="gramEnd"/>
+      <w:r>
+        <w:t>_</w:t>
+      </w:r>
+      <w:proofErr w:type="gramStart"/>
+      <w:r>
+        <w:t>id</w:t>
+      </w:r>
+      <w:proofErr w:type="spellEnd"/>
+      <w:r>
+        <w:t xml:space="preserve"> ,</w:t>
+      </w:r>
+      <w:proofErr w:type="gramEnd"/>
+      <w:r>
+        <w:t xml:space="preserve"> </w:t>
+      </w:r>
+      <w:proofErr w:type="spellStart"/>
+      <w:r>
+        <w:t>stud_</w:t>
+      </w:r>
+      <w:proofErr w:type="gramStart"/>
+      <w:r>
+        <w:t>name</w:t>
+      </w:r>
+      <w:proofErr w:type="spellEnd"/>
+      <w:r>
+        <w:t xml:space="preserve"> }</w:t>
+      </w:r>
+      <w:proofErr w:type="gramEnd"/>
+    </w:p>
+    <w:p>
+      <w:proofErr w:type="gramStart"/>
       <w:r>
         <w:t>{</w:t>
       </w:r>
       <w:r>
         <w:t xml:space="preserve"> </w:t>
       </w:r>
-      <w:r>
-        <w:t>stud_id, stud_name , stud_address}</w:t>
-      </w:r>
-    </w:p>
-    <w:p>
+      <w:proofErr w:type="spellStart"/>
+      <w:r>
+        <w:t>stud</w:t>
+      </w:r>
+      <w:proofErr w:type="gramEnd"/>
+      <w:r>
+        <w:t>_id</w:t>
+      </w:r>
+      <w:proofErr w:type="spellEnd"/>
+      <w:r>
+        <w:t xml:space="preserve">, </w:t>
+      </w:r>
+      <w:proofErr w:type="spellStart"/>
+      <w:r>
+        <w:t>stud_</w:t>
+      </w:r>
+      <w:proofErr w:type="gramStart"/>
+      <w:r>
+        <w:t>name</w:t>
+      </w:r>
+      <w:proofErr w:type="spellEnd"/>
+      <w:r>
+        <w:t xml:space="preserve"> ,</w:t>
+      </w:r>
+      <w:proofErr w:type="gramEnd"/>
+      <w:r>
+        <w:t xml:space="preserve"> </w:t>
+      </w:r>
+      <w:proofErr w:type="spellStart"/>
+      <w:r>
+        <w:t>stud_address</w:t>
+      </w:r>
+      <w:proofErr w:type="spellEnd"/>
+      <w:r>
+        <w:t>}</w:t>
+      </w:r>
+    </w:p>
+    <w:p>
+      <w:proofErr w:type="gramStart"/>
       <w:r>
         <w:t>{</w:t>
       </w:r>
       <w:r>
         <w:t xml:space="preserve"> </w:t>
       </w:r>
-      <w:r>
-        <w:t>stud_id, stud_name , stud_address,stud_phone }</w:t>
-      </w:r>
+      <w:proofErr w:type="spellStart"/>
+      <w:r>
+        <w:t>stud</w:t>
+      </w:r>
+      <w:proofErr w:type="gramEnd"/>
+      <w:r>
+        <w:t>_id</w:t>
+      </w:r>
+      <w:proofErr w:type="spellEnd"/>
+      <w:r>
+        <w:t xml:space="preserve">, </w:t>
+      </w:r>
+      <w:proofErr w:type="spellStart"/>
+      <w:r>
+        <w:t>stud_</w:t>
+      </w:r>
+      <w:proofErr w:type="gramStart"/>
+      <w:r>
+        <w:t>name</w:t>
+      </w:r>
+      <w:proofErr w:type="spellEnd"/>
+      <w:r>
+        <w:t xml:space="preserve"> ,</w:t>
+      </w:r>
+      <w:proofErr w:type="gramEnd"/>
+      <w:r>
+        <w:t xml:space="preserve"> </w:t>
+      </w:r>
+      <w:proofErr w:type="spellStart"/>
+      <w:r>
+        <w:t>stud_</w:t>
+      </w:r>
+      <w:proofErr w:type="gramStart"/>
+      <w:r>
+        <w:t>address,stud</w:t>
+      </w:r>
+      <w:proofErr w:type="gramEnd"/>
+      <w:r>
+        <w:t>_</w:t>
+      </w:r>
+      <w:proofErr w:type="gramStart"/>
+      <w:r>
+        <w:t>phone</w:t>
+      </w:r>
+      <w:proofErr w:type="spellEnd"/>
+      <w:r>
+        <w:t xml:space="preserve"> }</w:t>
+      </w:r>
+      <w:proofErr w:type="gramEnd"/>
     </w:p>
     <w:p>
       <w:r>
@@ -5784,29 +4099,50 @@
       </w:r>
     </w:p>
     <w:p>
-      <w:r>
-        <w:t>So any permutation and combination (PNC) of the keys or attributes in a relation or a table can qualifies a</w:t>
-      </w:r>
-      <w:r>
-        <w:t>s a superkey.</w:t>
+      <w:proofErr w:type="gramStart"/>
+      <w:r>
+        <w:t>So</w:t>
+      </w:r>
+      <w:proofErr w:type="gramEnd"/>
+      <w:r>
+        <w:t xml:space="preserve"> any permutation and combination (PNC) of the keys or attributes in a relation or a table can qualifies a</w:t>
+      </w:r>
+      <w:r>
+        <w:t xml:space="preserve">s a </w:t>
+      </w:r>
+      <w:proofErr w:type="spellStart"/>
+      <w:r>
+        <w:t>superkey</w:t>
+      </w:r>
+      <w:proofErr w:type="spellEnd"/>
+      <w:r>
+        <w:t>.</w:t>
       </w:r>
     </w:p>
     <w:p>
       <w:pPr>
         <w:pStyle w:val="Heading3"/>
       </w:pPr>
-      <w:bookmarkStart w:id="5" w:name="_Toc123505646"/>
+      <w:bookmarkStart w:id="9" w:name="_Toc234924226"/>
       <w:r>
         <w:t>Primary Key</w:t>
       </w:r>
-      <w:bookmarkEnd w:id="5"/>
+      <w:bookmarkEnd w:id="9"/>
       <w:r>
         <w:t xml:space="preserve"> </w:t>
       </w:r>
     </w:p>
     <w:p>
       <w:r>
-        <w:t>It is a unique identifier which helps us to identify each and every tuple uniquely.</w:t>
+        <w:t xml:space="preserve">It is a unique identifier which helps us to identify </w:t>
+      </w:r>
+      <w:proofErr w:type="gramStart"/>
+      <w:r>
+        <w:t>each and every</w:t>
+      </w:r>
+      <w:proofErr w:type="gramEnd"/>
+      <w:r>
+        <w:t xml:space="preserve"> tuple uniquely.</w:t>
       </w:r>
     </w:p>
     <w:p>
@@ -5822,13 +4158,29 @@
     <w:p>
       <w:r>
         <w:lastRenderedPageBreak/>
-        <w:t xml:space="preserve">Every row has to have primary </w:t>
+        <w:t xml:space="preserve">Every row </w:t>
+      </w:r>
+      <w:proofErr w:type="gramStart"/>
+      <w:r>
+        <w:t>has to</w:t>
+      </w:r>
+      <w:proofErr w:type="gramEnd"/>
+      <w:r>
+        <w:t xml:space="preserve"> have primary </w:t>
       </w:r>
       <w:r>
         <w:t>key,</w:t>
       </w:r>
       <w:r>
-        <w:t xml:space="preserve"> so primary key can not have a null value.</w:t>
+        <w:t xml:space="preserve"> so primary key </w:t>
+      </w:r>
+      <w:proofErr w:type="spellStart"/>
+      <w:r>
+        <w:t>can not</w:t>
+      </w:r>
+      <w:proofErr w:type="spellEnd"/>
+      <w:r>
+        <w:t xml:space="preserve"> have a null value.</w:t>
       </w:r>
     </w:p>
     <w:p>
@@ -5837,9 +4189,19 @@
       </w:r>
     </w:p>
     <w:p>
-      <w:r>
-        <w:t>Ex : stud_id</w:t>
-      </w:r>
+      <w:proofErr w:type="gramStart"/>
+      <w:r>
+        <w:t>Ex :</w:t>
+      </w:r>
+      <w:proofErr w:type="gramEnd"/>
+      <w:r>
+        <w:t xml:space="preserve"> </w:t>
+      </w:r>
+      <w:proofErr w:type="spellStart"/>
+      <w:r>
+        <w:t>stud_id</w:t>
+      </w:r>
+      <w:proofErr w:type="spellEnd"/>
     </w:p>
     <w:p>
       <w:pPr>
@@ -5869,7 +4231,31 @@
     </w:p>
     <w:p>
       <w:r>
-        <w:t xml:space="preserve">{stud_name , stud_address} (this is one of the candidate keys) </w:t>
+        <w:t>{</w:t>
+      </w:r>
+      <w:proofErr w:type="spellStart"/>
+      <w:r>
+        <w:t>stud_</w:t>
+      </w:r>
+      <w:proofErr w:type="gramStart"/>
+      <w:r>
+        <w:t>name</w:t>
+      </w:r>
+      <w:proofErr w:type="spellEnd"/>
+      <w:r>
+        <w:t xml:space="preserve"> ,</w:t>
+      </w:r>
+      <w:proofErr w:type="gramEnd"/>
+      <w:r>
+        <w:t xml:space="preserve"> </w:t>
+      </w:r>
+      <w:proofErr w:type="spellStart"/>
+      <w:r>
+        <w:t>stud_address</w:t>
+      </w:r>
+      <w:proofErr w:type="spellEnd"/>
+      <w:r>
+        <w:t xml:space="preserve">} (this is one of the candidate keys) </w:t>
       </w:r>
     </w:p>
     <w:p>
@@ -5887,13 +4273,74 @@
     </w:p>
     <w:p>
       <w:r>
-        <w:t>Let us say STUDENT relation has [stud_id, stud_name , stud_address,stud_phone]</w:t>
-      </w:r>
-    </w:p>
-    <w:p>
-      <w:r>
-        <w:t>COURSE relation, it has [course_id, course_name ]</w:t>
-      </w:r>
+        <w:t>Let us say STUDENT relation has [</w:t>
+      </w:r>
+      <w:proofErr w:type="spellStart"/>
+      <w:r>
+        <w:t>stud_id</w:t>
+      </w:r>
+      <w:proofErr w:type="spellEnd"/>
+      <w:r>
+        <w:t xml:space="preserve">, </w:t>
+      </w:r>
+      <w:proofErr w:type="spellStart"/>
+      <w:r>
+        <w:t>stud_</w:t>
+      </w:r>
+      <w:proofErr w:type="gramStart"/>
+      <w:r>
+        <w:t>name</w:t>
+      </w:r>
+      <w:proofErr w:type="spellEnd"/>
+      <w:r>
+        <w:t xml:space="preserve"> ,</w:t>
+      </w:r>
+      <w:proofErr w:type="gramEnd"/>
+      <w:r>
+        <w:t xml:space="preserve"> </w:t>
+      </w:r>
+      <w:proofErr w:type="spellStart"/>
+      <w:r>
+        <w:t>stud_</w:t>
+      </w:r>
+      <w:proofErr w:type="gramStart"/>
+      <w:r>
+        <w:t>address,stud</w:t>
+      </w:r>
+      <w:proofErr w:type="gramEnd"/>
+      <w:r>
+        <w:t>_phone</w:t>
+      </w:r>
+      <w:proofErr w:type="spellEnd"/>
+      <w:r>
+        <w:t>]</w:t>
+      </w:r>
+    </w:p>
+    <w:p>
+      <w:r>
+        <w:t>COURSE relation, it has [</w:t>
+      </w:r>
+      <w:proofErr w:type="spellStart"/>
+      <w:r>
+        <w:t>course_id</w:t>
+      </w:r>
+      <w:proofErr w:type="spellEnd"/>
+      <w:r>
+        <w:t xml:space="preserve">, </w:t>
+      </w:r>
+      <w:proofErr w:type="spellStart"/>
+      <w:r>
+        <w:t>course_</w:t>
+      </w:r>
+      <w:proofErr w:type="gramStart"/>
+      <w:r>
+        <w:t>name</w:t>
+      </w:r>
+      <w:proofErr w:type="spellEnd"/>
+      <w:r>
+        <w:t xml:space="preserve"> ]</w:t>
+      </w:r>
+      <w:proofErr w:type="gramEnd"/>
     </w:p>
     <w:p>
       <w:r>
@@ -5907,41 +4354,88 @@
     </w:p>
     <w:p>
       <w:r>
-        <w:t>ENROLLMENT [stud_id,</w:t>
+        <w:t>ENROLLMENT [</w:t>
+      </w:r>
+      <w:proofErr w:type="spellStart"/>
+      <w:r>
+        <w:t>stud_id</w:t>
+      </w:r>
+      <w:proofErr w:type="spellEnd"/>
+      <w:r>
+        <w:t>,</w:t>
       </w:r>
       <w:r>
         <w:t xml:space="preserve"> </w:t>
       </w:r>
-      <w:r>
-        <w:t>course_id,enrollment_fee]</w:t>
-      </w:r>
-    </w:p>
-    <w:p>
-      <w:r>
-        <w:t>If in ENROLLMENT we make {</w:t>
+      <w:proofErr w:type="spellStart"/>
+      <w:r>
+        <w:t>course_</w:t>
+      </w:r>
+      <w:proofErr w:type="gramStart"/>
+      <w:r>
+        <w:t>id,enrollment</w:t>
+      </w:r>
+      <w:proofErr w:type="gramEnd"/>
+      <w:r>
+        <w:t>_fee</w:t>
+      </w:r>
+      <w:proofErr w:type="spellEnd"/>
+      <w:r>
+        <w:t>]</w:t>
+      </w:r>
+    </w:p>
+    <w:p>
+      <w:r>
+        <w:t xml:space="preserve">If in ENROLLMENT we make </w:t>
+      </w:r>
+      <w:proofErr w:type="gramStart"/>
+      <w:r>
+        <w:t>{</w:t>
       </w:r>
       <w:r>
         <w:t xml:space="preserve"> </w:t>
       </w:r>
-      <w:r>
-        <w:t>stud_id,</w:t>
+      <w:proofErr w:type="spellStart"/>
+      <w:r>
+        <w:t>stud</w:t>
+      </w:r>
+      <w:proofErr w:type="gramEnd"/>
+      <w:r>
+        <w:t>_id</w:t>
+      </w:r>
+      <w:proofErr w:type="spellEnd"/>
+      <w:r>
+        <w:t>,</w:t>
       </w:r>
       <w:r>
         <w:t xml:space="preserve"> </w:t>
       </w:r>
-      <w:r>
-        <w:t>course_id } as primary key it will become Compound key.</w:t>
+      <w:proofErr w:type="spellStart"/>
+      <w:r>
+        <w:t>course_</w:t>
+      </w:r>
+      <w:proofErr w:type="gramStart"/>
+      <w:r>
+        <w:t>id</w:t>
+      </w:r>
+      <w:proofErr w:type="spellEnd"/>
+      <w:r>
+        <w:t xml:space="preserve"> }</w:t>
+      </w:r>
+      <w:proofErr w:type="gramEnd"/>
+      <w:r>
+        <w:t xml:space="preserve"> as primary key it will become Compound key.</w:t>
       </w:r>
     </w:p>
     <w:p>
       <w:pPr>
         <w:pStyle w:val="Heading3"/>
       </w:pPr>
-      <w:bookmarkStart w:id="6" w:name="_Toc123505647"/>
+      <w:bookmarkStart w:id="10" w:name="_Toc234924227"/>
       <w:r>
         <w:t>Candidate Key</w:t>
       </w:r>
-      <w:bookmarkEnd w:id="6"/>
+      <w:bookmarkEnd w:id="10"/>
     </w:p>
     <w:p>
       <w:r>
@@ -5964,22 +4458,56 @@
       </w:r>
     </w:p>
     <w:p>
+      <w:proofErr w:type="gramStart"/>
       <w:r>
         <w:t>Example :</w:t>
       </w:r>
-    </w:p>
-    <w:p>
-      <w:r>
-        <w:t>{stud_id}</w:t>
-      </w:r>
-    </w:p>
-    <w:p>
-      <w:r>
-        <w:t>{stud_name , stud_address}</w:t>
-      </w:r>
+      <w:proofErr w:type="gramEnd"/>
+    </w:p>
+    <w:p>
+      <w:r>
+        <w:t>{</w:t>
+      </w:r>
+      <w:proofErr w:type="spellStart"/>
+      <w:r>
+        <w:t>stud_id</w:t>
+      </w:r>
+      <w:proofErr w:type="spellEnd"/>
+      <w:r>
+        <w:t>}</w:t>
+      </w:r>
+    </w:p>
+    <w:p>
+      <w:r>
+        <w:t>{</w:t>
+      </w:r>
+      <w:proofErr w:type="spellStart"/>
+      <w:r>
+        <w:t>stud_</w:t>
+      </w:r>
+      <w:proofErr w:type="gramStart"/>
+      <w:r>
+        <w:t>name</w:t>
+      </w:r>
+      <w:proofErr w:type="spellEnd"/>
+      <w:r>
+        <w:t xml:space="preserve"> ,</w:t>
+      </w:r>
+      <w:proofErr w:type="gramEnd"/>
       <w:r>
         <w:t xml:space="preserve"> </w:t>
       </w:r>
+      <w:proofErr w:type="spellStart"/>
+      <w:r>
+        <w:t>stud_address</w:t>
+      </w:r>
+      <w:proofErr w:type="spellEnd"/>
+      <w:r>
+        <w:t>}</w:t>
+      </w:r>
+      <w:r>
+        <w:t xml:space="preserve"> </w:t>
+      </w:r>
     </w:p>
     <w:p>
       <w:r>
@@ -5996,11 +4524,11 @@
       <w:pPr>
         <w:pStyle w:val="Heading3"/>
       </w:pPr>
-      <w:bookmarkStart w:id="7" w:name="_Toc123505648"/>
+      <w:bookmarkStart w:id="11" w:name="_Toc234924228"/>
       <w:r>
         <w:t>Alternate Key</w:t>
       </w:r>
-      <w:bookmarkEnd w:id="7"/>
+      <w:bookmarkEnd w:id="11"/>
     </w:p>
     <w:p>
       <w:r>
@@ -6011,11 +4539,11 @@
       <w:pPr>
         <w:pStyle w:val="Heading3"/>
       </w:pPr>
-      <w:bookmarkStart w:id="8" w:name="_Toc123505649"/>
+      <w:bookmarkStart w:id="12" w:name="_Toc234924229"/>
       <w:r>
         <w:t>Foreign key</w:t>
       </w:r>
-      <w:bookmarkEnd w:id="8"/>
+      <w:bookmarkEnd w:id="12"/>
     </w:p>
     <w:p>
       <w:r>
@@ -6046,7 +4574,47 @@
     </w:p>
     <w:p>
       <w:r>
-        <w:t>If a STUDENT relation has [stud_id, stud_name , stud_address,stud_phone]</w:t>
+        <w:t>If a STUDENT relation has [</w:t>
+      </w:r>
+      <w:proofErr w:type="spellStart"/>
+      <w:r>
+        <w:t>stud_id</w:t>
+      </w:r>
+      <w:proofErr w:type="spellEnd"/>
+      <w:r>
+        <w:t xml:space="preserve">, </w:t>
+      </w:r>
+      <w:proofErr w:type="spellStart"/>
+      <w:r>
+        <w:t>stud_</w:t>
+      </w:r>
+      <w:proofErr w:type="gramStart"/>
+      <w:r>
+        <w:t>name</w:t>
+      </w:r>
+      <w:proofErr w:type="spellEnd"/>
+      <w:r>
+        <w:t xml:space="preserve"> ,</w:t>
+      </w:r>
+      <w:proofErr w:type="gramEnd"/>
+      <w:r>
+        <w:t xml:space="preserve"> </w:t>
+      </w:r>
+      <w:proofErr w:type="spellStart"/>
+      <w:r>
+        <w:t>stud_</w:t>
+      </w:r>
+      <w:proofErr w:type="gramStart"/>
+      <w:r>
+        <w:t>address,stud</w:t>
+      </w:r>
+      <w:proofErr w:type="gramEnd"/>
+      <w:r>
+        <w:t>_phone</w:t>
+      </w:r>
+      <w:proofErr w:type="spellEnd"/>
+      <w:r>
+        <w:t>]</w:t>
       </w:r>
     </w:p>
     <w:p>
@@ -6059,22 +4627,58 @@
       <w:r>
         <w:t xml:space="preserve"> has [</w:t>
       </w:r>
-      <w:r>
-        <w:t xml:space="preserve">course_id, stud_id,course_name </w:t>
+      <w:proofErr w:type="spellStart"/>
+      <w:r>
+        <w:t>course_id</w:t>
+      </w:r>
+      <w:proofErr w:type="spellEnd"/>
+      <w:r>
+        <w:t xml:space="preserve">, </w:t>
+      </w:r>
+      <w:proofErr w:type="spellStart"/>
+      <w:r>
+        <w:t>stud_</w:t>
+      </w:r>
+      <w:proofErr w:type="gramStart"/>
+      <w:r>
+        <w:t>id,course</w:t>
+      </w:r>
+      <w:proofErr w:type="gramEnd"/>
+      <w:r>
+        <w:t>_</w:t>
+      </w:r>
+      <w:proofErr w:type="gramStart"/>
+      <w:r>
+        <w:t>name</w:t>
+      </w:r>
+      <w:proofErr w:type="spellEnd"/>
+      <w:r>
+        <w:t xml:space="preserve"> </w:t>
       </w:r>
       <w:r>
         <w:t>]</w:t>
       </w:r>
+      <w:proofErr w:type="gramEnd"/>
       <w:r>
         <w:t xml:space="preserve"> , here </w:t>
       </w:r>
-      <w:r>
-        <w:t>stud_id is the foreign key referencing to STUDENT relation.</w:t>
-      </w:r>
-    </w:p>
-    <w:p>
-      <w:r>
-        <w:t xml:space="preserve">Example : </w:t>
+      <w:proofErr w:type="spellStart"/>
+      <w:r>
+        <w:t>stud_id</w:t>
+      </w:r>
+      <w:proofErr w:type="spellEnd"/>
+      <w:r>
+        <w:t xml:space="preserve"> is the foreign key referencing to STUDENT relation.</w:t>
+      </w:r>
+    </w:p>
+    <w:p>
+      <w:proofErr w:type="gramStart"/>
+      <w:r>
+        <w:t>Example :</w:t>
+      </w:r>
+      <w:proofErr w:type="gramEnd"/>
+      <w:r>
+        <w:t xml:space="preserve"> </w:t>
       </w:r>
     </w:p>
     <w:p>
@@ -6090,17 +4694,41 @@
     </w:p>
     <w:p>
       <w:r>
-        <w:t xml:space="preserve">    CustomerID INT PRIMARY KEY,</w:t>
-      </w:r>
-    </w:p>
-    <w:p>
-      <w:r>
-        <w:t xml:space="preserve">    FirstName VARCHAR(50),</w:t>
-      </w:r>
-    </w:p>
-    <w:p>
-      <w:r>
-        <w:t xml:space="preserve">    LastName VARCHAR(50)</w:t>
+        <w:t xml:space="preserve">    </w:t>
+      </w:r>
+      <w:proofErr w:type="spellStart"/>
+      <w:r>
+        <w:t>CustomerID</w:t>
+      </w:r>
+      <w:proofErr w:type="spellEnd"/>
+      <w:r>
+        <w:t xml:space="preserve"> INT PRIMARY KEY,</w:t>
+      </w:r>
+    </w:p>
+    <w:p>
+      <w:r>
+        <w:t xml:space="preserve">    FirstName </w:t>
+      </w:r>
+      <w:proofErr w:type="gramStart"/>
+      <w:r>
+        <w:t>VARCHAR(</w:t>
+      </w:r>
+      <w:proofErr w:type="gramEnd"/>
+      <w:r>
+        <w:t>50),</w:t>
+      </w:r>
+    </w:p>
+    <w:p>
+      <w:r>
+        <w:t xml:space="preserve">    LastName </w:t>
+      </w:r>
+      <w:proofErr w:type="gramStart"/>
+      <w:r>
+        <w:t>VARCHAR(</w:t>
+      </w:r>
+      <w:proofErr w:type="gramEnd"/>
+      <w:r>
+        <w:t>50)</w:t>
       </w:r>
     </w:p>
     <w:p>
@@ -6126,17 +4754,54 @@
     </w:p>
     <w:p>
       <w:r>
-        <w:t xml:space="preserve">    OrderDate DATE,</w:t>
-      </w:r>
-    </w:p>
-    <w:p>
-      <w:r>
-        <w:t xml:space="preserve">    CustomerID INT,</w:t>
-      </w:r>
-    </w:p>
-    <w:p>
-      <w:r>
-        <w:t xml:space="preserve">    FOREIGN KEY (CustomerID) REFERENCES Customers(CustomerID)</w:t>
+        <w:t xml:space="preserve">    </w:t>
+      </w:r>
+      <w:proofErr w:type="spellStart"/>
+      <w:r>
+        <w:t>OrderDate</w:t>
+      </w:r>
+      <w:proofErr w:type="spellEnd"/>
+      <w:r>
+        <w:t xml:space="preserve"> DATE,</w:t>
+      </w:r>
+    </w:p>
+    <w:p>
+      <w:r>
+        <w:t xml:space="preserve">    </w:t>
+      </w:r>
+      <w:proofErr w:type="spellStart"/>
+      <w:r>
+        <w:t>CustomerID</w:t>
+      </w:r>
+      <w:proofErr w:type="spellEnd"/>
+      <w:r>
+        <w:t xml:space="preserve"> INT,</w:t>
+      </w:r>
+    </w:p>
+    <w:p>
+      <w:r>
+        <w:t xml:space="preserve">    FOREIGN KEY (</w:t>
+      </w:r>
+      <w:proofErr w:type="spellStart"/>
+      <w:r>
+        <w:t>CustomerID</w:t>
+      </w:r>
+      <w:proofErr w:type="spellEnd"/>
+      <w:r>
+        <w:t xml:space="preserve">) REFERENCES </w:t>
+      </w:r>
+      <w:proofErr w:type="gramStart"/>
+      <w:r>
+        <w:t>Customers(</w:t>
+      </w:r>
+      <w:proofErr w:type="spellStart"/>
+      <w:proofErr w:type="gramEnd"/>
+      <w:r>
+        <w:t>CustomerID</w:t>
+      </w:r>
+      <w:proofErr w:type="spellEnd"/>
+      <w:r>
+        <w:t>)</w:t>
       </w:r>
     </w:p>
     <w:p>
@@ -6148,11 +4813,11 @@
       <w:pPr>
         <w:pStyle w:val="Heading3"/>
       </w:pPr>
-      <w:bookmarkStart w:id="9" w:name="_Toc123505650"/>
+      <w:bookmarkStart w:id="13" w:name="_Toc234924230"/>
       <w:r>
         <w:t>Surrogate Key</w:t>
       </w:r>
-      <w:bookmarkEnd w:id="9"/>
+      <w:bookmarkEnd w:id="13"/>
     </w:p>
     <w:p>
       <w:r>
@@ -6239,11 +4904,11 @@
       <w:pPr>
         <w:pStyle w:val="Heading2"/>
       </w:pPr>
-      <w:bookmarkStart w:id="10" w:name="_Toc123505651"/>
+      <w:bookmarkStart w:id="14" w:name="_Toc234924231"/>
       <w:r>
         <w:t>Integrity Constraints</w:t>
       </w:r>
-      <w:bookmarkEnd w:id="10"/>
+      <w:bookmarkEnd w:id="14"/>
     </w:p>
     <w:p>
       <w:r>
@@ -6270,15 +4935,23 @@
       <w:pPr>
         <w:pStyle w:val="Heading3"/>
       </w:pPr>
-      <w:bookmarkStart w:id="11" w:name="_Toc123505652"/>
+      <w:bookmarkStart w:id="15" w:name="_Toc234924232"/>
       <w:r>
         <w:t>Domain Constraints</w:t>
       </w:r>
-      <w:bookmarkEnd w:id="11"/>
-    </w:p>
-    <w:p>
-      <w:r>
-        <w:t>The domain integrity constraints restrict the value in the particular attributes of a relation.</w:t>
+      <w:bookmarkEnd w:id="15"/>
+    </w:p>
+    <w:p>
+      <w:r>
+        <w:t xml:space="preserve">The domain integrity constraints restrict the value in the </w:t>
+      </w:r>
+      <w:proofErr w:type="gramStart"/>
+      <w:r>
+        <w:t>particular attributes</w:t>
+      </w:r>
+      <w:proofErr w:type="gramEnd"/>
+      <w:r>
+        <w:t xml:space="preserve"> of a relation.</w:t>
       </w:r>
     </w:p>
     <w:p>
@@ -6377,8 +5050,25 @@
           <w:rFonts w:ascii="Courier New" w:eastAsia="Times New Roman" w:hAnsi="Courier New" w:cs="Courier New"/>
           <w:color w:val="000000"/>
         </w:rPr>
-        <w:t xml:space="preserve">    course_id </w:t>
-      </w:r>
+        <w:t xml:space="preserve">    </w:t>
+      </w:r>
+      <w:proofErr w:type="spellStart"/>
+      <w:r>
+        <w:rPr>
+          <w:rFonts w:ascii="Courier New" w:eastAsia="Times New Roman" w:hAnsi="Courier New" w:cs="Courier New"/>
+          <w:color w:val="000000"/>
+        </w:rPr>
+        <w:t>course_id</w:t>
+      </w:r>
+      <w:proofErr w:type="spellEnd"/>
+      <w:r>
+        <w:rPr>
+          <w:rFonts w:ascii="Courier New" w:eastAsia="Times New Roman" w:hAnsi="Courier New" w:cs="Courier New"/>
+          <w:color w:val="000000"/>
+        </w:rPr>
+        <w:t xml:space="preserve"> </w:t>
+      </w:r>
+      <w:proofErr w:type="gramStart"/>
       <w:r>
         <w:rPr>
           <w:rFonts w:ascii="Courier New" w:eastAsia="Times New Roman" w:hAnsi="Courier New" w:cs="Courier New"/>
@@ -6395,6 +5085,7 @@
         </w:rPr>
         <w:t>(</w:t>
       </w:r>
+      <w:proofErr w:type="gramEnd"/>
       <w:r>
         <w:rPr>
           <w:rFonts w:ascii="Courier New" w:eastAsia="Times New Roman" w:hAnsi="Courier New" w:cs="Courier New"/>
@@ -6426,8 +5117,25 @@
           <w:rFonts w:ascii="Courier New" w:eastAsia="Times New Roman" w:hAnsi="Courier New" w:cs="Courier New"/>
           <w:color w:val="000000"/>
         </w:rPr>
-        <w:t xml:space="preserve">    sec_id </w:t>
-      </w:r>
+        <w:t xml:space="preserve">    </w:t>
+      </w:r>
+      <w:proofErr w:type="spellStart"/>
+      <w:r>
+        <w:rPr>
+          <w:rFonts w:ascii="Courier New" w:eastAsia="Times New Roman" w:hAnsi="Courier New" w:cs="Courier New"/>
+          <w:color w:val="000000"/>
+        </w:rPr>
+        <w:t>sec_id</w:t>
+      </w:r>
+      <w:proofErr w:type="spellEnd"/>
+      <w:r>
+        <w:rPr>
+          <w:rFonts w:ascii="Courier New" w:eastAsia="Times New Roman" w:hAnsi="Courier New" w:cs="Courier New"/>
+          <w:color w:val="000000"/>
+        </w:rPr>
+        <w:t xml:space="preserve"> </w:t>
+      </w:r>
+      <w:proofErr w:type="gramStart"/>
       <w:r>
         <w:rPr>
           <w:rFonts w:ascii="Courier New" w:eastAsia="Times New Roman" w:hAnsi="Courier New" w:cs="Courier New"/>
@@ -6444,6 +5152,7 @@
         </w:rPr>
         <w:t>(</w:t>
       </w:r>
+      <w:proofErr w:type="gramEnd"/>
       <w:r>
         <w:rPr>
           <w:rFonts w:ascii="Courier New" w:eastAsia="Times New Roman" w:hAnsi="Courier New" w:cs="Courier New"/>
@@ -6477,6 +5186,7 @@
         </w:rPr>
         <w:t xml:space="preserve">    semester </w:t>
       </w:r>
+      <w:proofErr w:type="gramStart"/>
       <w:r>
         <w:rPr>
           <w:rFonts w:ascii="Courier New" w:eastAsia="Times New Roman" w:hAnsi="Courier New" w:cs="Courier New"/>
@@ -6493,6 +5203,7 @@
         </w:rPr>
         <w:t>(</w:t>
       </w:r>
+      <w:proofErr w:type="gramEnd"/>
       <w:r>
         <w:rPr>
           <w:rFonts w:ascii="Courier New" w:eastAsia="Times New Roman" w:hAnsi="Courier New" w:cs="Courier New"/>
@@ -6540,6 +5251,7 @@
         </w:rPr>
         <w:t xml:space="preserve"> </w:t>
       </w:r>
+      <w:proofErr w:type="gramStart"/>
       <w:r>
         <w:rPr>
           <w:rFonts w:ascii="Courier New" w:eastAsia="Times New Roman" w:hAnsi="Courier New" w:cs="Courier New"/>
@@ -6556,6 +5268,7 @@
         </w:rPr>
         <w:t>(</w:t>
       </w:r>
+      <w:proofErr w:type="gramEnd"/>
       <w:r>
         <w:rPr>
           <w:rFonts w:ascii="Courier New" w:eastAsia="Times New Roman" w:hAnsi="Courier New" w:cs="Courier New"/>
@@ -6605,6 +5318,7 @@
         </w:rPr>
         <w:t xml:space="preserve">    building </w:t>
       </w:r>
+      <w:proofErr w:type="gramStart"/>
       <w:r>
         <w:rPr>
           <w:rFonts w:ascii="Courier New" w:eastAsia="Times New Roman" w:hAnsi="Courier New" w:cs="Courier New"/>
@@ -6621,6 +5335,7 @@
         </w:rPr>
         <w:t>(</w:t>
       </w:r>
+      <w:proofErr w:type="gramEnd"/>
       <w:r>
         <w:rPr>
           <w:rFonts w:ascii="Courier New" w:eastAsia="Times New Roman" w:hAnsi="Courier New" w:cs="Courier New"/>
@@ -6652,8 +5367,25 @@
           <w:rFonts w:ascii="Courier New" w:eastAsia="Times New Roman" w:hAnsi="Courier New" w:cs="Courier New"/>
           <w:color w:val="000000"/>
         </w:rPr>
-        <w:t xml:space="preserve">    room_number </w:t>
-      </w:r>
+        <w:t xml:space="preserve">    </w:t>
+      </w:r>
+      <w:proofErr w:type="spellStart"/>
+      <w:r>
+        <w:rPr>
+          <w:rFonts w:ascii="Courier New" w:eastAsia="Times New Roman" w:hAnsi="Courier New" w:cs="Courier New"/>
+          <w:color w:val="000000"/>
+        </w:rPr>
+        <w:t>room_number</w:t>
+      </w:r>
+      <w:proofErr w:type="spellEnd"/>
+      <w:r>
+        <w:rPr>
+          <w:rFonts w:ascii="Courier New" w:eastAsia="Times New Roman" w:hAnsi="Courier New" w:cs="Courier New"/>
+          <w:color w:val="000000"/>
+        </w:rPr>
+        <w:t xml:space="preserve"> </w:t>
+      </w:r>
+      <w:proofErr w:type="gramStart"/>
       <w:r>
         <w:rPr>
           <w:rFonts w:ascii="Courier New" w:eastAsia="Times New Roman" w:hAnsi="Courier New" w:cs="Courier New"/>
@@ -6670,6 +5402,7 @@
         </w:rPr>
         <w:t>(</w:t>
       </w:r>
+      <w:proofErr w:type="gramEnd"/>
       <w:r>
         <w:rPr>
           <w:rFonts w:ascii="Courier New" w:eastAsia="Times New Roman" w:hAnsi="Courier New" w:cs="Courier New"/>
@@ -6701,8 +5434,25 @@
           <w:rFonts w:ascii="Courier New" w:eastAsia="Times New Roman" w:hAnsi="Courier New" w:cs="Courier New"/>
           <w:color w:val="000000"/>
         </w:rPr>
-        <w:t xml:space="preserve">    time_slot_id </w:t>
-      </w:r>
+        <w:t xml:space="preserve">    </w:t>
+      </w:r>
+      <w:proofErr w:type="spellStart"/>
+      <w:r>
+        <w:rPr>
+          <w:rFonts w:ascii="Courier New" w:eastAsia="Times New Roman" w:hAnsi="Courier New" w:cs="Courier New"/>
+          <w:color w:val="000000"/>
+        </w:rPr>
+        <w:t>time_slot_id</w:t>
+      </w:r>
+      <w:proofErr w:type="spellEnd"/>
+      <w:r>
+        <w:rPr>
+          <w:rFonts w:ascii="Courier New" w:eastAsia="Times New Roman" w:hAnsi="Courier New" w:cs="Courier New"/>
+          <w:color w:val="000000"/>
+        </w:rPr>
+        <w:t xml:space="preserve"> </w:t>
+      </w:r>
+      <w:proofErr w:type="gramStart"/>
       <w:r>
         <w:rPr>
           <w:rFonts w:ascii="Courier New" w:eastAsia="Times New Roman" w:hAnsi="Courier New" w:cs="Courier New"/>
@@ -6719,6 +5469,7 @@
         </w:rPr>
         <w:t>(</w:t>
       </w:r>
+      <w:proofErr w:type="gramEnd"/>
       <w:r>
         <w:rPr>
           <w:rFonts w:ascii="Courier New" w:eastAsia="Times New Roman" w:hAnsi="Courier New" w:cs="Courier New"/>
@@ -6793,6 +5544,7 @@
         </w:rPr>
         <w:t>(</w:t>
       </w:r>
+      <w:proofErr w:type="spellStart"/>
       <w:r>
         <w:rPr>
           <w:rFonts w:ascii="Courier New" w:eastAsia="Times New Roman" w:hAnsi="Courier New" w:cs="Courier New"/>
@@ -6800,6 +5552,7 @@
         </w:rPr>
         <w:t>course_id</w:t>
       </w:r>
+      <w:proofErr w:type="spellEnd"/>
       <w:r>
         <w:rPr>
           <w:rFonts w:ascii="Courier New" w:eastAsia="Times New Roman" w:hAnsi="Courier New" w:cs="Courier New"/>
@@ -6814,8 +5567,17 @@
           <w:rFonts w:ascii="Courier New" w:eastAsia="Times New Roman" w:hAnsi="Courier New" w:cs="Courier New"/>
           <w:color w:val="000000"/>
         </w:rPr>
-        <w:t xml:space="preserve"> sec_id</w:t>
-      </w:r>
+        <w:t xml:space="preserve"> </w:t>
+      </w:r>
+      <w:proofErr w:type="spellStart"/>
+      <w:r>
+        <w:rPr>
+          <w:rFonts w:ascii="Courier New" w:eastAsia="Times New Roman" w:hAnsi="Courier New" w:cs="Courier New"/>
+          <w:color w:val="000000"/>
+        </w:rPr>
+        <w:t>sec_id</w:t>
+      </w:r>
+      <w:proofErr w:type="spellEnd"/>
       <w:r>
         <w:rPr>
           <w:rFonts w:ascii="Courier New" w:eastAsia="Times New Roman" w:hAnsi="Courier New" w:cs="Courier New"/>
@@ -7028,11 +5790,11 @@
       <w:pPr>
         <w:pStyle w:val="Heading3"/>
       </w:pPr>
-      <w:bookmarkStart w:id="12" w:name="_Toc123505653"/>
+      <w:bookmarkStart w:id="16" w:name="_Toc234924233"/>
       <w:r>
         <w:t>Entity Constraints</w:t>
       </w:r>
-      <w:bookmarkEnd w:id="12"/>
+      <w:bookmarkEnd w:id="16"/>
     </w:p>
     <w:p>
       <w:r>
@@ -7043,11 +5805,11 @@
       <w:pPr>
         <w:pStyle w:val="Heading3"/>
       </w:pPr>
-      <w:bookmarkStart w:id="13" w:name="_Toc123505654"/>
+      <w:bookmarkStart w:id="17" w:name="_Toc234924234"/>
       <w:r>
         <w:t>Referential Constraints</w:t>
       </w:r>
-      <w:bookmarkEnd w:id="13"/>
+      <w:bookmarkEnd w:id="17"/>
     </w:p>
     <w:p>
       <w:r>
@@ -7056,7 +5818,15 @@
     </w:p>
     <w:p>
       <w:r>
-        <w:t>This constriant is applied on the foreign key.</w:t>
+        <w:t xml:space="preserve">This </w:t>
+      </w:r>
+      <w:proofErr w:type="spellStart"/>
+      <w:r>
+        <w:t>constriant</w:t>
+      </w:r>
+      <w:proofErr w:type="spellEnd"/>
+      <w:r>
+        <w:t xml:space="preserve"> is applied on the foreign key.</w:t>
       </w:r>
     </w:p>
     <w:p>
@@ -7083,7 +5853,15 @@
     </w:p>
     <w:p>
       <w:r>
-        <w:t xml:space="preserve">We can not insert a record in the </w:t>
+        <w:t xml:space="preserve">We </w:t>
+      </w:r>
+      <w:proofErr w:type="spellStart"/>
+      <w:r>
+        <w:t>can not</w:t>
+      </w:r>
+      <w:proofErr w:type="spellEnd"/>
+      <w:r>
+        <w:t xml:space="preserve"> insert a record in the </w:t>
       </w:r>
       <w:r>
         <w:rPr>
@@ -7129,7 +5907,15 @@
     </w:p>
     <w:p>
       <w:r>
-        <w:t>We can not dele</w:t>
+        <w:t xml:space="preserve">We </w:t>
+      </w:r>
+      <w:proofErr w:type="spellStart"/>
+      <w:r>
+        <w:t>can not</w:t>
+      </w:r>
+      <w:proofErr w:type="spellEnd"/>
+      <w:r>
+        <w:t xml:space="preserve"> dele</w:t>
       </w:r>
       <w:r>
         <w:t>te</w:t>
@@ -7168,11 +5954,11 @@
       <w:r>
         <w:t xml:space="preserve"> </w:t>
       </w:r>
-      <w:bookmarkStart w:id="14" w:name="_Toc123505655"/>
+      <w:bookmarkStart w:id="18" w:name="_Toc234924235"/>
       <w:r>
         <w:t>Key Constraints</w:t>
       </w:r>
-      <w:bookmarkEnd w:id="14"/>
+      <w:bookmarkEnd w:id="18"/>
     </w:p>
     <w:p>
       <w:pPr>
@@ -7230,9 +6016,11 @@
           <w:numId w:val="16"/>
         </w:numPr>
       </w:pPr>
+      <w:proofErr w:type="spellStart"/>
       <w:r>
         <w:t>Primarykey</w:t>
       </w:r>
+      <w:proofErr w:type="spellEnd"/>
     </w:p>
     <w:p>
       <w:pPr>
@@ -7242,19 +6030,21 @@
           <w:numId w:val="16"/>
         </w:numPr>
       </w:pPr>
+      <w:proofErr w:type="spellStart"/>
       <w:r>
         <w:t>Foreignkey</w:t>
       </w:r>
+      <w:proofErr w:type="spellEnd"/>
     </w:p>
     <w:p>
       <w:pPr>
         <w:pStyle w:val="Heading2"/>
       </w:pPr>
-      <w:bookmarkStart w:id="15" w:name="_Toc123505656"/>
+      <w:bookmarkStart w:id="19" w:name="_Toc234924236"/>
       <w:r>
         <w:t>Relational Algebra</w:t>
       </w:r>
-      <w:bookmarkEnd w:id="15"/>
+      <w:bookmarkEnd w:id="19"/>
     </w:p>
     <w:p>
       <w:pPr>
@@ -7356,11 +6146,11 @@
       <w:pPr>
         <w:pStyle w:val="Heading1"/>
       </w:pPr>
-      <w:bookmarkStart w:id="16" w:name="_Toc123505657"/>
+      <w:bookmarkStart w:id="20" w:name="_Toc234924237"/>
       <w:r>
         <w:t>Transaction Control Language</w:t>
       </w:r>
-      <w:bookmarkEnd w:id="16"/>
+      <w:bookmarkEnd w:id="20"/>
     </w:p>
     <w:p>
       <w:r>
@@ -7439,11 +6229,11 @@
       <w:pPr>
         <w:pStyle w:val="Heading2"/>
       </w:pPr>
-      <w:bookmarkStart w:id="17" w:name="_Toc123505658"/>
+      <w:bookmarkStart w:id="21" w:name="_Toc234924238"/>
       <w:r>
         <w:t>COMMIT</w:t>
       </w:r>
-      <w:bookmarkEnd w:id="17"/>
+      <w:bookmarkEnd w:id="21"/>
     </w:p>
     <w:p/>
     <w:p>
@@ -7458,7 +6248,33 @@
     </w:p>
     <w:p>
       <w:r>
-        <w:t xml:space="preserve">Some DBMS softwares by default set to AUTO COMMIT mode,we can change that setting . </w:t>
+        <w:t xml:space="preserve">Some DBMS </w:t>
+      </w:r>
+      <w:proofErr w:type="spellStart"/>
+      <w:r>
+        <w:t>softwares</w:t>
+      </w:r>
+      <w:proofErr w:type="spellEnd"/>
+      <w:r>
+        <w:t xml:space="preserve"> by default set to AUTO COMMIT </w:t>
+      </w:r>
+      <w:proofErr w:type="spellStart"/>
+      <w:proofErr w:type="gramStart"/>
+      <w:r>
+        <w:t>mode,we</w:t>
+      </w:r>
+      <w:proofErr w:type="spellEnd"/>
+      <w:proofErr w:type="gramEnd"/>
+      <w:r>
+        <w:t xml:space="preserve"> can change that </w:t>
+      </w:r>
+      <w:proofErr w:type="gramStart"/>
+      <w:r>
+        <w:t>setting .</w:t>
+      </w:r>
+      <w:proofErr w:type="gramEnd"/>
+      <w:r>
+        <w:t xml:space="preserve"> </w:t>
       </w:r>
     </w:p>
     <w:p>
@@ -7466,7 +6282,15 @@
         <w:t>&gt;</w:t>
       </w:r>
       <w:r>
-        <w:t>SET autocommit=OFF</w:t>
+        <w:t xml:space="preserve">SET </w:t>
+      </w:r>
+      <w:proofErr w:type="spellStart"/>
+      <w:r>
+        <w:t>autocommit</w:t>
+      </w:r>
+      <w:proofErr w:type="spellEnd"/>
+      <w:r>
+        <w:t>=OFF</w:t>
       </w:r>
       <w:r>
         <w:t>;</w:t>
@@ -7474,7 +6298,15 @@
     </w:p>
     <w:p>
       <w:r>
-        <w:t xml:space="preserve">Consider the below sequence , COMMIT will save all the work </w:t>
+        <w:t xml:space="preserve">Consider the below </w:t>
+      </w:r>
+      <w:proofErr w:type="gramStart"/>
+      <w:r>
+        <w:t>sequence ,</w:t>
+      </w:r>
+      <w:proofErr w:type="gramEnd"/>
+      <w:r>
+        <w:t xml:space="preserve"> COMMIT will save all the work </w:t>
       </w:r>
       <w:r>
         <w:t>done from START TRANSACTION till the end.</w:t>
@@ -7527,11 +6359,11 @@
       <w:pPr>
         <w:pStyle w:val="Heading2"/>
       </w:pPr>
-      <w:bookmarkStart w:id="18" w:name="_Toc123505659"/>
+      <w:bookmarkStart w:id="22" w:name="_Toc234924239"/>
       <w:r>
         <w:t>SAVEPOINT</w:t>
       </w:r>
-      <w:bookmarkEnd w:id="18"/>
+      <w:bookmarkEnd w:id="22"/>
     </w:p>
     <w:p>
       <w:r>
@@ -7543,7 +6375,15 @@
         <w:t>&gt;</w:t>
       </w:r>
       <w:r>
-        <w:t>SAVEPOINT &lt;savepoint_name&gt;</w:t>
+        <w:t>SAVEPOINT &lt;</w:t>
+      </w:r>
+      <w:proofErr w:type="spellStart"/>
+      <w:r>
+        <w:t>savepoint_name</w:t>
+      </w:r>
+      <w:proofErr w:type="spellEnd"/>
+      <w:r>
+        <w:t>&gt;</w:t>
       </w:r>
       <w:r>
         <w:t>;</w:t>
@@ -7553,15 +6393,20 @@
       <w:pPr>
         <w:pStyle w:val="Heading2"/>
       </w:pPr>
-      <w:bookmarkStart w:id="19" w:name="_Toc123505660"/>
+      <w:bookmarkStart w:id="23" w:name="_Toc234924240"/>
       <w:r>
         <w:t>ROLLBACK</w:t>
       </w:r>
-      <w:bookmarkEnd w:id="19"/>
-    </w:p>
-    <w:p>
-      <w:r>
-        <w:t>This commands uncommit all the changes or restore the current state to any previously saved state.</w:t>
+      <w:bookmarkEnd w:id="23"/>
+    </w:p>
+    <w:p>
+      <w:proofErr w:type="gramStart"/>
+      <w:r>
+        <w:t>This commands</w:t>
+      </w:r>
+      <w:proofErr w:type="gramEnd"/>
+      <w:r>
+        <w:t xml:space="preserve"> uncommit all the changes or restore the current state to any previously saved state.</w:t>
       </w:r>
     </w:p>
     <w:p>
@@ -7585,7 +6430,15 @@
         <w:t>&gt;</w:t>
       </w:r>
       <w:r>
-        <w:t>ROLLBACK TO SAVEPOINT &lt;savepoint_name&gt;;</w:t>
+        <w:t>ROLLBACK TO SAVEPOINT &lt;</w:t>
+      </w:r>
+      <w:proofErr w:type="spellStart"/>
+      <w:r>
+        <w:t>savepoint_name</w:t>
+      </w:r>
+      <w:proofErr w:type="spellEnd"/>
+      <w:r>
+        <w:t>&gt;;</w:t>
       </w:r>
     </w:p>
     <w:p>
@@ -7596,7 +6449,15 @@
         <w:t xml:space="preserve">restores the database to </w:t>
       </w:r>
       <w:r>
-        <w:t>a particular savepoint state</w:t>
+        <w:t xml:space="preserve">a particular </w:t>
+      </w:r>
+      <w:proofErr w:type="spellStart"/>
+      <w:r>
+        <w:t>savepoint</w:t>
+      </w:r>
+      <w:proofErr w:type="spellEnd"/>
+      <w:r>
+        <w:t xml:space="preserve"> state</w:t>
       </w:r>
       <w:r>
         <w:t>.</w:t>
@@ -7650,22 +6511,22 @@
       <w:pPr>
         <w:pStyle w:val="Heading2"/>
       </w:pPr>
-      <w:bookmarkStart w:id="20" w:name="_Toc123505661"/>
+      <w:bookmarkStart w:id="24" w:name="_Toc234924241"/>
       <w:r>
         <w:lastRenderedPageBreak/>
         <w:t>Locks</w:t>
       </w:r>
-      <w:bookmarkEnd w:id="20"/>
+      <w:bookmarkEnd w:id="24"/>
     </w:p>
     <w:p>
       <w:pPr>
         <w:pStyle w:val="Heading3"/>
       </w:pPr>
-      <w:bookmarkStart w:id="21" w:name="_Toc123505662"/>
+      <w:bookmarkStart w:id="25" w:name="_Toc234924242"/>
       <w:r>
         <w:t>READ LOCK</w:t>
       </w:r>
-      <w:bookmarkEnd w:id="21"/>
+      <w:bookmarkEnd w:id="25"/>
     </w:p>
     <w:p>
       <w:r>
@@ -7718,11 +6579,11 @@
       <w:pPr>
         <w:pStyle w:val="Heading3"/>
       </w:pPr>
-      <w:bookmarkStart w:id="22" w:name="_Toc123505663"/>
+      <w:bookmarkStart w:id="26" w:name="_Toc234924243"/>
       <w:r>
         <w:t>WRITE LOCK</w:t>
       </w:r>
-      <w:bookmarkEnd w:id="22"/>
+      <w:bookmarkEnd w:id="26"/>
     </w:p>
     <w:p>
       <w:pPr>
@@ -7796,29 +6657,31 @@
       <w:pPr>
         <w:pStyle w:val="Heading1"/>
       </w:pPr>
-      <w:bookmarkStart w:id="23" w:name="_Toc123505664"/>
+      <w:bookmarkStart w:id="27" w:name="_Toc234924244"/>
       <w:r>
         <w:t>Normalization</w:t>
       </w:r>
-      <w:bookmarkEnd w:id="23"/>
+      <w:bookmarkEnd w:id="27"/>
     </w:p>
     <w:p>
       <w:pPr>
         <w:pStyle w:val="Heading2"/>
       </w:pPr>
-      <w:bookmarkStart w:id="24" w:name="_Toc123505665"/>
+      <w:bookmarkStart w:id="28" w:name="_Toc234924245"/>
       <w:r>
         <w:t>Functional Dependency</w:t>
       </w:r>
-      <w:bookmarkEnd w:id="24"/>
+      <w:bookmarkEnd w:id="28"/>
     </w:p>
     <w:p>
       <w:r>
         <w:t xml:space="preserve">A functional dependency (FD) is a relationship between two attributes, typically between the </w:t>
       </w:r>
+      <w:proofErr w:type="spellStart"/>
       <w:r>
         <w:t>primarykey</w:t>
       </w:r>
+      <w:proofErr w:type="spellEnd"/>
       <w:r>
         <w:t xml:space="preserve"> and other non-key attributes within a table.</w:t>
       </w:r>
@@ -7889,8 +6752,21 @@
       </w:r>
     </w:p>
     <w:p>
-      <w:r>
-        <w:t>i.e X determines the value of Y , and Y value is dependent on X.</w:t>
+      <w:proofErr w:type="spellStart"/>
+      <w:r>
+        <w:t>i.e</w:t>
+      </w:r>
+      <w:proofErr w:type="spellEnd"/>
+      <w:r>
+        <w:t xml:space="preserve"> X determines the value of </w:t>
+      </w:r>
+      <w:proofErr w:type="gramStart"/>
+      <w:r>
+        <w:t>Y ,</w:t>
+      </w:r>
+      <w:proofErr w:type="gramEnd"/>
+      <w:r>
+        <w:t xml:space="preserve"> and Y value is dependent on X.</w:t>
       </w:r>
     </w:p>
     <w:p>
@@ -8124,8 +7000,13 @@
       <w:r>
         <w:t xml:space="preserve">C1 -&gt; C2 holds here </w:t>
       </w:r>
-      <w:r>
-        <w:t>and also C2-&gt;C1 holds good too</w:t>
+      <w:proofErr w:type="gramStart"/>
+      <w:r>
+        <w:t>and also</w:t>
+      </w:r>
+      <w:proofErr w:type="gramEnd"/>
+      <w:r>
+        <w:t xml:space="preserve"> C2-&gt;C1 holds good too</w:t>
       </w:r>
       <w:r>
         <w:t>, as both C1 and C2 are having unique values.</w:t>
@@ -8366,10 +7247,18 @@
         <w:t>Here only C1-&gt;C2 holds</w:t>
       </w:r>
       <w:r>
-        <w:t xml:space="preserve"> as C1 has unique values</w:t>
-      </w:r>
-      <w:r>
-        <w:t xml:space="preserve"> , C2-&gt;C1 does not hold as C2 have two values same (9) but corresponding</w:t>
+        <w:t xml:space="preserve"> as C1 has unique </w:t>
+      </w:r>
+      <w:proofErr w:type="gramStart"/>
+      <w:r>
+        <w:t>values</w:t>
+      </w:r>
+      <w:r>
+        <w:t xml:space="preserve"> ,</w:t>
+      </w:r>
+      <w:proofErr w:type="gramEnd"/>
+      <w:r>
+        <w:t xml:space="preserve"> C2-&gt;C1 does not hold as C2 have two values same (9) but corresponding</w:t>
       </w:r>
       <w:r>
         <w:t xml:space="preserve"> values in</w:t>
@@ -8378,13 +7267,29 @@
         <w:t xml:space="preserve"> C1 </w:t>
       </w:r>
       <w:r>
-        <w:t>are different(</w:t>
-      </w:r>
-      <w:r>
-        <w:t xml:space="preserve">3 , 4 </w:t>
-      </w:r>
-      <w:r>
-        <w:t xml:space="preserve">). </w:t>
+        <w:t xml:space="preserve">are </w:t>
+      </w:r>
+      <w:proofErr w:type="gramStart"/>
+      <w:r>
+        <w:t>different(</w:t>
+      </w:r>
+      <w:r>
+        <w:t>3 ,</w:t>
+      </w:r>
+      <w:proofErr w:type="gramEnd"/>
+      <w:r>
+        <w:t xml:space="preserve"> </w:t>
+      </w:r>
+      <w:proofErr w:type="gramStart"/>
+      <w:r>
+        <w:t xml:space="preserve">4 </w:t>
+      </w:r>
+      <w:r>
+        <w:t>)</w:t>
+      </w:r>
+      <w:proofErr w:type="gramEnd"/>
+      <w:r>
+        <w:t xml:space="preserve">. </w:t>
       </w:r>
     </w:p>
     <w:tbl>
@@ -8613,11 +7518,11 @@
       <w:pPr>
         <w:pStyle w:val="Heading3"/>
       </w:pPr>
-      <w:bookmarkStart w:id="25" w:name="_Toc123505666"/>
+      <w:bookmarkStart w:id="29" w:name="_Toc234924246"/>
       <w:r>
         <w:t>Armstrong’s axioms/properties of functional dependencies</w:t>
       </w:r>
-      <w:bookmarkEnd w:id="25"/>
+      <w:bookmarkEnd w:id="29"/>
     </w:p>
     <w:p>
       <w:pPr>
@@ -8647,7 +7552,15 @@
     </w:p>
     <w:p>
       <w:r>
-        <w:t xml:space="preserve">For example, {roll_no, name} </w:t>
+        <w:t>For example, {</w:t>
+      </w:r>
+      <w:proofErr w:type="spellStart"/>
+      <w:r>
+        <w:t>roll_no</w:t>
+      </w:r>
+      <w:proofErr w:type="spellEnd"/>
+      <w:r>
+        <w:t xml:space="preserve">, name} </w:t>
       </w:r>
       <w:r>
         <w:rPr>
@@ -8692,7 +7605,23 @@
     </w:p>
     <w:p>
       <w:r>
-        <w:t xml:space="preserve">For example, If {roll_no, name} </w:t>
+        <w:t xml:space="preserve">For example, </w:t>
+      </w:r>
+      <w:proofErr w:type="gramStart"/>
+      <w:r>
+        <w:t>If</w:t>
+      </w:r>
+      <w:proofErr w:type="gramEnd"/>
+      <w:r>
+        <w:t xml:space="preserve"> {</w:t>
+      </w:r>
+      <w:proofErr w:type="spellStart"/>
+      <w:r>
+        <w:t>roll_no</w:t>
+      </w:r>
+      <w:proofErr w:type="spellEnd"/>
+      <w:r>
+        <w:t xml:space="preserve">, name} </w:t>
       </w:r>
       <w:r>
         <w:rPr>
@@ -8701,7 +7630,31 @@
         <w:t>→</w:t>
       </w:r>
       <w:r>
-        <w:t xml:space="preserve"> dept_building is valid, hence {roll_no, name, dept_name} </w:t>
+        <w:t xml:space="preserve"> </w:t>
+      </w:r>
+      <w:proofErr w:type="spellStart"/>
+      <w:r>
+        <w:t>dept_building</w:t>
+      </w:r>
+      <w:proofErr w:type="spellEnd"/>
+      <w:r>
+        <w:t xml:space="preserve"> is valid, hence {</w:t>
+      </w:r>
+      <w:proofErr w:type="spellStart"/>
+      <w:r>
+        <w:t>roll_no</w:t>
+      </w:r>
+      <w:proofErr w:type="spellEnd"/>
+      <w:r>
+        <w:t xml:space="preserve">, name, </w:t>
+      </w:r>
+      <w:proofErr w:type="spellStart"/>
+      <w:r>
+        <w:t>dept_name</w:t>
+      </w:r>
+      <w:proofErr w:type="spellEnd"/>
+      <w:r>
+        <w:t xml:space="preserve">} </w:t>
       </w:r>
       <w:r>
         <w:rPr>
@@ -8710,7 +7663,23 @@
         <w:t>→</w:t>
       </w:r>
       <w:r>
-        <w:t xml:space="preserve"> {dept_building, dept_name} is also valid.</w:t>
+        <w:t xml:space="preserve"> {</w:t>
+      </w:r>
+      <w:proofErr w:type="spellStart"/>
+      <w:r>
+        <w:t>dept_building</w:t>
+      </w:r>
+      <w:proofErr w:type="spellEnd"/>
+      <w:r>
+        <w:t xml:space="preserve">, </w:t>
+      </w:r>
+      <w:proofErr w:type="spellStart"/>
+      <w:r>
+        <w:t>dept_name</w:t>
+      </w:r>
+      <w:proofErr w:type="spellEnd"/>
+      <w:r>
+        <w:t>} is also valid.</w:t>
       </w:r>
     </w:p>
     <w:p>
@@ -8755,7 +7724,15 @@
     </w:p>
     <w:p>
       <w:r>
-        <w:t xml:space="preserve">For example, roll_no </w:t>
+        <w:t xml:space="preserve">For example, </w:t>
+      </w:r>
+      <w:proofErr w:type="spellStart"/>
+      <w:r>
+        <w:t>roll_no</w:t>
+      </w:r>
+      <w:proofErr w:type="spellEnd"/>
+      <w:r>
+        <w:t xml:space="preserve"> </w:t>
       </w:r>
       <w:r>
         <w:rPr>
@@ -8764,7 +7741,23 @@
         <w:t>→</w:t>
       </w:r>
       <w:r>
-        <w:t xml:space="preserve"> dept_name &amp; dept_name </w:t>
+        <w:t xml:space="preserve"> </w:t>
+      </w:r>
+      <w:proofErr w:type="spellStart"/>
+      <w:r>
+        <w:t>dept_name</w:t>
+      </w:r>
+      <w:proofErr w:type="spellEnd"/>
+      <w:r>
+        <w:t xml:space="preserve"> &amp; </w:t>
+      </w:r>
+      <w:proofErr w:type="spellStart"/>
+      <w:r>
+        <w:t>dept_name</w:t>
+      </w:r>
+      <w:proofErr w:type="spellEnd"/>
+      <w:r>
+        <w:t xml:space="preserve"> </w:t>
       </w:r>
       <w:r>
         <w:rPr>
@@ -8773,7 +7766,23 @@
         <w:t>→</w:t>
       </w:r>
       <w:r>
-        <w:t xml:space="preserve"> dept_building, then roll_no </w:t>
+        <w:t xml:space="preserve"> </w:t>
+      </w:r>
+      <w:proofErr w:type="spellStart"/>
+      <w:r>
+        <w:t>dept_building</w:t>
+      </w:r>
+      <w:proofErr w:type="spellEnd"/>
+      <w:r>
+        <w:t xml:space="preserve">, then </w:t>
+      </w:r>
+      <w:proofErr w:type="spellStart"/>
+      <w:r>
+        <w:t>roll_no</w:t>
+      </w:r>
+      <w:proofErr w:type="spellEnd"/>
+      <w:r>
+        <w:t xml:space="preserve"> </w:t>
       </w:r>
       <w:r>
         <w:rPr>
@@ -8782,7 +7791,15 @@
         <w:t>→</w:t>
       </w:r>
       <w:r>
-        <w:t xml:space="preserve"> dept_building is also valid.</w:t>
+        <w:t xml:space="preserve"> </w:t>
+      </w:r>
+      <w:proofErr w:type="spellStart"/>
+      <w:r>
+        <w:t>dept_building</w:t>
+      </w:r>
+      <w:proofErr w:type="spellEnd"/>
+      <w:r>
+        <w:t xml:space="preserve"> is also valid.</w:t>
       </w:r>
     </w:p>
     <w:p/>
@@ -8790,12 +7807,12 @@
       <w:pPr>
         <w:pStyle w:val="Heading3"/>
       </w:pPr>
-      <w:bookmarkStart w:id="26" w:name="_Toc123505667"/>
+      <w:bookmarkStart w:id="30" w:name="_Toc234924247"/>
       <w:r>
         <w:lastRenderedPageBreak/>
         <w:t>Types of Functional Dependencies</w:t>
       </w:r>
-      <w:bookmarkEnd w:id="26"/>
+      <w:bookmarkEnd w:id="30"/>
     </w:p>
     <w:p>
       <w:pPr>
@@ -8815,8 +7832,13 @@
       </w:r>
     </w:p>
     <w:p>
-      <w:r>
-        <w:t xml:space="preserve">i.e </w:t>
+      <w:proofErr w:type="spellStart"/>
+      <w:r>
+        <w:t>i.e</w:t>
+      </w:r>
+      <w:proofErr w:type="spellEnd"/>
+      <w:r>
+        <w:t xml:space="preserve"> </w:t>
       </w:r>
       <w:r>
         <w:t>If A</w:t>
@@ -8862,8 +7884,13 @@
           <w:rFonts w:ascii="Arial" w:hAnsi="Arial" w:cs="Arial"/>
         </w:rPr>
       </w:pPr>
-      <w:r>
-        <w:t>i.e If A</w:t>
+      <w:proofErr w:type="spellStart"/>
+      <w:r>
+        <w:t>i.e</w:t>
+      </w:r>
+      <w:proofErr w:type="spellEnd"/>
+      <w:r>
+        <w:t xml:space="preserve"> If A</w:t>
       </w:r>
       <w:r>
         <w:rPr>
@@ -8973,11 +8000,13 @@
       <w:pPr>
         <w:pStyle w:val="Heading2"/>
       </w:pPr>
-      <w:bookmarkStart w:id="27" w:name="_Toc123505668"/>
+      <w:bookmarkStart w:id="31" w:name="_Toc234924248"/>
+      <w:proofErr w:type="spellStart"/>
       <w:r>
         <w:t>Anomolies</w:t>
       </w:r>
-      <w:bookmarkEnd w:id="27"/>
+      <w:bookmarkEnd w:id="31"/>
+      <w:proofErr w:type="spellEnd"/>
     </w:p>
     <w:p>
       <w:r>
@@ -8992,18 +8021,26 @@
         <w:t>(redundancy)</w:t>
       </w:r>
       <w:r>
-        <w:t xml:space="preserve"> and not all of the copies are updated.</w:t>
+        <w:t xml:space="preserve"> and not </w:t>
+      </w:r>
+      <w:proofErr w:type="gramStart"/>
+      <w:r>
+        <w:t>all of</w:t>
+      </w:r>
+      <w:proofErr w:type="gramEnd"/>
+      <w:r>
+        <w:t xml:space="preserve"> the copies are updated.</w:t>
       </w:r>
     </w:p>
     <w:p>
       <w:pPr>
         <w:pStyle w:val="Heading3"/>
       </w:pPr>
-      <w:bookmarkStart w:id="28" w:name="_Toc123505669"/>
+      <w:bookmarkStart w:id="32" w:name="_Toc234924249"/>
       <w:r>
         <w:t>Insertion Anomaly</w:t>
       </w:r>
-      <w:bookmarkEnd w:id="28"/>
+      <w:bookmarkEnd w:id="32"/>
     </w:p>
     <w:p>
       <w:r>
@@ -9048,6 +8085,7 @@
                 <w:bCs/>
               </w:rPr>
             </w:pPr>
+            <w:proofErr w:type="spellStart"/>
             <w:r>
               <w:rPr>
                 <w:b/>
@@ -9055,6 +8093,7 @@
               </w:rPr>
               <w:t>stu_id</w:t>
             </w:r>
+            <w:proofErr w:type="spellEnd"/>
           </w:p>
         </w:tc>
         <w:tc>
@@ -9070,6 +8109,7 @@
                 <w:bCs/>
               </w:rPr>
             </w:pPr>
+            <w:proofErr w:type="spellStart"/>
             <w:r>
               <w:rPr>
                 <w:b/>
@@ -9077,6 +8117,7 @@
               </w:rPr>
               <w:t>stu_name</w:t>
             </w:r>
+            <w:proofErr w:type="spellEnd"/>
           </w:p>
         </w:tc>
         <w:tc>
@@ -9092,6 +8133,7 @@
                 <w:bCs/>
               </w:rPr>
             </w:pPr>
+            <w:proofErr w:type="spellStart"/>
             <w:r>
               <w:rPr>
                 <w:b/>
@@ -9099,6 +8141,7 @@
               </w:rPr>
               <w:t>stu_address</w:t>
             </w:r>
+            <w:proofErr w:type="spellEnd"/>
           </w:p>
         </w:tc>
         <w:tc>
@@ -9114,6 +8157,7 @@
                 <w:bCs/>
               </w:rPr>
             </w:pPr>
+            <w:proofErr w:type="spellStart"/>
             <w:r>
               <w:rPr>
                 <w:b/>
@@ -9121,6 +8165,7 @@
               </w:rPr>
               <w:t>stu_club</w:t>
             </w:r>
+            <w:proofErr w:type="spellEnd"/>
           </w:p>
         </w:tc>
       </w:tr>
@@ -9399,14 +8444,22 @@
         <w:t>,</w:t>
       </w:r>
       <w:r>
-        <w:t xml:space="preserve"> we can't insert the data of Nanda into the table since the st_club field cannot accept null values.</w:t>
+        <w:t xml:space="preserve"> we can't insert the data of Nanda into the table since the </w:t>
+      </w:r>
+      <w:proofErr w:type="spellStart"/>
+      <w:r>
+        <w:t>st_club</w:t>
+      </w:r>
+      <w:proofErr w:type="spellEnd"/>
+      <w:r>
+        <w:t xml:space="preserve"> field cannot accept null values.</w:t>
       </w:r>
     </w:p>
     <w:p>
       <w:pPr>
         <w:pStyle w:val="Heading3"/>
       </w:pPr>
-      <w:bookmarkStart w:id="29" w:name="_Toc123505670"/>
+      <w:bookmarkStart w:id="33" w:name="_Toc234924250"/>
       <w:r>
         <w:t xml:space="preserve">Update </w:t>
       </w:r>
@@ -9416,7 +8469,7 @@
       <w:r>
         <w:t>nomaly</w:t>
       </w:r>
-      <w:bookmarkEnd w:id="29"/>
+      <w:bookmarkEnd w:id="33"/>
     </w:p>
     <w:p>
       <w:r>
@@ -9458,6 +8511,7 @@
                 <w:bCs/>
               </w:rPr>
             </w:pPr>
+            <w:proofErr w:type="spellStart"/>
             <w:r>
               <w:rPr>
                 <w:b/>
@@ -9465,6 +8519,7 @@
               </w:rPr>
               <w:t>stu_id</w:t>
             </w:r>
+            <w:proofErr w:type="spellEnd"/>
           </w:p>
         </w:tc>
         <w:tc>
@@ -9480,6 +8535,7 @@
                 <w:bCs/>
               </w:rPr>
             </w:pPr>
+            <w:proofErr w:type="spellStart"/>
             <w:r>
               <w:rPr>
                 <w:b/>
@@ -9487,6 +8543,7 @@
               </w:rPr>
               <w:t>stu_name</w:t>
             </w:r>
+            <w:proofErr w:type="spellEnd"/>
           </w:p>
         </w:tc>
         <w:tc>
@@ -9502,6 +8559,7 @@
                 <w:bCs/>
               </w:rPr>
             </w:pPr>
+            <w:proofErr w:type="spellStart"/>
             <w:r>
               <w:rPr>
                 <w:b/>
@@ -9509,6 +8567,7 @@
               </w:rPr>
               <w:t>stu_address</w:t>
             </w:r>
+            <w:proofErr w:type="spellEnd"/>
           </w:p>
         </w:tc>
         <w:tc>
@@ -9524,6 +8583,7 @@
                 <w:bCs/>
               </w:rPr>
             </w:pPr>
+            <w:proofErr w:type="spellStart"/>
             <w:r>
               <w:rPr>
                 <w:b/>
@@ -9531,6 +8591,7 @@
               </w:rPr>
               <w:t>stu_club</w:t>
             </w:r>
+            <w:proofErr w:type="spellEnd"/>
           </w:p>
         </w:tc>
       </w:tr>
@@ -9820,11 +8881,16 @@
       <w:pPr>
         <w:pStyle w:val="Heading3"/>
       </w:pPr>
-      <w:bookmarkStart w:id="30" w:name="_Toc123505671"/>
-      <w:r>
-        <w:t>Delete Anamoly</w:t>
-      </w:r>
-      <w:bookmarkEnd w:id="30"/>
+      <w:bookmarkStart w:id="34" w:name="_Toc234924251"/>
+      <w:r>
+        <w:t xml:space="preserve">Delete </w:t>
+      </w:r>
+      <w:proofErr w:type="spellStart"/>
+      <w:r>
+        <w:t>Anamoly</w:t>
+      </w:r>
+      <w:bookmarkEnd w:id="34"/>
+      <w:proofErr w:type="spellEnd"/>
     </w:p>
     <w:p>
       <w:r>
@@ -9836,7 +8902,15 @@
     </w:p>
     <w:p>
       <w:r>
-        <w:t>the college at some point closes the club crypto, then deleting the rows that contain s_club as crypto would also delete the information of student Mukesh since he belongs only to this department.</w:t>
+        <w:t xml:space="preserve">the college at some point closes the club crypto, then deleting the rows that contain </w:t>
+      </w:r>
+      <w:proofErr w:type="spellStart"/>
+      <w:r>
+        <w:t>s_club</w:t>
+      </w:r>
+      <w:proofErr w:type="spellEnd"/>
+      <w:r>
+        <w:t xml:space="preserve"> as crypto would also delete the information of student Mukesh since he belongs only to this department.</w:t>
       </w:r>
     </w:p>
     <w:tbl>
@@ -9874,6 +8948,7 @@
                 <w:bCs/>
               </w:rPr>
             </w:pPr>
+            <w:proofErr w:type="spellStart"/>
             <w:r>
               <w:rPr>
                 <w:b/>
@@ -9881,6 +8956,7 @@
               </w:rPr>
               <w:t>stu_id</w:t>
             </w:r>
+            <w:proofErr w:type="spellEnd"/>
           </w:p>
         </w:tc>
         <w:tc>
@@ -9896,6 +8972,7 @@
                 <w:bCs/>
               </w:rPr>
             </w:pPr>
+            <w:proofErr w:type="spellStart"/>
             <w:r>
               <w:rPr>
                 <w:b/>
@@ -9903,6 +8980,7 @@
               </w:rPr>
               <w:t>stu_name</w:t>
             </w:r>
+            <w:proofErr w:type="spellEnd"/>
           </w:p>
         </w:tc>
         <w:tc>
@@ -9918,6 +8996,7 @@
                 <w:bCs/>
               </w:rPr>
             </w:pPr>
+            <w:proofErr w:type="spellStart"/>
             <w:r>
               <w:rPr>
                 <w:b/>
@@ -9925,6 +9004,7 @@
               </w:rPr>
               <w:t>stu_address</w:t>
             </w:r>
+            <w:proofErr w:type="spellEnd"/>
           </w:p>
         </w:tc>
         <w:tc>
@@ -9940,6 +9020,7 @@
                 <w:bCs/>
               </w:rPr>
             </w:pPr>
+            <w:proofErr w:type="spellStart"/>
             <w:r>
               <w:rPr>
                 <w:b/>
@@ -9947,6 +9028,7 @@
               </w:rPr>
               <w:t>stu_club</w:t>
             </w:r>
+            <w:proofErr w:type="spellEnd"/>
           </w:p>
         </w:tc>
       </w:tr>
@@ -10218,11 +9300,11 @@
       <w:pPr>
         <w:pStyle w:val="Heading2"/>
       </w:pPr>
-      <w:bookmarkStart w:id="31" w:name="_Toc123505672"/>
+      <w:bookmarkStart w:id="35" w:name="_Toc234924252"/>
       <w:r>
         <w:t>Normalization</w:t>
       </w:r>
-      <w:bookmarkEnd w:id="31"/>
+      <w:bookmarkEnd w:id="35"/>
     </w:p>
     <w:p>
       <w:pPr>
@@ -10263,11 +9345,11 @@
       <w:pPr>
         <w:pStyle w:val="Heading3"/>
       </w:pPr>
-      <w:bookmarkStart w:id="32" w:name="_Toc123505673"/>
+      <w:bookmarkStart w:id="36" w:name="_Toc234924253"/>
       <w:r>
         <w:t>First Normal Form (1NF)</w:t>
       </w:r>
-      <w:bookmarkEnd w:id="32"/>
+      <w:bookmarkEnd w:id="36"/>
     </w:p>
     <w:p>
       <w:r>
@@ -11440,7 +10522,7 @@
       <w:pPr>
         <w:pStyle w:val="Heading3"/>
       </w:pPr>
-      <w:bookmarkStart w:id="33" w:name="_Toc123505674"/>
+      <w:bookmarkStart w:id="37" w:name="_Toc234924254"/>
       <w:r>
         <w:t>Second Normal Form</w:t>
       </w:r>
@@ -11450,7 +10532,7 @@
       <w:r>
         <w:t>(2NF)</w:t>
       </w:r>
-      <w:bookmarkEnd w:id="33"/>
+      <w:bookmarkEnd w:id="37"/>
     </w:p>
     <w:p>
       <w:r>
@@ -11483,9 +10565,11 @@
             <w:tcW w:w="2288" w:type="dxa"/>
           </w:tcPr>
           <w:p>
+            <w:proofErr w:type="spellStart"/>
             <w:r>
               <w:t>Course_Id</w:t>
             </w:r>
+            <w:proofErr w:type="spellEnd"/>
           </w:p>
         </w:tc>
         <w:tc>
@@ -11493,9 +10577,11 @@
             <w:tcW w:w="2288" w:type="dxa"/>
           </w:tcPr>
           <w:p>
+            <w:proofErr w:type="spellStart"/>
             <w:r>
               <w:t>Stud_Id</w:t>
             </w:r>
+            <w:proofErr w:type="spellEnd"/>
           </w:p>
         </w:tc>
         <w:tc>
@@ -11513,9 +10599,11 @@
             <w:tcW w:w="2289" w:type="dxa"/>
           </w:tcPr>
           <w:p>
+            <w:proofErr w:type="spellStart"/>
             <w:r>
               <w:t>Course_Name</w:t>
             </w:r>
+            <w:proofErr w:type="spellEnd"/>
           </w:p>
         </w:tc>
       </w:tr>
@@ -11559,8 +10647,13 @@
           </w:tcPr>
           <w:p>
             <w:r>
-              <w:t>C Progamming</w:t>
-            </w:r>
+              <w:t xml:space="preserve">C </w:t>
+            </w:r>
+            <w:proofErr w:type="spellStart"/>
+            <w:r>
+              <w:t>Progamming</w:t>
+            </w:r>
+            <w:proofErr w:type="spellEnd"/>
           </w:p>
         </w:tc>
       </w:tr>
@@ -11603,8 +10696,13 @@
             <w:tcW w:w="2289" w:type="dxa"/>
           </w:tcPr>
           <w:p>
-            <w:r>
-              <w:t>Maths-I</w:t>
+            <w:proofErr w:type="spellStart"/>
+            <w:r>
+              <w:t>Maths</w:t>
+            </w:r>
+            <w:proofErr w:type="spellEnd"/>
+            <w:r>
+              <w:t>-I</w:t>
             </w:r>
           </w:p>
         </w:tc>
@@ -11648,8 +10746,13 @@
             <w:tcW w:w="2289" w:type="dxa"/>
           </w:tcPr>
           <w:p>
-            <w:r>
-              <w:t>Maths-II</w:t>
+            <w:proofErr w:type="spellStart"/>
+            <w:r>
+              <w:t>Maths</w:t>
+            </w:r>
+            <w:proofErr w:type="spellEnd"/>
+            <w:r>
+              <w:t>-II</w:t>
             </w:r>
           </w:p>
         </w:tc>
@@ -11694,8 +10797,13 @@
           </w:tcPr>
           <w:p>
             <w:r>
-              <w:t>C Progamming</w:t>
-            </w:r>
+              <w:t xml:space="preserve">C </w:t>
+            </w:r>
+            <w:proofErr w:type="spellStart"/>
+            <w:r>
+              <w:t>Progamming</w:t>
+            </w:r>
+            <w:proofErr w:type="spellEnd"/>
           </w:p>
         </w:tc>
       </w:tr>
@@ -11738,8 +10846,13 @@
             <w:tcW w:w="2289" w:type="dxa"/>
           </w:tcPr>
           <w:p>
-            <w:r>
-              <w:t>Maths-I</w:t>
+            <w:proofErr w:type="spellStart"/>
+            <w:r>
+              <w:t>Maths</w:t>
+            </w:r>
+            <w:proofErr w:type="spellEnd"/>
+            <w:r>
+              <w:t>-I</w:t>
             </w:r>
           </w:p>
         </w:tc>
@@ -11754,16 +10867,40 @@
         <w:t>table,</w:t>
       </w:r>
       <w:r>
-        <w:t xml:space="preserve"> if we need to know how much marks for Stud_Id </w:t>
-      </w:r>
-      <w:r>
-        <w:t xml:space="preserve">got Stud_Id is not alone </w:t>
+        <w:t xml:space="preserve"> if we need to know how much marks for </w:t>
+      </w:r>
+      <w:proofErr w:type="spellStart"/>
+      <w:r>
+        <w:t>Stud_Id</w:t>
+      </w:r>
+      <w:proofErr w:type="spellEnd"/>
+      <w:r>
+        <w:t xml:space="preserve"> </w:t>
+      </w:r>
+      <w:r>
+        <w:t xml:space="preserve">got </w:t>
+      </w:r>
+      <w:proofErr w:type="spellStart"/>
+      <w:r>
+        <w:t>Stud_Id</w:t>
+      </w:r>
+      <w:proofErr w:type="spellEnd"/>
+      <w:r>
+        <w:t xml:space="preserve"> is not alone </w:t>
       </w:r>
       <w:r>
         <w:t>enough, we</w:t>
       </w:r>
       <w:r>
-        <w:t xml:space="preserve"> need the Course_Id also to determine in which course how many marks he has got.</w:t>
+        <w:t xml:space="preserve"> need the </w:t>
+      </w:r>
+      <w:proofErr w:type="spellStart"/>
+      <w:r>
+        <w:t>Course_Id</w:t>
+      </w:r>
+      <w:proofErr w:type="spellEnd"/>
+      <w:r>
+        <w:t xml:space="preserve"> also to determine in which course how many marks he has got.</w:t>
       </w:r>
     </w:p>
     <w:p>
@@ -11771,13 +10908,50 @@
         <w:t xml:space="preserve"> </w:t>
       </w:r>
       <w:r>
-        <w:t>So {</w:t>
+        <w:t xml:space="preserve">So </w:t>
+      </w:r>
+      <w:proofErr w:type="gramStart"/>
+      <w:r>
+        <w:t>{</w:t>
       </w:r>
       <w:r>
         <w:t xml:space="preserve"> </w:t>
       </w:r>
-      <w:r>
-        <w:t xml:space="preserve">Course_Id , Stud_Id } -&gt; </w:t>
+      <w:proofErr w:type="spellStart"/>
+      <w:r>
+        <w:t>Course</w:t>
+      </w:r>
+      <w:proofErr w:type="gramEnd"/>
+      <w:r>
+        <w:t>_</w:t>
+      </w:r>
+      <w:proofErr w:type="gramStart"/>
+      <w:r>
+        <w:t>Id</w:t>
+      </w:r>
+      <w:proofErr w:type="spellEnd"/>
+      <w:r>
+        <w:t xml:space="preserve"> ,</w:t>
+      </w:r>
+      <w:proofErr w:type="gramEnd"/>
+      <w:r>
+        <w:t xml:space="preserve"> </w:t>
+      </w:r>
+      <w:proofErr w:type="spellStart"/>
+      <w:r>
+        <w:t>Stud_</w:t>
+      </w:r>
+      <w:proofErr w:type="gramStart"/>
+      <w:r>
+        <w:t>Id</w:t>
+      </w:r>
+      <w:proofErr w:type="spellEnd"/>
+      <w:r>
+        <w:t xml:space="preserve"> }</w:t>
+      </w:r>
+      <w:proofErr w:type="gramEnd"/>
+      <w:r>
+        <w:t xml:space="preserve"> -&gt; </w:t>
       </w:r>
       <w:r>
         <w:t xml:space="preserve">Marks </w:t>
@@ -11787,15 +10961,46 @@
       <w:r>
         <w:t xml:space="preserve">So here the primary key combination of </w:t>
       </w:r>
+      <w:proofErr w:type="gramStart"/>
       <w:r>
         <w:t>{</w:t>
       </w:r>
       <w:r>
         <w:t xml:space="preserve"> </w:t>
       </w:r>
-      <w:r>
-        <w:t>Course_Id , Stud_Id }</w:t>
-      </w:r>
+      <w:proofErr w:type="spellStart"/>
+      <w:r>
+        <w:t>Course</w:t>
+      </w:r>
+      <w:proofErr w:type="gramEnd"/>
+      <w:r>
+        <w:t>_</w:t>
+      </w:r>
+      <w:proofErr w:type="gramStart"/>
+      <w:r>
+        <w:t>Id</w:t>
+      </w:r>
+      <w:proofErr w:type="spellEnd"/>
+      <w:r>
+        <w:t xml:space="preserve"> ,</w:t>
+      </w:r>
+      <w:proofErr w:type="gramEnd"/>
+      <w:r>
+        <w:t xml:space="preserve"> </w:t>
+      </w:r>
+      <w:proofErr w:type="spellStart"/>
+      <w:r>
+        <w:t>Stud_</w:t>
+      </w:r>
+      <w:proofErr w:type="gramStart"/>
+      <w:r>
+        <w:t>Id</w:t>
+      </w:r>
+      <w:proofErr w:type="spellEnd"/>
+      <w:r>
+        <w:t xml:space="preserve"> }</w:t>
+      </w:r>
+      <w:proofErr w:type="gramEnd"/>
       <w:r>
         <w:t>.</w:t>
       </w:r>
@@ -11804,23 +11009,64 @@
       <w:r>
         <w:t xml:space="preserve">Now if we need to know </w:t>
       </w:r>
-      <w:r>
-        <w:t xml:space="preserve">Course_Name </w:t>
+      <w:proofErr w:type="spellStart"/>
+      <w:r>
+        <w:t>Course_Name</w:t>
+      </w:r>
+      <w:proofErr w:type="spellEnd"/>
+      <w:r>
+        <w:t xml:space="preserve"> </w:t>
       </w:r>
       <w:r>
         <w:t xml:space="preserve">for a particular </w:t>
       </w:r>
-      <w:r>
-        <w:t>Course_Id , the attribute Stud_Id is not required.</w:t>
-      </w:r>
-    </w:p>
-    <w:p>
-      <w:r>
-        <w:t xml:space="preserve">So </w:t>
-      </w:r>
-      <w:r>
-        <w:t>Course_Id -&gt; Course_Name</w:t>
-      </w:r>
+      <w:proofErr w:type="spellStart"/>
+      <w:r>
+        <w:t>Course_</w:t>
+      </w:r>
+      <w:proofErr w:type="gramStart"/>
+      <w:r>
+        <w:t>Id</w:t>
+      </w:r>
+      <w:proofErr w:type="spellEnd"/>
+      <w:r>
+        <w:t xml:space="preserve"> ,</w:t>
+      </w:r>
+      <w:proofErr w:type="gramEnd"/>
+      <w:r>
+        <w:t xml:space="preserve"> the attribute </w:t>
+      </w:r>
+      <w:proofErr w:type="spellStart"/>
+      <w:r>
+        <w:t>Stud_Id</w:t>
+      </w:r>
+      <w:proofErr w:type="spellEnd"/>
+      <w:r>
+        <w:t xml:space="preserve"> is not required.</w:t>
+      </w:r>
+    </w:p>
+    <w:p>
+      <w:proofErr w:type="gramStart"/>
+      <w:r>
+        <w:t>So</w:t>
+      </w:r>
+      <w:proofErr w:type="gramEnd"/>
+      <w:r>
+        <w:t xml:space="preserve"> </w:t>
+      </w:r>
+      <w:proofErr w:type="spellStart"/>
+      <w:r>
+        <w:t>Course_Id</w:t>
+      </w:r>
+      <w:proofErr w:type="spellEnd"/>
+      <w:r>
+        <w:t xml:space="preserve"> -&gt; </w:t>
+      </w:r>
+      <w:proofErr w:type="spellStart"/>
+      <w:r>
+        <w:t>Course_Name</w:t>
+      </w:r>
+      <w:proofErr w:type="spellEnd"/>
     </w:p>
     <w:p>
       <w:r>
@@ -11828,22 +11074,42 @@
           <w:b/>
           <w:bCs/>
         </w:rPr>
-        <w:t>Partial Dependency</w:t>
+        <w:t xml:space="preserve">Partial </w:t>
+      </w:r>
+      <w:proofErr w:type="gramStart"/>
+      <w:r>
+        <w:rPr>
+          <w:b/>
+          <w:bCs/>
+        </w:rPr>
+        <w:t>Dependency</w:t>
       </w:r>
       <w:r>
         <w:t xml:space="preserve"> :</w:t>
       </w:r>
       <w:r>
-        <w:t xml:space="preserve">If one </w:t>
+        <w:t>If</w:t>
+      </w:r>
+      <w:proofErr w:type="gramEnd"/>
+      <w:r>
+        <w:t xml:space="preserve"> one </w:t>
       </w:r>
       <w:r>
         <w:t xml:space="preserve">part of a </w:t>
       </w:r>
       <w:r>
-        <w:t>composite primary key</w:t>
-      </w:r>
-      <w:r>
-        <w:t>(we call it candidate key also)</w:t>
+        <w:t xml:space="preserve">composite primary </w:t>
+      </w:r>
+      <w:proofErr w:type="gramStart"/>
+      <w:r>
+        <w:t>key</w:t>
+      </w:r>
+      <w:r>
+        <w:t>(</w:t>
+      </w:r>
+      <w:proofErr w:type="gramEnd"/>
+      <w:r>
+        <w:t>we call it candidate key also)</w:t>
       </w:r>
       <w:r>
         <w:t xml:space="preserve"> can independently determine another attribute.</w:t>
@@ -11853,13 +11119,31 @@
       <w:r>
         <w:t xml:space="preserve">The above table have partial dependency </w:t>
       </w:r>
-      <w:r>
-        <w:t>Course_Id -&gt; Course_Name.</w:t>
-      </w:r>
-    </w:p>
-    <w:p>
-      <w:r>
-        <w:t>So t</w:t>
+      <w:proofErr w:type="spellStart"/>
+      <w:r>
+        <w:t>Course_Id</w:t>
+      </w:r>
+      <w:proofErr w:type="spellEnd"/>
+      <w:r>
+        <w:t xml:space="preserve"> -&gt; </w:t>
+      </w:r>
+      <w:proofErr w:type="spellStart"/>
+      <w:r>
+        <w:t>Course_Name</w:t>
+      </w:r>
+      <w:proofErr w:type="spellEnd"/>
+      <w:r>
+        <w:t>.</w:t>
+      </w:r>
+    </w:p>
+    <w:p>
+      <w:proofErr w:type="gramStart"/>
+      <w:r>
+        <w:t>So</w:t>
+      </w:r>
+      <w:proofErr w:type="gramEnd"/>
+      <w:r>
+        <w:t xml:space="preserve"> t</w:t>
       </w:r>
       <w:r>
         <w:t>he decomposition</w:t>
@@ -11901,9 +11185,11 @@
             <w:tcW w:w="2288" w:type="dxa"/>
           </w:tcPr>
           <w:p>
+            <w:proofErr w:type="spellStart"/>
             <w:r>
               <w:t>Course_Id</w:t>
             </w:r>
+            <w:proofErr w:type="spellEnd"/>
           </w:p>
         </w:tc>
         <w:tc>
@@ -11911,9 +11197,11 @@
             <w:tcW w:w="2288" w:type="dxa"/>
           </w:tcPr>
           <w:p>
+            <w:proofErr w:type="spellStart"/>
             <w:r>
               <w:t>Stud_Id</w:t>
             </w:r>
+            <w:proofErr w:type="spellEnd"/>
           </w:p>
         </w:tc>
         <w:tc>
@@ -12123,9 +11411,11 @@
             <w:tcW w:w="2288" w:type="dxa"/>
           </w:tcPr>
           <w:p>
+            <w:proofErr w:type="spellStart"/>
             <w:r>
               <w:t>Course_Id</w:t>
             </w:r>
+            <w:proofErr w:type="spellEnd"/>
           </w:p>
         </w:tc>
         <w:tc>
@@ -12133,9 +11423,11 @@
             <w:tcW w:w="2289" w:type="dxa"/>
           </w:tcPr>
           <w:p>
+            <w:proofErr w:type="spellStart"/>
             <w:r>
               <w:t>Course_Name</w:t>
             </w:r>
+            <w:proofErr w:type="spellEnd"/>
           </w:p>
         </w:tc>
       </w:tr>
@@ -12159,8 +11451,13 @@
           </w:tcPr>
           <w:p>
             <w:r>
-              <w:t>C Progamming</w:t>
-            </w:r>
+              <w:t xml:space="preserve">C </w:t>
+            </w:r>
+            <w:proofErr w:type="spellStart"/>
+            <w:r>
+              <w:t>Progamming</w:t>
+            </w:r>
+            <w:proofErr w:type="spellEnd"/>
           </w:p>
         </w:tc>
       </w:tr>
@@ -12183,8 +11480,13 @@
             <w:tcW w:w="2289" w:type="dxa"/>
           </w:tcPr>
           <w:p>
-            <w:r>
-              <w:t>Maths-I</w:t>
+            <w:proofErr w:type="spellStart"/>
+            <w:r>
+              <w:t>Maths</w:t>
+            </w:r>
+            <w:proofErr w:type="spellEnd"/>
+            <w:r>
+              <w:t>-I</w:t>
             </w:r>
           </w:p>
         </w:tc>
@@ -12208,8 +11510,13 @@
             <w:tcW w:w="2289" w:type="dxa"/>
           </w:tcPr>
           <w:p>
-            <w:r>
-              <w:t>Maths-II</w:t>
+            <w:proofErr w:type="spellStart"/>
+            <w:r>
+              <w:t>Maths</w:t>
+            </w:r>
+            <w:proofErr w:type="spellEnd"/>
+            <w:r>
+              <w:t>-II</w:t>
             </w:r>
           </w:p>
         </w:tc>
@@ -12220,11 +11527,11 @@
       <w:pPr>
         <w:pStyle w:val="Heading3"/>
       </w:pPr>
-      <w:bookmarkStart w:id="34" w:name="_Toc123505675"/>
+      <w:bookmarkStart w:id="38" w:name="_Toc234924255"/>
       <w:r>
         <w:t>Third Normal Form (3 NF)</w:t>
       </w:r>
-      <w:bookmarkEnd w:id="34"/>
+      <w:bookmarkEnd w:id="38"/>
     </w:p>
     <w:p>
       <w:r>
@@ -12241,7 +11548,15 @@
     </w:p>
     <w:p>
       <w:r>
-        <w:t xml:space="preserve">A relation is in third normal form if it holds atleast one of the following conditions for every non-trivial function dependency X </w:t>
+        <w:t xml:space="preserve">A relation is in third normal form if it holds </w:t>
+      </w:r>
+      <w:proofErr w:type="spellStart"/>
+      <w:r>
+        <w:t>atleast</w:t>
+      </w:r>
+      <w:proofErr w:type="spellEnd"/>
+      <w:r>
+        <w:t xml:space="preserve"> one of the following conditions for every non-trivial function dependency X </w:t>
       </w:r>
       <w:r>
         <w:rPr>
@@ -12290,15 +11605,28 @@
       </w:r>
     </w:p>
     <w:p>
+      <w:proofErr w:type="gramStart"/>
       <w:r>
         <w:lastRenderedPageBreak/>
-        <w:t xml:space="preserve">So If an </w:t>
+        <w:t>So</w:t>
+      </w:r>
+      <w:proofErr w:type="gramEnd"/>
+      <w:r>
+        <w:t xml:space="preserve"> If an </w:t>
       </w:r>
       <w:r>
         <w:t xml:space="preserve">attribute is dependent on </w:t>
       </w:r>
       <w:r>
-        <w:t xml:space="preserve">non-prime attribute </w:t>
+        <w:t xml:space="preserve">non-prime </w:t>
+      </w:r>
+      <w:proofErr w:type="gramStart"/>
+      <w:r>
+        <w:t>attribute</w:t>
+      </w:r>
+      <w:proofErr w:type="gramEnd"/>
+      <w:r>
+        <w:t xml:space="preserve"> </w:t>
       </w:r>
       <w:r>
         <w:t>then there might be transitive dependency.</w:t>
@@ -12528,7 +11856,15 @@
         <w:t>Country,</w:t>
       </w:r>
       <w:r>
-        <w:t xml:space="preserve"> in otherwords Cou</w:t>
+        <w:t xml:space="preserve"> in </w:t>
+      </w:r>
+      <w:proofErr w:type="spellStart"/>
+      <w:r>
+        <w:t>otherwords</w:t>
+      </w:r>
+      <w:proofErr w:type="spellEnd"/>
+      <w:r>
+        <w:t xml:space="preserve"> Cou</w:t>
       </w:r>
       <w:r>
         <w:t>n</w:t>
@@ -12543,7 +11879,15 @@
         <w:t xml:space="preserve">on the </w:t>
       </w:r>
       <w:r>
-        <w:t>primary attribue ID.</w:t>
+        <w:t xml:space="preserve">primary </w:t>
+      </w:r>
+      <w:proofErr w:type="spellStart"/>
+      <w:r>
+        <w:t>attribue</w:t>
+      </w:r>
+      <w:proofErr w:type="spellEnd"/>
+      <w:r>
+        <w:t xml:space="preserve"> ID.</w:t>
       </w:r>
     </w:p>
     <w:p>
@@ -12553,8 +11897,13 @@
       <w:r>
         <w:t xml:space="preserve">? as we have the problem with </w:t>
       </w:r>
-      <w:r>
-        <w:t xml:space="preserve">Country </w:t>
+      <w:proofErr w:type="gramStart"/>
+      <w:r>
+        <w:t>Country</w:t>
+      </w:r>
+      <w:proofErr w:type="gramEnd"/>
+      <w:r>
+        <w:t xml:space="preserve"> </w:t>
       </w:r>
       <w:r>
         <w:t xml:space="preserve">we can </w:t>
@@ -12772,11 +12121,11 @@
       <w:pPr>
         <w:pStyle w:val="Heading3"/>
       </w:pPr>
-      <w:bookmarkStart w:id="35" w:name="_Toc123505676"/>
+      <w:bookmarkStart w:id="39" w:name="_Toc234924256"/>
       <w:r>
         <w:t>Boyce-Codd Normal Form (BCNF)</w:t>
       </w:r>
-      <w:bookmarkEnd w:id="35"/>
+      <w:bookmarkEnd w:id="39"/>
       <w:r>
         <w:t xml:space="preserve"> </w:t>
       </w:r>
@@ -12828,8 +12177,13 @@
       </w:r>
     </w:p>
     <w:p>
-      <w:r>
-        <w:t>So i</w:t>
+      <w:proofErr w:type="gramStart"/>
+      <w:r>
+        <w:t>So</w:t>
+      </w:r>
+      <w:proofErr w:type="gramEnd"/>
+      <w:r>
+        <w:t xml:space="preserve"> i</w:t>
       </w:r>
       <w:r>
         <w:t>t is stricter than 3NF.</w:t>
@@ -12849,7 +12203,15 @@
         <w:t>attribute, so</w:t>
       </w:r>
       <w:r>
-        <w:t xml:space="preserve"> LHS should be always superkey.</w:t>
+        <w:t xml:space="preserve"> LHS should be always </w:t>
+      </w:r>
+      <w:proofErr w:type="spellStart"/>
+      <w:r>
+        <w:t>superkey</w:t>
+      </w:r>
+      <w:proofErr w:type="spellEnd"/>
+      <w:r>
+        <w:t>.</w:t>
       </w:r>
     </w:p>
     <w:p/>
@@ -13068,8 +12430,37 @@
         <w:t>[</w:t>
       </w:r>
       <w:r>
-        <w:t>{101 , 101 } {102 , 102 }</w:t>
-      </w:r>
+        <w:t>{</w:t>
+      </w:r>
+      <w:proofErr w:type="gramStart"/>
+      <w:r>
+        <w:t>101 ,</w:t>
+      </w:r>
+      <w:proofErr w:type="gramEnd"/>
+      <w:r>
+        <w:t xml:space="preserve"> </w:t>
+      </w:r>
+      <w:proofErr w:type="gramStart"/>
+      <w:r>
+        <w:t>101 }</w:t>
+      </w:r>
+      <w:proofErr w:type="gramEnd"/>
+      <w:r>
+        <w:t xml:space="preserve"> {</w:t>
+      </w:r>
+      <w:proofErr w:type="gramStart"/>
+      <w:r>
+        <w:t>102 ,</w:t>
+      </w:r>
+      <w:proofErr w:type="gramEnd"/>
+      <w:r>
+        <w:t xml:space="preserve"> </w:t>
+      </w:r>
+      <w:proofErr w:type="gramStart"/>
+      <w:r>
+        <w:t>102 }</w:t>
+      </w:r>
+      <w:proofErr w:type="gramEnd"/>
       <w:r>
         <w:t>]</w:t>
       </w:r>
@@ -13091,7 +12482,15 @@
         <w:t xml:space="preserve">consecutively repeating </w:t>
       </w:r>
       <w:r>
-        <w:t>{Java , Python}</w:t>
+        <w:t>{</w:t>
+      </w:r>
+      <w:proofErr w:type="gramStart"/>
+      <w:r>
+        <w:t>Java ,</w:t>
+      </w:r>
+      <w:proofErr w:type="gramEnd"/>
+      <w:r>
+        <w:t xml:space="preserve"> Python}</w:t>
       </w:r>
     </w:p>
     <w:p>
@@ -13117,10 +12516,34 @@
         <w:t xml:space="preserve">to Raghu </w:t>
       </w:r>
       <w:r>
-        <w:t>[Raj</w:t>
-      </w:r>
-      <w:r>
-        <w:t xml:space="preserve"> , Ram , Raj , Raghu</w:t>
+        <w:t>[</w:t>
+      </w:r>
+      <w:proofErr w:type="gramStart"/>
+      <w:r>
+        <w:t>Raj</w:t>
+      </w:r>
+      <w:r>
+        <w:t xml:space="preserve"> ,</w:t>
+      </w:r>
+      <w:proofErr w:type="gramEnd"/>
+      <w:r>
+        <w:t xml:space="preserve"> </w:t>
+      </w:r>
+      <w:proofErr w:type="gramStart"/>
+      <w:r>
+        <w:t>Ram ,</w:t>
+      </w:r>
+      <w:proofErr w:type="gramEnd"/>
+      <w:r>
+        <w:t xml:space="preserve"> </w:t>
+      </w:r>
+      <w:proofErr w:type="gramStart"/>
+      <w:r>
+        <w:t>Raj ,</w:t>
+      </w:r>
+      <w:proofErr w:type="gramEnd"/>
+      <w:r>
+        <w:t xml:space="preserve"> Raghu</w:t>
       </w:r>
       <w:r>
         <w:t>]</w:t>
@@ -13170,7 +12593,15 @@
         <w:t>Course</w:t>
       </w:r>
       <w:r>
-        <w:t xml:space="preserve"> (this is violating the BCNF as Tutor is not a superkey.)</w:t>
+        <w:t xml:space="preserve"> (this is violating the BCNF as Tutor is not a </w:t>
+      </w:r>
+      <w:proofErr w:type="spellStart"/>
+      <w:r>
+        <w:t>superkey</w:t>
+      </w:r>
+      <w:proofErr w:type="spellEnd"/>
+      <w:r>
+        <w:t>.)</w:t>
       </w:r>
     </w:p>
     <w:p>
@@ -13192,8 +12623,13 @@
       <w:r>
         <w:t xml:space="preserve"> </w:t>
       </w:r>
-      <w:r>
-        <w:t xml:space="preserve">We just need to </w:t>
+      <w:proofErr w:type="gramStart"/>
+      <w:r>
+        <w:t>We</w:t>
+      </w:r>
+      <w:proofErr w:type="gramEnd"/>
+      <w:r>
+        <w:t xml:space="preserve"> just need to </w:t>
       </w:r>
       <w:r>
         <w:t>use</w:t>
@@ -13466,6 +12902,7 @@
         <w:lastRenderedPageBreak/>
         <w:t xml:space="preserve">Or also we can maintain a </w:t>
       </w:r>
+      <w:proofErr w:type="spellStart"/>
       <w:r>
         <w:t>T</w:t>
       </w:r>
@@ -13476,7 +12913,11 @@
         <w:t>_I</w:t>
       </w:r>
       <w:r>
-        <w:t xml:space="preserve">d </w:t>
+        <w:t>d</w:t>
+      </w:r>
+      <w:proofErr w:type="spellEnd"/>
+      <w:r>
+        <w:t xml:space="preserve"> </w:t>
       </w:r>
       <w:r>
         <w:t xml:space="preserve">to link both the </w:t>
@@ -13529,9 +12970,11 @@
             <w:tcW w:w="3181" w:type="dxa"/>
           </w:tcPr>
           <w:p>
+            <w:proofErr w:type="spellStart"/>
             <w:r>
               <w:t>Tutor_Id</w:t>
             </w:r>
+            <w:proofErr w:type="spellEnd"/>
           </w:p>
         </w:tc>
       </w:tr>
@@ -13657,9 +13100,11 @@
             <w:tcW w:w="3106" w:type="dxa"/>
           </w:tcPr>
           <w:p>
+            <w:proofErr w:type="spellStart"/>
             <w:r>
               <w:t>Tutor_Id</w:t>
             </w:r>
+            <w:proofErr w:type="spellEnd"/>
           </w:p>
         </w:tc>
         <w:tc>
@@ -13794,678 +13239,187 @@
       <w:pPr>
         <w:pStyle w:val="Heading1"/>
       </w:pPr>
-      <w:bookmarkStart w:id="36" w:name="_Toc123505677"/>
+      <w:bookmarkStart w:id="40" w:name="_Toc234924257"/>
       <w:r>
         <w:t>Indexing</w:t>
       </w:r>
-      <w:bookmarkEnd w:id="36"/>
-    </w:p>
-    <w:p>
-      <w:r>
-        <w:t>Indexing is used to optimize the performance of a database by minimizing the number of disk accesses required when a query is processed.</w:t>
-      </w:r>
-    </w:p>
-    <w:p>
-      <w:r>
-        <w:t>The index is a type of data structure. It is used to locate and access the data in a database table quickly.</w:t>
-      </w:r>
-    </w:p>
-    <w:p>
-      <w:r>
-        <w:t>Indexes can be created using some database columns.</w:t>
-      </w:r>
-    </w:p>
-    <w:p>
-      <w:r>
-        <w:rPr>
-          <w:noProof/>
-        </w:rPr>
-        <w:drawing>
-          <wp:inline distT="0" distB="0" distL="0" distR="0" wp14:anchorId="67B6CAC8" wp14:editId="45390BB1">
-            <wp:extent cx="3962400" cy="2440093"/>
-            <wp:effectExtent l="0" t="0" r="0" b="0"/>
-            <wp:docPr id="24" name="Picture 24"/>
-            <wp:cNvGraphicFramePr>
-              <a:graphicFrameLocks xmlns:a="http://schemas.openxmlformats.org/drawingml/2006/main" noChangeAspect="1"/>
-            </wp:cNvGraphicFramePr>
-            <a:graphic xmlns:a="http://schemas.openxmlformats.org/drawingml/2006/main">
-              <a:graphicData uri="http://schemas.openxmlformats.org/drawingml/2006/picture">
-                <pic:pic xmlns:pic="http://schemas.openxmlformats.org/drawingml/2006/picture">
-                  <pic:nvPicPr>
-                    <pic:cNvPr id="0" name="Picture 3"/>
-                    <pic:cNvPicPr>
-                      <a:picLocks noChangeAspect="1" noChangeArrowheads="1"/>
-                    </pic:cNvPicPr>
-                  </pic:nvPicPr>
-                  <pic:blipFill>
-                    <a:blip r:embed="rId16" cstate="print">
-                      <a:extLst>
-                        <a:ext uri="{28A0092B-C50C-407E-A947-70E740481C1C}">
-                          <a14:useLocalDpi xmlns:a14="http://schemas.microsoft.com/office/drawing/2010/main" val="0"/>
-                        </a:ext>
-                      </a:extLst>
-                    </a:blip>
-                    <a:srcRect/>
-                    <a:stretch>
-                      <a:fillRect/>
-                    </a:stretch>
-                  </pic:blipFill>
-                  <pic:spPr bwMode="auto">
-                    <a:xfrm>
-                      <a:off x="0" y="0"/>
-                      <a:ext cx="3975526" cy="2448176"/>
-                    </a:xfrm>
-                    <a:prstGeom prst="rect">
-                      <a:avLst/>
-                    </a:prstGeom>
-                    <a:noFill/>
-                    <a:ln>
-                      <a:noFill/>
-                    </a:ln>
-                  </pic:spPr>
-                </pic:pic>
-              </a:graphicData>
-            </a:graphic>
-          </wp:inline>
-        </w:drawing>
+      <w:bookmarkEnd w:id="40"/>
+    </w:p>
+    <w:p>
+      <w:r>
+        <w:t>An index is a database structure that speeds up data retrieval</w:t>
+      </w:r>
+      <w:r>
+        <w:t>.</w:t>
+      </w:r>
+    </w:p>
+    <w:p>
+      <w:r>
+        <w:t>Instead of scanning every single row in a table to find a specific record, the database uses the index to pinpoint exactly where the data lives on your disk.</w:t>
+      </w:r>
+    </w:p>
+    <w:p>
+      <w:pPr>
+        <w:rPr>
+          <w:u w:val="single"/>
+        </w:rPr>
+      </w:pPr>
+      <w:r>
+        <w:rPr>
+          <w:u w:val="single"/>
+        </w:rPr>
+        <w:t>How it Works</w:t>
+      </w:r>
+    </w:p>
+    <w:p>
+      <w:r>
+        <w:rPr>
+          <w:b/>
+          <w:bCs/>
+        </w:rPr>
+        <w:t>Creates a shortcut:</w:t>
+      </w:r>
+      <w:r>
+        <w:t xml:space="preserve"> When you create an index on a specific column (e.g., email), the database builds a separate data structure, usually a </w:t>
+      </w:r>
+      <w:r>
+        <w:rPr>
+          <w:b/>
+          <w:bCs/>
+        </w:rPr>
+        <w:t>B-tree</w:t>
+      </w:r>
+      <w:r>
+        <w:t xml:space="preserve"> (balanced tree).</w:t>
+      </w:r>
+    </w:p>
+    <w:p>
+      <w:r>
+        <w:rPr>
+          <w:b/>
+          <w:bCs/>
+        </w:rPr>
+        <w:t>Sorts and maps:</w:t>
+      </w:r>
+      <w:r>
+        <w:t xml:space="preserve"> This tree contains only the data from that column, kept in a strictly sorted order, along with a "pointer" (the physical disk address) to the full row.</w:t>
+      </w:r>
+    </w:p>
+    <w:p>
+      <w:r>
+        <w:rPr>
+          <w:b/>
+          <w:bCs/>
+        </w:rPr>
+        <w:t>Traverses:</w:t>
+      </w:r>
+      <w:r>
+        <w:t xml:space="preserve"> When you run a query searching by that column, the database uses the sorted B-tree to find the value</w:t>
+      </w:r>
+      <w:r>
+        <w:t xml:space="preserve"> in log(n) time.</w:t>
+      </w:r>
+    </w:p>
+    <w:p>
+      <w:pPr>
+        <w:rPr>
+          <w:u w:val="single"/>
+        </w:rPr>
+      </w:pPr>
+      <w:r>
+        <w:rPr>
+          <w:u w:val="single"/>
+        </w:rPr>
+        <w:t>The Trade-off</w:t>
+      </w:r>
+    </w:p>
+    <w:p>
+      <w:r>
+        <w:t xml:space="preserve">While indexes drastically speed up </w:t>
+      </w:r>
+      <w:r>
+        <w:rPr>
+          <w:rStyle w:val="HTMLCode"/>
+          <w:rFonts w:eastAsiaTheme="minorHAnsi"/>
+          <w:sz w:val="21"/>
+          <w:szCs w:val="21"/>
+        </w:rPr>
+        <w:t>SELECT</w:t>
+      </w:r>
+      <w:r>
+        <w:t xml:space="preserve"> (reading) queries, they slow down </w:t>
+      </w:r>
+      <w:r>
+        <w:rPr>
+          <w:rStyle w:val="HTMLCode"/>
+          <w:rFonts w:eastAsiaTheme="minorHAnsi"/>
+          <w:sz w:val="21"/>
+          <w:szCs w:val="21"/>
+        </w:rPr>
+        <w:t>INSERT</w:t>
+      </w:r>
+      <w:r>
+        <w:t xml:space="preserve">, </w:t>
+      </w:r>
+      <w:r>
+        <w:rPr>
+          <w:rStyle w:val="HTMLCode"/>
+          <w:rFonts w:eastAsiaTheme="minorHAnsi"/>
+          <w:sz w:val="21"/>
+          <w:szCs w:val="21"/>
+        </w:rPr>
+        <w:t>UPDATE</w:t>
+      </w:r>
+      <w:r>
+        <w:t xml:space="preserve">, and </w:t>
+      </w:r>
+      <w:r>
+        <w:rPr>
+          <w:rStyle w:val="HTMLCode"/>
+          <w:rFonts w:eastAsiaTheme="minorHAnsi"/>
+          <w:sz w:val="21"/>
+          <w:szCs w:val="21"/>
+        </w:rPr>
+        <w:t>DELETE</w:t>
+      </w:r>
+      <w:r>
+        <w:t xml:space="preserve"> (writing) operations. Every time you add or change data, the database </w:t>
+      </w:r>
+      <w:proofErr w:type="gramStart"/>
+      <w:r>
+        <w:t>has to</w:t>
+      </w:r>
+      <w:proofErr w:type="gramEnd"/>
+      <w:r>
+        <w:t xml:space="preserve"> update the table </w:t>
+      </w:r>
+      <w:r>
+        <w:rPr>
+          <w:rStyle w:val="Emphasis"/>
+          <w:rFonts w:ascii="Google Sans" w:hAnsi="Google Sans"/>
+        </w:rPr>
+        <w:t>and</w:t>
+      </w:r>
+      <w:r>
+        <w:t xml:space="preserve"> rebuild or update the index.</w:t>
+      </w:r>
+    </w:p>
+    <w:p>
+      <w:r>
+        <w:t>Furthermore, indexes require additional disk storage.</w:t>
       </w:r>
     </w:p>
     <w:p/>
     <w:p>
       <w:pPr>
-        <w:pStyle w:val="Heading2"/>
-      </w:pPr>
-      <w:bookmarkStart w:id="37" w:name="_Toc123505678"/>
-      <w:r>
-        <w:lastRenderedPageBreak/>
-        <w:t>Primary Index</w:t>
-      </w:r>
-      <w:bookmarkEnd w:id="37"/>
-    </w:p>
-    <w:p>
-      <w:r>
-        <w:t>It is the index that is created and ordered on the basis of the primary key of the table.</w:t>
-      </w:r>
-    </w:p>
-    <w:p>
-      <w:r>
-        <w:t>As primary keys are stored in sorted order, the performance of the searching operation is quite efficient.</w:t>
-      </w:r>
-    </w:p>
-    <w:p>
-      <w:r>
-        <w:t>The primary index can be classified into two types: Dense index and Sparse index.</w:t>
-      </w:r>
-    </w:p>
-    <w:p>
-      <w:pPr>
-        <w:pStyle w:val="Heading3"/>
-      </w:pPr>
-      <w:bookmarkStart w:id="38" w:name="_Toc123505679"/>
-      <w:r>
-        <w:t>Dense index</w:t>
-      </w:r>
-      <w:bookmarkEnd w:id="38"/>
-    </w:p>
-    <w:p>
-      <w:r>
-        <w:t>The dense index contains an index record for every search key value in the data file. It makes searching faster.</w:t>
-      </w:r>
-    </w:p>
-    <w:p>
-      <w:r>
-        <w:t>In this, the number of records in the index table is same as the number of records in the main table.</w:t>
-      </w:r>
-    </w:p>
-    <w:p>
-      <w:r>
-        <w:t>It needs more space to store index record itself.</w:t>
-      </w:r>
-    </w:p>
-    <w:p>
-      <w:r>
-        <w:rPr>
-          <w:noProof/>
-        </w:rPr>
-        <w:drawing>
-          <wp:inline distT="0" distB="0" distL="0" distR="0" wp14:anchorId="796F08B0" wp14:editId="29BFA763">
-            <wp:extent cx="5943600" cy="1476375"/>
-            <wp:effectExtent l="0" t="0" r="0" b="9525"/>
-            <wp:docPr id="25" name="Picture 25" descr="DBMS Indexing in DBMS"/>
-            <wp:cNvGraphicFramePr>
-              <a:graphicFrameLocks xmlns:a="http://schemas.openxmlformats.org/drawingml/2006/main" noChangeAspect="1"/>
-            </wp:cNvGraphicFramePr>
-            <a:graphic xmlns:a="http://schemas.openxmlformats.org/drawingml/2006/main">
-              <a:graphicData uri="http://schemas.openxmlformats.org/drawingml/2006/picture">
-                <pic:pic xmlns:pic="http://schemas.openxmlformats.org/drawingml/2006/picture">
-                  <pic:nvPicPr>
-                    <pic:cNvPr id="0" name="Picture 5" descr="DBMS Indexing in DBMS"/>
-                    <pic:cNvPicPr>
-                      <a:picLocks noChangeAspect="1" noChangeArrowheads="1"/>
-                    </pic:cNvPicPr>
-                  </pic:nvPicPr>
-                  <pic:blipFill>
-                    <a:blip r:embed="rId17">
-                      <a:extLst>
-                        <a:ext uri="{28A0092B-C50C-407E-A947-70E740481C1C}">
-                          <a14:useLocalDpi xmlns:a14="http://schemas.microsoft.com/office/drawing/2010/main" val="0"/>
-                        </a:ext>
-                      </a:extLst>
-                    </a:blip>
-                    <a:srcRect/>
-                    <a:stretch>
-                      <a:fillRect/>
-                    </a:stretch>
-                  </pic:blipFill>
-                  <pic:spPr bwMode="auto">
-                    <a:xfrm>
-                      <a:off x="0" y="0"/>
-                      <a:ext cx="5943600" cy="1476375"/>
-                    </a:xfrm>
-                    <a:prstGeom prst="rect">
-                      <a:avLst/>
-                    </a:prstGeom>
-                    <a:noFill/>
-                    <a:ln>
-                      <a:noFill/>
-                    </a:ln>
-                  </pic:spPr>
-                </pic:pic>
-              </a:graphicData>
-            </a:graphic>
-          </wp:inline>
-        </w:drawing>
-      </w:r>
-    </w:p>
-    <w:p/>
-    <w:p>
-      <w:pPr>
-        <w:pStyle w:val="Heading3"/>
-      </w:pPr>
-      <w:bookmarkStart w:id="39" w:name="_Toc123505680"/>
-      <w:r>
-        <w:t>Sparse index</w:t>
-      </w:r>
-      <w:bookmarkEnd w:id="39"/>
-    </w:p>
-    <w:p>
-      <w:r>
-        <w:t>The index record appears only for a few items in the data file. Each item points to a block as shown.</w:t>
-      </w:r>
-    </w:p>
-    <w:p>
-      <w:r>
-        <w:t>To locate a record, we find the index record with the largest search key value less than or equal to the search key value we are looking for.</w:t>
-      </w:r>
-    </w:p>
-    <w:p>
-      <w:r>
-        <w:t>We start at that record pointed to by the index record, and proceed along with the pointers in the file (that is, sequentially) until we find the desired record.</w:t>
-      </w:r>
-    </w:p>
-    <w:p>
-      <w:r>
-        <w:t>Number of Accesses required=log₂(n)+1, (here n=number of blocks acquired by index file)</w:t>
-      </w:r>
-    </w:p>
-    <w:p>
-      <w:r>
-        <w:rPr>
-          <w:noProof/>
-        </w:rPr>
-        <w:drawing>
-          <wp:inline distT="0" distB="0" distL="0" distR="0" wp14:anchorId="277C684A" wp14:editId="2691A938">
-            <wp:extent cx="5943600" cy="1390650"/>
-            <wp:effectExtent l="0" t="0" r="0" b="0"/>
-            <wp:docPr id="29" name="Picture 29" descr="DBMS Indexing in DBMS"/>
-            <wp:cNvGraphicFramePr>
-              <a:graphicFrameLocks xmlns:a="http://schemas.openxmlformats.org/drawingml/2006/main" noChangeAspect="1"/>
-            </wp:cNvGraphicFramePr>
-            <a:graphic xmlns:a="http://schemas.openxmlformats.org/drawingml/2006/main">
-              <a:graphicData uri="http://schemas.openxmlformats.org/drawingml/2006/picture">
-                <pic:pic xmlns:pic="http://schemas.openxmlformats.org/drawingml/2006/picture">
-                  <pic:nvPicPr>
-                    <pic:cNvPr id="0" name="Picture 7" descr="DBMS Indexing in DBMS"/>
-                    <pic:cNvPicPr>
-                      <a:picLocks noChangeAspect="1" noChangeArrowheads="1"/>
-                    </pic:cNvPicPr>
-                  </pic:nvPicPr>
-                  <pic:blipFill>
-                    <a:blip r:embed="rId18">
-                      <a:extLst>
-                        <a:ext uri="{28A0092B-C50C-407E-A947-70E740481C1C}">
-                          <a14:useLocalDpi xmlns:a14="http://schemas.microsoft.com/office/drawing/2010/main" val="0"/>
-                        </a:ext>
-                      </a:extLst>
-                    </a:blip>
-                    <a:srcRect/>
-                    <a:stretch>
-                      <a:fillRect/>
-                    </a:stretch>
-                  </pic:blipFill>
-                  <pic:spPr bwMode="auto">
-                    <a:xfrm>
-                      <a:off x="0" y="0"/>
-                      <a:ext cx="5943600" cy="1390650"/>
-                    </a:xfrm>
-                    <a:prstGeom prst="rect">
-                      <a:avLst/>
-                    </a:prstGeom>
-                    <a:noFill/>
-                    <a:ln>
-                      <a:noFill/>
-                    </a:ln>
-                  </pic:spPr>
-                </pic:pic>
-              </a:graphicData>
-            </a:graphic>
-          </wp:inline>
-        </w:drawing>
-      </w:r>
-    </w:p>
-    <w:p/>
-    <w:p/>
-    <w:p>
-      <w:pPr>
-        <w:pStyle w:val="Heading2"/>
-      </w:pPr>
-      <w:bookmarkStart w:id="40" w:name="_Toc123505681"/>
-      <w:r>
-        <w:t>Clustering Index</w:t>
-      </w:r>
-      <w:bookmarkEnd w:id="40"/>
-    </w:p>
-    <w:p>
-      <w:r>
-        <w:t>Clustering index is defined on an ordered data file. The data file is ordered on a non-key field.</w:t>
-      </w:r>
-    </w:p>
-    <w:p/>
-    <w:p>
-      <w:pPr>
-        <w:rPr>
-          <w:u w:val="single"/>
-        </w:rPr>
-      </w:pPr>
-      <w:r>
-        <w:rPr>
-          <w:u w:val="single"/>
-        </w:rPr>
-        <w:lastRenderedPageBreak/>
-        <w:t>Search key</w:t>
-      </w:r>
-    </w:p>
-    <w:p>
-      <w:r>
-        <w:t xml:space="preserve">Here the search key is </w:t>
-      </w:r>
-      <w:r>
-        <w:t xml:space="preserve">not a primary </w:t>
-      </w:r>
-      <w:r>
-        <w:t>key,</w:t>
-      </w:r>
-      <w:r>
-        <w:t xml:space="preserve"> it is not even a unique identifier </w:t>
-      </w:r>
-      <w:r>
-        <w:t>or a part of candiadate key</w:t>
-      </w:r>
-      <w:r>
-        <w:t>.</w:t>
-      </w:r>
-    </w:p>
-    <w:p>
-      <w:pPr>
-        <w:rPr>
-          <w:u w:val="single"/>
-        </w:rPr>
-      </w:pPr>
-      <w:r>
-        <w:rPr>
-          <w:u w:val="single"/>
-        </w:rPr>
-        <w:t>Data reference</w:t>
-      </w:r>
-    </w:p>
-    <w:p>
-      <w:r>
-        <w:t>It is not a pointer.</w:t>
-      </w:r>
-    </w:p>
-    <w:p>
-      <w:r>
-        <w:t xml:space="preserve">It is a collection of </w:t>
-      </w:r>
-      <w:r>
-        <w:t xml:space="preserve">other </w:t>
-      </w:r>
-      <w:r>
-        <w:t>attributes, which</w:t>
-      </w:r>
-      <w:r>
-        <w:t xml:space="preserve"> can uniquely identify the tuple.</w:t>
-      </w:r>
-    </w:p>
-    <w:p>
-      <w:r>
-        <w:t xml:space="preserve">Here is how the index will look like </w:t>
-      </w:r>
-    </w:p>
-    <w:tbl>
-      <w:tblPr>
-        <w:tblStyle w:val="TableGrid"/>
-        <w:tblW w:w="0" w:type="auto"/>
-        <w:tblLook w:val="04A0" w:firstRow="1" w:lastRow="0" w:firstColumn="1" w:lastColumn="0" w:noHBand="0" w:noVBand="1"/>
-      </w:tblPr>
-      <w:tblGrid>
-        <w:gridCol w:w="2695"/>
-        <w:gridCol w:w="4361"/>
-      </w:tblGrid>
-      <w:tr>
-        <w:trPr>
-          <w:trHeight w:val="1093"/>
-        </w:trPr>
-        <w:tc>
-          <w:tcPr>
-            <w:tcW w:w="2695" w:type="dxa"/>
-          </w:tcPr>
-          <w:p>
-            <w:r>
-              <w:br/>
-            </w:r>
-            <w:r>
-              <w:br/>
-              <w:t>Non Primary key</w:t>
-            </w:r>
-          </w:p>
-        </w:tc>
-        <w:tc>
-          <w:tcPr>
-            <w:tcW w:w="4361" w:type="dxa"/>
-          </w:tcPr>
-          <w:p>
-            <w:r>
-              <w:br/>
-              <w:t>other attributes, which can uniquely identify the tuple</w:t>
-            </w:r>
-          </w:p>
-        </w:tc>
-      </w:tr>
-    </w:tbl>
-    <w:p/>
-    <w:p/>
-    <w:p>
-      <w:r>
-        <w:t>T</w:t>
-      </w:r>
-      <w:r>
-        <w:t>he index is created on non-primary key columns which may not be unique for each record. In such cases, in order to identify the records faster, we will group two or more columns together to get the unique values and create index out of them.</w:t>
-      </w:r>
-    </w:p>
-    <w:p>
-      <w:pPr>
-        <w:rPr>
-          <w:noProof/>
-        </w:rPr>
-      </w:pPr>
-      <w:r>
-        <w:rPr>
-          <w:noProof/>
-        </w:rPr>
-        <w:drawing>
-          <wp:inline distT="0" distB="0" distL="0" distR="0" wp14:anchorId="7AC4EAA6" wp14:editId="2563A020">
-            <wp:extent cx="5048250" cy="2200275"/>
-            <wp:effectExtent l="0" t="0" r="0" b="9525"/>
-            <wp:docPr id="30" name="Picture 30" descr="Databases: Databases"/>
-            <wp:cNvGraphicFramePr>
-              <a:graphicFrameLocks xmlns:a="http://schemas.openxmlformats.org/drawingml/2006/main" noChangeAspect="1"/>
-            </wp:cNvGraphicFramePr>
-            <a:graphic xmlns:a="http://schemas.openxmlformats.org/drawingml/2006/main">
-              <a:graphicData uri="http://schemas.openxmlformats.org/drawingml/2006/picture">
-                <pic:pic xmlns:pic="http://schemas.openxmlformats.org/drawingml/2006/picture">
-                  <pic:nvPicPr>
-                    <pic:cNvPr id="0" name="Picture 9" descr="Databases: Databases"/>
-                    <pic:cNvPicPr>
-                      <a:picLocks noChangeAspect="1" noChangeArrowheads="1"/>
-                    </pic:cNvPicPr>
-                  </pic:nvPicPr>
-                  <pic:blipFill>
-                    <a:blip r:embed="rId19">
-                      <a:extLst>
-                        <a:ext uri="{28A0092B-C50C-407E-A947-70E740481C1C}">
-                          <a14:useLocalDpi xmlns:a14="http://schemas.microsoft.com/office/drawing/2010/main" val="0"/>
-                        </a:ext>
-                      </a:extLst>
-                    </a:blip>
-                    <a:srcRect/>
-                    <a:stretch>
-                      <a:fillRect/>
-                    </a:stretch>
-                  </pic:blipFill>
-                  <pic:spPr bwMode="auto">
-                    <a:xfrm>
-                      <a:off x="0" y="0"/>
-                      <a:ext cx="5048250" cy="2200275"/>
-                    </a:xfrm>
-                    <a:prstGeom prst="rect">
-                      <a:avLst/>
-                    </a:prstGeom>
-                    <a:noFill/>
-                    <a:ln>
-                      <a:noFill/>
-                    </a:ln>
-                  </pic:spPr>
-                </pic:pic>
-              </a:graphicData>
-            </a:graphic>
-          </wp:inline>
-        </w:drawing>
-      </w:r>
-    </w:p>
-    <w:p/>
-    <w:p>
-      <w:pPr>
-        <w:rPr>
-          <w:noProof/>
-        </w:rPr>
-      </w:pPr>
-    </w:p>
-    <w:p>
-      <w:pPr>
-        <w:pStyle w:val="Heading2"/>
-      </w:pPr>
-      <w:bookmarkStart w:id="41" w:name="_Toc123505682"/>
-      <w:r>
-        <w:t>Secondary Index</w:t>
-      </w:r>
-      <w:bookmarkEnd w:id="41"/>
-    </w:p>
-    <w:p>
-      <w:r>
-        <w:t>It is introduced to tackle the problem when the size of datafile increases i.e. size of table increases, (even the sparse indexing starts to slow down).</w:t>
-      </w:r>
-    </w:p>
-    <w:p>
-      <w:r>
-        <w:t xml:space="preserve">Now to overcome this we introduce another level of indexing. </w:t>
-      </w:r>
-    </w:p>
-    <w:p>
-      <w:r>
-        <w:t xml:space="preserve">In this, we select a huge chunk of columns initially and put it up at the first level of indexing that is Primary Level index, it is stored in primary memory. </w:t>
-      </w:r>
-    </w:p>
-    <w:p>
-      <w:r>
-        <w:t>Now each chunk is divided into smaller ranges in the second level of indexing, this is stored in the secondary memory along with the actual datafile.</w:t>
-      </w:r>
-    </w:p>
-    <w:p/>
-    <w:p>
-      <w:pPr>
-        <w:rPr>
-          <w:noProof/>
-        </w:rPr>
-      </w:pPr>
-      <w:r>
-        <w:rPr>
-          <w:noProof/>
-        </w:rPr>
-        <w:lastRenderedPageBreak/>
-        <w:drawing>
-          <wp:inline distT="0" distB="0" distL="0" distR="0" wp14:anchorId="0B395A94" wp14:editId="410BFC2D">
-            <wp:extent cx="5648325" cy="4109519"/>
-            <wp:effectExtent l="0" t="0" r="0" b="5715"/>
-            <wp:docPr id="33" name="Picture 33" descr="DBMS Indexing in DBMS"/>
-            <wp:cNvGraphicFramePr>
-              <a:graphicFrameLocks xmlns:a="http://schemas.openxmlformats.org/drawingml/2006/main" noChangeAspect="1"/>
-            </wp:cNvGraphicFramePr>
-            <a:graphic xmlns:a="http://schemas.openxmlformats.org/drawingml/2006/main">
-              <a:graphicData uri="http://schemas.openxmlformats.org/drawingml/2006/picture">
-                <pic:pic xmlns:pic="http://schemas.openxmlformats.org/drawingml/2006/picture">
-                  <pic:nvPicPr>
-                    <pic:cNvPr id="0" name="Picture 11" descr="DBMS Indexing in DBMS"/>
-                    <pic:cNvPicPr>
-                      <a:picLocks noChangeAspect="1" noChangeArrowheads="1"/>
-                    </pic:cNvPicPr>
-                  </pic:nvPicPr>
-                  <pic:blipFill>
-                    <a:blip r:embed="rId20">
-                      <a:extLst>
-                        <a:ext uri="{28A0092B-C50C-407E-A947-70E740481C1C}">
-                          <a14:useLocalDpi xmlns:a14="http://schemas.microsoft.com/office/drawing/2010/main" val="0"/>
-                        </a:ext>
-                      </a:extLst>
-                    </a:blip>
-                    <a:srcRect/>
-                    <a:stretch>
-                      <a:fillRect/>
-                    </a:stretch>
-                  </pic:blipFill>
-                  <pic:spPr bwMode="auto">
-                    <a:xfrm>
-                      <a:off x="0" y="0"/>
-                      <a:ext cx="5655975" cy="4115085"/>
-                    </a:xfrm>
-                    <a:prstGeom prst="rect">
-                      <a:avLst/>
-                    </a:prstGeom>
-                    <a:noFill/>
-                    <a:ln>
-                      <a:noFill/>
-                    </a:ln>
-                  </pic:spPr>
-                </pic:pic>
-              </a:graphicData>
-            </a:graphic>
-          </wp:inline>
-        </w:drawing>
-      </w:r>
-    </w:p>
-    <w:p>
-      <w:pPr>
-        <w:rPr>
-          <w:noProof/>
-        </w:rPr>
-      </w:pPr>
-    </w:p>
-    <w:p/>
-    <w:p>
-      <w:r>
-        <w:t>If you want to find the record of roll 111 in the diagram, then it will search the highest entry which is smaller than or equal to 111 in the first level index. It will get 100 at this level.</w:t>
-      </w:r>
-    </w:p>
-    <w:p>
-      <w:r>
-        <w:t>Then in the second index level, again it does max (111) &lt;= 111 and gets 110. Now using the address 110, it goes to the data block and starts searching each record till it gets 111.</w:t>
-      </w:r>
-    </w:p>
-    <w:p>
-      <w:pPr>
-        <w:pStyle w:val="Heading2"/>
-      </w:pPr>
-      <w:bookmarkStart w:id="42" w:name="_Toc123505683"/>
-      <w:r>
-        <w:t>Usecases of Indexing</w:t>
-      </w:r>
-      <w:bookmarkEnd w:id="42"/>
-    </w:p>
-    <w:p>
-      <w:pPr>
-        <w:pStyle w:val="ListParagraph"/>
-        <w:numPr>
-          <w:ilvl w:val="0"/>
-          <w:numId w:val="30"/>
-        </w:numPr>
-      </w:pPr>
-      <w:r>
-        <w:t>We can access and retrieve data faster.</w:t>
-      </w:r>
-    </w:p>
-    <w:p>
-      <w:pPr>
-        <w:pStyle w:val="ListParagraph"/>
-        <w:numPr>
-          <w:ilvl w:val="0"/>
-          <w:numId w:val="30"/>
-        </w:numPr>
-      </w:pPr>
-      <w:r>
-        <w:t>Indexing reduces the number of I/O operations needed to be performed for retrieving data.</w:t>
-      </w:r>
-    </w:p>
-    <w:p>
-      <w:pPr>
-        <w:pStyle w:val="Heading2"/>
-      </w:pPr>
-      <w:bookmarkStart w:id="43" w:name="_Toc123505684"/>
-      <w:r>
-        <w:t>Drawbacks of Indexing</w:t>
-      </w:r>
-      <w:bookmarkEnd w:id="43"/>
-    </w:p>
-    <w:p>
-      <w:pPr>
-        <w:pStyle w:val="ListParagraph"/>
-        <w:numPr>
-          <w:ilvl w:val="0"/>
-          <w:numId w:val="29"/>
-        </w:numPr>
-        <w:rPr>
-          <w:rFonts w:ascii="Arial" w:hAnsi="Arial" w:cs="Arial"/>
-        </w:rPr>
-      </w:pPr>
-      <w:r>
-        <w:t xml:space="preserve">They take up additional space to store the index table. </w:t>
-      </w:r>
-    </w:p>
-    <w:p>
-      <w:pPr>
-        <w:pStyle w:val="ListParagraph"/>
-        <w:numPr>
-          <w:ilvl w:val="0"/>
-          <w:numId w:val="29"/>
-        </w:numPr>
-      </w:pPr>
-      <w:r>
-        <w:t>Indexing slows down INSERT,UPDATE and DELETE operations.</w:t>
-      </w:r>
-    </w:p>
-    <w:p/>
-    <w:p/>
-    <w:p/>
-    <w:p/>
-    <w:p/>
-    <w:p/>
-    <w:p>
-      <w:pPr>
         <w:pStyle w:val="Heading1"/>
       </w:pPr>
+      <w:bookmarkStart w:id="41" w:name="_Toc234924258"/>
       <w:r>
         <w:lastRenderedPageBreak/>
         <w:t>Joins</w:t>
       </w:r>
+      <w:bookmarkEnd w:id="41"/>
     </w:p>
     <w:p>
       <w:r>
@@ -14480,9 +13434,11 @@
       <w:pPr>
         <w:pStyle w:val="Heading2"/>
       </w:pPr>
+      <w:bookmarkStart w:id="42" w:name="_Toc234924259"/>
       <w:r>
         <w:t>INNER JOIN</w:t>
       </w:r>
+      <w:bookmarkEnd w:id="42"/>
     </w:p>
     <w:p>
       <w:r>
@@ -17185,6 +16141,7 @@
   <w:style w:type="character" w:default="1" w:styleId="DefaultParagraphFont">
     <w:name w:val="Default Paragraph Font"/>
     <w:uiPriority w:val="1"/>
+    <w:semiHidden/>
     <w:unhideWhenUsed/>
   </w:style>
   <w:style w:type="table" w:default="1" w:styleId="TableNormal">
@@ -17479,6 +16436,42 @@
     <w:rPr>
       <w:b/>
       <w:bCs/>
+    </w:rPr>
+  </w:style>
+  <w:style w:type="character" w:styleId="UnresolvedMention">
+    <w:name w:val="Unresolved Mention"/>
+    <w:basedOn w:val="DefaultParagraphFont"/>
+    <w:uiPriority w:val="99"/>
+    <w:semiHidden/>
+    <w:unhideWhenUsed/>
+    <w:rsid w:val="00DD5695"/>
+    <w:rPr>
+      <w:color w:val="605E5C"/>
+      <w:shd w:val="clear" w:color="auto" w:fill="E1DFDD"/>
+    </w:rPr>
+  </w:style>
+  <w:style w:type="character" w:styleId="HTMLCode">
+    <w:name w:val="HTML Code"/>
+    <w:basedOn w:val="DefaultParagraphFont"/>
+    <w:uiPriority w:val="99"/>
+    <w:semiHidden/>
+    <w:unhideWhenUsed/>
+    <w:rsid w:val="00B157F4"/>
+    <w:rPr>
+      <w:rFonts w:ascii="Courier New" w:eastAsia="Times New Roman" w:hAnsi="Courier New" w:cs="Courier New"/>
+      <w:sz w:val="20"/>
+      <w:szCs w:val="20"/>
+    </w:rPr>
+  </w:style>
+  <w:style w:type="character" w:styleId="Emphasis">
+    <w:name w:val="Emphasis"/>
+    <w:basedOn w:val="DefaultParagraphFont"/>
+    <w:uiPriority w:val="20"/>
+    <w:qFormat/>
+    <w:rsid w:val="00B157F4"/>
+    <w:rPr>
+      <w:i/>
+      <w:iCs/>
     </w:rPr>
   </w:style>
 </w:styles>
